--- a/docs/Doc.docx
+++ b/docs/Doc.docx
@@ -404,22 +404,7 @@
           <w:b/>
           <w:bCs/>
         </w:rPr>
-        <w:t>1. URL Path Versioning (</w:t>
-      </w:r>
-      <w:r>
-        <w:rPr>
-          <w:b/>
-          <w:bCs/>
-          <w:highlight w:val="green"/>
-        </w:rPr>
-        <w:t>Recommended</w:t>
-      </w:r>
-      <w:r>
-        <w:rPr>
-          <w:b/>
-          <w:bCs/>
-        </w:rPr>
-        <w:t>)</w:t>
+        <w:t xml:space="preserve">1. URL Path Versioning </w:t>
       </w:r>
     </w:p>
     <w:p>
@@ -1051,24 +1036,8 @@
       </w:pPr>
       <w:r>
         <w:pict w14:anchorId="2E83032D">
-          <v:rect id="_x0000_i1037" style="width:0;height:.75pt" o:hralign="center" o:hrstd="t" o:hrnoshade="t" o:hr="t" fillcolor="#404040" stroked="f"/>
+          <v:rect id="_x0000_i1025" style="width:0;height:.75pt" o:hralign="center" o:hrstd="t" o:hrnoshade="t" o:hr="t" fillcolor="#404040" stroked="f"/>
         </w:pict>
-      </w:r>
-    </w:p>
-    <w:p>
-      <w:pPr>
-        <w:rPr>
-          <w:b/>
-          <w:bCs/>
-        </w:rPr>
-      </w:pPr>
-      <w:r>
-        <w:rPr>
-          <w:b/>
-          <w:bCs/>
-        </w:rPr>
-        <w:lastRenderedPageBreak/>
-        <w:br w:type="page"/>
       </w:r>
     </w:p>
     <w:p>
@@ -1391,7 +1360,7 @@
       </w:pPr>
       <w:r>
         <w:pict w14:anchorId="731D9FC0">
-          <v:rect id="_x0000_i1038" style="width:0;height:.75pt" o:hralign="center" o:hrstd="t" o:hrnoshade="t" o:hr="t" fillcolor="#404040" stroked="f"/>
+          <v:rect id="_x0000_i1026" style="width:0;height:.75pt" o:hralign="center" o:hrstd="t" o:hrnoshade="t" o:hr="t" fillcolor="#404040" stroked="f"/>
         </w:pict>
       </w:r>
     </w:p>
@@ -1928,12 +1897,16 @@
         <w:rPr>
           <w:b/>
           <w:bCs/>
-        </w:rPr>
-      </w:pPr>
-      <w:r>
-        <w:rPr>
-          <w:b/>
-          <w:bCs/>
+          <w:sz w:val="32"/>
+          <w:szCs w:val="32"/>
+        </w:rPr>
+      </w:pPr>
+      <w:r>
+        <w:rPr>
+          <w:b/>
+          <w:bCs/>
+          <w:sz w:val="32"/>
+          <w:szCs w:val="32"/>
           <w:highlight w:val="yellow"/>
         </w:rPr>
         <w:t>Feature Summary</w:t>
@@ -2158,7 +2131,7 @@
       </w:pPr>
       <w:r>
         <w:pict w14:anchorId="601E840E">
-          <v:rect id="_x0000_i1059" style="width:0;height:3pt" o:hralign="center" o:hrstd="t" o:hrnoshade="t" o:hr="t" fillcolor="#1f2328" stroked="f"/>
+          <v:rect id="_x0000_i1027" style="width:0;height:3pt" o:hralign="center" o:hrstd="t" o:hrnoshade="t" o:hr="t" fillcolor="#1f2328" stroked="f"/>
         </w:pict>
       </w:r>
     </w:p>
@@ -2628,23 +2601,8 @@
       </w:pPr>
       <w:r>
         <w:pict w14:anchorId="0DBCFD68">
-          <v:rect id="_x0000_i1060" style="width:0;height:3pt" o:hralign="center" o:hrstd="t" o:hrnoshade="t" o:hr="t" fillcolor="#1f2328" stroked="f"/>
+          <v:rect id="_x0000_i1028" style="width:0;height:3pt" o:hralign="center" o:hrstd="t" o:hrnoshade="t" o:hr="t" fillcolor="#1f2328" stroked="f"/>
         </w:pict>
-      </w:r>
-    </w:p>
-    <w:p>
-      <w:pPr>
-        <w:rPr>
-          <w:b/>
-          <w:bCs/>
-        </w:rPr>
-      </w:pPr>
-      <w:r>
-        <w:rPr>
-          <w:b/>
-          <w:bCs/>
-        </w:rPr>
-        <w:br w:type="page"/>
       </w:r>
     </w:p>
     <w:p>
@@ -2806,7 +2764,7 @@
       </w:pPr>
       <w:r>
         <w:pict w14:anchorId="26523CF9">
-          <v:rect id="_x0000_i1061" style="width:0;height:3pt" o:hralign="center" o:hrstd="t" o:hrnoshade="t" o:hr="t" fillcolor="#1f2328" stroked="f"/>
+          <v:rect id="_x0000_i1029" style="width:0;height:3pt" o:hralign="center" o:hrstd="t" o:hrnoshade="t" o:hr="t" fillcolor="#1f2328" stroked="f"/>
         </w:pict>
       </w:r>
     </w:p>
@@ -3671,17 +3629,7 @@
           <w:highlight w:val="yellow"/>
         </w:rPr>
         <w:lastRenderedPageBreak/>
-        <w:t>Extend to</w:t>
-      </w:r>
-      <w:r>
-        <w:rPr>
-          <w:b/>
-          <w:bCs/>
-          <w:sz w:val="28"/>
-          <w:szCs w:val="28"/>
-          <w:highlight w:val="yellow"/>
-        </w:rPr>
-        <w:t xml:space="preserve"> Support Multiple Garages</w:t>
+        <w:t>Extend to Support Multiple Garages</w:t>
       </w:r>
     </w:p>
     <w:p>
@@ -4009,7 +3957,7 @@
       </w:pPr>
       <w:r>
         <w:pict w14:anchorId="106E389D">
-          <v:rect id="_x0000_i1077" style="width:0;height:3pt" o:hralign="center" o:hrstd="t" o:hrnoshade="t" o:hr="t" fillcolor="#1f2328" stroked="f"/>
+          <v:rect id="_x0000_i1030" style="width:0;height:3pt" o:hralign="center" o:hrstd="t" o:hrnoshade="t" o:hr="t" fillcolor="#1f2328" stroked="f"/>
         </w:pict>
       </w:r>
     </w:p>
@@ -4196,7 +4144,7 @@
       </w:pPr>
       <w:r>
         <w:pict w14:anchorId="6F7EA1CB">
-          <v:rect id="_x0000_i1078" style="width:0;height:3pt" o:hralign="center" o:hrstd="t" o:hrnoshade="t" o:hr="t" fillcolor="#1f2328" stroked="f"/>
+          <v:rect id="_x0000_i1031" style="width:0;height:3pt" o:hralign="center" o:hrstd="t" o:hrnoshade="t" o:hr="t" fillcolor="#1f2328" stroked="f"/>
         </w:pict>
       </w:r>
     </w:p>
@@ -4638,7 +4586,7 @@
       </w:pPr>
       <w:r>
         <w:pict w14:anchorId="7B286A0D">
-          <v:rect id="_x0000_i1105" style="width:0;height:3pt" o:hralign="center" o:hrstd="t" o:hrnoshade="t" o:hr="t" fillcolor="#1f2328" stroked="f"/>
+          <v:rect id="_x0000_i1032" style="width:0;height:3pt" o:hralign="center" o:hrstd="t" o:hrnoshade="t" o:hr="t" fillcolor="#1f2328" stroked="f"/>
         </w:pict>
       </w:r>
     </w:p>
@@ -4816,7 +4764,7 @@
       </w:pPr>
       <w:r>
         <w:pict w14:anchorId="58797646">
-          <v:rect id="_x0000_i1106" style="width:0;height:3pt" o:hralign="center" o:hrstd="t" o:hrnoshade="t" o:hr="t" fillcolor="#1f2328" stroked="f"/>
+          <v:rect id="_x0000_i1033" style="width:0;height:3pt" o:hralign="center" o:hrstd="t" o:hrnoshade="t" o:hr="t" fillcolor="#1f2328" stroked="f"/>
         </w:pict>
       </w:r>
     </w:p>
@@ -4954,7 +4902,7 @@
       </w:pPr>
       <w:r>
         <w:pict w14:anchorId="46BB3784">
-          <v:rect id="_x0000_i1107" style="width:0;height:3pt" o:hralign="center" o:hrstd="t" o:hrnoshade="t" o:hr="t" fillcolor="#1f2328" stroked="f"/>
+          <v:rect id="_x0000_i1034" style="width:0;height:3pt" o:hralign="center" o:hrstd="t" o:hrnoshade="t" o:hr="t" fillcolor="#1f2328" stroked="f"/>
         </w:pict>
       </w:r>
     </w:p>
@@ -5048,7 +4996,7 @@
       </w:pPr>
       <w:r>
         <w:pict w14:anchorId="174DA5DC">
-          <v:rect id="_x0000_i1108" style="width:0;height:3pt" o:hralign="center" o:hrstd="t" o:hrnoshade="t" o:hr="t" fillcolor="#1f2328" stroked="f"/>
+          <v:rect id="_x0000_i1035" style="width:0;height:3pt" o:hralign="center" o:hrstd="t" o:hrnoshade="t" o:hr="t" fillcolor="#1f2328" stroked="f"/>
         </w:pict>
       </w:r>
     </w:p>
@@ -9384,6 +9332,7 @@
   <w:style w:type="character" w:default="1" w:styleId="DefaultParagraphFont">
     <w:name w:val="Default Paragraph Font"/>
     <w:uiPriority w:val="1"/>
+    <w:semiHidden/>
     <w:unhideWhenUsed/>
   </w:style>
   <w:style w:type="table" w:default="1" w:styleId="TableNormal">

--- a/docs/Doc.docx
+++ b/docs/Doc.docx
@@ -74,6 +74,7 @@
           <w:szCs w:val="18"/>
         </w:rPr>
       </w:pPr>
+      <w:proofErr w:type="spellStart"/>
       <w:r>
         <w:rPr>
           <w:rFonts w:ascii="Courier New" w:eastAsia="MS Mincho" w:hAnsi="Courier New" w:cs="Courier New"/>
@@ -82,8 +83,9 @@
           <w:sz w:val="18"/>
           <w:szCs w:val="18"/>
         </w:rPr>
-        <w:t>iPark</w:t>
-      </w:r>
+        <w:t>SmartParkingGarageSystem</w:t>
+      </w:r>
+      <w:proofErr w:type="spellEnd"/>
       <w:r>
         <w:rPr>
           <w:rFonts w:ascii="Courier New" w:eastAsia="MS Mincho" w:hAnsi="Courier New" w:cs="Courier New"/>
@@ -208,7 +210,7 @@
           <w:sz w:val="18"/>
           <w:szCs w:val="18"/>
         </w:rPr>
-        <w:t>├── templates/</w:t>
+        <w:t>└── templates/</w:t>
       </w:r>
     </w:p>
     <w:p>
@@ -237,7 +239,17 @@
           <w:sz w:val="18"/>
           <w:szCs w:val="18"/>
         </w:rPr>
-        <w:t>│   └── index.html        # Frontend interface</w:t>
+        <w:t>│</w:t>
+      </w:r>
+      <w:r>
+        <w:rPr>
+          <w:rFonts w:ascii="Courier New" w:eastAsia="MS Mincho" w:hAnsi="Courier New" w:cs="Courier New"/>
+          <w:b/>
+          <w:bCs/>
+          <w:sz w:val="18"/>
+          <w:szCs w:val="18"/>
+        </w:rPr>
+        <w:t xml:space="preserve">   ├── index.html      # Main dashboard</w:t>
       </w:r>
     </w:p>
     <w:p>
@@ -266,7 +278,17 @@
           <w:sz w:val="18"/>
           <w:szCs w:val="18"/>
         </w:rPr>
-        <w:t>├── static/</w:t>
+        <w:t>│</w:t>
+      </w:r>
+      <w:r>
+        <w:rPr>
+          <w:rFonts w:ascii="Courier New" w:eastAsia="MS Mincho" w:hAnsi="Courier New" w:cs="Courier New"/>
+          <w:b/>
+          <w:bCs/>
+          <w:sz w:val="18"/>
+          <w:szCs w:val="18"/>
+        </w:rPr>
+        <w:t xml:space="preserve">   └── floor.html      # Floor visualization</w:t>
       </w:r>
     </w:p>
     <w:p>
@@ -295,7 +317,7 @@
           <w:sz w:val="18"/>
           <w:szCs w:val="18"/>
         </w:rPr>
-        <w:t>│   ├── script.js         # Frontend logic</w:t>
+        <w:t>├── static/</w:t>
       </w:r>
     </w:p>
     <w:p>
@@ -324,7 +346,7 @@
           <w:sz w:val="18"/>
           <w:szCs w:val="18"/>
         </w:rPr>
-        <w:t>│   └── styles.css        # Custom styles</w:t>
+        <w:t>│   ├── script.js         # Frontend logic</w:t>
       </w:r>
     </w:p>
     <w:p>
@@ -353,21 +375,151 @@
           <w:sz w:val="18"/>
           <w:szCs w:val="18"/>
         </w:rPr>
+        <w:t>│   └── styles.css        # Custom styles</w:t>
+      </w:r>
+    </w:p>
+    <w:p>
+      <w:pPr>
+        <w:pStyle w:val="NoSpacing"/>
+        <w:pBdr>
+          <w:top w:val="single" w:sz="4" w:space="1" w:color="auto"/>
+          <w:left w:val="single" w:sz="4" w:space="4" w:color="auto"/>
+          <w:bottom w:val="single" w:sz="4" w:space="1" w:color="auto"/>
+          <w:right w:val="single" w:sz="4" w:space="4" w:color="auto"/>
+        </w:pBdr>
+        <w:shd w:val="clear" w:color="auto" w:fill="DEEAF6" w:themeFill="accent5" w:themeFillTint="33"/>
+        <w:rPr>
+          <w:rFonts w:ascii="Courier New" w:eastAsia="MS Mincho" w:hAnsi="Courier New" w:cs="Courier New"/>
+          <w:b/>
+          <w:bCs/>
+          <w:sz w:val="18"/>
+          <w:szCs w:val="18"/>
+        </w:rPr>
+      </w:pPr>
+      <w:r>
+        <w:rPr>
+          <w:rFonts w:ascii="Courier New" w:eastAsia="MS Mincho" w:hAnsi="Courier New" w:cs="Courier New"/>
+          <w:b/>
+          <w:bCs/>
+          <w:sz w:val="18"/>
+          <w:szCs w:val="18"/>
+        </w:rPr>
+        <w:t>│</w:t>
+      </w:r>
+      <w:r>
+        <w:rPr>
+          <w:rFonts w:ascii="Courier New" w:eastAsia="MS Mincho" w:hAnsi="Courier New" w:cs="Courier New"/>
+          <w:b/>
+          <w:bCs/>
+          <w:sz w:val="18"/>
+          <w:szCs w:val="18"/>
+        </w:rPr>
+        <w:t xml:space="preserve">   └── </w:t>
+      </w:r>
+      <w:r>
+        <w:rPr>
+          <w:rFonts w:ascii="Courier New" w:eastAsia="MS Mincho" w:hAnsi="Courier New" w:cs="Courier New"/>
+          <w:b/>
+          <w:bCs/>
+          <w:sz w:val="18"/>
+          <w:szCs w:val="18"/>
+        </w:rPr>
+        <w:t>favicon.ico</w:t>
+      </w:r>
+    </w:p>
+    <w:p>
+      <w:pPr>
+        <w:pStyle w:val="NoSpacing"/>
+        <w:pBdr>
+          <w:top w:val="single" w:sz="4" w:space="1" w:color="auto"/>
+          <w:left w:val="single" w:sz="4" w:space="4" w:color="auto"/>
+          <w:bottom w:val="single" w:sz="4" w:space="1" w:color="auto"/>
+          <w:right w:val="single" w:sz="4" w:space="4" w:color="auto"/>
+        </w:pBdr>
+        <w:shd w:val="clear" w:color="auto" w:fill="DEEAF6" w:themeFill="accent5" w:themeFillTint="33"/>
+        <w:rPr>
+          <w:rFonts w:ascii="Courier New" w:eastAsia="MS Mincho" w:hAnsi="Courier New" w:cs="Courier New"/>
+          <w:b/>
+          <w:bCs/>
+          <w:sz w:val="18"/>
+          <w:szCs w:val="18"/>
+        </w:rPr>
+      </w:pPr>
+      <w:r>
+        <w:rPr>
+          <w:rFonts w:ascii="Courier New" w:eastAsia="MS Mincho" w:hAnsi="Courier New" w:cs="Courier New"/>
+          <w:b/>
+          <w:bCs/>
+          <w:sz w:val="18"/>
+          <w:szCs w:val="18"/>
+        </w:rPr>
         <w:t>└── requirements.txt</w:t>
       </w:r>
     </w:p>
     <w:p>
       <w:pPr>
         <w:pStyle w:val="NoSpacing"/>
-      </w:pPr>
-    </w:p>
-    <w:p>
-      <w:pPr>
-        <w:pStyle w:val="NoSpacing"/>
-      </w:pPr>
-      <w:r>
-        <w:t>pip install flask pymongo python-dotenv</w:t>
-      </w:r>
+        <w:pBdr>
+          <w:top w:val="single" w:sz="4" w:space="1" w:color="auto"/>
+          <w:left w:val="single" w:sz="4" w:space="4" w:color="auto"/>
+          <w:bottom w:val="single" w:sz="4" w:space="1" w:color="auto"/>
+          <w:right w:val="single" w:sz="4" w:space="4" w:color="auto"/>
+        </w:pBdr>
+        <w:shd w:val="clear" w:color="auto" w:fill="DEEAF6" w:themeFill="accent5" w:themeFillTint="33"/>
+        <w:rPr>
+          <w:rFonts w:ascii="Courier New" w:eastAsia="MS Mincho" w:hAnsi="Courier New" w:cs="Courier New"/>
+          <w:b/>
+          <w:bCs/>
+          <w:sz w:val="18"/>
+          <w:szCs w:val="18"/>
+        </w:rPr>
+      </w:pPr>
+      <w:r>
+        <w:rPr>
+          <w:rFonts w:ascii="Courier New" w:eastAsia="MS Mincho" w:hAnsi="Courier New" w:cs="Courier New"/>
+          <w:b/>
+          <w:bCs/>
+          <w:sz w:val="18"/>
+          <w:szCs w:val="18"/>
+        </w:rPr>
+        <w:t xml:space="preserve">└── </w:t>
+      </w:r>
+      <w:r>
+        <w:rPr>
+          <w:rFonts w:ascii="Courier New" w:eastAsia="MS Mincho" w:hAnsi="Courier New" w:cs="Courier New"/>
+          <w:b/>
+          <w:bCs/>
+          <w:sz w:val="18"/>
+          <w:szCs w:val="18"/>
+        </w:rPr>
+        <w:t>README.md</w:t>
+      </w:r>
+    </w:p>
+    <w:p>
+      <w:pPr>
+        <w:pStyle w:val="NoSpacing"/>
+      </w:pPr>
+    </w:p>
+    <w:p>
+      <w:pPr>
+        <w:pStyle w:val="NoSpacing"/>
+      </w:pPr>
+      <w:r>
+        <w:t xml:space="preserve">pip install flask </w:t>
+      </w:r>
+      <w:proofErr w:type="spellStart"/>
+      <w:r>
+        <w:t>pymongo</w:t>
+      </w:r>
+      <w:proofErr w:type="spellEnd"/>
+      <w:r>
+        <w:t xml:space="preserve"> python-</w:t>
+      </w:r>
+      <w:proofErr w:type="spellStart"/>
+      <w:r>
+        <w:t>dotenv</w:t>
+      </w:r>
+      <w:proofErr w:type="spellEnd"/>
     </w:p>
     <w:p>
       <w:pPr>
@@ -444,7 +596,25 @@
           <w:sz w:val="18"/>
           <w:szCs w:val="18"/>
         </w:rPr>
-        <w:t>@app.route('</w:t>
+        <w:t>@</w:t>
+      </w:r>
+      <w:proofErr w:type="gramStart"/>
+      <w:r>
+        <w:rPr>
+          <w:rFonts w:ascii="Roboto Mono" w:hAnsi="Roboto Mono"/>
+          <w:sz w:val="18"/>
+          <w:szCs w:val="18"/>
+        </w:rPr>
+        <w:t>app.route</w:t>
+      </w:r>
+      <w:proofErr w:type="gramEnd"/>
+      <w:r>
+        <w:rPr>
+          <w:rFonts w:ascii="Roboto Mono" w:hAnsi="Roboto Mono"/>
+          <w:sz w:val="18"/>
+          <w:szCs w:val="18"/>
+        </w:rPr>
+        <w:t>('</w:t>
       </w:r>
       <w:r>
         <w:rPr>
@@ -588,7 +758,25 @@
           <w:sz w:val="18"/>
           <w:szCs w:val="18"/>
         </w:rPr>
-        <w:t>@app.route('/v2/api/spots', methods=['GET'])</w:t>
+        <w:t>@</w:t>
+      </w:r>
+      <w:proofErr w:type="gramStart"/>
+      <w:r>
+        <w:rPr>
+          <w:rFonts w:ascii="Roboto Mono" w:hAnsi="Roboto Mono"/>
+          <w:sz w:val="18"/>
+          <w:szCs w:val="18"/>
+        </w:rPr>
+        <w:t>app.route</w:t>
+      </w:r>
+      <w:proofErr w:type="gramEnd"/>
+      <w:r>
+        <w:rPr>
+          <w:rFonts w:ascii="Roboto Mono" w:hAnsi="Roboto Mono"/>
+          <w:sz w:val="18"/>
+          <w:szCs w:val="18"/>
+        </w:rPr>
+        <w:t>('/v2/api/spots', methods=['GET'])</w:t>
       </w:r>
     </w:p>
     <w:p>
@@ -774,7 +962,23 @@
         <w:pStyle w:val="NoSpacing"/>
       </w:pPr>
       <w:r>
-        <w:t>Pass the version as a query parameter (e.g., /api/spots?version=1).</w:t>
+        <w:t>Pass the version as a query parameter (e.g., /</w:t>
+      </w:r>
+      <w:proofErr w:type="spellStart"/>
+      <w:r>
+        <w:t>api</w:t>
+      </w:r>
+      <w:proofErr w:type="spellEnd"/>
+      <w:r>
+        <w:t>/</w:t>
+      </w:r>
+      <w:proofErr w:type="spellStart"/>
+      <w:r>
+        <w:t>spots?version</w:t>
+      </w:r>
+      <w:proofErr w:type="spellEnd"/>
+      <w:r>
+        <w:t>=1).</w:t>
       </w:r>
       <w:r>
         <w:br/>
@@ -809,7 +1013,25 @@
           <w:sz w:val="18"/>
           <w:szCs w:val="18"/>
         </w:rPr>
-        <w:t>@app.route('/api/spots', methods=['GET'])</w:t>
+        <w:t>@</w:t>
+      </w:r>
+      <w:proofErr w:type="gramStart"/>
+      <w:r>
+        <w:rPr>
+          <w:rFonts w:ascii="Roboto Mono" w:hAnsi="Roboto Mono"/>
+          <w:sz w:val="18"/>
+          <w:szCs w:val="18"/>
+        </w:rPr>
+        <w:t>app.route</w:t>
+      </w:r>
+      <w:proofErr w:type="gramEnd"/>
+      <w:r>
+        <w:rPr>
+          <w:rFonts w:ascii="Roboto Mono" w:hAnsi="Roboto Mono"/>
+          <w:sz w:val="18"/>
+          <w:szCs w:val="18"/>
+        </w:rPr>
+        <w:t>('/api/spots', methods=['GET'])</w:t>
       </w:r>
     </w:p>
     <w:p>
@@ -834,7 +1056,43 @@
           <w:sz w:val="18"/>
           <w:szCs w:val="18"/>
         </w:rPr>
-        <w:t>def get_spots():</w:t>
+        <w:t xml:space="preserve">def </w:t>
+      </w:r>
+      <w:proofErr w:type="spellStart"/>
+      <w:r>
+        <w:rPr>
+          <w:rFonts w:ascii="Roboto Mono" w:hAnsi="Roboto Mono"/>
+          <w:sz w:val="18"/>
+          <w:szCs w:val="18"/>
+        </w:rPr>
+        <w:t>get_</w:t>
+      </w:r>
+      <w:proofErr w:type="gramStart"/>
+      <w:r>
+        <w:rPr>
+          <w:rFonts w:ascii="Roboto Mono" w:hAnsi="Roboto Mono"/>
+          <w:sz w:val="18"/>
+          <w:szCs w:val="18"/>
+        </w:rPr>
+        <w:t>spots</w:t>
+      </w:r>
+      <w:proofErr w:type="spellEnd"/>
+      <w:r>
+        <w:rPr>
+          <w:rFonts w:ascii="Roboto Mono" w:hAnsi="Roboto Mono"/>
+          <w:sz w:val="18"/>
+          <w:szCs w:val="18"/>
+        </w:rPr>
+        <w:t>(</w:t>
+      </w:r>
+      <w:proofErr w:type="gramEnd"/>
+      <w:r>
+        <w:rPr>
+          <w:rFonts w:ascii="Roboto Mono" w:hAnsi="Roboto Mono"/>
+          <w:sz w:val="18"/>
+          <w:szCs w:val="18"/>
+        </w:rPr>
+        <w:t>):</w:t>
       </w:r>
     </w:p>
     <w:p>
@@ -876,7 +1134,35 @@
           <w:sz w:val="18"/>
           <w:szCs w:val="18"/>
         </w:rPr>
-        <w:t xml:space="preserve"> = request.args.get('version', '1')</w:t>
+        <w:t xml:space="preserve"> = </w:t>
+      </w:r>
+      <w:proofErr w:type="spellStart"/>
+      <w:proofErr w:type="gramStart"/>
+      <w:r>
+        <w:rPr>
+          <w:rFonts w:ascii="Roboto Mono" w:hAnsi="Roboto Mono"/>
+          <w:sz w:val="18"/>
+          <w:szCs w:val="18"/>
+        </w:rPr>
+        <w:t>request.args.get</w:t>
+      </w:r>
+      <w:proofErr w:type="spellEnd"/>
+      <w:r>
+        <w:rPr>
+          <w:rFonts w:ascii="Roboto Mono" w:hAnsi="Roboto Mono"/>
+          <w:sz w:val="18"/>
+          <w:szCs w:val="18"/>
+        </w:rPr>
+        <w:t>(</w:t>
+      </w:r>
+      <w:proofErr w:type="gramEnd"/>
+      <w:r>
+        <w:rPr>
+          <w:rFonts w:ascii="Roboto Mono" w:hAnsi="Roboto Mono"/>
+          <w:sz w:val="18"/>
+          <w:szCs w:val="18"/>
+        </w:rPr>
+        <w:t>'version', '1')</w:t>
       </w:r>
     </w:p>
     <w:p>
@@ -951,7 +1237,25 @@
           <w:sz w:val="18"/>
           <w:szCs w:val="18"/>
         </w:rPr>
-        <w:t xml:space="preserve">    elif version == '2':</w:t>
+        <w:t xml:space="preserve">    </w:t>
+      </w:r>
+      <w:proofErr w:type="spellStart"/>
+      <w:r>
+        <w:rPr>
+          <w:rFonts w:ascii="Roboto Mono" w:hAnsi="Roboto Mono"/>
+          <w:sz w:val="18"/>
+          <w:szCs w:val="18"/>
+        </w:rPr>
+        <w:t>elif</w:t>
+      </w:r>
+      <w:proofErr w:type="spellEnd"/>
+      <w:r>
+        <w:rPr>
+          <w:rFonts w:ascii="Roboto Mono" w:hAnsi="Roboto Mono"/>
+          <w:sz w:val="18"/>
+          <w:szCs w:val="18"/>
+        </w:rPr>
+        <w:t xml:space="preserve"> version == '2':</w:t>
       </w:r>
     </w:p>
     <w:p>
@@ -1042,6 +1346,7 @@
         </w:numPr>
       </w:pPr>
       <w:r>
+        <w:lastRenderedPageBreak/>
         <w:t>Less visible in API documentation.</w:t>
       </w:r>
     </w:p>
@@ -1051,7 +1356,7 @@
       </w:pPr>
       <w:r>
         <w:pict w14:anchorId="2E83032D">
-          <v:rect id="_x0000_i1037" style="width:0;height:.75pt" o:hralign="center" o:hrstd="t" o:hrnoshade="t" o:hr="t" fillcolor="#404040" stroked="f"/>
+          <v:rect id="_x0000_i1025" style="width:0;height:.75pt" o:hralign="center" o:hrstd="t" o:hrnoshade="t" o:hr="t" fillcolor="#404040" stroked="f"/>
         </w:pict>
       </w:r>
     </w:p>
@@ -1067,7 +1372,6 @@
           <w:b/>
           <w:bCs/>
         </w:rPr>
-        <w:lastRenderedPageBreak/>
         <w:br w:type="page"/>
       </w:r>
     </w:p>
@@ -1149,7 +1453,25 @@
           <w:sz w:val="18"/>
           <w:szCs w:val="18"/>
         </w:rPr>
-        <w:t>@app.route('/api/spots', methods=['GET'])</w:t>
+        <w:t>@</w:t>
+      </w:r>
+      <w:proofErr w:type="gramStart"/>
+      <w:r>
+        <w:rPr>
+          <w:rFonts w:ascii="Roboto Mono" w:hAnsi="Roboto Mono"/>
+          <w:sz w:val="18"/>
+          <w:szCs w:val="18"/>
+        </w:rPr>
+        <w:t>app.route</w:t>
+      </w:r>
+      <w:proofErr w:type="gramEnd"/>
+      <w:r>
+        <w:rPr>
+          <w:rFonts w:ascii="Roboto Mono" w:hAnsi="Roboto Mono"/>
+          <w:sz w:val="18"/>
+          <w:szCs w:val="18"/>
+        </w:rPr>
+        <w:t>('/api/spots', methods=['GET'])</w:t>
       </w:r>
     </w:p>
     <w:p>
@@ -1174,7 +1496,43 @@
           <w:sz w:val="18"/>
           <w:szCs w:val="18"/>
         </w:rPr>
-        <w:t>def get_spots():</w:t>
+        <w:t xml:space="preserve">def </w:t>
+      </w:r>
+      <w:proofErr w:type="spellStart"/>
+      <w:r>
+        <w:rPr>
+          <w:rFonts w:ascii="Roboto Mono" w:hAnsi="Roboto Mono"/>
+          <w:sz w:val="18"/>
+          <w:szCs w:val="18"/>
+        </w:rPr>
+        <w:t>get_</w:t>
+      </w:r>
+      <w:proofErr w:type="gramStart"/>
+      <w:r>
+        <w:rPr>
+          <w:rFonts w:ascii="Roboto Mono" w:hAnsi="Roboto Mono"/>
+          <w:sz w:val="18"/>
+          <w:szCs w:val="18"/>
+        </w:rPr>
+        <w:t>spots</w:t>
+      </w:r>
+      <w:proofErr w:type="spellEnd"/>
+      <w:r>
+        <w:rPr>
+          <w:rFonts w:ascii="Roboto Mono" w:hAnsi="Roboto Mono"/>
+          <w:sz w:val="18"/>
+          <w:szCs w:val="18"/>
+        </w:rPr>
+        <w:t>(</w:t>
+      </w:r>
+      <w:proofErr w:type="gramEnd"/>
+      <w:r>
+        <w:rPr>
+          <w:rFonts w:ascii="Roboto Mono" w:hAnsi="Roboto Mono"/>
+          <w:sz w:val="18"/>
+          <w:szCs w:val="18"/>
+        </w:rPr>
+        <w:t>):</w:t>
       </w:r>
     </w:p>
     <w:p>
@@ -1216,7 +1574,35 @@
           <w:sz w:val="18"/>
           <w:szCs w:val="18"/>
         </w:rPr>
-        <w:t xml:space="preserve"> = request.headers.get('Accept-Version', 'v1')</w:t>
+        <w:t xml:space="preserve"> = </w:t>
+      </w:r>
+      <w:proofErr w:type="spellStart"/>
+      <w:proofErr w:type="gramStart"/>
+      <w:r>
+        <w:rPr>
+          <w:rFonts w:ascii="Roboto Mono" w:hAnsi="Roboto Mono"/>
+          <w:sz w:val="18"/>
+          <w:szCs w:val="18"/>
+        </w:rPr>
+        <w:t>request.headers.get</w:t>
+      </w:r>
+      <w:proofErr w:type="spellEnd"/>
+      <w:r>
+        <w:rPr>
+          <w:rFonts w:ascii="Roboto Mono" w:hAnsi="Roboto Mono"/>
+          <w:sz w:val="18"/>
+          <w:szCs w:val="18"/>
+        </w:rPr>
+        <w:t>(</w:t>
+      </w:r>
+      <w:proofErr w:type="gramEnd"/>
+      <w:r>
+        <w:rPr>
+          <w:rFonts w:ascii="Roboto Mono" w:hAnsi="Roboto Mono"/>
+          <w:sz w:val="18"/>
+          <w:szCs w:val="18"/>
+        </w:rPr>
+        <w:t>'Accept-Version', 'v1')</w:t>
       </w:r>
     </w:p>
     <w:p>
@@ -1291,7 +1677,25 @@
           <w:sz w:val="18"/>
           <w:szCs w:val="18"/>
         </w:rPr>
-        <w:t xml:space="preserve">    elif version == 'v2':</w:t>
+        <w:t xml:space="preserve">    </w:t>
+      </w:r>
+      <w:proofErr w:type="spellStart"/>
+      <w:r>
+        <w:rPr>
+          <w:rFonts w:ascii="Roboto Mono" w:hAnsi="Roboto Mono"/>
+          <w:sz w:val="18"/>
+          <w:szCs w:val="18"/>
+        </w:rPr>
+        <w:t>elif</w:t>
+      </w:r>
+      <w:proofErr w:type="spellEnd"/>
+      <w:r>
+        <w:rPr>
+          <w:rFonts w:ascii="Roboto Mono" w:hAnsi="Roboto Mono"/>
+          <w:sz w:val="18"/>
+          <w:szCs w:val="18"/>
+        </w:rPr>
+        <w:t xml:space="preserve"> version == 'v2':</w:t>
       </w:r>
     </w:p>
     <w:p>
@@ -1382,7 +1786,15 @@
         <w:t xml:space="preserve">Harder to test </w:t>
       </w:r>
       <w:r>
-        <w:t>(e.g., browsers don’t show headers in address bars).</w:t>
+        <w:t xml:space="preserve">(e.g., browsers </w:t>
+      </w:r>
+      <w:proofErr w:type="gramStart"/>
+      <w:r>
+        <w:t>don’t</w:t>
+      </w:r>
+      <w:proofErr w:type="gramEnd"/>
+      <w:r>
+        <w:t xml:space="preserve"> show headers in address bars).</w:t>
       </w:r>
     </w:p>
     <w:p>
@@ -1391,7 +1803,7 @@
       </w:pPr>
       <w:r>
         <w:pict w14:anchorId="731D9FC0">
-          <v:rect id="_x0000_i1038" style="width:0;height:.75pt" o:hralign="center" o:hrstd="t" o:hrnoshade="t" o:hr="t" fillcolor="#404040" stroked="f"/>
+          <v:rect id="_x0000_i1026" style="width:0;height:.75pt" o:hralign="center" o:hrstd="t" o:hrnoshade="t" o:hr="t" fillcolor="#404040" stroked="f"/>
         </w:pict>
       </w:r>
     </w:p>
@@ -1412,7 +1824,15 @@
         <w:pStyle w:val="NoSpacing"/>
       </w:pPr>
       <w:r>
-        <w:t>Use the Accept header (e.g., Accept: application/vnd.myapi.v1+json).</w:t>
+        <w:t xml:space="preserve">Use the Accept header (e.g., Accept: </w:t>
+      </w:r>
+      <w:proofErr w:type="gramStart"/>
+      <w:r>
+        <w:t>application/vnd.myapi.v</w:t>
+      </w:r>
+      <w:proofErr w:type="gramEnd"/>
+      <w:r>
+        <w:t>1+json).</w:t>
       </w:r>
       <w:r>
         <w:br/>
@@ -1447,7 +1867,25 @@
           <w:sz w:val="18"/>
           <w:szCs w:val="18"/>
         </w:rPr>
-        <w:t>@app.route('/api/spots', methods=['GET'])</w:t>
+        <w:t>@</w:t>
+      </w:r>
+      <w:proofErr w:type="gramStart"/>
+      <w:r>
+        <w:rPr>
+          <w:rFonts w:ascii="Roboto Mono" w:hAnsi="Roboto Mono"/>
+          <w:sz w:val="18"/>
+          <w:szCs w:val="18"/>
+        </w:rPr>
+        <w:t>app.route</w:t>
+      </w:r>
+      <w:proofErr w:type="gramEnd"/>
+      <w:r>
+        <w:rPr>
+          <w:rFonts w:ascii="Roboto Mono" w:hAnsi="Roboto Mono"/>
+          <w:sz w:val="18"/>
+          <w:szCs w:val="18"/>
+        </w:rPr>
+        <w:t>('/api/spots', methods=['GET'])</w:t>
       </w:r>
     </w:p>
     <w:p>
@@ -1472,7 +1910,43 @@
           <w:sz w:val="18"/>
           <w:szCs w:val="18"/>
         </w:rPr>
-        <w:t>def get_spots():</w:t>
+        <w:t xml:space="preserve">def </w:t>
+      </w:r>
+      <w:proofErr w:type="spellStart"/>
+      <w:r>
+        <w:rPr>
+          <w:rFonts w:ascii="Roboto Mono" w:hAnsi="Roboto Mono"/>
+          <w:sz w:val="18"/>
+          <w:szCs w:val="18"/>
+        </w:rPr>
+        <w:t>get_</w:t>
+      </w:r>
+      <w:proofErr w:type="gramStart"/>
+      <w:r>
+        <w:rPr>
+          <w:rFonts w:ascii="Roboto Mono" w:hAnsi="Roboto Mono"/>
+          <w:sz w:val="18"/>
+          <w:szCs w:val="18"/>
+        </w:rPr>
+        <w:t>spots</w:t>
+      </w:r>
+      <w:proofErr w:type="spellEnd"/>
+      <w:r>
+        <w:rPr>
+          <w:rFonts w:ascii="Roboto Mono" w:hAnsi="Roboto Mono"/>
+          <w:sz w:val="18"/>
+          <w:szCs w:val="18"/>
+        </w:rPr>
+        <w:t>(</w:t>
+      </w:r>
+      <w:proofErr w:type="gramEnd"/>
+      <w:r>
+        <w:rPr>
+          <w:rFonts w:ascii="Roboto Mono" w:hAnsi="Roboto Mono"/>
+          <w:sz w:val="18"/>
+          <w:szCs w:val="18"/>
+        </w:rPr>
+        <w:t>):</w:t>
       </w:r>
     </w:p>
     <w:p>
@@ -1499,6 +1973,7 @@
         </w:rPr>
         <w:t xml:space="preserve">    </w:t>
       </w:r>
+      <w:proofErr w:type="spellStart"/>
       <w:r>
         <w:rPr>
           <w:rFonts w:ascii="Roboto Mono" w:hAnsi="Roboto Mono"/>
@@ -1508,13 +1983,42 @@
         </w:rPr>
         <w:t>accept_header</w:t>
       </w:r>
-      <w:r>
-        <w:rPr>
-          <w:rFonts w:ascii="Roboto Mono" w:hAnsi="Roboto Mono"/>
-          <w:sz w:val="18"/>
-          <w:szCs w:val="18"/>
-        </w:rPr>
-        <w:t xml:space="preserve"> = request.headers.get('Accept', '')</w:t>
+      <w:proofErr w:type="spellEnd"/>
+      <w:r>
+        <w:rPr>
+          <w:rFonts w:ascii="Roboto Mono" w:hAnsi="Roboto Mono"/>
+          <w:sz w:val="18"/>
+          <w:szCs w:val="18"/>
+        </w:rPr>
+        <w:t xml:space="preserve"> = </w:t>
+      </w:r>
+      <w:proofErr w:type="spellStart"/>
+      <w:proofErr w:type="gramStart"/>
+      <w:r>
+        <w:rPr>
+          <w:rFonts w:ascii="Roboto Mono" w:hAnsi="Roboto Mono"/>
+          <w:sz w:val="18"/>
+          <w:szCs w:val="18"/>
+        </w:rPr>
+        <w:t>request.headers.get</w:t>
+      </w:r>
+      <w:proofErr w:type="spellEnd"/>
+      <w:r>
+        <w:rPr>
+          <w:rFonts w:ascii="Roboto Mono" w:hAnsi="Roboto Mono"/>
+          <w:sz w:val="18"/>
+          <w:szCs w:val="18"/>
+        </w:rPr>
+        <w:t>(</w:t>
+      </w:r>
+      <w:proofErr w:type="gramEnd"/>
+      <w:r>
+        <w:rPr>
+          <w:rFonts w:ascii="Roboto Mono" w:hAnsi="Roboto Mono"/>
+          <w:sz w:val="18"/>
+          <w:szCs w:val="18"/>
+        </w:rPr>
+        <w:t>'Accept', '')</w:t>
       </w:r>
     </w:p>
     <w:p>
@@ -1539,7 +2043,43 @@
           <w:sz w:val="18"/>
           <w:szCs w:val="18"/>
         </w:rPr>
-        <w:t xml:space="preserve">    if 'vnd.myapi.v1' in accept_header:</w:t>
+        <w:t xml:space="preserve">    if '</w:t>
+      </w:r>
+      <w:proofErr w:type="gramStart"/>
+      <w:r>
+        <w:rPr>
+          <w:rFonts w:ascii="Roboto Mono" w:hAnsi="Roboto Mono"/>
+          <w:sz w:val="18"/>
+          <w:szCs w:val="18"/>
+        </w:rPr>
+        <w:t>vnd.myapi</w:t>
+      </w:r>
+      <w:proofErr w:type="gramEnd"/>
+      <w:r>
+        <w:rPr>
+          <w:rFonts w:ascii="Roboto Mono" w:hAnsi="Roboto Mono"/>
+          <w:sz w:val="18"/>
+          <w:szCs w:val="18"/>
+        </w:rPr>
+        <w:t xml:space="preserve">.v1' in </w:t>
+      </w:r>
+      <w:proofErr w:type="spellStart"/>
+      <w:r>
+        <w:rPr>
+          <w:rFonts w:ascii="Roboto Mono" w:hAnsi="Roboto Mono"/>
+          <w:sz w:val="18"/>
+          <w:szCs w:val="18"/>
+        </w:rPr>
+        <w:t>accept_header</w:t>
+      </w:r>
+      <w:proofErr w:type="spellEnd"/>
+      <w:r>
+        <w:rPr>
+          <w:rFonts w:ascii="Roboto Mono" w:hAnsi="Roboto Mono"/>
+          <w:sz w:val="18"/>
+          <w:szCs w:val="18"/>
+        </w:rPr>
+        <w:t>:</w:t>
       </w:r>
     </w:p>
     <w:p>
@@ -1589,7 +2129,61 @@
           <w:sz w:val="18"/>
           <w:szCs w:val="18"/>
         </w:rPr>
-        <w:t xml:space="preserve">    elif 'vnd.myapi.v2' in accept_header:</w:t>
+        <w:t xml:space="preserve">    </w:t>
+      </w:r>
+      <w:proofErr w:type="spellStart"/>
+      <w:r>
+        <w:rPr>
+          <w:rFonts w:ascii="Roboto Mono" w:hAnsi="Roboto Mono"/>
+          <w:sz w:val="18"/>
+          <w:szCs w:val="18"/>
+        </w:rPr>
+        <w:t>elif</w:t>
+      </w:r>
+      <w:proofErr w:type="spellEnd"/>
+      <w:r>
+        <w:rPr>
+          <w:rFonts w:ascii="Roboto Mono" w:hAnsi="Roboto Mono"/>
+          <w:sz w:val="18"/>
+          <w:szCs w:val="18"/>
+        </w:rPr>
+        <w:t xml:space="preserve"> '</w:t>
+      </w:r>
+      <w:proofErr w:type="gramStart"/>
+      <w:r>
+        <w:rPr>
+          <w:rFonts w:ascii="Roboto Mono" w:hAnsi="Roboto Mono"/>
+          <w:sz w:val="18"/>
+          <w:szCs w:val="18"/>
+        </w:rPr>
+        <w:t>vnd.myapi</w:t>
+      </w:r>
+      <w:proofErr w:type="gramEnd"/>
+      <w:r>
+        <w:rPr>
+          <w:rFonts w:ascii="Roboto Mono" w:hAnsi="Roboto Mono"/>
+          <w:sz w:val="18"/>
+          <w:szCs w:val="18"/>
+        </w:rPr>
+        <w:t xml:space="preserve">.v2' in </w:t>
+      </w:r>
+      <w:proofErr w:type="spellStart"/>
+      <w:r>
+        <w:rPr>
+          <w:rFonts w:ascii="Roboto Mono" w:hAnsi="Roboto Mono"/>
+          <w:sz w:val="18"/>
+          <w:szCs w:val="18"/>
+        </w:rPr>
+        <w:t>accept_header</w:t>
+      </w:r>
+      <w:proofErr w:type="spellEnd"/>
+      <w:r>
+        <w:rPr>
+          <w:rFonts w:ascii="Roboto Mono" w:hAnsi="Roboto Mono"/>
+          <w:sz w:val="18"/>
+          <w:szCs w:val="18"/>
+        </w:rPr>
+        <w:t>:</w:t>
       </w:r>
     </w:p>
     <w:p>
@@ -2158,7 +2752,7 @@
       </w:pPr>
       <w:r>
         <w:pict w14:anchorId="601E840E">
-          <v:rect id="_x0000_i1059" style="width:0;height:3pt" o:hralign="center" o:hrstd="t" o:hrnoshade="t" o:hr="t" fillcolor="#1f2328" stroked="f"/>
+          <v:rect id="_x0000_i1027" style="width:0;height:3pt" o:hralign="center" o:hrstd="t" o:hrnoshade="t" o:hr="t" fillcolor="#1f2328" stroked="f"/>
         </w:pict>
       </w:r>
     </w:p>
@@ -2191,7 +2785,23 @@
           <w:b/>
           <w:bCs/>
         </w:rPr>
-        <w:t>1. /v1/api/spots (GET)</w:t>
+        <w:t>1. /v1/</w:t>
+      </w:r>
+      <w:proofErr w:type="spellStart"/>
+      <w:r>
+        <w:rPr>
+          <w:b/>
+          <w:bCs/>
+        </w:rPr>
+        <w:t>api</w:t>
+      </w:r>
+      <w:proofErr w:type="spellEnd"/>
+      <w:r>
+        <w:rPr>
+          <w:b/>
+          <w:bCs/>
+        </w:rPr>
+        <w:t>/spots (GET)</w:t>
       </w:r>
     </w:p>
     <w:p>
@@ -2226,7 +2836,15 @@
         <w:t>Test:</w:t>
       </w:r>
       <w:r>
-        <w:t> GET /v1/api/spots</w:t>
+        <w:t> GET /v1/</w:t>
+      </w:r>
+      <w:proofErr w:type="spellStart"/>
+      <w:r>
+        <w:t>api</w:t>
+      </w:r>
+      <w:proofErr w:type="spellEnd"/>
+      <w:r>
+        <w:t>/spots</w:t>
       </w:r>
     </w:p>
     <w:p>
@@ -2245,23 +2863,47 @@
         <w:t>Expected:</w:t>
       </w:r>
       <w:r>
-        <w:t> Returns JSON array, each item with floor, bay, spot_id, type, status (and car info for occupied spots).</w:t>
-      </w:r>
-    </w:p>
-    <w:p>
-      <w:pPr>
-        <w:pStyle w:val="NoSpacing"/>
-        <w:rPr>
-          <w:b/>
-          <w:bCs/>
-        </w:rPr>
-      </w:pPr>
-      <w:r>
-        <w:rPr>
-          <w:b/>
-          <w:bCs/>
-        </w:rPr>
-        <w:t>2. /v1/api/spots/available (GET)</w:t>
+        <w:t> Returns JSON array, each item with floor, bay, </w:t>
+      </w:r>
+      <w:proofErr w:type="spellStart"/>
+      <w:r>
+        <w:t>spot_id</w:t>
+      </w:r>
+      <w:proofErr w:type="spellEnd"/>
+      <w:r>
+        <w:t>, type, status (and car info for occupied spots).</w:t>
+      </w:r>
+    </w:p>
+    <w:p>
+      <w:pPr>
+        <w:pStyle w:val="NoSpacing"/>
+        <w:rPr>
+          <w:b/>
+          <w:bCs/>
+        </w:rPr>
+      </w:pPr>
+      <w:r>
+        <w:rPr>
+          <w:b/>
+          <w:bCs/>
+        </w:rPr>
+        <w:t>2. /v1/</w:t>
+      </w:r>
+      <w:proofErr w:type="spellStart"/>
+      <w:r>
+        <w:rPr>
+          <w:b/>
+          <w:bCs/>
+        </w:rPr>
+        <w:t>api</w:t>
+      </w:r>
+      <w:proofErr w:type="spellEnd"/>
+      <w:r>
+        <w:rPr>
+          <w:b/>
+          <w:bCs/>
+        </w:rPr>
+        <w:t>/spots/available (GET)</w:t>
       </w:r>
     </w:p>
     <w:p>
@@ -2296,7 +2938,23 @@
         <w:t>Test:</w:t>
       </w:r>
       <w:r>
-        <w:t> GET /v1/api/spots/available?type=standard</w:t>
+        <w:t> GET /v1/</w:t>
+      </w:r>
+      <w:proofErr w:type="spellStart"/>
+      <w:r>
+        <w:t>api</w:t>
+      </w:r>
+      <w:proofErr w:type="spellEnd"/>
+      <w:r>
+        <w:t>/spots/</w:t>
+      </w:r>
+      <w:proofErr w:type="spellStart"/>
+      <w:r>
+        <w:t>available?type</w:t>
+      </w:r>
+      <w:proofErr w:type="spellEnd"/>
+      <w:r>
+        <w:t>=standard</w:t>
       </w:r>
     </w:p>
     <w:p>
@@ -2331,7 +2989,23 @@
           <w:b/>
           <w:bCs/>
         </w:rPr>
-        <w:t>3. /v1/api/cars/park (POST)</w:t>
+        <w:t>3. /v1/</w:t>
+      </w:r>
+      <w:proofErr w:type="spellStart"/>
+      <w:r>
+        <w:rPr>
+          <w:b/>
+          <w:bCs/>
+        </w:rPr>
+        <w:t>api</w:t>
+      </w:r>
+      <w:proofErr w:type="spellEnd"/>
+      <w:r>
+        <w:rPr>
+          <w:b/>
+          <w:bCs/>
+        </w:rPr>
+        <w:t>/cars/park (POST)</w:t>
       </w:r>
     </w:p>
     <w:p>
@@ -2388,7 +3062,25 @@
           <w:sz w:val="18"/>
           <w:szCs w:val="18"/>
         </w:rPr>
-        <w:t>POST /v1/api/cars/park</w:t>
+        <w:t>POST /v1/</w:t>
+      </w:r>
+      <w:proofErr w:type="spellStart"/>
+      <w:r>
+        <w:rPr>
+          <w:rFonts w:ascii="Roboto Mono" w:hAnsi="Roboto Mono"/>
+          <w:sz w:val="18"/>
+          <w:szCs w:val="18"/>
+        </w:rPr>
+        <w:t>api</w:t>
+      </w:r>
+      <w:proofErr w:type="spellEnd"/>
+      <w:r>
+        <w:rPr>
+          <w:rFonts w:ascii="Roboto Mono" w:hAnsi="Roboto Mono"/>
+          <w:sz w:val="18"/>
+          <w:szCs w:val="18"/>
+        </w:rPr>
+        <w:t>/cars/park</w:t>
       </w:r>
     </w:p>
     <w:p>
@@ -2413,8 +3105,64 @@
           <w:sz w:val="18"/>
           <w:szCs w:val="18"/>
         </w:rPr>
-        <w:t>Body: { "license_plate": "XYZ123", "car_size": "medium" }</w:t>
-      </w:r>
+        <w:t xml:space="preserve">Body: </w:t>
+      </w:r>
+      <w:proofErr w:type="gramStart"/>
+      <w:r>
+        <w:rPr>
+          <w:rFonts w:ascii="Roboto Mono" w:hAnsi="Roboto Mono"/>
+          <w:sz w:val="18"/>
+          <w:szCs w:val="18"/>
+        </w:rPr>
+        <w:t>{ "</w:t>
+      </w:r>
+      <w:proofErr w:type="spellStart"/>
+      <w:proofErr w:type="gramEnd"/>
+      <w:r>
+        <w:rPr>
+          <w:rFonts w:ascii="Roboto Mono" w:hAnsi="Roboto Mono"/>
+          <w:sz w:val="18"/>
+          <w:szCs w:val="18"/>
+        </w:rPr>
+        <w:t>license_plate</w:t>
+      </w:r>
+      <w:proofErr w:type="spellEnd"/>
+      <w:r>
+        <w:rPr>
+          <w:rFonts w:ascii="Roboto Mono" w:hAnsi="Roboto Mono"/>
+          <w:sz w:val="18"/>
+          <w:szCs w:val="18"/>
+        </w:rPr>
+        <w:t>": "XYZ123", "</w:t>
+      </w:r>
+      <w:proofErr w:type="spellStart"/>
+      <w:r>
+        <w:rPr>
+          <w:rFonts w:ascii="Roboto Mono" w:hAnsi="Roboto Mono"/>
+          <w:sz w:val="18"/>
+          <w:szCs w:val="18"/>
+        </w:rPr>
+        <w:t>car_size</w:t>
+      </w:r>
+      <w:proofErr w:type="spellEnd"/>
+      <w:r>
+        <w:rPr>
+          <w:rFonts w:ascii="Roboto Mono" w:hAnsi="Roboto Mono"/>
+          <w:sz w:val="18"/>
+          <w:szCs w:val="18"/>
+        </w:rPr>
+        <w:t>": "medium</w:t>
+      </w:r>
+      <w:proofErr w:type="gramStart"/>
+      <w:r>
+        <w:rPr>
+          <w:rFonts w:ascii="Roboto Mono" w:hAnsi="Roboto Mono"/>
+          <w:sz w:val="18"/>
+          <w:szCs w:val="18"/>
+        </w:rPr>
+        <w:t>" }</w:t>
+      </w:r>
+      <w:proofErr w:type="gramEnd"/>
     </w:p>
     <w:p>
       <w:pPr>
@@ -2432,23 +3180,47 @@
         <w:t>Expected:</w:t>
       </w:r>
       <w:r>
-        <w:t> JSON response with assigned spot info (e.g. spot_id, floor, bay).</w:t>
-      </w:r>
-    </w:p>
-    <w:p>
-      <w:pPr>
-        <w:pStyle w:val="NoSpacing"/>
-        <w:rPr>
-          <w:b/>
-          <w:bCs/>
-        </w:rPr>
-      </w:pPr>
-      <w:r>
-        <w:rPr>
-          <w:b/>
-          <w:bCs/>
-        </w:rPr>
-        <w:t>4. /v1/api/cars/exit (POST)</w:t>
+        <w:t> JSON response with assigned spot info (e.g. </w:t>
+      </w:r>
+      <w:proofErr w:type="spellStart"/>
+      <w:r>
+        <w:t>spot_id</w:t>
+      </w:r>
+      <w:proofErr w:type="spellEnd"/>
+      <w:r>
+        <w:t>, floor, bay).</w:t>
+      </w:r>
+    </w:p>
+    <w:p>
+      <w:pPr>
+        <w:pStyle w:val="NoSpacing"/>
+        <w:rPr>
+          <w:b/>
+          <w:bCs/>
+        </w:rPr>
+      </w:pPr>
+      <w:r>
+        <w:rPr>
+          <w:b/>
+          <w:bCs/>
+        </w:rPr>
+        <w:t>4. /v1/</w:t>
+      </w:r>
+      <w:proofErr w:type="spellStart"/>
+      <w:r>
+        <w:rPr>
+          <w:b/>
+          <w:bCs/>
+        </w:rPr>
+        <w:t>api</w:t>
+      </w:r>
+      <w:proofErr w:type="spellEnd"/>
+      <w:r>
+        <w:rPr>
+          <w:b/>
+          <w:bCs/>
+        </w:rPr>
+        <w:t>/cars/exit (POST)</w:t>
       </w:r>
     </w:p>
     <w:p>
@@ -2505,7 +3277,25 @@
           <w:sz w:val="18"/>
           <w:szCs w:val="18"/>
         </w:rPr>
-        <w:t>POST /v1/api/cars/exit</w:t>
+        <w:t>POST /v1/</w:t>
+      </w:r>
+      <w:proofErr w:type="spellStart"/>
+      <w:r>
+        <w:rPr>
+          <w:rFonts w:ascii="Roboto Mono" w:hAnsi="Roboto Mono"/>
+          <w:sz w:val="18"/>
+          <w:szCs w:val="18"/>
+        </w:rPr>
+        <w:t>api</w:t>
+      </w:r>
+      <w:proofErr w:type="spellEnd"/>
+      <w:r>
+        <w:rPr>
+          <w:rFonts w:ascii="Roboto Mono" w:hAnsi="Roboto Mono"/>
+          <w:sz w:val="18"/>
+          <w:szCs w:val="18"/>
+        </w:rPr>
+        <w:t>/cars/exit</w:t>
       </w:r>
     </w:p>
     <w:p>
@@ -2530,8 +3320,46 @@
           <w:sz w:val="18"/>
           <w:szCs w:val="18"/>
         </w:rPr>
-        <w:t>Body: { "license_plate": "XYZ123" }</w:t>
-      </w:r>
+        <w:t xml:space="preserve">Body: </w:t>
+      </w:r>
+      <w:proofErr w:type="gramStart"/>
+      <w:r>
+        <w:rPr>
+          <w:rFonts w:ascii="Roboto Mono" w:hAnsi="Roboto Mono"/>
+          <w:sz w:val="18"/>
+          <w:szCs w:val="18"/>
+        </w:rPr>
+        <w:t>{ "</w:t>
+      </w:r>
+      <w:proofErr w:type="spellStart"/>
+      <w:proofErr w:type="gramEnd"/>
+      <w:r>
+        <w:rPr>
+          <w:rFonts w:ascii="Roboto Mono" w:hAnsi="Roboto Mono"/>
+          <w:sz w:val="18"/>
+          <w:szCs w:val="18"/>
+        </w:rPr>
+        <w:t>license_plate</w:t>
+      </w:r>
+      <w:proofErr w:type="spellEnd"/>
+      <w:r>
+        <w:rPr>
+          <w:rFonts w:ascii="Roboto Mono" w:hAnsi="Roboto Mono"/>
+          <w:sz w:val="18"/>
+          <w:szCs w:val="18"/>
+        </w:rPr>
+        <w:t>": "XYZ123</w:t>
+      </w:r>
+      <w:proofErr w:type="gramStart"/>
+      <w:r>
+        <w:rPr>
+          <w:rFonts w:ascii="Roboto Mono" w:hAnsi="Roboto Mono"/>
+          <w:sz w:val="18"/>
+          <w:szCs w:val="18"/>
+        </w:rPr>
+        <w:t>" }</w:t>
+      </w:r>
+      <w:proofErr w:type="gramEnd"/>
     </w:p>
     <w:p>
       <w:pPr>
@@ -2549,23 +3377,47 @@
         <w:t>Expected:</w:t>
       </w:r>
       <w:r>
-        <w:t> JSON with duration_hours, fee, and calculation details (car is checked out, spot is now available).</w:t>
-      </w:r>
-    </w:p>
-    <w:p>
-      <w:pPr>
-        <w:pStyle w:val="NoSpacing"/>
-        <w:rPr>
-          <w:b/>
-          <w:bCs/>
-        </w:rPr>
-      </w:pPr>
-      <w:r>
-        <w:rPr>
-          <w:b/>
-          <w:bCs/>
-        </w:rPr>
-        <w:t>5. /v1/api/cars/find (GET)</w:t>
+        <w:t> JSON with </w:t>
+      </w:r>
+      <w:proofErr w:type="spellStart"/>
+      <w:r>
+        <w:t>duration_hours</w:t>
+      </w:r>
+      <w:proofErr w:type="spellEnd"/>
+      <w:r>
+        <w:t>, fee, and calculation details (car is checked out, spot is now available).</w:t>
+      </w:r>
+    </w:p>
+    <w:p>
+      <w:pPr>
+        <w:pStyle w:val="NoSpacing"/>
+        <w:rPr>
+          <w:b/>
+          <w:bCs/>
+        </w:rPr>
+      </w:pPr>
+      <w:r>
+        <w:rPr>
+          <w:b/>
+          <w:bCs/>
+        </w:rPr>
+        <w:t>5. /v1/</w:t>
+      </w:r>
+      <w:proofErr w:type="spellStart"/>
+      <w:r>
+        <w:rPr>
+          <w:b/>
+          <w:bCs/>
+        </w:rPr>
+        <w:t>api</w:t>
+      </w:r>
+      <w:proofErr w:type="spellEnd"/>
+      <w:r>
+        <w:rPr>
+          <w:b/>
+          <w:bCs/>
+        </w:rPr>
+        <w:t>/cars/find (GET)</w:t>
       </w:r>
     </w:p>
     <w:p>
@@ -2600,7 +3452,23 @@
         <w:t>Test:</w:t>
       </w:r>
       <w:r>
-        <w:t> GET /v1/api/cars/find?license_plate=XYZ123</w:t>
+        <w:t> GET /v1/</w:t>
+      </w:r>
+      <w:proofErr w:type="spellStart"/>
+      <w:r>
+        <w:t>api</w:t>
+      </w:r>
+      <w:proofErr w:type="spellEnd"/>
+      <w:r>
+        <w:t>/cars/</w:t>
+      </w:r>
+      <w:proofErr w:type="spellStart"/>
+      <w:r>
+        <w:t>find?license_plate</w:t>
+      </w:r>
+      <w:proofErr w:type="spellEnd"/>
+      <w:r>
+        <w:t>=XYZ123</w:t>
       </w:r>
     </w:p>
     <w:p>
@@ -2628,7 +3496,7 @@
       </w:pPr>
       <w:r>
         <w:pict w14:anchorId="0DBCFD68">
-          <v:rect id="_x0000_i1060" style="width:0;height:3pt" o:hralign="center" o:hrstd="t" o:hrnoshade="t" o:hr="t" fillcolor="#1f2328" stroked="f"/>
+          <v:rect id="_x0000_i1028" style="width:0;height:3pt" o:hralign="center" o:hrstd="t" o:hrnoshade="t" o:hr="t" fillcolor="#1f2328" stroked="f"/>
         </w:pict>
       </w:r>
     </w:p>
@@ -2689,7 +3557,15 @@
         </w:numPr>
       </w:pPr>
       <w:r>
-        <w:t>/v1/api/cars/park — adds a car record and marks spot as occupied.</w:t>
+        <w:t>/v1/</w:t>
+      </w:r>
+      <w:proofErr w:type="spellStart"/>
+      <w:r>
+        <w:t>api</w:t>
+      </w:r>
+      <w:proofErr w:type="spellEnd"/>
+      <w:r>
+        <w:t>/cars/park — adds a car record and marks spot as occupied.</w:t>
       </w:r>
     </w:p>
     <w:p>
@@ -2717,7 +3593,15 @@
         </w:numPr>
       </w:pPr>
       <w:r>
-        <w:t>/v1/api/spots — lists all spots.</w:t>
+        <w:t>/v1/</w:t>
+      </w:r>
+      <w:proofErr w:type="spellStart"/>
+      <w:r>
+        <w:t>api</w:t>
+      </w:r>
+      <w:proofErr w:type="spellEnd"/>
+      <w:r>
+        <w:t>/spots — lists all spots.</w:t>
       </w:r>
     </w:p>
     <w:p>
@@ -2729,7 +3613,15 @@
         </w:numPr>
       </w:pPr>
       <w:r>
-        <w:t>/v1/api/spots/available — lists available spots.</w:t>
+        <w:t>/v1/</w:t>
+      </w:r>
+      <w:proofErr w:type="spellStart"/>
+      <w:r>
+        <w:t>api</w:t>
+      </w:r>
+      <w:proofErr w:type="spellEnd"/>
+      <w:r>
+        <w:t>/spots/available — lists available spots.</w:t>
       </w:r>
     </w:p>
     <w:p>
@@ -2741,7 +3633,15 @@
         </w:numPr>
       </w:pPr>
       <w:r>
-        <w:t>/v1/api/cars/find — gets car’s parking info.</w:t>
+        <w:t>/v1/</w:t>
+      </w:r>
+      <w:proofErr w:type="spellStart"/>
+      <w:r>
+        <w:t>api</w:t>
+      </w:r>
+      <w:proofErr w:type="spellEnd"/>
+      <w:r>
+        <w:t>/cars/find — gets car’s parking info.</w:t>
       </w:r>
     </w:p>
     <w:p>
@@ -2769,7 +3669,15 @@
         </w:numPr>
       </w:pPr>
       <w:r>
-        <w:t>/v1/api/cars/exit — checks out a car, updates spot and car record.</w:t>
+        <w:t>/v1/</w:t>
+      </w:r>
+      <w:proofErr w:type="spellStart"/>
+      <w:r>
+        <w:t>api</w:t>
+      </w:r>
+      <w:proofErr w:type="spellEnd"/>
+      <w:r>
+        <w:t>/cars/exit — checks out a car, updates spot and car record.</w:t>
       </w:r>
     </w:p>
     <w:p>
@@ -2806,7 +3714,7 @@
       </w:pPr>
       <w:r>
         <w:pict w14:anchorId="26523CF9">
-          <v:rect id="_x0000_i1061" style="width:0;height:3pt" o:hralign="center" o:hrstd="t" o:hrnoshade="t" o:hr="t" fillcolor="#1f2328" stroked="f"/>
+          <v:rect id="_x0000_i1029" style="width:0;height:3pt" o:hralign="center" o:hrstd="t" o:hrnoshade="t" o:hr="t" fillcolor="#1f2328" stroked="f"/>
         </w:pict>
       </w:r>
     </w:p>
@@ -2993,7 +3901,23 @@
                 <w:sz w:val="18"/>
                 <w:szCs w:val="18"/>
               </w:rPr>
-              <w:t>/v1/api/spots</w:t>
+              <w:t>/v1/</w:t>
+            </w:r>
+            <w:proofErr w:type="spellStart"/>
+            <w:r>
+              <w:rPr>
+                <w:sz w:val="18"/>
+                <w:szCs w:val="18"/>
+              </w:rPr>
+              <w:t>api</w:t>
+            </w:r>
+            <w:proofErr w:type="spellEnd"/>
+            <w:r>
+              <w:rPr>
+                <w:sz w:val="18"/>
+                <w:szCs w:val="18"/>
+              </w:rPr>
+              <w:t>/spots</w:t>
             </w:r>
           </w:p>
         </w:tc>
@@ -3074,7 +3998,27 @@
                 <w:sz w:val="20"/>
                 <w:szCs w:val="20"/>
               </w:rPr>
-              <w:t>/v1/api/spots</w:t>
+              <w:t>/v1/</w:t>
+            </w:r>
+            <w:proofErr w:type="spellStart"/>
+            <w:r>
+              <w:rPr>
+                <w:b/>
+                <w:bCs/>
+                <w:sz w:val="20"/>
+                <w:szCs w:val="20"/>
+              </w:rPr>
+              <w:t>api</w:t>
+            </w:r>
+            <w:proofErr w:type="spellEnd"/>
+            <w:r>
+              <w:rPr>
+                <w:b/>
+                <w:bCs/>
+                <w:sz w:val="20"/>
+                <w:szCs w:val="20"/>
+              </w:rPr>
+              <w:t>/spots</w:t>
             </w:r>
           </w:p>
         </w:tc>
@@ -3123,7 +4067,23 @@
                 <w:sz w:val="18"/>
                 <w:szCs w:val="18"/>
               </w:rPr>
-              <w:t>/v1/api/spots/available</w:t>
+              <w:t>/v1/</w:t>
+            </w:r>
+            <w:proofErr w:type="spellStart"/>
+            <w:r>
+              <w:rPr>
+                <w:sz w:val="18"/>
+                <w:szCs w:val="18"/>
+              </w:rPr>
+              <w:t>api</w:t>
+            </w:r>
+            <w:proofErr w:type="spellEnd"/>
+            <w:r>
+              <w:rPr>
+                <w:sz w:val="18"/>
+                <w:szCs w:val="18"/>
+              </w:rPr>
+              <w:t>/spots/available</w:t>
             </w:r>
           </w:p>
         </w:tc>
@@ -3204,7 +4164,47 @@
                 <w:sz w:val="20"/>
                 <w:szCs w:val="20"/>
               </w:rPr>
-              <w:t>/v1/api/spots/available?type=compact</w:t>
+              <w:t>/v1/</w:t>
+            </w:r>
+            <w:proofErr w:type="spellStart"/>
+            <w:r>
+              <w:rPr>
+                <w:b/>
+                <w:bCs/>
+                <w:sz w:val="20"/>
+                <w:szCs w:val="20"/>
+              </w:rPr>
+              <w:t>api</w:t>
+            </w:r>
+            <w:proofErr w:type="spellEnd"/>
+            <w:r>
+              <w:rPr>
+                <w:b/>
+                <w:bCs/>
+                <w:sz w:val="20"/>
+                <w:szCs w:val="20"/>
+              </w:rPr>
+              <w:t>/spots/</w:t>
+            </w:r>
+            <w:proofErr w:type="spellStart"/>
+            <w:r>
+              <w:rPr>
+                <w:b/>
+                <w:bCs/>
+                <w:sz w:val="20"/>
+                <w:szCs w:val="20"/>
+              </w:rPr>
+              <w:t>available?type</w:t>
+            </w:r>
+            <w:proofErr w:type="spellEnd"/>
+            <w:r>
+              <w:rPr>
+                <w:b/>
+                <w:bCs/>
+                <w:sz w:val="20"/>
+                <w:szCs w:val="20"/>
+              </w:rPr>
+              <w:t>=compact</w:t>
             </w:r>
           </w:p>
         </w:tc>
@@ -3256,7 +4256,23 @@
                 <w:sz w:val="18"/>
                 <w:szCs w:val="18"/>
               </w:rPr>
-              <w:t>/v1/api/cars/park</w:t>
+              <w:t>/v1/</w:t>
+            </w:r>
+            <w:proofErr w:type="spellStart"/>
+            <w:r>
+              <w:rPr>
+                <w:sz w:val="18"/>
+                <w:szCs w:val="18"/>
+              </w:rPr>
+              <w:t>api</w:t>
+            </w:r>
+            <w:proofErr w:type="spellEnd"/>
+            <w:r>
+              <w:rPr>
+                <w:sz w:val="18"/>
+                <w:szCs w:val="18"/>
+              </w:rPr>
+              <w:t>/cars/park</w:t>
             </w:r>
           </w:p>
         </w:tc>
@@ -3377,7 +4393,23 @@
                 <w:sz w:val="18"/>
                 <w:szCs w:val="18"/>
               </w:rPr>
-              <w:t>/v1/api/cars/exit</w:t>
+              <w:t>/v1/</w:t>
+            </w:r>
+            <w:proofErr w:type="spellStart"/>
+            <w:r>
+              <w:rPr>
+                <w:sz w:val="18"/>
+                <w:szCs w:val="18"/>
+              </w:rPr>
+              <w:t>api</w:t>
+            </w:r>
+            <w:proofErr w:type="spellEnd"/>
+            <w:r>
+              <w:rPr>
+                <w:sz w:val="18"/>
+                <w:szCs w:val="18"/>
+              </w:rPr>
+              <w:t>/cars/exit</w:t>
             </w:r>
           </w:p>
         </w:tc>
@@ -3501,7 +4533,23 @@
                 <w:sz w:val="18"/>
                 <w:szCs w:val="18"/>
               </w:rPr>
-              <w:t>/v1/api/cars/find</w:t>
+              <w:t>/v1/</w:t>
+            </w:r>
+            <w:proofErr w:type="spellStart"/>
+            <w:r>
+              <w:rPr>
+                <w:sz w:val="18"/>
+                <w:szCs w:val="18"/>
+              </w:rPr>
+              <w:t>api</w:t>
+            </w:r>
+            <w:proofErr w:type="spellEnd"/>
+            <w:r>
+              <w:rPr>
+                <w:sz w:val="18"/>
+                <w:szCs w:val="18"/>
+              </w:rPr>
+              <w:t>/cars/find</w:t>
             </w:r>
           </w:p>
         </w:tc>
@@ -3582,7 +4630,47 @@
                 <w:sz w:val="20"/>
                 <w:szCs w:val="20"/>
               </w:rPr>
-              <w:t>/v1/api/cars/find?license_plate=</w:t>
+              <w:t>/v1/</w:t>
+            </w:r>
+            <w:proofErr w:type="spellStart"/>
+            <w:r>
+              <w:rPr>
+                <w:b/>
+                <w:bCs/>
+                <w:sz w:val="20"/>
+                <w:szCs w:val="20"/>
+              </w:rPr>
+              <w:t>api</w:t>
+            </w:r>
+            <w:proofErr w:type="spellEnd"/>
+            <w:r>
+              <w:rPr>
+                <w:b/>
+                <w:bCs/>
+                <w:sz w:val="20"/>
+                <w:szCs w:val="20"/>
+              </w:rPr>
+              <w:t>/cars/</w:t>
+            </w:r>
+            <w:proofErr w:type="spellStart"/>
+            <w:r>
+              <w:rPr>
+                <w:b/>
+                <w:bCs/>
+                <w:sz w:val="20"/>
+                <w:szCs w:val="20"/>
+              </w:rPr>
+              <w:t>find?license_plate</w:t>
+            </w:r>
+            <w:proofErr w:type="spellEnd"/>
+            <w:r>
+              <w:rPr>
+                <w:b/>
+                <w:bCs/>
+                <w:sz w:val="20"/>
+                <w:szCs w:val="20"/>
+              </w:rPr>
+              <w:t>=</w:t>
             </w:r>
             <w:r>
               <w:rPr>
@@ -3614,7 +4702,23 @@
                 <w:sz w:val="20"/>
                 <w:szCs w:val="20"/>
               </w:rPr>
-              <w:t>Car’s parking info (spot, floor, bay, times, fee, etc)</w:t>
+              <w:t xml:space="preserve">Car’s parking info (spot, floor, bay, times, fee, </w:t>
+            </w:r>
+            <w:proofErr w:type="spellStart"/>
+            <w:r>
+              <w:rPr>
+                <w:sz w:val="20"/>
+                <w:szCs w:val="20"/>
+              </w:rPr>
+              <w:t>etc</w:t>
+            </w:r>
+            <w:proofErr w:type="spellEnd"/>
+            <w:r>
+              <w:rPr>
+                <w:sz w:val="20"/>
+                <w:szCs w:val="20"/>
+              </w:rPr>
+              <w:t>)</w:t>
             </w:r>
           </w:p>
         </w:tc>
@@ -3671,17 +4775,7 @@
           <w:highlight w:val="yellow"/>
         </w:rPr>
         <w:lastRenderedPageBreak/>
-        <w:t>Extend to</w:t>
-      </w:r>
-      <w:r>
-        <w:rPr>
-          <w:b/>
-          <w:bCs/>
-          <w:sz w:val="28"/>
-          <w:szCs w:val="28"/>
-          <w:highlight w:val="yellow"/>
-        </w:rPr>
-        <w:t xml:space="preserve"> Support Multiple Garages</w:t>
+        <w:t>Extend to Support Multiple Garages</w:t>
       </w:r>
     </w:p>
     <w:p>
@@ -3713,13 +4807,34 @@
           <w:b/>
           <w:bCs/>
         </w:rPr>
-        <w:t>Add a garage_id field</w:t>
+        <w:t>Add a </w:t>
+      </w:r>
+      <w:proofErr w:type="spellStart"/>
+      <w:r>
+        <w:rPr>
+          <w:b/>
+          <w:bCs/>
+        </w:rPr>
+        <w:t>garage_id</w:t>
+      </w:r>
+      <w:proofErr w:type="spellEnd"/>
+      <w:r>
+        <w:rPr>
+          <w:b/>
+          <w:bCs/>
+        </w:rPr>
+        <w:t> field</w:t>
       </w:r>
       <w:r>
         <w:t xml:space="preserve"> (or name, code, </w:t>
       </w:r>
-      <w:r>
-        <w:t xml:space="preserve">parking_lot_id </w:t>
+      <w:proofErr w:type="spellStart"/>
+      <w:r>
+        <w:t>parking_lot_id</w:t>
+      </w:r>
+      <w:proofErr w:type="spellEnd"/>
+      <w:r>
+        <w:t xml:space="preserve"> </w:t>
       </w:r>
       <w:r>
         <w:t>etc.) to each floor, bay, spot, and car document in MongoDB.</w:t>
@@ -3772,7 +4887,15 @@
         <w:t>Each floor</w:t>
       </w:r>
       <w:r>
-        <w:t> document should reference its parent garage via garage_id.</w:t>
+        <w:t> document should reference its parent garage via </w:t>
+      </w:r>
+      <w:proofErr w:type="spellStart"/>
+      <w:r>
+        <w:t>garage_id</w:t>
+      </w:r>
+      <w:proofErr w:type="spellEnd"/>
+      <w:r>
+        <w:t>.</w:t>
       </w:r>
     </w:p>
     <w:p>
@@ -3804,7 +4927,23 @@
           <w:b/>
           <w:bCs/>
         </w:rPr>
-        <w:t>All queries must include a garage_id filter</w:t>
+        <w:t>All queries must include a </w:t>
+      </w:r>
+      <w:proofErr w:type="spellStart"/>
+      <w:r>
+        <w:rPr>
+          <w:b/>
+          <w:bCs/>
+        </w:rPr>
+        <w:t>garage_id</w:t>
+      </w:r>
+      <w:proofErr w:type="spellEnd"/>
+      <w:r>
+        <w:rPr>
+          <w:b/>
+          <w:bCs/>
+        </w:rPr>
+        <w:t> filter</w:t>
       </w:r>
       <w:r>
         <w:t>.</w:t>
@@ -3819,7 +4958,23 @@
         </w:numPr>
       </w:pPr>
       <w:r>
-        <w:t>For example, when fetching floors or spots, add {"garage_id": &lt;garage_id&gt;} to the MongoDB query.</w:t>
+        <w:t>For example, when fetching floors or spots, add {"</w:t>
+      </w:r>
+      <w:proofErr w:type="spellStart"/>
+      <w:r>
+        <w:t>garage_id</w:t>
+      </w:r>
+      <w:proofErr w:type="spellEnd"/>
+      <w:r>
+        <w:t>": &lt;</w:t>
+      </w:r>
+      <w:proofErr w:type="spellStart"/>
+      <w:r>
+        <w:t>garage_id</w:t>
+      </w:r>
+      <w:proofErr w:type="spellEnd"/>
+      <w:r>
+        <w:t>&gt;} to the MongoDB query.</w:t>
       </w:r>
     </w:p>
     <w:p>
@@ -3925,7 +5080,15 @@
         </w:numPr>
       </w:pPr>
       <w:r>
-        <w:t>Pass the selected garage_id to all API calls.</w:t>
+        <w:t>Pass the selected </w:t>
+      </w:r>
+      <w:proofErr w:type="spellStart"/>
+      <w:r>
+        <w:t>garage_id</w:t>
+      </w:r>
+      <w:proofErr w:type="spellEnd"/>
+      <w:r>
+        <w:t> to all API calls.</w:t>
       </w:r>
     </w:p>
     <w:p>
@@ -4000,7 +5163,15 @@
         </w:numPr>
       </w:pPr>
       <w:r>
-        <w:t>When adding floors, associate them with the parent garage_id.</w:t>
+        <w:t>When adding floors, associate them with the parent </w:t>
+      </w:r>
+      <w:proofErr w:type="spellStart"/>
+      <w:r>
+        <w:t>garage_id</w:t>
+      </w:r>
+      <w:proofErr w:type="spellEnd"/>
+      <w:r>
+        <w:t>.</w:t>
       </w:r>
     </w:p>
     <w:p>
@@ -4009,7 +5180,7 @@
       </w:pPr>
       <w:r>
         <w:pict w14:anchorId="106E389D">
-          <v:rect id="_x0000_i1077" style="width:0;height:3pt" o:hralign="center" o:hrstd="t" o:hrnoshade="t" o:hr="t" fillcolor="#1f2328" stroked="f"/>
+          <v:rect id="_x0000_i1030" style="width:0;height:3pt" o:hralign="center" o:hrstd="t" o:hrnoshade="t" o:hr="t" fillcolor="#1f2328" stroked="f"/>
         </w:pict>
       </w:r>
     </w:p>
@@ -4070,7 +5241,15 @@
         </w:numPr>
       </w:pPr>
       <w:r>
-        <w:t>Just add more floor documents with the same garage_id.</w:t>
+        <w:t>Just add more floor documents with the same </w:t>
+      </w:r>
+      <w:proofErr w:type="spellStart"/>
+      <w:r>
+        <w:t>garage_id</w:t>
+      </w:r>
+      <w:proofErr w:type="spellEnd"/>
+      <w:r>
+        <w:t>.</w:t>
       </w:r>
     </w:p>
     <w:p>
@@ -4086,7 +5265,23 @@
           <w:b/>
           <w:bCs/>
         </w:rPr>
-        <w:t>Ensure the floor_number is unique within each garage</w:t>
+        <w:t>Ensure the </w:t>
+      </w:r>
+      <w:proofErr w:type="spellStart"/>
+      <w:r>
+        <w:rPr>
+          <w:b/>
+          <w:bCs/>
+        </w:rPr>
+        <w:t>floor_number</w:t>
+      </w:r>
+      <w:proofErr w:type="spellEnd"/>
+      <w:r>
+        <w:rPr>
+          <w:b/>
+          <w:bCs/>
+        </w:rPr>
+        <w:t> is unique within each garage</w:t>
       </w:r>
       <w:r>
         <w:t>.</w:t>
@@ -4152,7 +5347,15 @@
         </w:numPr>
       </w:pPr>
       <w:r>
-        <w:t>Insert a new floor document into the floors collection, ensuring garage_id is set appropriately.</w:t>
+        <w:t>Insert a new floor document into the floors collection, ensuring </w:t>
+      </w:r>
+      <w:proofErr w:type="spellStart"/>
+      <w:r>
+        <w:t>garage_id</w:t>
+      </w:r>
+      <w:proofErr w:type="spellEnd"/>
+      <w:r>
+        <w:t> is set appropriately.</w:t>
       </w:r>
     </w:p>
     <w:p>
@@ -4196,7 +5399,7 @@
       </w:pPr>
       <w:r>
         <w:pict w14:anchorId="6F7EA1CB">
-          <v:rect id="_x0000_i1078" style="width:0;height:3pt" o:hralign="center" o:hrstd="t" o:hrnoshade="t" o:hr="t" fillcolor="#1f2328" stroked="f"/>
+          <v:rect id="_x0000_i1031" style="width:0;height:3pt" o:hralign="center" o:hrstd="t" o:hrnoshade="t" o:hr="t" fillcolor="#1f2328" stroked="f"/>
         </w:pict>
       </w:r>
     </w:p>
@@ -4288,8 +5491,13 @@
               <w:cnfStyle w:val="100000000000" w:firstRow="1" w:lastRow="0" w:firstColumn="0" w:lastColumn="0" w:oddVBand="0" w:evenVBand="0" w:oddHBand="0" w:evenHBand="0" w:firstRowFirstColumn="0" w:firstRowLastColumn="0" w:lastRowFirstColumn="0" w:lastRowLastColumn="0"/>
             </w:pPr>
             <w:r>
-              <w:t>Frontend/Ux</w:t>
+              <w:t>Frontend/</w:t>
             </w:r>
+            <w:proofErr w:type="spellStart"/>
+            <w:r>
+              <w:t>Ux</w:t>
+            </w:r>
+            <w:proofErr w:type="spellEnd"/>
           </w:p>
         </w:tc>
       </w:tr>
@@ -4323,7 +5531,15 @@
               <w:cnfStyle w:val="000000100000" w:firstRow="0" w:lastRow="0" w:firstColumn="0" w:lastColumn="0" w:oddVBand="0" w:evenVBand="0" w:oddHBand="1" w:evenHBand="0" w:firstRowFirstColumn="0" w:firstRowLastColumn="0" w:lastRowFirstColumn="0" w:lastRowLastColumn="0"/>
             </w:pPr>
             <w:r>
-              <w:t>Add garage_id; new garages</w:t>
+              <w:t>Add </w:t>
+            </w:r>
+            <w:proofErr w:type="spellStart"/>
+            <w:r>
+              <w:t>garage_id</w:t>
+            </w:r>
+            <w:proofErr w:type="spellEnd"/>
+            <w:r>
+              <w:t>; new garages</w:t>
             </w:r>
           </w:p>
         </w:tc>
@@ -4338,7 +5554,15 @@
               <w:cnfStyle w:val="000000100000" w:firstRow="0" w:lastRow="0" w:firstColumn="0" w:lastColumn="0" w:oddVBand="0" w:evenVBand="0" w:oddHBand="1" w:evenHBand="0" w:firstRowFirstColumn="0" w:firstRowLastColumn="0" w:lastRowFirstColumn="0" w:lastRowLastColumn="0"/>
             </w:pPr>
             <w:r>
-              <w:t>Filter all queries by garage_id;</w:t>
+              <w:t>Filter all queries by </w:t>
+            </w:r>
+            <w:proofErr w:type="spellStart"/>
+            <w:r>
+              <w:t>garage_id</w:t>
+            </w:r>
+            <w:proofErr w:type="spellEnd"/>
+            <w:r>
+              <w:t>;</w:t>
             </w:r>
           </w:p>
         </w:tc>
@@ -4385,8 +5609,13 @@
               <w:cnfStyle w:val="000000000000" w:firstRow="0" w:lastRow="0" w:firstColumn="0" w:lastColumn="0" w:oddVBand="0" w:evenVBand="0" w:oddHBand="0" w:evenHBand="0" w:firstRowFirstColumn="0" w:firstRowLastColumn="0" w:lastRowFirstColumn="0" w:lastRowLastColumn="0"/>
             </w:pPr>
             <w:r>
-              <w:t>Add new floor docs with garage_id</w:t>
+              <w:t>Add new floor docs with </w:t>
             </w:r>
+            <w:proofErr w:type="spellStart"/>
+            <w:r>
+              <w:t>garage_id</w:t>
+            </w:r>
+            <w:proofErr w:type="spellEnd"/>
           </w:p>
         </w:tc>
         <w:tc>
@@ -4445,8 +5674,20 @@
           <w:szCs w:val="28"/>
           <w:highlight w:val="yellow"/>
         </w:rPr>
-        <w:t>Extend to add Reports, Alerts, Analytics etc</w:t>
-      </w:r>
+        <w:t xml:space="preserve">Extend to add Reports, Alerts, Analytics </w:t>
+      </w:r>
+      <w:proofErr w:type="spellStart"/>
+      <w:r>
+        <w:rPr>
+          <w:b/>
+          <w:bCs/>
+          <w:sz w:val="28"/>
+          <w:szCs w:val="28"/>
+          <w:highlight w:val="yellow"/>
+        </w:rPr>
+        <w:t>etc</w:t>
+      </w:r>
+      <w:proofErr w:type="spellEnd"/>
     </w:p>
     <w:p>
       <w:pPr>
@@ -4638,7 +5879,7 @@
       </w:pPr>
       <w:r>
         <w:pict w14:anchorId="7B286A0D">
-          <v:rect id="_x0000_i1105" style="width:0;height:3pt" o:hralign="center" o:hrstd="t" o:hrnoshade="t" o:hr="t" fillcolor="#1f2328" stroked="f"/>
+          <v:rect id="_x0000_i1032" style="width:0;height:3pt" o:hralign="center" o:hrstd="t" o:hrnoshade="t" o:hr="t" fillcolor="#1f2328" stroked="f"/>
         </w:pict>
       </w:r>
     </w:p>
@@ -4816,7 +6057,7 @@
       </w:pPr>
       <w:r>
         <w:pict w14:anchorId="58797646">
-          <v:rect id="_x0000_i1106" style="width:0;height:3pt" o:hralign="center" o:hrstd="t" o:hrnoshade="t" o:hr="t" fillcolor="#1f2328" stroked="f"/>
+          <v:rect id="_x0000_i1033" style="width:0;height:3pt" o:hralign="center" o:hrstd="t" o:hrnoshade="t" o:hr="t" fillcolor="#1f2328" stroked="f"/>
         </w:pict>
       </w:r>
     </w:p>
@@ -4954,7 +6195,7 @@
       </w:pPr>
       <w:r>
         <w:pict w14:anchorId="46BB3784">
-          <v:rect id="_x0000_i1107" style="width:0;height:3pt" o:hralign="center" o:hrstd="t" o:hrnoshade="t" o:hr="t" fillcolor="#1f2328" stroked="f"/>
+          <v:rect id="_x0000_i1034" style="width:0;height:3pt" o:hralign="center" o:hrstd="t" o:hrnoshade="t" o:hr="t" fillcolor="#1f2328" stroked="f"/>
         </w:pict>
       </w:r>
     </w:p>
@@ -5048,7 +6289,7 @@
       </w:pPr>
       <w:r>
         <w:pict w14:anchorId="174DA5DC">
-          <v:rect id="_x0000_i1108" style="width:0;height:3pt" o:hralign="center" o:hrstd="t" o:hrnoshade="t" o:hr="t" fillcolor="#1f2328" stroked="f"/>
+          <v:rect id="_x0000_i1035" style="width:0;height:3pt" o:hralign="center" o:hrstd="t" o:hrnoshade="t" o:hr="t" fillcolor="#1f2328" stroked="f"/>
         </w:pict>
       </w:r>
     </w:p>
@@ -9384,6 +10625,7 @@
   <w:style w:type="character" w:default="1" w:styleId="DefaultParagraphFont">
     <w:name w:val="Default Paragraph Font"/>
     <w:uiPriority w:val="1"/>
+    <w:semiHidden/>
     <w:unhideWhenUsed/>
   </w:style>
   <w:style w:type="table" w:default="1" w:styleId="TableNormal">

--- a/docs/Doc.docx
+++ b/docs/Doc.docx
@@ -74,7 +74,6 @@
           <w:szCs w:val="18"/>
         </w:rPr>
       </w:pPr>
-      <w:proofErr w:type="spellStart"/>
       <w:r>
         <w:rPr>
           <w:rFonts w:ascii="Courier New" w:eastAsia="MS Mincho" w:hAnsi="Courier New" w:cs="Courier New"/>
@@ -85,7 +84,6 @@
         </w:rPr>
         <w:t>SmartParkingGarageSystem</w:t>
       </w:r>
-      <w:proofErr w:type="spellEnd"/>
       <w:r>
         <w:rPr>
           <w:rFonts w:ascii="Courier New" w:eastAsia="MS Mincho" w:hAnsi="Courier New" w:cs="Courier New"/>
@@ -505,21 +503,8 @@
         <w:pStyle w:val="NoSpacing"/>
       </w:pPr>
       <w:r>
-        <w:t xml:space="preserve">pip install flask </w:t>
-      </w:r>
-      <w:proofErr w:type="spellStart"/>
-      <w:r>
-        <w:t>pymongo</w:t>
-      </w:r>
-      <w:proofErr w:type="spellEnd"/>
-      <w:r>
-        <w:t xml:space="preserve"> python-</w:t>
-      </w:r>
-      <w:proofErr w:type="spellStart"/>
-      <w:r>
-        <w:t>dotenv</w:t>
-      </w:r>
-      <w:proofErr w:type="spellEnd"/>
+        <w:t>pip install flask pymongo python-dotenv</w:t>
+      </w:r>
     </w:p>
     <w:p>
       <w:pPr>
@@ -556,22 +541,7 @@
           <w:b/>
           <w:bCs/>
         </w:rPr>
-        <w:t>1. URL Path Versioning (</w:t>
-      </w:r>
-      <w:r>
-        <w:rPr>
-          <w:b/>
-          <w:bCs/>
-          <w:highlight w:val="green"/>
-        </w:rPr>
-        <w:t>Recommended</w:t>
-      </w:r>
-      <w:r>
-        <w:rPr>
-          <w:b/>
-          <w:bCs/>
-        </w:rPr>
-        <w:t>)</w:t>
+        <w:t xml:space="preserve">1. URL Path Versioning </w:t>
       </w:r>
     </w:p>
     <w:p>
@@ -596,25 +566,7 @@
           <w:sz w:val="18"/>
           <w:szCs w:val="18"/>
         </w:rPr>
-        <w:t>@</w:t>
-      </w:r>
-      <w:proofErr w:type="gramStart"/>
-      <w:r>
-        <w:rPr>
-          <w:rFonts w:ascii="Roboto Mono" w:hAnsi="Roboto Mono"/>
-          <w:sz w:val="18"/>
-          <w:szCs w:val="18"/>
-        </w:rPr>
-        <w:t>app.route</w:t>
-      </w:r>
-      <w:proofErr w:type="gramEnd"/>
-      <w:r>
-        <w:rPr>
-          <w:rFonts w:ascii="Roboto Mono" w:hAnsi="Roboto Mono"/>
-          <w:sz w:val="18"/>
-          <w:szCs w:val="18"/>
-        </w:rPr>
-        <w:t>('</w:t>
+        <w:t>@app.route('</w:t>
       </w:r>
       <w:r>
         <w:rPr>
@@ -758,25 +710,7 @@
           <w:sz w:val="18"/>
           <w:szCs w:val="18"/>
         </w:rPr>
-        <w:t>@</w:t>
-      </w:r>
-      <w:proofErr w:type="gramStart"/>
-      <w:r>
-        <w:rPr>
-          <w:rFonts w:ascii="Roboto Mono" w:hAnsi="Roboto Mono"/>
-          <w:sz w:val="18"/>
-          <w:szCs w:val="18"/>
-        </w:rPr>
-        <w:t>app.route</w:t>
-      </w:r>
-      <w:proofErr w:type="gramEnd"/>
-      <w:r>
-        <w:rPr>
-          <w:rFonts w:ascii="Roboto Mono" w:hAnsi="Roboto Mono"/>
-          <w:sz w:val="18"/>
-          <w:szCs w:val="18"/>
-        </w:rPr>
-        <w:t>('/v2/api/spots', methods=['GET'])</w:t>
+        <w:t>@app.route('/v2/api/spots', methods=['GET'])</w:t>
       </w:r>
     </w:p>
     <w:p>
@@ -962,23 +896,7 @@
         <w:pStyle w:val="NoSpacing"/>
       </w:pPr>
       <w:r>
-        <w:t>Pass the version as a query parameter (e.g., /</w:t>
-      </w:r>
-      <w:proofErr w:type="spellStart"/>
-      <w:r>
-        <w:t>api</w:t>
-      </w:r>
-      <w:proofErr w:type="spellEnd"/>
-      <w:r>
-        <w:t>/</w:t>
-      </w:r>
-      <w:proofErr w:type="spellStart"/>
-      <w:r>
-        <w:t>spots?version</w:t>
-      </w:r>
-      <w:proofErr w:type="spellEnd"/>
-      <w:r>
-        <w:t>=1).</w:t>
+        <w:t>Pass the version as a query parameter (e.g., /api/spots?version=1).</w:t>
       </w:r>
       <w:r>
         <w:br/>
@@ -1013,25 +931,7 @@
           <w:sz w:val="18"/>
           <w:szCs w:val="18"/>
         </w:rPr>
-        <w:t>@</w:t>
-      </w:r>
-      <w:proofErr w:type="gramStart"/>
-      <w:r>
-        <w:rPr>
-          <w:rFonts w:ascii="Roboto Mono" w:hAnsi="Roboto Mono"/>
-          <w:sz w:val="18"/>
-          <w:szCs w:val="18"/>
-        </w:rPr>
-        <w:t>app.route</w:t>
-      </w:r>
-      <w:proofErr w:type="gramEnd"/>
-      <w:r>
-        <w:rPr>
-          <w:rFonts w:ascii="Roboto Mono" w:hAnsi="Roboto Mono"/>
-          <w:sz w:val="18"/>
-          <w:szCs w:val="18"/>
-        </w:rPr>
-        <w:t>('/api/spots', methods=['GET'])</w:t>
+        <w:t>@app.route('/api/spots', methods=['GET'])</w:t>
       </w:r>
     </w:p>
     <w:p>
@@ -1056,43 +956,7 @@
           <w:sz w:val="18"/>
           <w:szCs w:val="18"/>
         </w:rPr>
-        <w:t xml:space="preserve">def </w:t>
-      </w:r>
-      <w:proofErr w:type="spellStart"/>
-      <w:r>
-        <w:rPr>
-          <w:rFonts w:ascii="Roboto Mono" w:hAnsi="Roboto Mono"/>
-          <w:sz w:val="18"/>
-          <w:szCs w:val="18"/>
-        </w:rPr>
-        <w:t>get_</w:t>
-      </w:r>
-      <w:proofErr w:type="gramStart"/>
-      <w:r>
-        <w:rPr>
-          <w:rFonts w:ascii="Roboto Mono" w:hAnsi="Roboto Mono"/>
-          <w:sz w:val="18"/>
-          <w:szCs w:val="18"/>
-        </w:rPr>
-        <w:t>spots</w:t>
-      </w:r>
-      <w:proofErr w:type="spellEnd"/>
-      <w:r>
-        <w:rPr>
-          <w:rFonts w:ascii="Roboto Mono" w:hAnsi="Roboto Mono"/>
-          <w:sz w:val="18"/>
-          <w:szCs w:val="18"/>
-        </w:rPr>
-        <w:t>(</w:t>
-      </w:r>
-      <w:proofErr w:type="gramEnd"/>
-      <w:r>
-        <w:rPr>
-          <w:rFonts w:ascii="Roboto Mono" w:hAnsi="Roboto Mono"/>
-          <w:sz w:val="18"/>
-          <w:szCs w:val="18"/>
-        </w:rPr>
-        <w:t>):</w:t>
+        <w:t>def get_spots():</w:t>
       </w:r>
     </w:p>
     <w:p>
@@ -1134,35 +998,7 @@
           <w:sz w:val="18"/>
           <w:szCs w:val="18"/>
         </w:rPr>
-        <w:t xml:space="preserve"> = </w:t>
-      </w:r>
-      <w:proofErr w:type="spellStart"/>
-      <w:proofErr w:type="gramStart"/>
-      <w:r>
-        <w:rPr>
-          <w:rFonts w:ascii="Roboto Mono" w:hAnsi="Roboto Mono"/>
-          <w:sz w:val="18"/>
-          <w:szCs w:val="18"/>
-        </w:rPr>
-        <w:t>request.args.get</w:t>
-      </w:r>
-      <w:proofErr w:type="spellEnd"/>
-      <w:r>
-        <w:rPr>
-          <w:rFonts w:ascii="Roboto Mono" w:hAnsi="Roboto Mono"/>
-          <w:sz w:val="18"/>
-          <w:szCs w:val="18"/>
-        </w:rPr>
-        <w:t>(</w:t>
-      </w:r>
-      <w:proofErr w:type="gramEnd"/>
-      <w:r>
-        <w:rPr>
-          <w:rFonts w:ascii="Roboto Mono" w:hAnsi="Roboto Mono"/>
-          <w:sz w:val="18"/>
-          <w:szCs w:val="18"/>
-        </w:rPr>
-        <w:t>'version', '1')</w:t>
+        <w:t xml:space="preserve"> = request.args.get('version', '1')</w:t>
       </w:r>
     </w:p>
     <w:p>
@@ -1237,25 +1073,7 @@
           <w:sz w:val="18"/>
           <w:szCs w:val="18"/>
         </w:rPr>
-        <w:t xml:space="preserve">    </w:t>
-      </w:r>
-      <w:proofErr w:type="spellStart"/>
-      <w:r>
-        <w:rPr>
-          <w:rFonts w:ascii="Roboto Mono" w:hAnsi="Roboto Mono"/>
-          <w:sz w:val="18"/>
-          <w:szCs w:val="18"/>
-        </w:rPr>
-        <w:t>elif</w:t>
-      </w:r>
-      <w:proofErr w:type="spellEnd"/>
-      <w:r>
-        <w:rPr>
-          <w:rFonts w:ascii="Roboto Mono" w:hAnsi="Roboto Mono"/>
-          <w:sz w:val="18"/>
-          <w:szCs w:val="18"/>
-        </w:rPr>
-        <w:t xml:space="preserve"> version == '2':</w:t>
+        <w:t xml:space="preserve">    elif version == '2':</w:t>
       </w:r>
     </w:p>
     <w:p>
@@ -1453,25 +1271,7 @@
           <w:sz w:val="18"/>
           <w:szCs w:val="18"/>
         </w:rPr>
-        <w:t>@</w:t>
-      </w:r>
-      <w:proofErr w:type="gramStart"/>
-      <w:r>
-        <w:rPr>
-          <w:rFonts w:ascii="Roboto Mono" w:hAnsi="Roboto Mono"/>
-          <w:sz w:val="18"/>
-          <w:szCs w:val="18"/>
-        </w:rPr>
-        <w:t>app.route</w:t>
-      </w:r>
-      <w:proofErr w:type="gramEnd"/>
-      <w:r>
-        <w:rPr>
-          <w:rFonts w:ascii="Roboto Mono" w:hAnsi="Roboto Mono"/>
-          <w:sz w:val="18"/>
-          <w:szCs w:val="18"/>
-        </w:rPr>
-        <w:t>('/api/spots', methods=['GET'])</w:t>
+        <w:t>@app.route('/api/spots', methods=['GET'])</w:t>
       </w:r>
     </w:p>
     <w:p>
@@ -1496,43 +1296,7 @@
           <w:sz w:val="18"/>
           <w:szCs w:val="18"/>
         </w:rPr>
-        <w:t xml:space="preserve">def </w:t>
-      </w:r>
-      <w:proofErr w:type="spellStart"/>
-      <w:r>
-        <w:rPr>
-          <w:rFonts w:ascii="Roboto Mono" w:hAnsi="Roboto Mono"/>
-          <w:sz w:val="18"/>
-          <w:szCs w:val="18"/>
-        </w:rPr>
-        <w:t>get_</w:t>
-      </w:r>
-      <w:proofErr w:type="gramStart"/>
-      <w:r>
-        <w:rPr>
-          <w:rFonts w:ascii="Roboto Mono" w:hAnsi="Roboto Mono"/>
-          <w:sz w:val="18"/>
-          <w:szCs w:val="18"/>
-        </w:rPr>
-        <w:t>spots</w:t>
-      </w:r>
-      <w:proofErr w:type="spellEnd"/>
-      <w:r>
-        <w:rPr>
-          <w:rFonts w:ascii="Roboto Mono" w:hAnsi="Roboto Mono"/>
-          <w:sz w:val="18"/>
-          <w:szCs w:val="18"/>
-        </w:rPr>
-        <w:t>(</w:t>
-      </w:r>
-      <w:proofErr w:type="gramEnd"/>
-      <w:r>
-        <w:rPr>
-          <w:rFonts w:ascii="Roboto Mono" w:hAnsi="Roboto Mono"/>
-          <w:sz w:val="18"/>
-          <w:szCs w:val="18"/>
-        </w:rPr>
-        <w:t>):</w:t>
+        <w:t>def get_spots():</w:t>
       </w:r>
     </w:p>
     <w:p>
@@ -1574,35 +1338,7 @@
           <w:sz w:val="18"/>
           <w:szCs w:val="18"/>
         </w:rPr>
-        <w:t xml:space="preserve"> = </w:t>
-      </w:r>
-      <w:proofErr w:type="spellStart"/>
-      <w:proofErr w:type="gramStart"/>
-      <w:r>
-        <w:rPr>
-          <w:rFonts w:ascii="Roboto Mono" w:hAnsi="Roboto Mono"/>
-          <w:sz w:val="18"/>
-          <w:szCs w:val="18"/>
-        </w:rPr>
-        <w:t>request.headers.get</w:t>
-      </w:r>
-      <w:proofErr w:type="spellEnd"/>
-      <w:r>
-        <w:rPr>
-          <w:rFonts w:ascii="Roboto Mono" w:hAnsi="Roboto Mono"/>
-          <w:sz w:val="18"/>
-          <w:szCs w:val="18"/>
-        </w:rPr>
-        <w:t>(</w:t>
-      </w:r>
-      <w:proofErr w:type="gramEnd"/>
-      <w:r>
-        <w:rPr>
-          <w:rFonts w:ascii="Roboto Mono" w:hAnsi="Roboto Mono"/>
-          <w:sz w:val="18"/>
-          <w:szCs w:val="18"/>
-        </w:rPr>
-        <w:t>'Accept-Version', 'v1')</w:t>
+        <w:t xml:space="preserve"> = request.headers.get('Accept-Version', 'v1')</w:t>
       </w:r>
     </w:p>
     <w:p>
@@ -1677,25 +1413,7 @@
           <w:sz w:val="18"/>
           <w:szCs w:val="18"/>
         </w:rPr>
-        <w:t xml:space="preserve">    </w:t>
-      </w:r>
-      <w:proofErr w:type="spellStart"/>
-      <w:r>
-        <w:rPr>
-          <w:rFonts w:ascii="Roboto Mono" w:hAnsi="Roboto Mono"/>
-          <w:sz w:val="18"/>
-          <w:szCs w:val="18"/>
-        </w:rPr>
-        <w:t>elif</w:t>
-      </w:r>
-      <w:proofErr w:type="spellEnd"/>
-      <w:r>
-        <w:rPr>
-          <w:rFonts w:ascii="Roboto Mono" w:hAnsi="Roboto Mono"/>
-          <w:sz w:val="18"/>
-          <w:szCs w:val="18"/>
-        </w:rPr>
-        <w:t xml:space="preserve"> version == 'v2':</w:t>
+        <w:t xml:space="preserve">    elif version == 'v2':</w:t>
       </w:r>
     </w:p>
     <w:p>
@@ -1786,15 +1504,7 @@
         <w:t xml:space="preserve">Harder to test </w:t>
       </w:r>
       <w:r>
-        <w:t xml:space="preserve">(e.g., browsers </w:t>
-      </w:r>
-      <w:proofErr w:type="gramStart"/>
-      <w:r>
-        <w:t>don’t</w:t>
-      </w:r>
-      <w:proofErr w:type="gramEnd"/>
-      <w:r>
-        <w:t xml:space="preserve"> show headers in address bars).</w:t>
+        <w:t>(e.g., browsers don’t show headers in address bars).</w:t>
       </w:r>
     </w:p>
     <w:p>
@@ -1824,15 +1534,7 @@
         <w:pStyle w:val="NoSpacing"/>
       </w:pPr>
       <w:r>
-        <w:t xml:space="preserve">Use the Accept header (e.g., Accept: </w:t>
-      </w:r>
-      <w:proofErr w:type="gramStart"/>
-      <w:r>
-        <w:t>application/vnd.myapi.v</w:t>
-      </w:r>
-      <w:proofErr w:type="gramEnd"/>
-      <w:r>
-        <w:t>1+json).</w:t>
+        <w:t>Use the Accept header (e.g., Accept: application/vnd.myapi.v1+json).</w:t>
       </w:r>
       <w:r>
         <w:br/>
@@ -1867,25 +1569,7 @@
           <w:sz w:val="18"/>
           <w:szCs w:val="18"/>
         </w:rPr>
-        <w:t>@</w:t>
-      </w:r>
-      <w:proofErr w:type="gramStart"/>
-      <w:r>
-        <w:rPr>
-          <w:rFonts w:ascii="Roboto Mono" w:hAnsi="Roboto Mono"/>
-          <w:sz w:val="18"/>
-          <w:szCs w:val="18"/>
-        </w:rPr>
-        <w:t>app.route</w:t>
-      </w:r>
-      <w:proofErr w:type="gramEnd"/>
-      <w:r>
-        <w:rPr>
-          <w:rFonts w:ascii="Roboto Mono" w:hAnsi="Roboto Mono"/>
-          <w:sz w:val="18"/>
-          <w:szCs w:val="18"/>
-        </w:rPr>
-        <w:t>('/api/spots', methods=['GET'])</w:t>
+        <w:t>@app.route('/api/spots', methods=['GET'])</w:t>
       </w:r>
     </w:p>
     <w:p>
@@ -1910,43 +1594,7 @@
           <w:sz w:val="18"/>
           <w:szCs w:val="18"/>
         </w:rPr>
-        <w:t xml:space="preserve">def </w:t>
-      </w:r>
-      <w:proofErr w:type="spellStart"/>
-      <w:r>
-        <w:rPr>
-          <w:rFonts w:ascii="Roboto Mono" w:hAnsi="Roboto Mono"/>
-          <w:sz w:val="18"/>
-          <w:szCs w:val="18"/>
-        </w:rPr>
-        <w:t>get_</w:t>
-      </w:r>
-      <w:proofErr w:type="gramStart"/>
-      <w:r>
-        <w:rPr>
-          <w:rFonts w:ascii="Roboto Mono" w:hAnsi="Roboto Mono"/>
-          <w:sz w:val="18"/>
-          <w:szCs w:val="18"/>
-        </w:rPr>
-        <w:t>spots</w:t>
-      </w:r>
-      <w:proofErr w:type="spellEnd"/>
-      <w:r>
-        <w:rPr>
-          <w:rFonts w:ascii="Roboto Mono" w:hAnsi="Roboto Mono"/>
-          <w:sz w:val="18"/>
-          <w:szCs w:val="18"/>
-        </w:rPr>
-        <w:t>(</w:t>
-      </w:r>
-      <w:proofErr w:type="gramEnd"/>
-      <w:r>
-        <w:rPr>
-          <w:rFonts w:ascii="Roboto Mono" w:hAnsi="Roboto Mono"/>
-          <w:sz w:val="18"/>
-          <w:szCs w:val="18"/>
-        </w:rPr>
-        <w:t>):</w:t>
+        <w:t>def get_spots():</w:t>
       </w:r>
     </w:p>
     <w:p>
@@ -1973,7 +1621,6 @@
         </w:rPr>
         <w:t xml:space="preserve">    </w:t>
       </w:r>
-      <w:proofErr w:type="spellStart"/>
       <w:r>
         <w:rPr>
           <w:rFonts w:ascii="Roboto Mono" w:hAnsi="Roboto Mono"/>
@@ -1983,42 +1630,13 @@
         </w:rPr>
         <w:t>accept_header</w:t>
       </w:r>
-      <w:proofErr w:type="spellEnd"/>
       <w:r>
         <w:rPr>
           <w:rFonts w:ascii="Roboto Mono" w:hAnsi="Roboto Mono"/>
           <w:sz w:val="18"/>
           <w:szCs w:val="18"/>
         </w:rPr>
-        <w:t xml:space="preserve"> = </w:t>
-      </w:r>
-      <w:proofErr w:type="spellStart"/>
-      <w:proofErr w:type="gramStart"/>
-      <w:r>
-        <w:rPr>
-          <w:rFonts w:ascii="Roboto Mono" w:hAnsi="Roboto Mono"/>
-          <w:sz w:val="18"/>
-          <w:szCs w:val="18"/>
-        </w:rPr>
-        <w:t>request.headers.get</w:t>
-      </w:r>
-      <w:proofErr w:type="spellEnd"/>
-      <w:r>
-        <w:rPr>
-          <w:rFonts w:ascii="Roboto Mono" w:hAnsi="Roboto Mono"/>
-          <w:sz w:val="18"/>
-          <w:szCs w:val="18"/>
-        </w:rPr>
-        <w:t>(</w:t>
-      </w:r>
-      <w:proofErr w:type="gramEnd"/>
-      <w:r>
-        <w:rPr>
-          <w:rFonts w:ascii="Roboto Mono" w:hAnsi="Roboto Mono"/>
-          <w:sz w:val="18"/>
-          <w:szCs w:val="18"/>
-        </w:rPr>
-        <w:t>'Accept', '')</w:t>
+        <w:t xml:space="preserve"> = request.headers.get('Accept', '')</w:t>
       </w:r>
     </w:p>
     <w:p>
@@ -2043,43 +1661,7 @@
           <w:sz w:val="18"/>
           <w:szCs w:val="18"/>
         </w:rPr>
-        <w:t xml:space="preserve">    if '</w:t>
-      </w:r>
-      <w:proofErr w:type="gramStart"/>
-      <w:r>
-        <w:rPr>
-          <w:rFonts w:ascii="Roboto Mono" w:hAnsi="Roboto Mono"/>
-          <w:sz w:val="18"/>
-          <w:szCs w:val="18"/>
-        </w:rPr>
-        <w:t>vnd.myapi</w:t>
-      </w:r>
-      <w:proofErr w:type="gramEnd"/>
-      <w:r>
-        <w:rPr>
-          <w:rFonts w:ascii="Roboto Mono" w:hAnsi="Roboto Mono"/>
-          <w:sz w:val="18"/>
-          <w:szCs w:val="18"/>
-        </w:rPr>
-        <w:t xml:space="preserve">.v1' in </w:t>
-      </w:r>
-      <w:proofErr w:type="spellStart"/>
-      <w:r>
-        <w:rPr>
-          <w:rFonts w:ascii="Roboto Mono" w:hAnsi="Roboto Mono"/>
-          <w:sz w:val="18"/>
-          <w:szCs w:val="18"/>
-        </w:rPr>
-        <w:t>accept_header</w:t>
-      </w:r>
-      <w:proofErr w:type="spellEnd"/>
-      <w:r>
-        <w:rPr>
-          <w:rFonts w:ascii="Roboto Mono" w:hAnsi="Roboto Mono"/>
-          <w:sz w:val="18"/>
-          <w:szCs w:val="18"/>
-        </w:rPr>
-        <w:t>:</w:t>
+        <w:t xml:space="preserve">    if 'vnd.myapi.v1' in accept_header:</w:t>
       </w:r>
     </w:p>
     <w:p>
@@ -2129,61 +1711,7 @@
           <w:sz w:val="18"/>
           <w:szCs w:val="18"/>
         </w:rPr>
-        <w:t xml:space="preserve">    </w:t>
-      </w:r>
-      <w:proofErr w:type="spellStart"/>
-      <w:r>
-        <w:rPr>
-          <w:rFonts w:ascii="Roboto Mono" w:hAnsi="Roboto Mono"/>
-          <w:sz w:val="18"/>
-          <w:szCs w:val="18"/>
-        </w:rPr>
-        <w:t>elif</w:t>
-      </w:r>
-      <w:proofErr w:type="spellEnd"/>
-      <w:r>
-        <w:rPr>
-          <w:rFonts w:ascii="Roboto Mono" w:hAnsi="Roboto Mono"/>
-          <w:sz w:val="18"/>
-          <w:szCs w:val="18"/>
-        </w:rPr>
-        <w:t xml:space="preserve"> '</w:t>
-      </w:r>
-      <w:proofErr w:type="gramStart"/>
-      <w:r>
-        <w:rPr>
-          <w:rFonts w:ascii="Roboto Mono" w:hAnsi="Roboto Mono"/>
-          <w:sz w:val="18"/>
-          <w:szCs w:val="18"/>
-        </w:rPr>
-        <w:t>vnd.myapi</w:t>
-      </w:r>
-      <w:proofErr w:type="gramEnd"/>
-      <w:r>
-        <w:rPr>
-          <w:rFonts w:ascii="Roboto Mono" w:hAnsi="Roboto Mono"/>
-          <w:sz w:val="18"/>
-          <w:szCs w:val="18"/>
-        </w:rPr>
-        <w:t xml:space="preserve">.v2' in </w:t>
-      </w:r>
-      <w:proofErr w:type="spellStart"/>
-      <w:r>
-        <w:rPr>
-          <w:rFonts w:ascii="Roboto Mono" w:hAnsi="Roboto Mono"/>
-          <w:sz w:val="18"/>
-          <w:szCs w:val="18"/>
-        </w:rPr>
-        <w:t>accept_header</w:t>
-      </w:r>
-      <w:proofErr w:type="spellEnd"/>
-      <w:r>
-        <w:rPr>
-          <w:rFonts w:ascii="Roboto Mono" w:hAnsi="Roboto Mono"/>
-          <w:sz w:val="18"/>
-          <w:szCs w:val="18"/>
-        </w:rPr>
-        <w:t>:</w:t>
+        <w:t xml:space="preserve">    elif 'vnd.myapi.v2' in accept_header:</w:t>
       </w:r>
     </w:p>
     <w:p>
@@ -2785,23 +2313,7 @@
           <w:b/>
           <w:bCs/>
         </w:rPr>
-        <w:t>1. /v1/</w:t>
-      </w:r>
-      <w:proofErr w:type="spellStart"/>
-      <w:r>
-        <w:rPr>
-          <w:b/>
-          <w:bCs/>
-        </w:rPr>
-        <w:t>api</w:t>
-      </w:r>
-      <w:proofErr w:type="spellEnd"/>
-      <w:r>
-        <w:rPr>
-          <w:b/>
-          <w:bCs/>
-        </w:rPr>
-        <w:t>/spots (GET)</w:t>
+        <w:t>1. /v1/api/spots (GET)</w:t>
       </w:r>
     </w:p>
     <w:p>
@@ -2836,15 +2348,7 @@
         <w:t>Test:</w:t>
       </w:r>
       <w:r>
-        <w:t> GET /v1/</w:t>
-      </w:r>
-      <w:proofErr w:type="spellStart"/>
-      <w:r>
-        <w:t>api</w:t>
-      </w:r>
-      <w:proofErr w:type="spellEnd"/>
-      <w:r>
-        <w:t>/spots</w:t>
+        <w:t> GET /v1/api/spots</w:t>
       </w:r>
     </w:p>
     <w:p>
@@ -2863,47 +2367,23 @@
         <w:t>Expected:</w:t>
       </w:r>
       <w:r>
-        <w:t> Returns JSON array, each item with floor, bay, </w:t>
-      </w:r>
-      <w:proofErr w:type="spellStart"/>
-      <w:r>
-        <w:t>spot_id</w:t>
-      </w:r>
-      <w:proofErr w:type="spellEnd"/>
-      <w:r>
-        <w:t>, type, status (and car info for occupied spots).</w:t>
-      </w:r>
-    </w:p>
-    <w:p>
-      <w:pPr>
-        <w:pStyle w:val="NoSpacing"/>
-        <w:rPr>
-          <w:b/>
-          <w:bCs/>
-        </w:rPr>
-      </w:pPr>
-      <w:r>
-        <w:rPr>
-          <w:b/>
-          <w:bCs/>
-        </w:rPr>
-        <w:t>2. /v1/</w:t>
-      </w:r>
-      <w:proofErr w:type="spellStart"/>
-      <w:r>
-        <w:rPr>
-          <w:b/>
-          <w:bCs/>
-        </w:rPr>
-        <w:t>api</w:t>
-      </w:r>
-      <w:proofErr w:type="spellEnd"/>
-      <w:r>
-        <w:rPr>
-          <w:b/>
-          <w:bCs/>
-        </w:rPr>
-        <w:t>/spots/available (GET)</w:t>
+        <w:t> Returns JSON array, each item with floor, bay, spot_id, type, status (and car info for occupied spots).</w:t>
+      </w:r>
+    </w:p>
+    <w:p>
+      <w:pPr>
+        <w:pStyle w:val="NoSpacing"/>
+        <w:rPr>
+          <w:b/>
+          <w:bCs/>
+        </w:rPr>
+      </w:pPr>
+      <w:r>
+        <w:rPr>
+          <w:b/>
+          <w:bCs/>
+        </w:rPr>
+        <w:t>2. /v1/api/spots/available (GET)</w:t>
       </w:r>
     </w:p>
     <w:p>
@@ -2938,23 +2418,7 @@
         <w:t>Test:</w:t>
       </w:r>
       <w:r>
-        <w:t> GET /v1/</w:t>
-      </w:r>
-      <w:proofErr w:type="spellStart"/>
-      <w:r>
-        <w:t>api</w:t>
-      </w:r>
-      <w:proofErr w:type="spellEnd"/>
-      <w:r>
-        <w:t>/spots/</w:t>
-      </w:r>
-      <w:proofErr w:type="spellStart"/>
-      <w:r>
-        <w:t>available?type</w:t>
-      </w:r>
-      <w:proofErr w:type="spellEnd"/>
-      <w:r>
-        <w:t>=standard</w:t>
+        <w:t> GET /v1/api/spots/available?type=standard</w:t>
       </w:r>
     </w:p>
     <w:p>
@@ -2989,23 +2453,7 @@
           <w:b/>
           <w:bCs/>
         </w:rPr>
-        <w:t>3. /v1/</w:t>
-      </w:r>
-      <w:proofErr w:type="spellStart"/>
-      <w:r>
-        <w:rPr>
-          <w:b/>
-          <w:bCs/>
-        </w:rPr>
-        <w:t>api</w:t>
-      </w:r>
-      <w:proofErr w:type="spellEnd"/>
-      <w:r>
-        <w:rPr>
-          <w:b/>
-          <w:bCs/>
-        </w:rPr>
-        <w:t>/cars/park (POST)</w:t>
+        <w:t>3. /v1/api/cars/park (POST)</w:t>
       </w:r>
     </w:p>
     <w:p>
@@ -3062,25 +2510,7 @@
           <w:sz w:val="18"/>
           <w:szCs w:val="18"/>
         </w:rPr>
-        <w:t>POST /v1/</w:t>
-      </w:r>
-      <w:proofErr w:type="spellStart"/>
-      <w:r>
-        <w:rPr>
-          <w:rFonts w:ascii="Roboto Mono" w:hAnsi="Roboto Mono"/>
-          <w:sz w:val="18"/>
-          <w:szCs w:val="18"/>
-        </w:rPr>
-        <w:t>api</w:t>
-      </w:r>
-      <w:proofErr w:type="spellEnd"/>
-      <w:r>
-        <w:rPr>
-          <w:rFonts w:ascii="Roboto Mono" w:hAnsi="Roboto Mono"/>
-          <w:sz w:val="18"/>
-          <w:szCs w:val="18"/>
-        </w:rPr>
-        <w:t>/cars/park</w:t>
+        <w:t>POST /v1/api/cars/park</w:t>
       </w:r>
     </w:p>
     <w:p>
@@ -3105,64 +2535,8 @@
           <w:sz w:val="18"/>
           <w:szCs w:val="18"/>
         </w:rPr>
-        <w:t xml:space="preserve">Body: </w:t>
-      </w:r>
-      <w:proofErr w:type="gramStart"/>
-      <w:r>
-        <w:rPr>
-          <w:rFonts w:ascii="Roboto Mono" w:hAnsi="Roboto Mono"/>
-          <w:sz w:val="18"/>
-          <w:szCs w:val="18"/>
-        </w:rPr>
-        <w:t>{ "</w:t>
-      </w:r>
-      <w:proofErr w:type="spellStart"/>
-      <w:proofErr w:type="gramEnd"/>
-      <w:r>
-        <w:rPr>
-          <w:rFonts w:ascii="Roboto Mono" w:hAnsi="Roboto Mono"/>
-          <w:sz w:val="18"/>
-          <w:szCs w:val="18"/>
-        </w:rPr>
-        <w:t>license_plate</w:t>
-      </w:r>
-      <w:proofErr w:type="spellEnd"/>
-      <w:r>
-        <w:rPr>
-          <w:rFonts w:ascii="Roboto Mono" w:hAnsi="Roboto Mono"/>
-          <w:sz w:val="18"/>
-          <w:szCs w:val="18"/>
-        </w:rPr>
-        <w:t>": "XYZ123", "</w:t>
-      </w:r>
-      <w:proofErr w:type="spellStart"/>
-      <w:r>
-        <w:rPr>
-          <w:rFonts w:ascii="Roboto Mono" w:hAnsi="Roboto Mono"/>
-          <w:sz w:val="18"/>
-          <w:szCs w:val="18"/>
-        </w:rPr>
-        <w:t>car_size</w:t>
-      </w:r>
-      <w:proofErr w:type="spellEnd"/>
-      <w:r>
-        <w:rPr>
-          <w:rFonts w:ascii="Roboto Mono" w:hAnsi="Roboto Mono"/>
-          <w:sz w:val="18"/>
-          <w:szCs w:val="18"/>
-        </w:rPr>
-        <w:t>": "medium</w:t>
-      </w:r>
-      <w:proofErr w:type="gramStart"/>
-      <w:r>
-        <w:rPr>
-          <w:rFonts w:ascii="Roboto Mono" w:hAnsi="Roboto Mono"/>
-          <w:sz w:val="18"/>
-          <w:szCs w:val="18"/>
-        </w:rPr>
-        <w:t>" }</w:t>
-      </w:r>
-      <w:proofErr w:type="gramEnd"/>
+        <w:t>Body: { "license_plate": "XYZ123", "car_size": "medium" }</w:t>
+      </w:r>
     </w:p>
     <w:p>
       <w:pPr>
@@ -3180,47 +2554,23 @@
         <w:t>Expected:</w:t>
       </w:r>
       <w:r>
-        <w:t> JSON response with assigned spot info (e.g. </w:t>
-      </w:r>
-      <w:proofErr w:type="spellStart"/>
-      <w:r>
-        <w:t>spot_id</w:t>
-      </w:r>
-      <w:proofErr w:type="spellEnd"/>
-      <w:r>
-        <w:t>, floor, bay).</w:t>
-      </w:r>
-    </w:p>
-    <w:p>
-      <w:pPr>
-        <w:pStyle w:val="NoSpacing"/>
-        <w:rPr>
-          <w:b/>
-          <w:bCs/>
-        </w:rPr>
-      </w:pPr>
-      <w:r>
-        <w:rPr>
-          <w:b/>
-          <w:bCs/>
-        </w:rPr>
-        <w:t>4. /v1/</w:t>
-      </w:r>
-      <w:proofErr w:type="spellStart"/>
-      <w:r>
-        <w:rPr>
-          <w:b/>
-          <w:bCs/>
-        </w:rPr>
-        <w:t>api</w:t>
-      </w:r>
-      <w:proofErr w:type="spellEnd"/>
-      <w:r>
-        <w:rPr>
-          <w:b/>
-          <w:bCs/>
-        </w:rPr>
-        <w:t>/cars/exit (POST)</w:t>
+        <w:t> JSON response with assigned spot info (e.g. spot_id, floor, bay).</w:t>
+      </w:r>
+    </w:p>
+    <w:p>
+      <w:pPr>
+        <w:pStyle w:val="NoSpacing"/>
+        <w:rPr>
+          <w:b/>
+          <w:bCs/>
+        </w:rPr>
+      </w:pPr>
+      <w:r>
+        <w:rPr>
+          <w:b/>
+          <w:bCs/>
+        </w:rPr>
+        <w:t>4. /v1/api/cars/exit (POST)</w:t>
       </w:r>
     </w:p>
     <w:p>
@@ -3277,25 +2627,7 @@
           <w:sz w:val="18"/>
           <w:szCs w:val="18"/>
         </w:rPr>
-        <w:t>POST /v1/</w:t>
-      </w:r>
-      <w:proofErr w:type="spellStart"/>
-      <w:r>
-        <w:rPr>
-          <w:rFonts w:ascii="Roboto Mono" w:hAnsi="Roboto Mono"/>
-          <w:sz w:val="18"/>
-          <w:szCs w:val="18"/>
-        </w:rPr>
-        <w:t>api</w:t>
-      </w:r>
-      <w:proofErr w:type="spellEnd"/>
-      <w:r>
-        <w:rPr>
-          <w:rFonts w:ascii="Roboto Mono" w:hAnsi="Roboto Mono"/>
-          <w:sz w:val="18"/>
-          <w:szCs w:val="18"/>
-        </w:rPr>
-        <w:t>/cars/exit</w:t>
+        <w:t>POST /v1/api/cars/exit</w:t>
       </w:r>
     </w:p>
     <w:p>
@@ -3320,46 +2652,8 @@
           <w:sz w:val="18"/>
           <w:szCs w:val="18"/>
         </w:rPr>
-        <w:t xml:space="preserve">Body: </w:t>
-      </w:r>
-      <w:proofErr w:type="gramStart"/>
-      <w:r>
-        <w:rPr>
-          <w:rFonts w:ascii="Roboto Mono" w:hAnsi="Roboto Mono"/>
-          <w:sz w:val="18"/>
-          <w:szCs w:val="18"/>
-        </w:rPr>
-        <w:t>{ "</w:t>
-      </w:r>
-      <w:proofErr w:type="spellStart"/>
-      <w:proofErr w:type="gramEnd"/>
-      <w:r>
-        <w:rPr>
-          <w:rFonts w:ascii="Roboto Mono" w:hAnsi="Roboto Mono"/>
-          <w:sz w:val="18"/>
-          <w:szCs w:val="18"/>
-        </w:rPr>
-        <w:t>license_plate</w:t>
-      </w:r>
-      <w:proofErr w:type="spellEnd"/>
-      <w:r>
-        <w:rPr>
-          <w:rFonts w:ascii="Roboto Mono" w:hAnsi="Roboto Mono"/>
-          <w:sz w:val="18"/>
-          <w:szCs w:val="18"/>
-        </w:rPr>
-        <w:t>": "XYZ123</w:t>
-      </w:r>
-      <w:proofErr w:type="gramStart"/>
-      <w:r>
-        <w:rPr>
-          <w:rFonts w:ascii="Roboto Mono" w:hAnsi="Roboto Mono"/>
-          <w:sz w:val="18"/>
-          <w:szCs w:val="18"/>
-        </w:rPr>
-        <w:t>" }</w:t>
-      </w:r>
-      <w:proofErr w:type="gramEnd"/>
+        <w:t>Body: { "license_plate": "XYZ123" }</w:t>
+      </w:r>
     </w:p>
     <w:p>
       <w:pPr>
@@ -3377,47 +2671,23 @@
         <w:t>Expected:</w:t>
       </w:r>
       <w:r>
-        <w:t> JSON with </w:t>
-      </w:r>
-      <w:proofErr w:type="spellStart"/>
-      <w:r>
-        <w:t>duration_hours</w:t>
-      </w:r>
-      <w:proofErr w:type="spellEnd"/>
-      <w:r>
-        <w:t>, fee, and calculation details (car is checked out, spot is now available).</w:t>
-      </w:r>
-    </w:p>
-    <w:p>
-      <w:pPr>
-        <w:pStyle w:val="NoSpacing"/>
-        <w:rPr>
-          <w:b/>
-          <w:bCs/>
-        </w:rPr>
-      </w:pPr>
-      <w:r>
-        <w:rPr>
-          <w:b/>
-          <w:bCs/>
-        </w:rPr>
-        <w:t>5. /v1/</w:t>
-      </w:r>
-      <w:proofErr w:type="spellStart"/>
-      <w:r>
-        <w:rPr>
-          <w:b/>
-          <w:bCs/>
-        </w:rPr>
-        <w:t>api</w:t>
-      </w:r>
-      <w:proofErr w:type="spellEnd"/>
-      <w:r>
-        <w:rPr>
-          <w:b/>
-          <w:bCs/>
-        </w:rPr>
-        <w:t>/cars/find (GET)</w:t>
+        <w:t> JSON with duration_hours, fee, and calculation details (car is checked out, spot is now available).</w:t>
+      </w:r>
+    </w:p>
+    <w:p>
+      <w:pPr>
+        <w:pStyle w:val="NoSpacing"/>
+        <w:rPr>
+          <w:b/>
+          <w:bCs/>
+        </w:rPr>
+      </w:pPr>
+      <w:r>
+        <w:rPr>
+          <w:b/>
+          <w:bCs/>
+        </w:rPr>
+        <w:t>5. /v1/api/cars/find (GET)</w:t>
       </w:r>
     </w:p>
     <w:p>
@@ -3452,23 +2722,7 @@
         <w:t>Test:</w:t>
       </w:r>
       <w:r>
-        <w:t> GET /v1/</w:t>
-      </w:r>
-      <w:proofErr w:type="spellStart"/>
-      <w:r>
-        <w:t>api</w:t>
-      </w:r>
-      <w:proofErr w:type="spellEnd"/>
-      <w:r>
-        <w:t>/cars/</w:t>
-      </w:r>
-      <w:proofErr w:type="spellStart"/>
-      <w:r>
-        <w:t>find?license_plate</w:t>
-      </w:r>
-      <w:proofErr w:type="spellEnd"/>
-      <w:r>
-        <w:t>=XYZ123</w:t>
+        <w:t> GET /v1/api/cars/find?license_plate=XYZ123</w:t>
       </w:r>
     </w:p>
     <w:p>
@@ -3557,15 +2811,7 @@
         </w:numPr>
       </w:pPr>
       <w:r>
-        <w:t>/v1/</w:t>
-      </w:r>
-      <w:proofErr w:type="spellStart"/>
-      <w:r>
-        <w:t>api</w:t>
-      </w:r>
-      <w:proofErr w:type="spellEnd"/>
-      <w:r>
-        <w:t>/cars/park — adds a car record and marks spot as occupied.</w:t>
+        <w:t>/v1/api/cars/park — adds a car record and marks spot as occupied.</w:t>
       </w:r>
     </w:p>
     <w:p>
@@ -3593,15 +2839,7 @@
         </w:numPr>
       </w:pPr>
       <w:r>
-        <w:t>/v1/</w:t>
-      </w:r>
-      <w:proofErr w:type="spellStart"/>
-      <w:r>
-        <w:t>api</w:t>
-      </w:r>
-      <w:proofErr w:type="spellEnd"/>
-      <w:r>
-        <w:t>/spots — lists all spots.</w:t>
+        <w:t>/v1/api/spots — lists all spots.</w:t>
       </w:r>
     </w:p>
     <w:p>
@@ -3613,15 +2851,7 @@
         </w:numPr>
       </w:pPr>
       <w:r>
-        <w:t>/v1/</w:t>
-      </w:r>
-      <w:proofErr w:type="spellStart"/>
-      <w:r>
-        <w:t>api</w:t>
-      </w:r>
-      <w:proofErr w:type="spellEnd"/>
-      <w:r>
-        <w:t>/spots/available — lists available spots.</w:t>
+        <w:t>/v1/api/spots/available — lists available spots.</w:t>
       </w:r>
     </w:p>
     <w:p>
@@ -3633,15 +2863,7 @@
         </w:numPr>
       </w:pPr>
       <w:r>
-        <w:t>/v1/</w:t>
-      </w:r>
-      <w:proofErr w:type="spellStart"/>
-      <w:r>
-        <w:t>api</w:t>
-      </w:r>
-      <w:proofErr w:type="spellEnd"/>
-      <w:r>
-        <w:t>/cars/find — gets car’s parking info.</w:t>
+        <w:t>/v1/api/cars/find — gets car’s parking info.</w:t>
       </w:r>
     </w:p>
     <w:p>
@@ -3669,15 +2891,7 @@
         </w:numPr>
       </w:pPr>
       <w:r>
-        <w:t>/v1/</w:t>
-      </w:r>
-      <w:proofErr w:type="spellStart"/>
-      <w:r>
-        <w:t>api</w:t>
-      </w:r>
-      <w:proofErr w:type="spellEnd"/>
-      <w:r>
-        <w:t>/cars/exit — checks out a car, updates spot and car record.</w:t>
+        <w:t>/v1/api/cars/exit — checks out a car, updates spot and car record.</w:t>
       </w:r>
     </w:p>
     <w:p>
@@ -3901,23 +3115,7 @@
                 <w:sz w:val="18"/>
                 <w:szCs w:val="18"/>
               </w:rPr>
-              <w:t>/v1/</w:t>
-            </w:r>
-            <w:proofErr w:type="spellStart"/>
-            <w:r>
-              <w:rPr>
-                <w:sz w:val="18"/>
-                <w:szCs w:val="18"/>
-              </w:rPr>
-              <w:t>api</w:t>
-            </w:r>
-            <w:proofErr w:type="spellEnd"/>
-            <w:r>
-              <w:rPr>
-                <w:sz w:val="18"/>
-                <w:szCs w:val="18"/>
-              </w:rPr>
-              <w:t>/spots</w:t>
+              <w:t>/v1/api/spots</w:t>
             </w:r>
           </w:p>
         </w:tc>
@@ -3998,27 +3196,7 @@
                 <w:sz w:val="20"/>
                 <w:szCs w:val="20"/>
               </w:rPr>
-              <w:t>/v1/</w:t>
-            </w:r>
-            <w:proofErr w:type="spellStart"/>
-            <w:r>
-              <w:rPr>
-                <w:b/>
-                <w:bCs/>
-                <w:sz w:val="20"/>
-                <w:szCs w:val="20"/>
-              </w:rPr>
-              <w:t>api</w:t>
-            </w:r>
-            <w:proofErr w:type="spellEnd"/>
-            <w:r>
-              <w:rPr>
-                <w:b/>
-                <w:bCs/>
-                <w:sz w:val="20"/>
-                <w:szCs w:val="20"/>
-              </w:rPr>
-              <w:t>/spots</w:t>
+              <w:t>/v1/api/spots</w:t>
             </w:r>
           </w:p>
         </w:tc>
@@ -4067,23 +3245,7 @@
                 <w:sz w:val="18"/>
                 <w:szCs w:val="18"/>
               </w:rPr>
-              <w:t>/v1/</w:t>
-            </w:r>
-            <w:proofErr w:type="spellStart"/>
-            <w:r>
-              <w:rPr>
-                <w:sz w:val="18"/>
-                <w:szCs w:val="18"/>
-              </w:rPr>
-              <w:t>api</w:t>
-            </w:r>
-            <w:proofErr w:type="spellEnd"/>
-            <w:r>
-              <w:rPr>
-                <w:sz w:val="18"/>
-                <w:szCs w:val="18"/>
-              </w:rPr>
-              <w:t>/spots/available</w:t>
+              <w:t>/v1/api/spots/available</w:t>
             </w:r>
           </w:p>
         </w:tc>
@@ -4164,47 +3326,7 @@
                 <w:sz w:val="20"/>
                 <w:szCs w:val="20"/>
               </w:rPr>
-              <w:t>/v1/</w:t>
-            </w:r>
-            <w:proofErr w:type="spellStart"/>
-            <w:r>
-              <w:rPr>
-                <w:b/>
-                <w:bCs/>
-                <w:sz w:val="20"/>
-                <w:szCs w:val="20"/>
-              </w:rPr>
-              <w:t>api</w:t>
-            </w:r>
-            <w:proofErr w:type="spellEnd"/>
-            <w:r>
-              <w:rPr>
-                <w:b/>
-                <w:bCs/>
-                <w:sz w:val="20"/>
-                <w:szCs w:val="20"/>
-              </w:rPr>
-              <w:t>/spots/</w:t>
-            </w:r>
-            <w:proofErr w:type="spellStart"/>
-            <w:r>
-              <w:rPr>
-                <w:b/>
-                <w:bCs/>
-                <w:sz w:val="20"/>
-                <w:szCs w:val="20"/>
-              </w:rPr>
-              <w:t>available?type</w:t>
-            </w:r>
-            <w:proofErr w:type="spellEnd"/>
-            <w:r>
-              <w:rPr>
-                <w:b/>
-                <w:bCs/>
-                <w:sz w:val="20"/>
-                <w:szCs w:val="20"/>
-              </w:rPr>
-              <w:t>=compact</w:t>
+              <w:t>/v1/api/spots/available?type=compact</w:t>
             </w:r>
           </w:p>
         </w:tc>
@@ -4256,23 +3378,7 @@
                 <w:sz w:val="18"/>
                 <w:szCs w:val="18"/>
               </w:rPr>
-              <w:t>/v1/</w:t>
-            </w:r>
-            <w:proofErr w:type="spellStart"/>
-            <w:r>
-              <w:rPr>
-                <w:sz w:val="18"/>
-                <w:szCs w:val="18"/>
-              </w:rPr>
-              <w:t>api</w:t>
-            </w:r>
-            <w:proofErr w:type="spellEnd"/>
-            <w:r>
-              <w:rPr>
-                <w:sz w:val="18"/>
-                <w:szCs w:val="18"/>
-              </w:rPr>
-              <w:t>/cars/park</w:t>
+              <w:t>/v1/api/cars/park</w:t>
             </w:r>
           </w:p>
         </w:tc>
@@ -4393,23 +3499,7 @@
                 <w:sz w:val="18"/>
                 <w:szCs w:val="18"/>
               </w:rPr>
-              <w:t>/v1/</w:t>
-            </w:r>
-            <w:proofErr w:type="spellStart"/>
-            <w:r>
-              <w:rPr>
-                <w:sz w:val="18"/>
-                <w:szCs w:val="18"/>
-              </w:rPr>
-              <w:t>api</w:t>
-            </w:r>
-            <w:proofErr w:type="spellEnd"/>
-            <w:r>
-              <w:rPr>
-                <w:sz w:val="18"/>
-                <w:szCs w:val="18"/>
-              </w:rPr>
-              <w:t>/cars/exit</w:t>
+              <w:t>/v1/api/cars/exit</w:t>
             </w:r>
           </w:p>
         </w:tc>
@@ -4533,23 +3623,7 @@
                 <w:sz w:val="18"/>
                 <w:szCs w:val="18"/>
               </w:rPr>
-              <w:t>/v1/</w:t>
-            </w:r>
-            <w:proofErr w:type="spellStart"/>
-            <w:r>
-              <w:rPr>
-                <w:sz w:val="18"/>
-                <w:szCs w:val="18"/>
-              </w:rPr>
-              <w:t>api</w:t>
-            </w:r>
-            <w:proofErr w:type="spellEnd"/>
-            <w:r>
-              <w:rPr>
-                <w:sz w:val="18"/>
-                <w:szCs w:val="18"/>
-              </w:rPr>
-              <w:t>/cars/find</w:t>
+              <w:t>/v1/api/cars/find</w:t>
             </w:r>
           </w:p>
         </w:tc>
@@ -4630,47 +3704,7 @@
                 <w:sz w:val="20"/>
                 <w:szCs w:val="20"/>
               </w:rPr>
-              <w:t>/v1/</w:t>
-            </w:r>
-            <w:proofErr w:type="spellStart"/>
-            <w:r>
-              <w:rPr>
-                <w:b/>
-                <w:bCs/>
-                <w:sz w:val="20"/>
-                <w:szCs w:val="20"/>
-              </w:rPr>
-              <w:t>api</w:t>
-            </w:r>
-            <w:proofErr w:type="spellEnd"/>
-            <w:r>
-              <w:rPr>
-                <w:b/>
-                <w:bCs/>
-                <w:sz w:val="20"/>
-                <w:szCs w:val="20"/>
-              </w:rPr>
-              <w:t>/cars/</w:t>
-            </w:r>
-            <w:proofErr w:type="spellStart"/>
-            <w:r>
-              <w:rPr>
-                <w:b/>
-                <w:bCs/>
-                <w:sz w:val="20"/>
-                <w:szCs w:val="20"/>
-              </w:rPr>
-              <w:t>find?license_plate</w:t>
-            </w:r>
-            <w:proofErr w:type="spellEnd"/>
-            <w:r>
-              <w:rPr>
-                <w:b/>
-                <w:bCs/>
-                <w:sz w:val="20"/>
-                <w:szCs w:val="20"/>
-              </w:rPr>
-              <w:t>=</w:t>
+              <w:t>/v1/api/cars/find?license_plate=</w:t>
             </w:r>
             <w:r>
               <w:rPr>
@@ -4702,23 +3736,7 @@
                 <w:sz w:val="20"/>
                 <w:szCs w:val="20"/>
               </w:rPr>
-              <w:t xml:space="preserve">Car’s parking info (spot, floor, bay, times, fee, </w:t>
-            </w:r>
-            <w:proofErr w:type="spellStart"/>
-            <w:r>
-              <w:rPr>
-                <w:sz w:val="20"/>
-                <w:szCs w:val="20"/>
-              </w:rPr>
-              <w:t>etc</w:t>
-            </w:r>
-            <w:proofErr w:type="spellEnd"/>
-            <w:r>
-              <w:rPr>
-                <w:sz w:val="20"/>
-                <w:szCs w:val="20"/>
-              </w:rPr>
-              <w:t>)</w:t>
+              <w:t>Car’s parking info (spot, floor, bay, times, fee, etc)</w:t>
             </w:r>
           </w:p>
         </w:tc>
@@ -4807,34 +3825,13 @@
           <w:b/>
           <w:bCs/>
         </w:rPr>
-        <w:t>Add a </w:t>
-      </w:r>
-      <w:proofErr w:type="spellStart"/>
-      <w:r>
-        <w:rPr>
-          <w:b/>
-          <w:bCs/>
-        </w:rPr>
-        <w:t>garage_id</w:t>
-      </w:r>
-      <w:proofErr w:type="spellEnd"/>
-      <w:r>
-        <w:rPr>
-          <w:b/>
-          <w:bCs/>
-        </w:rPr>
-        <w:t> field</w:t>
+        <w:t>Add a garage_id field</w:t>
       </w:r>
       <w:r>
         <w:t xml:space="preserve"> (or name, code, </w:t>
       </w:r>
-      <w:proofErr w:type="spellStart"/>
-      <w:r>
-        <w:t>parking_lot_id</w:t>
-      </w:r>
-      <w:proofErr w:type="spellEnd"/>
-      <w:r>
-        <w:t xml:space="preserve"> </w:t>
+      <w:r>
+        <w:t xml:space="preserve">parking_lot_id </w:t>
       </w:r>
       <w:r>
         <w:t>etc.) to each floor, bay, spot, and car document in MongoDB.</w:t>
@@ -4887,15 +3884,7 @@
         <w:t>Each floor</w:t>
       </w:r>
       <w:r>
-        <w:t> document should reference its parent garage via </w:t>
-      </w:r>
-      <w:proofErr w:type="spellStart"/>
-      <w:r>
-        <w:t>garage_id</w:t>
-      </w:r>
-      <w:proofErr w:type="spellEnd"/>
-      <w:r>
-        <w:t>.</w:t>
+        <w:t> document should reference its parent garage via garage_id.</w:t>
       </w:r>
     </w:p>
     <w:p>
@@ -4927,23 +3916,7 @@
           <w:b/>
           <w:bCs/>
         </w:rPr>
-        <w:t>All queries must include a </w:t>
-      </w:r>
-      <w:proofErr w:type="spellStart"/>
-      <w:r>
-        <w:rPr>
-          <w:b/>
-          <w:bCs/>
-        </w:rPr>
-        <w:t>garage_id</w:t>
-      </w:r>
-      <w:proofErr w:type="spellEnd"/>
-      <w:r>
-        <w:rPr>
-          <w:b/>
-          <w:bCs/>
-        </w:rPr>
-        <w:t> filter</w:t>
+        <w:t>All queries must include a garage_id filter</w:t>
       </w:r>
       <w:r>
         <w:t>.</w:t>
@@ -4958,23 +3931,7 @@
         </w:numPr>
       </w:pPr>
       <w:r>
-        <w:t>For example, when fetching floors or spots, add {"</w:t>
-      </w:r>
-      <w:proofErr w:type="spellStart"/>
-      <w:r>
-        <w:t>garage_id</w:t>
-      </w:r>
-      <w:proofErr w:type="spellEnd"/>
-      <w:r>
-        <w:t>": &lt;</w:t>
-      </w:r>
-      <w:proofErr w:type="spellStart"/>
-      <w:r>
-        <w:t>garage_id</w:t>
-      </w:r>
-      <w:proofErr w:type="spellEnd"/>
-      <w:r>
-        <w:t>&gt;} to the MongoDB query.</w:t>
+        <w:t>For example, when fetching floors or spots, add {"garage_id": &lt;garage_id&gt;} to the MongoDB query.</w:t>
       </w:r>
     </w:p>
     <w:p>
@@ -5080,15 +4037,7 @@
         </w:numPr>
       </w:pPr>
       <w:r>
-        <w:t>Pass the selected </w:t>
-      </w:r>
-      <w:proofErr w:type="spellStart"/>
-      <w:r>
-        <w:t>garage_id</w:t>
-      </w:r>
-      <w:proofErr w:type="spellEnd"/>
-      <w:r>
-        <w:t> to all API calls.</w:t>
+        <w:t>Pass the selected garage_id to all API calls.</w:t>
       </w:r>
     </w:p>
     <w:p>
@@ -5163,15 +4112,7 @@
         </w:numPr>
       </w:pPr>
       <w:r>
-        <w:t>When adding floors, associate them with the parent </w:t>
-      </w:r>
-      <w:proofErr w:type="spellStart"/>
-      <w:r>
-        <w:t>garage_id</w:t>
-      </w:r>
-      <w:proofErr w:type="spellEnd"/>
-      <w:r>
-        <w:t>.</w:t>
+        <w:t>When adding floors, associate them with the parent garage_id.</w:t>
       </w:r>
     </w:p>
     <w:p>
@@ -5241,15 +4182,7 @@
         </w:numPr>
       </w:pPr>
       <w:r>
-        <w:t>Just add more floor documents with the same </w:t>
-      </w:r>
-      <w:proofErr w:type="spellStart"/>
-      <w:r>
-        <w:t>garage_id</w:t>
-      </w:r>
-      <w:proofErr w:type="spellEnd"/>
-      <w:r>
-        <w:t>.</w:t>
+        <w:t>Just add more floor documents with the same garage_id.</w:t>
       </w:r>
     </w:p>
     <w:p>
@@ -5265,23 +4198,7 @@
           <w:b/>
           <w:bCs/>
         </w:rPr>
-        <w:t>Ensure the </w:t>
-      </w:r>
-      <w:proofErr w:type="spellStart"/>
-      <w:r>
-        <w:rPr>
-          <w:b/>
-          <w:bCs/>
-        </w:rPr>
-        <w:t>floor_number</w:t>
-      </w:r>
-      <w:proofErr w:type="spellEnd"/>
-      <w:r>
-        <w:rPr>
-          <w:b/>
-          <w:bCs/>
-        </w:rPr>
-        <w:t> is unique within each garage</w:t>
+        <w:t>Ensure the floor_number is unique within each garage</w:t>
       </w:r>
       <w:r>
         <w:t>.</w:t>
@@ -5347,15 +4264,7 @@
         </w:numPr>
       </w:pPr>
       <w:r>
-        <w:t>Insert a new floor document into the floors collection, ensuring </w:t>
-      </w:r>
-      <w:proofErr w:type="spellStart"/>
-      <w:r>
-        <w:t>garage_id</w:t>
-      </w:r>
-      <w:proofErr w:type="spellEnd"/>
-      <w:r>
-        <w:t> is set appropriately.</w:t>
+        <w:t>Insert a new floor document into the floors collection, ensuring garage_id is set appropriately.</w:t>
       </w:r>
     </w:p>
     <w:p>
@@ -5491,13 +4400,8 @@
               <w:cnfStyle w:val="100000000000" w:firstRow="1" w:lastRow="0" w:firstColumn="0" w:lastColumn="0" w:oddVBand="0" w:evenVBand="0" w:oddHBand="0" w:evenHBand="0" w:firstRowFirstColumn="0" w:firstRowLastColumn="0" w:lastRowFirstColumn="0" w:lastRowLastColumn="0"/>
             </w:pPr>
             <w:r>
-              <w:t>Frontend/</w:t>
+              <w:t>Frontend/Ux</w:t>
             </w:r>
-            <w:proofErr w:type="spellStart"/>
-            <w:r>
-              <w:t>Ux</w:t>
-            </w:r>
-            <w:proofErr w:type="spellEnd"/>
           </w:p>
         </w:tc>
       </w:tr>
@@ -5531,15 +4435,7 @@
               <w:cnfStyle w:val="000000100000" w:firstRow="0" w:lastRow="0" w:firstColumn="0" w:lastColumn="0" w:oddVBand="0" w:evenVBand="0" w:oddHBand="1" w:evenHBand="0" w:firstRowFirstColumn="0" w:firstRowLastColumn="0" w:lastRowFirstColumn="0" w:lastRowLastColumn="0"/>
             </w:pPr>
             <w:r>
-              <w:t>Add </w:t>
-            </w:r>
-            <w:proofErr w:type="spellStart"/>
-            <w:r>
-              <w:t>garage_id</w:t>
-            </w:r>
-            <w:proofErr w:type="spellEnd"/>
-            <w:r>
-              <w:t>; new garages</w:t>
+              <w:t>Add garage_id; new garages</w:t>
             </w:r>
           </w:p>
         </w:tc>
@@ -5554,15 +4450,7 @@
               <w:cnfStyle w:val="000000100000" w:firstRow="0" w:lastRow="0" w:firstColumn="0" w:lastColumn="0" w:oddVBand="0" w:evenVBand="0" w:oddHBand="1" w:evenHBand="0" w:firstRowFirstColumn="0" w:firstRowLastColumn="0" w:lastRowFirstColumn="0" w:lastRowLastColumn="0"/>
             </w:pPr>
             <w:r>
-              <w:t>Filter all queries by </w:t>
-            </w:r>
-            <w:proofErr w:type="spellStart"/>
-            <w:r>
-              <w:t>garage_id</w:t>
-            </w:r>
-            <w:proofErr w:type="spellEnd"/>
-            <w:r>
-              <w:t>;</w:t>
+              <w:t>Filter all queries by garage_id;</w:t>
             </w:r>
           </w:p>
         </w:tc>
@@ -5609,13 +4497,8 @@
               <w:cnfStyle w:val="000000000000" w:firstRow="0" w:lastRow="0" w:firstColumn="0" w:lastColumn="0" w:oddVBand="0" w:evenVBand="0" w:oddHBand="0" w:evenHBand="0" w:firstRowFirstColumn="0" w:firstRowLastColumn="0" w:lastRowFirstColumn="0" w:lastRowLastColumn="0"/>
             </w:pPr>
             <w:r>
-              <w:t>Add new floor docs with </w:t>
+              <w:t>Add new floor docs with garage_id</w:t>
             </w:r>
-            <w:proofErr w:type="spellStart"/>
-            <w:r>
-              <w:t>garage_id</w:t>
-            </w:r>
-            <w:proofErr w:type="spellEnd"/>
           </w:p>
         </w:tc>
         <w:tc>
@@ -5674,20 +4557,8 @@
           <w:szCs w:val="28"/>
           <w:highlight w:val="yellow"/>
         </w:rPr>
-        <w:t xml:space="preserve">Extend to add Reports, Alerts, Analytics </w:t>
-      </w:r>
-      <w:proofErr w:type="spellStart"/>
-      <w:r>
-        <w:rPr>
-          <w:b/>
-          <w:bCs/>
-          <w:sz w:val="28"/>
-          <w:szCs w:val="28"/>
-          <w:highlight w:val="yellow"/>
-        </w:rPr>
-        <w:t>etc</w:t>
-      </w:r>
-      <w:proofErr w:type="spellEnd"/>
+        <w:t>Extend to add Reports, Alerts, Analytics etc</w:t>
+      </w:r>
     </w:p>
     <w:p>
       <w:pPr>

--- a/docs/Doc.docx
+++ b/docs/Doc.docx
@@ -74,6 +74,7 @@
           <w:szCs w:val="18"/>
         </w:rPr>
       </w:pPr>
+      <w:proofErr w:type="spellStart"/>
       <w:r>
         <w:rPr>
           <w:rFonts w:ascii="Courier New" w:eastAsia="MS Mincho" w:hAnsi="Courier New" w:cs="Courier New"/>
@@ -84,6 +85,7 @@
         </w:rPr>
         <w:t>SmartParkingGarageSystem</w:t>
       </w:r>
+      <w:proofErr w:type="spellEnd"/>
       <w:r>
         <w:rPr>
           <w:rFonts w:ascii="Courier New" w:eastAsia="MS Mincho" w:hAnsi="Courier New" w:cs="Courier New"/>
@@ -503,8 +505,21 @@
         <w:pStyle w:val="NoSpacing"/>
       </w:pPr>
       <w:r>
-        <w:t>pip install flask pymongo python-dotenv</w:t>
-      </w:r>
+        <w:t xml:space="preserve">pip install flask </w:t>
+      </w:r>
+      <w:proofErr w:type="spellStart"/>
+      <w:r>
+        <w:t>pymongo</w:t>
+      </w:r>
+      <w:proofErr w:type="spellEnd"/>
+      <w:r>
+        <w:t xml:space="preserve"> python-</w:t>
+      </w:r>
+      <w:proofErr w:type="spellStart"/>
+      <w:r>
+        <w:t>dotenv</w:t>
+      </w:r>
+      <w:proofErr w:type="spellEnd"/>
     </w:p>
     <w:p>
       <w:pPr>
@@ -566,7 +581,25 @@
           <w:sz w:val="18"/>
           <w:szCs w:val="18"/>
         </w:rPr>
-        <w:t>@app.route('</w:t>
+        <w:t>@</w:t>
+      </w:r>
+      <w:proofErr w:type="gramStart"/>
+      <w:r>
+        <w:rPr>
+          <w:rFonts w:ascii="Roboto Mono" w:hAnsi="Roboto Mono"/>
+          <w:sz w:val="18"/>
+          <w:szCs w:val="18"/>
+        </w:rPr>
+        <w:t>app.route</w:t>
+      </w:r>
+      <w:proofErr w:type="gramEnd"/>
+      <w:r>
+        <w:rPr>
+          <w:rFonts w:ascii="Roboto Mono" w:hAnsi="Roboto Mono"/>
+          <w:sz w:val="18"/>
+          <w:szCs w:val="18"/>
+        </w:rPr>
+        <w:t>('</w:t>
       </w:r>
       <w:r>
         <w:rPr>
@@ -710,7 +743,25 @@
           <w:sz w:val="18"/>
           <w:szCs w:val="18"/>
         </w:rPr>
-        <w:t>@app.route('/v2/api/spots', methods=['GET'])</w:t>
+        <w:t>@</w:t>
+      </w:r>
+      <w:proofErr w:type="gramStart"/>
+      <w:r>
+        <w:rPr>
+          <w:rFonts w:ascii="Roboto Mono" w:hAnsi="Roboto Mono"/>
+          <w:sz w:val="18"/>
+          <w:szCs w:val="18"/>
+        </w:rPr>
+        <w:t>app.route</w:t>
+      </w:r>
+      <w:proofErr w:type="gramEnd"/>
+      <w:r>
+        <w:rPr>
+          <w:rFonts w:ascii="Roboto Mono" w:hAnsi="Roboto Mono"/>
+          <w:sz w:val="18"/>
+          <w:szCs w:val="18"/>
+        </w:rPr>
+        <w:t>('/v2/api/spots', methods=['GET'])</w:t>
       </w:r>
     </w:p>
     <w:p>
@@ -896,7 +947,23 @@
         <w:pStyle w:val="NoSpacing"/>
       </w:pPr>
       <w:r>
-        <w:t>Pass the version as a query parameter (e.g., /api/spots?version=1).</w:t>
+        <w:t>Pass the version as a query parameter (e.g., /</w:t>
+      </w:r>
+      <w:proofErr w:type="spellStart"/>
+      <w:r>
+        <w:t>api</w:t>
+      </w:r>
+      <w:proofErr w:type="spellEnd"/>
+      <w:r>
+        <w:t>/</w:t>
+      </w:r>
+      <w:proofErr w:type="spellStart"/>
+      <w:r>
+        <w:t>spots?version</w:t>
+      </w:r>
+      <w:proofErr w:type="spellEnd"/>
+      <w:r>
+        <w:t>=1).</w:t>
       </w:r>
       <w:r>
         <w:br/>
@@ -931,7 +998,25 @@
           <w:sz w:val="18"/>
           <w:szCs w:val="18"/>
         </w:rPr>
-        <w:t>@app.route('/api/spots', methods=['GET'])</w:t>
+        <w:t>@</w:t>
+      </w:r>
+      <w:proofErr w:type="gramStart"/>
+      <w:r>
+        <w:rPr>
+          <w:rFonts w:ascii="Roboto Mono" w:hAnsi="Roboto Mono"/>
+          <w:sz w:val="18"/>
+          <w:szCs w:val="18"/>
+        </w:rPr>
+        <w:t>app.route</w:t>
+      </w:r>
+      <w:proofErr w:type="gramEnd"/>
+      <w:r>
+        <w:rPr>
+          <w:rFonts w:ascii="Roboto Mono" w:hAnsi="Roboto Mono"/>
+          <w:sz w:val="18"/>
+          <w:szCs w:val="18"/>
+        </w:rPr>
+        <w:t>('/api/spots', methods=['GET'])</w:t>
       </w:r>
     </w:p>
     <w:p>
@@ -956,7 +1041,43 @@
           <w:sz w:val="18"/>
           <w:szCs w:val="18"/>
         </w:rPr>
-        <w:t>def get_spots():</w:t>
+        <w:t xml:space="preserve">def </w:t>
+      </w:r>
+      <w:proofErr w:type="spellStart"/>
+      <w:r>
+        <w:rPr>
+          <w:rFonts w:ascii="Roboto Mono" w:hAnsi="Roboto Mono"/>
+          <w:sz w:val="18"/>
+          <w:szCs w:val="18"/>
+        </w:rPr>
+        <w:t>get_</w:t>
+      </w:r>
+      <w:proofErr w:type="gramStart"/>
+      <w:r>
+        <w:rPr>
+          <w:rFonts w:ascii="Roboto Mono" w:hAnsi="Roboto Mono"/>
+          <w:sz w:val="18"/>
+          <w:szCs w:val="18"/>
+        </w:rPr>
+        <w:t>spots</w:t>
+      </w:r>
+      <w:proofErr w:type="spellEnd"/>
+      <w:r>
+        <w:rPr>
+          <w:rFonts w:ascii="Roboto Mono" w:hAnsi="Roboto Mono"/>
+          <w:sz w:val="18"/>
+          <w:szCs w:val="18"/>
+        </w:rPr>
+        <w:t>(</w:t>
+      </w:r>
+      <w:proofErr w:type="gramEnd"/>
+      <w:r>
+        <w:rPr>
+          <w:rFonts w:ascii="Roboto Mono" w:hAnsi="Roboto Mono"/>
+          <w:sz w:val="18"/>
+          <w:szCs w:val="18"/>
+        </w:rPr>
+        <w:t>):</w:t>
       </w:r>
     </w:p>
     <w:p>
@@ -998,7 +1119,35 @@
           <w:sz w:val="18"/>
           <w:szCs w:val="18"/>
         </w:rPr>
-        <w:t xml:space="preserve"> = request.args.get('version', '1')</w:t>
+        <w:t xml:space="preserve"> = </w:t>
+      </w:r>
+      <w:proofErr w:type="spellStart"/>
+      <w:proofErr w:type="gramStart"/>
+      <w:r>
+        <w:rPr>
+          <w:rFonts w:ascii="Roboto Mono" w:hAnsi="Roboto Mono"/>
+          <w:sz w:val="18"/>
+          <w:szCs w:val="18"/>
+        </w:rPr>
+        <w:t>request.args.get</w:t>
+      </w:r>
+      <w:proofErr w:type="spellEnd"/>
+      <w:r>
+        <w:rPr>
+          <w:rFonts w:ascii="Roboto Mono" w:hAnsi="Roboto Mono"/>
+          <w:sz w:val="18"/>
+          <w:szCs w:val="18"/>
+        </w:rPr>
+        <w:t>(</w:t>
+      </w:r>
+      <w:proofErr w:type="gramEnd"/>
+      <w:r>
+        <w:rPr>
+          <w:rFonts w:ascii="Roboto Mono" w:hAnsi="Roboto Mono"/>
+          <w:sz w:val="18"/>
+          <w:szCs w:val="18"/>
+        </w:rPr>
+        <w:t>'version', '1')</w:t>
       </w:r>
     </w:p>
     <w:p>
@@ -1073,7 +1222,25 @@
           <w:sz w:val="18"/>
           <w:szCs w:val="18"/>
         </w:rPr>
-        <w:t xml:space="preserve">    elif version == '2':</w:t>
+        <w:t xml:space="preserve">    </w:t>
+      </w:r>
+      <w:proofErr w:type="spellStart"/>
+      <w:r>
+        <w:rPr>
+          <w:rFonts w:ascii="Roboto Mono" w:hAnsi="Roboto Mono"/>
+          <w:sz w:val="18"/>
+          <w:szCs w:val="18"/>
+        </w:rPr>
+        <w:t>elif</w:t>
+      </w:r>
+      <w:proofErr w:type="spellEnd"/>
+      <w:r>
+        <w:rPr>
+          <w:rFonts w:ascii="Roboto Mono" w:hAnsi="Roboto Mono"/>
+          <w:sz w:val="18"/>
+          <w:szCs w:val="18"/>
+        </w:rPr>
+        <w:t xml:space="preserve"> version == '2':</w:t>
       </w:r>
     </w:p>
     <w:p>
@@ -1180,29 +1347,13 @@
     </w:p>
     <w:p>
       <w:pPr>
-        <w:rPr>
-          <w:b/>
-          <w:bCs/>
-        </w:rPr>
-      </w:pPr>
-      <w:r>
-        <w:rPr>
-          <w:b/>
-          <w:bCs/>
-        </w:rPr>
-        <w:br w:type="page"/>
-      </w:r>
-    </w:p>
-    <w:p>
-      <w:pPr>
-        <w:pStyle w:val="NoSpacing"/>
-      </w:pPr>
-      <w:r>
-        <w:rPr>
-          <w:b/>
-          <w:bCs/>
-        </w:rPr>
-        <w:lastRenderedPageBreak/>
+        <w:pStyle w:val="NoSpacing"/>
+      </w:pPr>
+      <w:r>
+        <w:rPr>
+          <w:b/>
+          <w:bCs/>
+        </w:rPr>
         <w:t>3. Header Versioning</w:t>
       </w:r>
     </w:p>
@@ -1271,7 +1422,25 @@
           <w:sz w:val="18"/>
           <w:szCs w:val="18"/>
         </w:rPr>
-        <w:t>@app.route('/api/spots', methods=['GET'])</w:t>
+        <w:t>@</w:t>
+      </w:r>
+      <w:proofErr w:type="gramStart"/>
+      <w:r>
+        <w:rPr>
+          <w:rFonts w:ascii="Roboto Mono" w:hAnsi="Roboto Mono"/>
+          <w:sz w:val="18"/>
+          <w:szCs w:val="18"/>
+        </w:rPr>
+        <w:t>app.route</w:t>
+      </w:r>
+      <w:proofErr w:type="gramEnd"/>
+      <w:r>
+        <w:rPr>
+          <w:rFonts w:ascii="Roboto Mono" w:hAnsi="Roboto Mono"/>
+          <w:sz w:val="18"/>
+          <w:szCs w:val="18"/>
+        </w:rPr>
+        <w:t>('/api/spots', methods=['GET'])</w:t>
       </w:r>
     </w:p>
     <w:p>
@@ -1296,7 +1465,43 @@
           <w:sz w:val="18"/>
           <w:szCs w:val="18"/>
         </w:rPr>
-        <w:t>def get_spots():</w:t>
+        <w:t xml:space="preserve">def </w:t>
+      </w:r>
+      <w:proofErr w:type="spellStart"/>
+      <w:r>
+        <w:rPr>
+          <w:rFonts w:ascii="Roboto Mono" w:hAnsi="Roboto Mono"/>
+          <w:sz w:val="18"/>
+          <w:szCs w:val="18"/>
+        </w:rPr>
+        <w:t>get_</w:t>
+      </w:r>
+      <w:proofErr w:type="gramStart"/>
+      <w:r>
+        <w:rPr>
+          <w:rFonts w:ascii="Roboto Mono" w:hAnsi="Roboto Mono"/>
+          <w:sz w:val="18"/>
+          <w:szCs w:val="18"/>
+        </w:rPr>
+        <w:t>spots</w:t>
+      </w:r>
+      <w:proofErr w:type="spellEnd"/>
+      <w:r>
+        <w:rPr>
+          <w:rFonts w:ascii="Roboto Mono" w:hAnsi="Roboto Mono"/>
+          <w:sz w:val="18"/>
+          <w:szCs w:val="18"/>
+        </w:rPr>
+        <w:t>(</w:t>
+      </w:r>
+      <w:proofErr w:type="gramEnd"/>
+      <w:r>
+        <w:rPr>
+          <w:rFonts w:ascii="Roboto Mono" w:hAnsi="Roboto Mono"/>
+          <w:sz w:val="18"/>
+          <w:szCs w:val="18"/>
+        </w:rPr>
+        <w:t>):</w:t>
       </w:r>
     </w:p>
     <w:p>
@@ -1338,7 +1543,35 @@
           <w:sz w:val="18"/>
           <w:szCs w:val="18"/>
         </w:rPr>
-        <w:t xml:space="preserve"> = request.headers.get('Accept-Version', 'v1')</w:t>
+        <w:t xml:space="preserve"> = </w:t>
+      </w:r>
+      <w:proofErr w:type="spellStart"/>
+      <w:proofErr w:type="gramStart"/>
+      <w:r>
+        <w:rPr>
+          <w:rFonts w:ascii="Roboto Mono" w:hAnsi="Roboto Mono"/>
+          <w:sz w:val="18"/>
+          <w:szCs w:val="18"/>
+        </w:rPr>
+        <w:t>request.headers.get</w:t>
+      </w:r>
+      <w:proofErr w:type="spellEnd"/>
+      <w:r>
+        <w:rPr>
+          <w:rFonts w:ascii="Roboto Mono" w:hAnsi="Roboto Mono"/>
+          <w:sz w:val="18"/>
+          <w:szCs w:val="18"/>
+        </w:rPr>
+        <w:t>(</w:t>
+      </w:r>
+      <w:proofErr w:type="gramEnd"/>
+      <w:r>
+        <w:rPr>
+          <w:rFonts w:ascii="Roboto Mono" w:hAnsi="Roboto Mono"/>
+          <w:sz w:val="18"/>
+          <w:szCs w:val="18"/>
+        </w:rPr>
+        <w:t>'Accept-Version', 'v1')</w:t>
       </w:r>
     </w:p>
     <w:p>
@@ -1413,7 +1646,25 @@
           <w:sz w:val="18"/>
           <w:szCs w:val="18"/>
         </w:rPr>
-        <w:t xml:space="preserve">    elif version == 'v2':</w:t>
+        <w:t xml:space="preserve">    </w:t>
+      </w:r>
+      <w:proofErr w:type="spellStart"/>
+      <w:r>
+        <w:rPr>
+          <w:rFonts w:ascii="Roboto Mono" w:hAnsi="Roboto Mono"/>
+          <w:sz w:val="18"/>
+          <w:szCs w:val="18"/>
+        </w:rPr>
+        <w:t>elif</w:t>
+      </w:r>
+      <w:proofErr w:type="spellEnd"/>
+      <w:r>
+        <w:rPr>
+          <w:rFonts w:ascii="Roboto Mono" w:hAnsi="Roboto Mono"/>
+          <w:sz w:val="18"/>
+          <w:szCs w:val="18"/>
+        </w:rPr>
+        <w:t xml:space="preserve"> version == 'v2':</w:t>
       </w:r>
     </w:p>
     <w:p>
@@ -1504,7 +1755,15 @@
         <w:t xml:space="preserve">Harder to test </w:t>
       </w:r>
       <w:r>
-        <w:t>(e.g., browsers don’t show headers in address bars).</w:t>
+        <w:t xml:space="preserve">(e.g., browsers </w:t>
+      </w:r>
+      <w:proofErr w:type="gramStart"/>
+      <w:r>
+        <w:t>don’t</w:t>
+      </w:r>
+      <w:proofErr w:type="gramEnd"/>
+      <w:r>
+        <w:t xml:space="preserve"> show headers in address bars).</w:t>
       </w:r>
     </w:p>
     <w:p>
@@ -1534,7 +1793,15 @@
         <w:pStyle w:val="NoSpacing"/>
       </w:pPr>
       <w:r>
-        <w:t>Use the Accept header (e.g., Accept: application/vnd.myapi.v1+json).</w:t>
+        <w:t xml:space="preserve">Use the Accept header (e.g., Accept: </w:t>
+      </w:r>
+      <w:proofErr w:type="gramStart"/>
+      <w:r>
+        <w:t>application/vnd.myapi.v</w:t>
+      </w:r>
+      <w:proofErr w:type="gramEnd"/>
+      <w:r>
+        <w:t>1+json).</w:t>
       </w:r>
       <w:r>
         <w:br/>
@@ -1569,7 +1836,25 @@
           <w:sz w:val="18"/>
           <w:szCs w:val="18"/>
         </w:rPr>
-        <w:t>@app.route('/api/spots', methods=['GET'])</w:t>
+        <w:t>@</w:t>
+      </w:r>
+      <w:proofErr w:type="gramStart"/>
+      <w:r>
+        <w:rPr>
+          <w:rFonts w:ascii="Roboto Mono" w:hAnsi="Roboto Mono"/>
+          <w:sz w:val="18"/>
+          <w:szCs w:val="18"/>
+        </w:rPr>
+        <w:t>app.route</w:t>
+      </w:r>
+      <w:proofErr w:type="gramEnd"/>
+      <w:r>
+        <w:rPr>
+          <w:rFonts w:ascii="Roboto Mono" w:hAnsi="Roboto Mono"/>
+          <w:sz w:val="18"/>
+          <w:szCs w:val="18"/>
+        </w:rPr>
+        <w:t>('/api/spots', methods=['GET'])</w:t>
       </w:r>
     </w:p>
     <w:p>
@@ -1594,7 +1879,43 @@
           <w:sz w:val="18"/>
           <w:szCs w:val="18"/>
         </w:rPr>
-        <w:t>def get_spots():</w:t>
+        <w:t xml:space="preserve">def </w:t>
+      </w:r>
+      <w:proofErr w:type="spellStart"/>
+      <w:r>
+        <w:rPr>
+          <w:rFonts w:ascii="Roboto Mono" w:hAnsi="Roboto Mono"/>
+          <w:sz w:val="18"/>
+          <w:szCs w:val="18"/>
+        </w:rPr>
+        <w:t>get_</w:t>
+      </w:r>
+      <w:proofErr w:type="gramStart"/>
+      <w:r>
+        <w:rPr>
+          <w:rFonts w:ascii="Roboto Mono" w:hAnsi="Roboto Mono"/>
+          <w:sz w:val="18"/>
+          <w:szCs w:val="18"/>
+        </w:rPr>
+        <w:t>spots</w:t>
+      </w:r>
+      <w:proofErr w:type="spellEnd"/>
+      <w:r>
+        <w:rPr>
+          <w:rFonts w:ascii="Roboto Mono" w:hAnsi="Roboto Mono"/>
+          <w:sz w:val="18"/>
+          <w:szCs w:val="18"/>
+        </w:rPr>
+        <w:t>(</w:t>
+      </w:r>
+      <w:proofErr w:type="gramEnd"/>
+      <w:r>
+        <w:rPr>
+          <w:rFonts w:ascii="Roboto Mono" w:hAnsi="Roboto Mono"/>
+          <w:sz w:val="18"/>
+          <w:szCs w:val="18"/>
+        </w:rPr>
+        <w:t>):</w:t>
       </w:r>
     </w:p>
     <w:p>
@@ -1621,6 +1942,7 @@
         </w:rPr>
         <w:t xml:space="preserve">    </w:t>
       </w:r>
+      <w:proofErr w:type="spellStart"/>
       <w:r>
         <w:rPr>
           <w:rFonts w:ascii="Roboto Mono" w:hAnsi="Roboto Mono"/>
@@ -1630,13 +1952,42 @@
         </w:rPr>
         <w:t>accept_header</w:t>
       </w:r>
+      <w:proofErr w:type="spellEnd"/>
       <w:r>
         <w:rPr>
           <w:rFonts w:ascii="Roboto Mono" w:hAnsi="Roboto Mono"/>
           <w:sz w:val="18"/>
           <w:szCs w:val="18"/>
         </w:rPr>
-        <w:t xml:space="preserve"> = request.headers.get('Accept', '')</w:t>
+        <w:t xml:space="preserve"> = </w:t>
+      </w:r>
+      <w:proofErr w:type="spellStart"/>
+      <w:proofErr w:type="gramStart"/>
+      <w:r>
+        <w:rPr>
+          <w:rFonts w:ascii="Roboto Mono" w:hAnsi="Roboto Mono"/>
+          <w:sz w:val="18"/>
+          <w:szCs w:val="18"/>
+        </w:rPr>
+        <w:t>request.headers.get</w:t>
+      </w:r>
+      <w:proofErr w:type="spellEnd"/>
+      <w:r>
+        <w:rPr>
+          <w:rFonts w:ascii="Roboto Mono" w:hAnsi="Roboto Mono"/>
+          <w:sz w:val="18"/>
+          <w:szCs w:val="18"/>
+        </w:rPr>
+        <w:t>(</w:t>
+      </w:r>
+      <w:proofErr w:type="gramEnd"/>
+      <w:r>
+        <w:rPr>
+          <w:rFonts w:ascii="Roboto Mono" w:hAnsi="Roboto Mono"/>
+          <w:sz w:val="18"/>
+          <w:szCs w:val="18"/>
+        </w:rPr>
+        <w:t>'Accept', '')</w:t>
       </w:r>
     </w:p>
     <w:p>
@@ -1661,7 +2012,43 @@
           <w:sz w:val="18"/>
           <w:szCs w:val="18"/>
         </w:rPr>
-        <w:t xml:space="preserve">    if 'vnd.myapi.v1' in accept_header:</w:t>
+        <w:t xml:space="preserve">    if '</w:t>
+      </w:r>
+      <w:proofErr w:type="gramStart"/>
+      <w:r>
+        <w:rPr>
+          <w:rFonts w:ascii="Roboto Mono" w:hAnsi="Roboto Mono"/>
+          <w:sz w:val="18"/>
+          <w:szCs w:val="18"/>
+        </w:rPr>
+        <w:t>vnd.myapi</w:t>
+      </w:r>
+      <w:proofErr w:type="gramEnd"/>
+      <w:r>
+        <w:rPr>
+          <w:rFonts w:ascii="Roboto Mono" w:hAnsi="Roboto Mono"/>
+          <w:sz w:val="18"/>
+          <w:szCs w:val="18"/>
+        </w:rPr>
+        <w:t xml:space="preserve">.v1' in </w:t>
+      </w:r>
+      <w:proofErr w:type="spellStart"/>
+      <w:r>
+        <w:rPr>
+          <w:rFonts w:ascii="Roboto Mono" w:hAnsi="Roboto Mono"/>
+          <w:sz w:val="18"/>
+          <w:szCs w:val="18"/>
+        </w:rPr>
+        <w:t>accept_header</w:t>
+      </w:r>
+      <w:proofErr w:type="spellEnd"/>
+      <w:r>
+        <w:rPr>
+          <w:rFonts w:ascii="Roboto Mono" w:hAnsi="Roboto Mono"/>
+          <w:sz w:val="18"/>
+          <w:szCs w:val="18"/>
+        </w:rPr>
+        <w:t>:</w:t>
       </w:r>
     </w:p>
     <w:p>
@@ -1711,7 +2098,61 @@
           <w:sz w:val="18"/>
           <w:szCs w:val="18"/>
         </w:rPr>
-        <w:t xml:space="preserve">    elif 'vnd.myapi.v2' in accept_header:</w:t>
+        <w:t xml:space="preserve">    </w:t>
+      </w:r>
+      <w:proofErr w:type="spellStart"/>
+      <w:r>
+        <w:rPr>
+          <w:rFonts w:ascii="Roboto Mono" w:hAnsi="Roboto Mono"/>
+          <w:sz w:val="18"/>
+          <w:szCs w:val="18"/>
+        </w:rPr>
+        <w:t>elif</w:t>
+      </w:r>
+      <w:proofErr w:type="spellEnd"/>
+      <w:r>
+        <w:rPr>
+          <w:rFonts w:ascii="Roboto Mono" w:hAnsi="Roboto Mono"/>
+          <w:sz w:val="18"/>
+          <w:szCs w:val="18"/>
+        </w:rPr>
+        <w:t xml:space="preserve"> '</w:t>
+      </w:r>
+      <w:proofErr w:type="gramStart"/>
+      <w:r>
+        <w:rPr>
+          <w:rFonts w:ascii="Roboto Mono" w:hAnsi="Roboto Mono"/>
+          <w:sz w:val="18"/>
+          <w:szCs w:val="18"/>
+        </w:rPr>
+        <w:t>vnd.myapi</w:t>
+      </w:r>
+      <w:proofErr w:type="gramEnd"/>
+      <w:r>
+        <w:rPr>
+          <w:rFonts w:ascii="Roboto Mono" w:hAnsi="Roboto Mono"/>
+          <w:sz w:val="18"/>
+          <w:szCs w:val="18"/>
+        </w:rPr>
+        <w:t xml:space="preserve">.v2' in </w:t>
+      </w:r>
+      <w:proofErr w:type="spellStart"/>
+      <w:r>
+        <w:rPr>
+          <w:rFonts w:ascii="Roboto Mono" w:hAnsi="Roboto Mono"/>
+          <w:sz w:val="18"/>
+          <w:szCs w:val="18"/>
+        </w:rPr>
+        <w:t>accept_header</w:t>
+      </w:r>
+      <w:proofErr w:type="spellEnd"/>
+      <w:r>
+        <w:rPr>
+          <w:rFonts w:ascii="Roboto Mono" w:hAnsi="Roboto Mono"/>
+          <w:sz w:val="18"/>
+          <w:szCs w:val="18"/>
+        </w:rPr>
+        <w:t>:</w:t>
       </w:r>
     </w:p>
     <w:p>
@@ -2313,7 +2754,23 @@
           <w:b/>
           <w:bCs/>
         </w:rPr>
-        <w:t>1. /v1/api/spots (GET)</w:t>
+        <w:t>1. /v1/</w:t>
+      </w:r>
+      <w:proofErr w:type="spellStart"/>
+      <w:r>
+        <w:rPr>
+          <w:b/>
+          <w:bCs/>
+        </w:rPr>
+        <w:t>api</w:t>
+      </w:r>
+      <w:proofErr w:type="spellEnd"/>
+      <w:r>
+        <w:rPr>
+          <w:b/>
+          <w:bCs/>
+        </w:rPr>
+        <w:t>/spots (GET)</w:t>
       </w:r>
     </w:p>
     <w:p>
@@ -2348,7 +2805,15 @@
         <w:t>Test:</w:t>
       </w:r>
       <w:r>
-        <w:t> GET /v1/api/spots</w:t>
+        <w:t> GET /v1/</w:t>
+      </w:r>
+      <w:proofErr w:type="spellStart"/>
+      <w:r>
+        <w:t>api</w:t>
+      </w:r>
+      <w:proofErr w:type="spellEnd"/>
+      <w:r>
+        <w:t>/spots</w:t>
       </w:r>
     </w:p>
     <w:p>
@@ -2367,23 +2832,47 @@
         <w:t>Expected:</w:t>
       </w:r>
       <w:r>
-        <w:t> Returns JSON array, each item with floor, bay, spot_id, type, status (and car info for occupied spots).</w:t>
-      </w:r>
-    </w:p>
-    <w:p>
-      <w:pPr>
-        <w:pStyle w:val="NoSpacing"/>
-        <w:rPr>
-          <w:b/>
-          <w:bCs/>
-        </w:rPr>
-      </w:pPr>
-      <w:r>
-        <w:rPr>
-          <w:b/>
-          <w:bCs/>
-        </w:rPr>
-        <w:t>2. /v1/api/spots/available (GET)</w:t>
+        <w:t> Returns JSON array, each item with floor, bay, </w:t>
+      </w:r>
+      <w:proofErr w:type="spellStart"/>
+      <w:r>
+        <w:t>spot_id</w:t>
+      </w:r>
+      <w:proofErr w:type="spellEnd"/>
+      <w:r>
+        <w:t>, type, status (and car info for occupied spots).</w:t>
+      </w:r>
+    </w:p>
+    <w:p>
+      <w:pPr>
+        <w:pStyle w:val="NoSpacing"/>
+        <w:rPr>
+          <w:b/>
+          <w:bCs/>
+        </w:rPr>
+      </w:pPr>
+      <w:r>
+        <w:rPr>
+          <w:b/>
+          <w:bCs/>
+        </w:rPr>
+        <w:t>2. /v1/</w:t>
+      </w:r>
+      <w:proofErr w:type="spellStart"/>
+      <w:r>
+        <w:rPr>
+          <w:b/>
+          <w:bCs/>
+        </w:rPr>
+        <w:t>api</w:t>
+      </w:r>
+      <w:proofErr w:type="spellEnd"/>
+      <w:r>
+        <w:rPr>
+          <w:b/>
+          <w:bCs/>
+        </w:rPr>
+        <w:t>/spots/available (GET)</w:t>
       </w:r>
     </w:p>
     <w:p>
@@ -2418,7 +2907,23 @@
         <w:t>Test:</w:t>
       </w:r>
       <w:r>
-        <w:t> GET /v1/api/spots/available?type=standard</w:t>
+        <w:t> GET /v1/</w:t>
+      </w:r>
+      <w:proofErr w:type="spellStart"/>
+      <w:r>
+        <w:t>api</w:t>
+      </w:r>
+      <w:proofErr w:type="spellEnd"/>
+      <w:r>
+        <w:t>/spots/</w:t>
+      </w:r>
+      <w:proofErr w:type="spellStart"/>
+      <w:r>
+        <w:t>available?type</w:t>
+      </w:r>
+      <w:proofErr w:type="spellEnd"/>
+      <w:r>
+        <w:t>=standard</w:t>
       </w:r>
     </w:p>
     <w:p>
@@ -2453,7 +2958,23 @@
           <w:b/>
           <w:bCs/>
         </w:rPr>
-        <w:t>3. /v1/api/cars/park (POST)</w:t>
+        <w:t>3. /v1/</w:t>
+      </w:r>
+      <w:proofErr w:type="spellStart"/>
+      <w:r>
+        <w:rPr>
+          <w:b/>
+          <w:bCs/>
+        </w:rPr>
+        <w:t>api</w:t>
+      </w:r>
+      <w:proofErr w:type="spellEnd"/>
+      <w:r>
+        <w:rPr>
+          <w:b/>
+          <w:bCs/>
+        </w:rPr>
+        <w:t>/cars/park (POST)</w:t>
       </w:r>
     </w:p>
     <w:p>
@@ -2510,7 +3031,25 @@
           <w:sz w:val="18"/>
           <w:szCs w:val="18"/>
         </w:rPr>
-        <w:t>POST /v1/api/cars/park</w:t>
+        <w:t>POST /v1/</w:t>
+      </w:r>
+      <w:proofErr w:type="spellStart"/>
+      <w:r>
+        <w:rPr>
+          <w:rFonts w:ascii="Roboto Mono" w:hAnsi="Roboto Mono"/>
+          <w:sz w:val="18"/>
+          <w:szCs w:val="18"/>
+        </w:rPr>
+        <w:t>api</w:t>
+      </w:r>
+      <w:proofErr w:type="spellEnd"/>
+      <w:r>
+        <w:rPr>
+          <w:rFonts w:ascii="Roboto Mono" w:hAnsi="Roboto Mono"/>
+          <w:sz w:val="18"/>
+          <w:szCs w:val="18"/>
+        </w:rPr>
+        <w:t>/cars/park</w:t>
       </w:r>
     </w:p>
     <w:p>
@@ -2535,8 +3074,64 @@
           <w:sz w:val="18"/>
           <w:szCs w:val="18"/>
         </w:rPr>
-        <w:t>Body: { "license_plate": "XYZ123", "car_size": "medium" }</w:t>
-      </w:r>
+        <w:t xml:space="preserve">Body: </w:t>
+      </w:r>
+      <w:proofErr w:type="gramStart"/>
+      <w:r>
+        <w:rPr>
+          <w:rFonts w:ascii="Roboto Mono" w:hAnsi="Roboto Mono"/>
+          <w:sz w:val="18"/>
+          <w:szCs w:val="18"/>
+        </w:rPr>
+        <w:t>{ "</w:t>
+      </w:r>
+      <w:proofErr w:type="spellStart"/>
+      <w:proofErr w:type="gramEnd"/>
+      <w:r>
+        <w:rPr>
+          <w:rFonts w:ascii="Roboto Mono" w:hAnsi="Roboto Mono"/>
+          <w:sz w:val="18"/>
+          <w:szCs w:val="18"/>
+        </w:rPr>
+        <w:t>license_plate</w:t>
+      </w:r>
+      <w:proofErr w:type="spellEnd"/>
+      <w:r>
+        <w:rPr>
+          <w:rFonts w:ascii="Roboto Mono" w:hAnsi="Roboto Mono"/>
+          <w:sz w:val="18"/>
+          <w:szCs w:val="18"/>
+        </w:rPr>
+        <w:t>": "XYZ123", "</w:t>
+      </w:r>
+      <w:proofErr w:type="spellStart"/>
+      <w:r>
+        <w:rPr>
+          <w:rFonts w:ascii="Roboto Mono" w:hAnsi="Roboto Mono"/>
+          <w:sz w:val="18"/>
+          <w:szCs w:val="18"/>
+        </w:rPr>
+        <w:t>car_size</w:t>
+      </w:r>
+      <w:proofErr w:type="spellEnd"/>
+      <w:r>
+        <w:rPr>
+          <w:rFonts w:ascii="Roboto Mono" w:hAnsi="Roboto Mono"/>
+          <w:sz w:val="18"/>
+          <w:szCs w:val="18"/>
+        </w:rPr>
+        <w:t>": "medium</w:t>
+      </w:r>
+      <w:proofErr w:type="gramStart"/>
+      <w:r>
+        <w:rPr>
+          <w:rFonts w:ascii="Roboto Mono" w:hAnsi="Roboto Mono"/>
+          <w:sz w:val="18"/>
+          <w:szCs w:val="18"/>
+        </w:rPr>
+        <w:t>" }</w:t>
+      </w:r>
+      <w:proofErr w:type="gramEnd"/>
     </w:p>
     <w:p>
       <w:pPr>
@@ -2554,23 +3149,47 @@
         <w:t>Expected:</w:t>
       </w:r>
       <w:r>
-        <w:t> JSON response with assigned spot info (e.g. spot_id, floor, bay).</w:t>
-      </w:r>
-    </w:p>
-    <w:p>
-      <w:pPr>
-        <w:pStyle w:val="NoSpacing"/>
-        <w:rPr>
-          <w:b/>
-          <w:bCs/>
-        </w:rPr>
-      </w:pPr>
-      <w:r>
-        <w:rPr>
-          <w:b/>
-          <w:bCs/>
-        </w:rPr>
-        <w:t>4. /v1/api/cars/exit (POST)</w:t>
+        <w:t> JSON response with assigned spot info (e.g. </w:t>
+      </w:r>
+      <w:proofErr w:type="spellStart"/>
+      <w:r>
+        <w:t>spot_id</w:t>
+      </w:r>
+      <w:proofErr w:type="spellEnd"/>
+      <w:r>
+        <w:t>, floor, bay).</w:t>
+      </w:r>
+    </w:p>
+    <w:p>
+      <w:pPr>
+        <w:pStyle w:val="NoSpacing"/>
+        <w:rPr>
+          <w:b/>
+          <w:bCs/>
+        </w:rPr>
+      </w:pPr>
+      <w:r>
+        <w:rPr>
+          <w:b/>
+          <w:bCs/>
+        </w:rPr>
+        <w:t>4. /v1/</w:t>
+      </w:r>
+      <w:proofErr w:type="spellStart"/>
+      <w:r>
+        <w:rPr>
+          <w:b/>
+          <w:bCs/>
+        </w:rPr>
+        <w:t>api</w:t>
+      </w:r>
+      <w:proofErr w:type="spellEnd"/>
+      <w:r>
+        <w:rPr>
+          <w:b/>
+          <w:bCs/>
+        </w:rPr>
+        <w:t>/cars/exit (POST)</w:t>
       </w:r>
     </w:p>
     <w:p>
@@ -2627,7 +3246,25 @@
           <w:sz w:val="18"/>
           <w:szCs w:val="18"/>
         </w:rPr>
-        <w:t>POST /v1/api/cars/exit</w:t>
+        <w:t>POST /v1/</w:t>
+      </w:r>
+      <w:proofErr w:type="spellStart"/>
+      <w:r>
+        <w:rPr>
+          <w:rFonts w:ascii="Roboto Mono" w:hAnsi="Roboto Mono"/>
+          <w:sz w:val="18"/>
+          <w:szCs w:val="18"/>
+        </w:rPr>
+        <w:t>api</w:t>
+      </w:r>
+      <w:proofErr w:type="spellEnd"/>
+      <w:r>
+        <w:rPr>
+          <w:rFonts w:ascii="Roboto Mono" w:hAnsi="Roboto Mono"/>
+          <w:sz w:val="18"/>
+          <w:szCs w:val="18"/>
+        </w:rPr>
+        <w:t>/cars/exit</w:t>
       </w:r>
     </w:p>
     <w:p>
@@ -2652,8 +3289,46 @@
           <w:sz w:val="18"/>
           <w:szCs w:val="18"/>
         </w:rPr>
-        <w:t>Body: { "license_plate": "XYZ123" }</w:t>
-      </w:r>
+        <w:t xml:space="preserve">Body: </w:t>
+      </w:r>
+      <w:proofErr w:type="gramStart"/>
+      <w:r>
+        <w:rPr>
+          <w:rFonts w:ascii="Roboto Mono" w:hAnsi="Roboto Mono"/>
+          <w:sz w:val="18"/>
+          <w:szCs w:val="18"/>
+        </w:rPr>
+        <w:t>{ "</w:t>
+      </w:r>
+      <w:proofErr w:type="spellStart"/>
+      <w:proofErr w:type="gramEnd"/>
+      <w:r>
+        <w:rPr>
+          <w:rFonts w:ascii="Roboto Mono" w:hAnsi="Roboto Mono"/>
+          <w:sz w:val="18"/>
+          <w:szCs w:val="18"/>
+        </w:rPr>
+        <w:t>license_plate</w:t>
+      </w:r>
+      <w:proofErr w:type="spellEnd"/>
+      <w:r>
+        <w:rPr>
+          <w:rFonts w:ascii="Roboto Mono" w:hAnsi="Roboto Mono"/>
+          <w:sz w:val="18"/>
+          <w:szCs w:val="18"/>
+        </w:rPr>
+        <w:t>": "XYZ123</w:t>
+      </w:r>
+      <w:proofErr w:type="gramStart"/>
+      <w:r>
+        <w:rPr>
+          <w:rFonts w:ascii="Roboto Mono" w:hAnsi="Roboto Mono"/>
+          <w:sz w:val="18"/>
+          <w:szCs w:val="18"/>
+        </w:rPr>
+        <w:t>" }</w:t>
+      </w:r>
+      <w:proofErr w:type="gramEnd"/>
     </w:p>
     <w:p>
       <w:pPr>
@@ -2671,23 +3346,47 @@
         <w:t>Expected:</w:t>
       </w:r>
       <w:r>
-        <w:t> JSON with duration_hours, fee, and calculation details (car is checked out, spot is now available).</w:t>
-      </w:r>
-    </w:p>
-    <w:p>
-      <w:pPr>
-        <w:pStyle w:val="NoSpacing"/>
-        <w:rPr>
-          <w:b/>
-          <w:bCs/>
-        </w:rPr>
-      </w:pPr>
-      <w:r>
-        <w:rPr>
-          <w:b/>
-          <w:bCs/>
-        </w:rPr>
-        <w:t>5. /v1/api/cars/find (GET)</w:t>
+        <w:t> JSON with </w:t>
+      </w:r>
+      <w:proofErr w:type="spellStart"/>
+      <w:r>
+        <w:t>duration_hours</w:t>
+      </w:r>
+      <w:proofErr w:type="spellEnd"/>
+      <w:r>
+        <w:t>, fee, and calculation details (car is checked out, spot is now available).</w:t>
+      </w:r>
+    </w:p>
+    <w:p>
+      <w:pPr>
+        <w:pStyle w:val="NoSpacing"/>
+        <w:rPr>
+          <w:b/>
+          <w:bCs/>
+        </w:rPr>
+      </w:pPr>
+      <w:r>
+        <w:rPr>
+          <w:b/>
+          <w:bCs/>
+        </w:rPr>
+        <w:t>5. /v1/</w:t>
+      </w:r>
+      <w:proofErr w:type="spellStart"/>
+      <w:r>
+        <w:rPr>
+          <w:b/>
+          <w:bCs/>
+        </w:rPr>
+        <w:t>api</w:t>
+      </w:r>
+      <w:proofErr w:type="spellEnd"/>
+      <w:r>
+        <w:rPr>
+          <w:b/>
+          <w:bCs/>
+        </w:rPr>
+        <w:t>/cars/find (GET)</w:t>
       </w:r>
     </w:p>
     <w:p>
@@ -2722,7 +3421,23 @@
         <w:t>Test:</w:t>
       </w:r>
       <w:r>
-        <w:t> GET /v1/api/cars/find?license_plate=XYZ123</w:t>
+        <w:t> GET /v1/</w:t>
+      </w:r>
+      <w:proofErr w:type="spellStart"/>
+      <w:r>
+        <w:t>api</w:t>
+      </w:r>
+      <w:proofErr w:type="spellEnd"/>
+      <w:r>
+        <w:t>/cars/</w:t>
+      </w:r>
+      <w:proofErr w:type="spellStart"/>
+      <w:r>
+        <w:t>find?license_plate</w:t>
+      </w:r>
+      <w:proofErr w:type="spellEnd"/>
+      <w:r>
+        <w:t>=XYZ123</w:t>
       </w:r>
     </w:p>
     <w:p>
@@ -2811,7 +3526,15 @@
         </w:numPr>
       </w:pPr>
       <w:r>
-        <w:t>/v1/api/cars/park — adds a car record and marks spot as occupied.</w:t>
+        <w:t>/v1/</w:t>
+      </w:r>
+      <w:proofErr w:type="spellStart"/>
+      <w:r>
+        <w:t>api</w:t>
+      </w:r>
+      <w:proofErr w:type="spellEnd"/>
+      <w:r>
+        <w:t>/cars/park — adds a car record and marks spot as occupied.</w:t>
       </w:r>
     </w:p>
     <w:p>
@@ -2839,7 +3562,15 @@
         </w:numPr>
       </w:pPr>
       <w:r>
-        <w:t>/v1/api/spots — lists all spots.</w:t>
+        <w:t>/v1/</w:t>
+      </w:r>
+      <w:proofErr w:type="spellStart"/>
+      <w:r>
+        <w:t>api</w:t>
+      </w:r>
+      <w:proofErr w:type="spellEnd"/>
+      <w:r>
+        <w:t>/spots — lists all spots.</w:t>
       </w:r>
     </w:p>
     <w:p>
@@ -2851,7 +3582,15 @@
         </w:numPr>
       </w:pPr>
       <w:r>
-        <w:t>/v1/api/spots/available — lists available spots.</w:t>
+        <w:t>/v1/</w:t>
+      </w:r>
+      <w:proofErr w:type="spellStart"/>
+      <w:r>
+        <w:t>api</w:t>
+      </w:r>
+      <w:proofErr w:type="spellEnd"/>
+      <w:r>
+        <w:t>/spots/available — lists available spots.</w:t>
       </w:r>
     </w:p>
     <w:p>
@@ -2863,7 +3602,15 @@
         </w:numPr>
       </w:pPr>
       <w:r>
-        <w:t>/v1/api/cars/find — gets car’s parking info.</w:t>
+        <w:t>/v1/</w:t>
+      </w:r>
+      <w:proofErr w:type="spellStart"/>
+      <w:r>
+        <w:t>api</w:t>
+      </w:r>
+      <w:proofErr w:type="spellEnd"/>
+      <w:r>
+        <w:t>/cars/find — gets car’s parking info.</w:t>
       </w:r>
     </w:p>
     <w:p>
@@ -2891,7 +3638,15 @@
         </w:numPr>
       </w:pPr>
       <w:r>
-        <w:t>/v1/api/cars/exit — checks out a car, updates spot and car record.</w:t>
+        <w:t>/v1/</w:t>
+      </w:r>
+      <w:proofErr w:type="spellStart"/>
+      <w:r>
+        <w:t>api</w:t>
+      </w:r>
+      <w:proofErr w:type="spellEnd"/>
+      <w:r>
+        <w:t>/cars/exit — checks out a car, updates spot and car record.</w:t>
       </w:r>
     </w:p>
     <w:p>
@@ -3115,7 +3870,23 @@
                 <w:sz w:val="18"/>
                 <w:szCs w:val="18"/>
               </w:rPr>
-              <w:t>/v1/api/spots</w:t>
+              <w:t>/v1/</w:t>
+            </w:r>
+            <w:proofErr w:type="spellStart"/>
+            <w:r>
+              <w:rPr>
+                <w:sz w:val="18"/>
+                <w:szCs w:val="18"/>
+              </w:rPr>
+              <w:t>api</w:t>
+            </w:r>
+            <w:proofErr w:type="spellEnd"/>
+            <w:r>
+              <w:rPr>
+                <w:sz w:val="18"/>
+                <w:szCs w:val="18"/>
+              </w:rPr>
+              <w:t>/spots</w:t>
             </w:r>
           </w:p>
         </w:tc>
@@ -3196,7 +3967,27 @@
                 <w:sz w:val="20"/>
                 <w:szCs w:val="20"/>
               </w:rPr>
-              <w:t>/v1/api/spots</w:t>
+              <w:t>/v1/</w:t>
+            </w:r>
+            <w:proofErr w:type="spellStart"/>
+            <w:r>
+              <w:rPr>
+                <w:b/>
+                <w:bCs/>
+                <w:sz w:val="20"/>
+                <w:szCs w:val="20"/>
+              </w:rPr>
+              <w:t>api</w:t>
+            </w:r>
+            <w:proofErr w:type="spellEnd"/>
+            <w:r>
+              <w:rPr>
+                <w:b/>
+                <w:bCs/>
+                <w:sz w:val="20"/>
+                <w:szCs w:val="20"/>
+              </w:rPr>
+              <w:t>/spots</w:t>
             </w:r>
           </w:p>
         </w:tc>
@@ -3245,7 +4036,23 @@
                 <w:sz w:val="18"/>
                 <w:szCs w:val="18"/>
               </w:rPr>
-              <w:t>/v1/api/spots/available</w:t>
+              <w:t>/v1/</w:t>
+            </w:r>
+            <w:proofErr w:type="spellStart"/>
+            <w:r>
+              <w:rPr>
+                <w:sz w:val="18"/>
+                <w:szCs w:val="18"/>
+              </w:rPr>
+              <w:t>api</w:t>
+            </w:r>
+            <w:proofErr w:type="spellEnd"/>
+            <w:r>
+              <w:rPr>
+                <w:sz w:val="18"/>
+                <w:szCs w:val="18"/>
+              </w:rPr>
+              <w:t>/spots/available</w:t>
             </w:r>
           </w:p>
         </w:tc>
@@ -3326,7 +4133,47 @@
                 <w:sz w:val="20"/>
                 <w:szCs w:val="20"/>
               </w:rPr>
-              <w:t>/v1/api/spots/available?type=compact</w:t>
+              <w:t>/v1/</w:t>
+            </w:r>
+            <w:proofErr w:type="spellStart"/>
+            <w:r>
+              <w:rPr>
+                <w:b/>
+                <w:bCs/>
+                <w:sz w:val="20"/>
+                <w:szCs w:val="20"/>
+              </w:rPr>
+              <w:t>api</w:t>
+            </w:r>
+            <w:proofErr w:type="spellEnd"/>
+            <w:r>
+              <w:rPr>
+                <w:b/>
+                <w:bCs/>
+                <w:sz w:val="20"/>
+                <w:szCs w:val="20"/>
+              </w:rPr>
+              <w:t>/spots/</w:t>
+            </w:r>
+            <w:proofErr w:type="spellStart"/>
+            <w:r>
+              <w:rPr>
+                <w:b/>
+                <w:bCs/>
+                <w:sz w:val="20"/>
+                <w:szCs w:val="20"/>
+              </w:rPr>
+              <w:t>available?type</w:t>
+            </w:r>
+            <w:proofErr w:type="spellEnd"/>
+            <w:r>
+              <w:rPr>
+                <w:b/>
+                <w:bCs/>
+                <w:sz w:val="20"/>
+                <w:szCs w:val="20"/>
+              </w:rPr>
+              <w:t>=compact</w:t>
             </w:r>
           </w:p>
         </w:tc>
@@ -3378,7 +4225,23 @@
                 <w:sz w:val="18"/>
                 <w:szCs w:val="18"/>
               </w:rPr>
-              <w:t>/v1/api/cars/park</w:t>
+              <w:t>/v1/</w:t>
+            </w:r>
+            <w:proofErr w:type="spellStart"/>
+            <w:r>
+              <w:rPr>
+                <w:sz w:val="18"/>
+                <w:szCs w:val="18"/>
+              </w:rPr>
+              <w:t>api</w:t>
+            </w:r>
+            <w:proofErr w:type="spellEnd"/>
+            <w:r>
+              <w:rPr>
+                <w:sz w:val="18"/>
+                <w:szCs w:val="18"/>
+              </w:rPr>
+              <w:t>/cars/park</w:t>
             </w:r>
           </w:p>
         </w:tc>
@@ -3499,7 +4362,23 @@
                 <w:sz w:val="18"/>
                 <w:szCs w:val="18"/>
               </w:rPr>
-              <w:t>/v1/api/cars/exit</w:t>
+              <w:t>/v1/</w:t>
+            </w:r>
+            <w:proofErr w:type="spellStart"/>
+            <w:r>
+              <w:rPr>
+                <w:sz w:val="18"/>
+                <w:szCs w:val="18"/>
+              </w:rPr>
+              <w:t>api</w:t>
+            </w:r>
+            <w:proofErr w:type="spellEnd"/>
+            <w:r>
+              <w:rPr>
+                <w:sz w:val="18"/>
+                <w:szCs w:val="18"/>
+              </w:rPr>
+              <w:t>/cars/exit</w:t>
             </w:r>
           </w:p>
         </w:tc>
@@ -3623,7 +4502,23 @@
                 <w:sz w:val="18"/>
                 <w:szCs w:val="18"/>
               </w:rPr>
-              <w:t>/v1/api/cars/find</w:t>
+              <w:t>/v1/</w:t>
+            </w:r>
+            <w:proofErr w:type="spellStart"/>
+            <w:r>
+              <w:rPr>
+                <w:sz w:val="18"/>
+                <w:szCs w:val="18"/>
+              </w:rPr>
+              <w:t>api</w:t>
+            </w:r>
+            <w:proofErr w:type="spellEnd"/>
+            <w:r>
+              <w:rPr>
+                <w:sz w:val="18"/>
+                <w:szCs w:val="18"/>
+              </w:rPr>
+              <w:t>/cars/find</w:t>
             </w:r>
           </w:p>
         </w:tc>
@@ -3704,7 +4599,47 @@
                 <w:sz w:val="20"/>
                 <w:szCs w:val="20"/>
               </w:rPr>
-              <w:t>/v1/api/cars/find?license_plate=</w:t>
+              <w:t>/v1/</w:t>
+            </w:r>
+            <w:proofErr w:type="spellStart"/>
+            <w:r>
+              <w:rPr>
+                <w:b/>
+                <w:bCs/>
+                <w:sz w:val="20"/>
+                <w:szCs w:val="20"/>
+              </w:rPr>
+              <w:t>api</w:t>
+            </w:r>
+            <w:proofErr w:type="spellEnd"/>
+            <w:r>
+              <w:rPr>
+                <w:b/>
+                <w:bCs/>
+                <w:sz w:val="20"/>
+                <w:szCs w:val="20"/>
+              </w:rPr>
+              <w:t>/cars/</w:t>
+            </w:r>
+            <w:proofErr w:type="spellStart"/>
+            <w:r>
+              <w:rPr>
+                <w:b/>
+                <w:bCs/>
+                <w:sz w:val="20"/>
+                <w:szCs w:val="20"/>
+              </w:rPr>
+              <w:t>find?license_plate</w:t>
+            </w:r>
+            <w:proofErr w:type="spellEnd"/>
+            <w:r>
+              <w:rPr>
+                <w:b/>
+                <w:bCs/>
+                <w:sz w:val="20"/>
+                <w:szCs w:val="20"/>
+              </w:rPr>
+              <w:t>=</w:t>
             </w:r>
             <w:r>
               <w:rPr>
@@ -3736,7 +4671,23 @@
                 <w:sz w:val="20"/>
                 <w:szCs w:val="20"/>
               </w:rPr>
-              <w:t>Car’s parking info (spot, floor, bay, times, fee, etc)</w:t>
+              <w:t xml:space="preserve">Car’s parking info (spot, floor, bay, times, fee, </w:t>
+            </w:r>
+            <w:proofErr w:type="spellStart"/>
+            <w:r>
+              <w:rPr>
+                <w:sz w:val="20"/>
+                <w:szCs w:val="20"/>
+              </w:rPr>
+              <w:t>etc</w:t>
+            </w:r>
+            <w:proofErr w:type="spellEnd"/>
+            <w:r>
+              <w:rPr>
+                <w:sz w:val="20"/>
+                <w:szCs w:val="20"/>
+              </w:rPr>
+              <w:t>)</w:t>
             </w:r>
           </w:p>
         </w:tc>
@@ -3793,8 +4744,2766 @@
           <w:highlight w:val="yellow"/>
         </w:rPr>
         <w:lastRenderedPageBreak/>
-        <w:t>Extend to Support Multiple Garages</w:t>
-      </w:r>
+        <w:t>Add more Floors</w:t>
+      </w:r>
+    </w:p>
+    <w:p>
+      <w:pPr>
+        <w:pStyle w:val="NoSpacing"/>
+        <w:numPr>
+          <w:ilvl w:val="0"/>
+          <w:numId w:val="26"/>
+        </w:numPr>
+        <w:rPr>
+          <w:sz w:val="24"/>
+          <w:szCs w:val="24"/>
+        </w:rPr>
+      </w:pPr>
+      <w:r>
+        <w:rPr>
+          <w:b/>
+          <w:bCs/>
+          <w:sz w:val="24"/>
+          <w:szCs w:val="24"/>
+        </w:rPr>
+        <w:t>Stop app</w:t>
+      </w:r>
+      <w:r>
+        <w:rPr>
+          <w:sz w:val="24"/>
+          <w:szCs w:val="24"/>
+        </w:rPr>
+        <w:t xml:space="preserve"> if </w:t>
+      </w:r>
+      <w:proofErr w:type="gramStart"/>
+      <w:r>
+        <w:rPr>
+          <w:sz w:val="24"/>
+          <w:szCs w:val="24"/>
+        </w:rPr>
+        <w:t>it's</w:t>
+      </w:r>
+      <w:proofErr w:type="gramEnd"/>
+      <w:r>
+        <w:rPr>
+          <w:sz w:val="24"/>
+          <w:szCs w:val="24"/>
+        </w:rPr>
+        <w:t xml:space="preserve"> running.</w:t>
+      </w:r>
+    </w:p>
+    <w:p>
+      <w:pPr>
+        <w:pStyle w:val="NoSpacing"/>
+        <w:numPr>
+          <w:ilvl w:val="0"/>
+          <w:numId w:val="26"/>
+        </w:numPr>
+        <w:rPr>
+          <w:sz w:val="24"/>
+          <w:szCs w:val="24"/>
+        </w:rPr>
+      </w:pPr>
+      <w:r>
+        <w:rPr>
+          <w:b/>
+          <w:bCs/>
+          <w:sz w:val="24"/>
+          <w:szCs w:val="24"/>
+        </w:rPr>
+        <w:t>Drop floors collection</w:t>
+      </w:r>
+      <w:r>
+        <w:rPr>
+          <w:sz w:val="24"/>
+          <w:szCs w:val="24"/>
+        </w:rPr>
+        <w:t> in MongoDB (</w:t>
+      </w:r>
+      <w:proofErr w:type="spellStart"/>
+      <w:proofErr w:type="gramStart"/>
+      <w:r>
+        <w:rPr>
+          <w:sz w:val="24"/>
+          <w:szCs w:val="24"/>
+        </w:rPr>
+        <w:t>db.floors</w:t>
+      </w:r>
+      <w:proofErr w:type="gramEnd"/>
+      <w:r>
+        <w:rPr>
+          <w:sz w:val="24"/>
+          <w:szCs w:val="24"/>
+        </w:rPr>
+        <w:t>.</w:t>
+      </w:r>
+      <w:proofErr w:type="gramStart"/>
+      <w:r>
+        <w:rPr>
+          <w:sz w:val="24"/>
+          <w:szCs w:val="24"/>
+        </w:rPr>
+        <w:t>drop</w:t>
+      </w:r>
+      <w:proofErr w:type="spellEnd"/>
+      <w:r>
+        <w:rPr>
+          <w:sz w:val="24"/>
+          <w:szCs w:val="24"/>
+        </w:rPr>
+        <w:t>(</w:t>
+      </w:r>
+      <w:proofErr w:type="gramEnd"/>
+      <w:r>
+        <w:rPr>
+          <w:sz w:val="24"/>
+          <w:szCs w:val="24"/>
+        </w:rPr>
+        <w:t>)).</w:t>
+      </w:r>
+    </w:p>
+    <w:p>
+      <w:pPr>
+        <w:pStyle w:val="NoSpacing"/>
+        <w:numPr>
+          <w:ilvl w:val="0"/>
+          <w:numId w:val="26"/>
+        </w:numPr>
+        <w:rPr>
+          <w:sz w:val="24"/>
+          <w:szCs w:val="24"/>
+        </w:rPr>
+      </w:pPr>
+      <w:r>
+        <w:rPr>
+          <w:b/>
+          <w:bCs/>
+          <w:sz w:val="24"/>
+          <w:szCs w:val="24"/>
+        </w:rPr>
+        <w:t>Update models.py </w:t>
+      </w:r>
+      <w:proofErr w:type="spellStart"/>
+      <w:r>
+        <w:rPr>
+          <w:b/>
+          <w:bCs/>
+          <w:sz w:val="24"/>
+          <w:szCs w:val="24"/>
+        </w:rPr>
+        <w:t>Garage.initialize</w:t>
+      </w:r>
+      <w:proofErr w:type="spellEnd"/>
+      <w:r>
+        <w:rPr>
+          <w:sz w:val="24"/>
+          <w:szCs w:val="24"/>
+        </w:rPr>
+        <w:t> </w:t>
+      </w:r>
+    </w:p>
+    <w:p>
+      <w:pPr>
+        <w:pStyle w:val="NoSpacing"/>
+        <w:numPr>
+          <w:ilvl w:val="0"/>
+          <w:numId w:val="26"/>
+        </w:numPr>
+        <w:rPr>
+          <w:sz w:val="24"/>
+          <w:szCs w:val="24"/>
+        </w:rPr>
+      </w:pPr>
+      <w:r>
+        <w:rPr>
+          <w:b/>
+          <w:bCs/>
+          <w:sz w:val="24"/>
+          <w:szCs w:val="24"/>
+        </w:rPr>
+        <w:t>Restart app.</w:t>
+      </w:r>
+      <w:r>
+        <w:rPr>
+          <w:sz w:val="24"/>
+          <w:szCs w:val="24"/>
+        </w:rPr>
+        <w:t> On first run, it will create all three floors.</w:t>
+      </w:r>
+    </w:p>
+    <w:p>
+      <w:pPr>
+        <w:pStyle w:val="NoSpacing"/>
+        <w:pBdr>
+          <w:top w:val="single" w:sz="4" w:space="1" w:color="auto"/>
+          <w:left w:val="single" w:sz="4" w:space="4" w:color="auto"/>
+          <w:bottom w:val="single" w:sz="4" w:space="1" w:color="auto"/>
+          <w:right w:val="single" w:sz="4" w:space="4" w:color="auto"/>
+        </w:pBdr>
+        <w:shd w:val="clear" w:color="auto" w:fill="E2EFD9" w:themeFill="accent6" w:themeFillTint="33"/>
+        <w:rPr>
+          <w:rFonts w:ascii="Courier New" w:hAnsi="Courier New" w:cs="Courier New"/>
+          <w:sz w:val="14"/>
+          <w:szCs w:val="14"/>
+        </w:rPr>
+      </w:pPr>
+      <w:r>
+        <w:rPr>
+          <w:rFonts w:ascii="Courier New" w:hAnsi="Courier New" w:cs="Courier New"/>
+          <w:sz w:val="14"/>
+          <w:szCs w:val="14"/>
+        </w:rPr>
+        <w:t>class Garage:</w:t>
+      </w:r>
+    </w:p>
+    <w:p>
+      <w:pPr>
+        <w:pStyle w:val="NoSpacing"/>
+        <w:pBdr>
+          <w:top w:val="single" w:sz="4" w:space="1" w:color="auto"/>
+          <w:left w:val="single" w:sz="4" w:space="4" w:color="auto"/>
+          <w:bottom w:val="single" w:sz="4" w:space="1" w:color="auto"/>
+          <w:right w:val="single" w:sz="4" w:space="4" w:color="auto"/>
+        </w:pBdr>
+        <w:shd w:val="clear" w:color="auto" w:fill="E2EFD9" w:themeFill="accent6" w:themeFillTint="33"/>
+        <w:rPr>
+          <w:rFonts w:ascii="Courier New" w:hAnsi="Courier New" w:cs="Courier New"/>
+          <w:sz w:val="14"/>
+          <w:szCs w:val="14"/>
+        </w:rPr>
+      </w:pPr>
+      <w:r>
+        <w:rPr>
+          <w:rFonts w:ascii="Courier New" w:hAnsi="Courier New" w:cs="Courier New"/>
+          <w:sz w:val="14"/>
+          <w:szCs w:val="14"/>
+        </w:rPr>
+        <w:t xml:space="preserve">    @staticmethod</w:t>
+      </w:r>
+    </w:p>
+    <w:p>
+      <w:pPr>
+        <w:pStyle w:val="NoSpacing"/>
+        <w:pBdr>
+          <w:top w:val="single" w:sz="4" w:space="1" w:color="auto"/>
+          <w:left w:val="single" w:sz="4" w:space="4" w:color="auto"/>
+          <w:bottom w:val="single" w:sz="4" w:space="1" w:color="auto"/>
+          <w:right w:val="single" w:sz="4" w:space="4" w:color="auto"/>
+        </w:pBdr>
+        <w:shd w:val="clear" w:color="auto" w:fill="E2EFD9" w:themeFill="accent6" w:themeFillTint="33"/>
+        <w:rPr>
+          <w:rFonts w:ascii="Courier New" w:hAnsi="Courier New" w:cs="Courier New"/>
+          <w:sz w:val="14"/>
+          <w:szCs w:val="14"/>
+        </w:rPr>
+      </w:pPr>
+      <w:r>
+        <w:rPr>
+          <w:rFonts w:ascii="Courier New" w:hAnsi="Courier New" w:cs="Courier New"/>
+          <w:sz w:val="14"/>
+          <w:szCs w:val="14"/>
+        </w:rPr>
+        <w:t xml:space="preserve">    def </w:t>
+      </w:r>
+      <w:proofErr w:type="gramStart"/>
+      <w:r>
+        <w:rPr>
+          <w:rFonts w:ascii="Courier New" w:hAnsi="Courier New" w:cs="Courier New"/>
+          <w:sz w:val="14"/>
+          <w:szCs w:val="14"/>
+        </w:rPr>
+        <w:t>initialize(</w:t>
+      </w:r>
+      <w:proofErr w:type="gramEnd"/>
+      <w:r>
+        <w:rPr>
+          <w:rFonts w:ascii="Courier New" w:hAnsi="Courier New" w:cs="Courier New"/>
+          <w:sz w:val="14"/>
+          <w:szCs w:val="14"/>
+        </w:rPr>
+        <w:t>):</w:t>
+      </w:r>
+    </w:p>
+    <w:p>
+      <w:pPr>
+        <w:pStyle w:val="NoSpacing"/>
+        <w:pBdr>
+          <w:top w:val="single" w:sz="4" w:space="1" w:color="auto"/>
+          <w:left w:val="single" w:sz="4" w:space="4" w:color="auto"/>
+          <w:bottom w:val="single" w:sz="4" w:space="1" w:color="auto"/>
+          <w:right w:val="single" w:sz="4" w:space="4" w:color="auto"/>
+        </w:pBdr>
+        <w:shd w:val="clear" w:color="auto" w:fill="E2EFD9" w:themeFill="accent6" w:themeFillTint="33"/>
+        <w:rPr>
+          <w:rFonts w:ascii="Courier New" w:hAnsi="Courier New" w:cs="Courier New"/>
+          <w:sz w:val="14"/>
+          <w:szCs w:val="14"/>
+        </w:rPr>
+      </w:pPr>
+      <w:r>
+        <w:rPr>
+          <w:rFonts w:ascii="Courier New" w:hAnsi="Courier New" w:cs="Courier New"/>
+          <w:sz w:val="14"/>
+          <w:szCs w:val="14"/>
+        </w:rPr>
+        <w:t xml:space="preserve">        if </w:t>
+      </w:r>
+      <w:proofErr w:type="spellStart"/>
+      <w:proofErr w:type="gramStart"/>
+      <w:r>
+        <w:rPr>
+          <w:rFonts w:ascii="Courier New" w:hAnsi="Courier New" w:cs="Courier New"/>
+          <w:sz w:val="14"/>
+          <w:szCs w:val="14"/>
+        </w:rPr>
+        <w:t>db.floors</w:t>
+      </w:r>
+      <w:proofErr w:type="gramEnd"/>
+      <w:r>
+        <w:rPr>
+          <w:rFonts w:ascii="Courier New" w:hAnsi="Courier New" w:cs="Courier New"/>
+          <w:sz w:val="14"/>
+          <w:szCs w:val="14"/>
+        </w:rPr>
+        <w:t>.count_</w:t>
+      </w:r>
+      <w:proofErr w:type="gramStart"/>
+      <w:r>
+        <w:rPr>
+          <w:rFonts w:ascii="Courier New" w:hAnsi="Courier New" w:cs="Courier New"/>
+          <w:sz w:val="14"/>
+          <w:szCs w:val="14"/>
+        </w:rPr>
+        <w:t>documents</w:t>
+      </w:r>
+      <w:proofErr w:type="spellEnd"/>
+      <w:r>
+        <w:rPr>
+          <w:rFonts w:ascii="Courier New" w:hAnsi="Courier New" w:cs="Courier New"/>
+          <w:sz w:val="14"/>
+          <w:szCs w:val="14"/>
+        </w:rPr>
+        <w:t>(</w:t>
+      </w:r>
+      <w:proofErr w:type="gramEnd"/>
+      <w:r>
+        <w:rPr>
+          <w:rFonts w:ascii="Courier New" w:hAnsi="Courier New" w:cs="Courier New"/>
+          <w:sz w:val="14"/>
+          <w:szCs w:val="14"/>
+        </w:rPr>
+        <w:t>{}) == 0:</w:t>
+      </w:r>
+    </w:p>
+    <w:p>
+      <w:pPr>
+        <w:pStyle w:val="NoSpacing"/>
+        <w:pBdr>
+          <w:top w:val="single" w:sz="4" w:space="1" w:color="auto"/>
+          <w:left w:val="single" w:sz="4" w:space="4" w:color="auto"/>
+          <w:bottom w:val="single" w:sz="4" w:space="1" w:color="auto"/>
+          <w:right w:val="single" w:sz="4" w:space="4" w:color="auto"/>
+        </w:pBdr>
+        <w:shd w:val="clear" w:color="auto" w:fill="E2EFD9" w:themeFill="accent6" w:themeFillTint="33"/>
+        <w:rPr>
+          <w:rFonts w:ascii="Courier New" w:hAnsi="Courier New" w:cs="Courier New"/>
+          <w:sz w:val="14"/>
+          <w:szCs w:val="14"/>
+        </w:rPr>
+      </w:pPr>
+      <w:r>
+        <w:rPr>
+          <w:rFonts w:ascii="Courier New" w:hAnsi="Courier New" w:cs="Courier New"/>
+          <w:sz w:val="14"/>
+          <w:szCs w:val="14"/>
+        </w:rPr>
+        <w:t xml:space="preserve">            # Sample garage with 3 floors, 3 bays each, 30 total spots (update as needed)</w:t>
+      </w:r>
+    </w:p>
+    <w:p>
+      <w:pPr>
+        <w:pStyle w:val="NoSpacing"/>
+        <w:pBdr>
+          <w:top w:val="single" w:sz="4" w:space="1" w:color="auto"/>
+          <w:left w:val="single" w:sz="4" w:space="4" w:color="auto"/>
+          <w:bottom w:val="single" w:sz="4" w:space="1" w:color="auto"/>
+          <w:right w:val="single" w:sz="4" w:space="4" w:color="auto"/>
+        </w:pBdr>
+        <w:shd w:val="clear" w:color="auto" w:fill="E2EFD9" w:themeFill="accent6" w:themeFillTint="33"/>
+        <w:rPr>
+          <w:rFonts w:ascii="Courier New" w:hAnsi="Courier New" w:cs="Courier New"/>
+          <w:sz w:val="14"/>
+          <w:szCs w:val="14"/>
+        </w:rPr>
+      </w:pPr>
+      <w:r>
+        <w:rPr>
+          <w:rFonts w:ascii="Courier New" w:hAnsi="Courier New" w:cs="Courier New"/>
+          <w:sz w:val="14"/>
+          <w:szCs w:val="14"/>
+        </w:rPr>
+        <w:t xml:space="preserve">            floors = [</w:t>
+      </w:r>
+    </w:p>
+    <w:p>
+      <w:pPr>
+        <w:pStyle w:val="NoSpacing"/>
+        <w:pBdr>
+          <w:top w:val="single" w:sz="4" w:space="1" w:color="auto"/>
+          <w:left w:val="single" w:sz="4" w:space="4" w:color="auto"/>
+          <w:bottom w:val="single" w:sz="4" w:space="1" w:color="auto"/>
+          <w:right w:val="single" w:sz="4" w:space="4" w:color="auto"/>
+        </w:pBdr>
+        <w:shd w:val="clear" w:color="auto" w:fill="E2EFD9" w:themeFill="accent6" w:themeFillTint="33"/>
+        <w:rPr>
+          <w:rFonts w:ascii="Courier New" w:hAnsi="Courier New" w:cs="Courier New"/>
+          <w:sz w:val="14"/>
+          <w:szCs w:val="14"/>
+        </w:rPr>
+      </w:pPr>
+      <w:r>
+        <w:rPr>
+          <w:rFonts w:ascii="Courier New" w:hAnsi="Courier New" w:cs="Courier New"/>
+          <w:sz w:val="14"/>
+          <w:szCs w:val="14"/>
+        </w:rPr>
+        <w:t xml:space="preserve">                {</w:t>
+      </w:r>
+    </w:p>
+    <w:p>
+      <w:pPr>
+        <w:pStyle w:val="NoSpacing"/>
+        <w:pBdr>
+          <w:top w:val="single" w:sz="4" w:space="1" w:color="auto"/>
+          <w:left w:val="single" w:sz="4" w:space="4" w:color="auto"/>
+          <w:bottom w:val="single" w:sz="4" w:space="1" w:color="auto"/>
+          <w:right w:val="single" w:sz="4" w:space="4" w:color="auto"/>
+        </w:pBdr>
+        <w:shd w:val="clear" w:color="auto" w:fill="E2EFD9" w:themeFill="accent6" w:themeFillTint="33"/>
+        <w:rPr>
+          <w:rFonts w:ascii="Courier New" w:hAnsi="Courier New" w:cs="Courier New"/>
+          <w:sz w:val="14"/>
+          <w:szCs w:val="14"/>
+        </w:rPr>
+      </w:pPr>
+      <w:r>
+        <w:rPr>
+          <w:rFonts w:ascii="Courier New" w:hAnsi="Courier New" w:cs="Courier New"/>
+          <w:sz w:val="14"/>
+          <w:szCs w:val="14"/>
+        </w:rPr>
+        <w:t xml:space="preserve">                    "</w:t>
+      </w:r>
+      <w:proofErr w:type="spellStart"/>
+      <w:proofErr w:type="gramStart"/>
+      <w:r>
+        <w:rPr>
+          <w:rFonts w:ascii="Courier New" w:hAnsi="Courier New" w:cs="Courier New"/>
+          <w:sz w:val="14"/>
+          <w:szCs w:val="14"/>
+        </w:rPr>
+        <w:t>floor</w:t>
+      </w:r>
+      <w:proofErr w:type="gramEnd"/>
+      <w:r>
+        <w:rPr>
+          <w:rFonts w:ascii="Courier New" w:hAnsi="Courier New" w:cs="Courier New"/>
+          <w:sz w:val="14"/>
+          <w:szCs w:val="14"/>
+        </w:rPr>
+        <w:t>_number</w:t>
+      </w:r>
+      <w:proofErr w:type="spellEnd"/>
+      <w:r>
+        <w:rPr>
+          <w:rFonts w:ascii="Courier New" w:hAnsi="Courier New" w:cs="Courier New"/>
+          <w:sz w:val="14"/>
+          <w:szCs w:val="14"/>
+        </w:rPr>
+        <w:t>": 1,</w:t>
+      </w:r>
+    </w:p>
+    <w:p>
+      <w:pPr>
+        <w:pStyle w:val="NoSpacing"/>
+        <w:pBdr>
+          <w:top w:val="single" w:sz="4" w:space="1" w:color="auto"/>
+          <w:left w:val="single" w:sz="4" w:space="4" w:color="auto"/>
+          <w:bottom w:val="single" w:sz="4" w:space="1" w:color="auto"/>
+          <w:right w:val="single" w:sz="4" w:space="4" w:color="auto"/>
+        </w:pBdr>
+        <w:shd w:val="clear" w:color="auto" w:fill="E2EFD9" w:themeFill="accent6" w:themeFillTint="33"/>
+        <w:rPr>
+          <w:rFonts w:ascii="Courier New" w:hAnsi="Courier New" w:cs="Courier New"/>
+          <w:sz w:val="14"/>
+          <w:szCs w:val="14"/>
+        </w:rPr>
+      </w:pPr>
+      <w:r>
+        <w:rPr>
+          <w:rFonts w:ascii="Courier New" w:hAnsi="Courier New" w:cs="Courier New"/>
+          <w:sz w:val="14"/>
+          <w:szCs w:val="14"/>
+        </w:rPr>
+        <w:t xml:space="preserve">                    "bays": [</w:t>
+      </w:r>
+    </w:p>
+    <w:p>
+      <w:pPr>
+        <w:pStyle w:val="NoSpacing"/>
+        <w:pBdr>
+          <w:top w:val="single" w:sz="4" w:space="1" w:color="auto"/>
+          <w:left w:val="single" w:sz="4" w:space="4" w:color="auto"/>
+          <w:bottom w:val="single" w:sz="4" w:space="1" w:color="auto"/>
+          <w:right w:val="single" w:sz="4" w:space="4" w:color="auto"/>
+        </w:pBdr>
+        <w:shd w:val="clear" w:color="auto" w:fill="E2EFD9" w:themeFill="accent6" w:themeFillTint="33"/>
+        <w:rPr>
+          <w:rFonts w:ascii="Courier New" w:hAnsi="Courier New" w:cs="Courier New"/>
+          <w:sz w:val="14"/>
+          <w:szCs w:val="14"/>
+        </w:rPr>
+      </w:pPr>
+      <w:r>
+        <w:rPr>
+          <w:rFonts w:ascii="Courier New" w:hAnsi="Courier New" w:cs="Courier New"/>
+          <w:sz w:val="14"/>
+          <w:szCs w:val="14"/>
+        </w:rPr>
+        <w:t xml:space="preserve">                        {</w:t>
+      </w:r>
+    </w:p>
+    <w:p>
+      <w:pPr>
+        <w:pStyle w:val="NoSpacing"/>
+        <w:pBdr>
+          <w:top w:val="single" w:sz="4" w:space="1" w:color="auto"/>
+          <w:left w:val="single" w:sz="4" w:space="4" w:color="auto"/>
+          <w:bottom w:val="single" w:sz="4" w:space="1" w:color="auto"/>
+          <w:right w:val="single" w:sz="4" w:space="4" w:color="auto"/>
+        </w:pBdr>
+        <w:shd w:val="clear" w:color="auto" w:fill="E2EFD9" w:themeFill="accent6" w:themeFillTint="33"/>
+        <w:rPr>
+          <w:rFonts w:ascii="Courier New" w:hAnsi="Courier New" w:cs="Courier New"/>
+          <w:sz w:val="14"/>
+          <w:szCs w:val="14"/>
+        </w:rPr>
+      </w:pPr>
+      <w:r>
+        <w:rPr>
+          <w:rFonts w:ascii="Courier New" w:hAnsi="Courier New" w:cs="Courier New"/>
+          <w:sz w:val="14"/>
+          <w:szCs w:val="14"/>
+        </w:rPr>
+        <w:t xml:space="preserve">                            "</w:t>
+      </w:r>
+      <w:proofErr w:type="spellStart"/>
+      <w:proofErr w:type="gramStart"/>
+      <w:r>
+        <w:rPr>
+          <w:rFonts w:ascii="Courier New" w:hAnsi="Courier New" w:cs="Courier New"/>
+          <w:sz w:val="14"/>
+          <w:szCs w:val="14"/>
+        </w:rPr>
+        <w:t>bay</w:t>
+      </w:r>
+      <w:proofErr w:type="gramEnd"/>
+      <w:r>
+        <w:rPr>
+          <w:rFonts w:ascii="Courier New" w:hAnsi="Courier New" w:cs="Courier New"/>
+          <w:sz w:val="14"/>
+          <w:szCs w:val="14"/>
+        </w:rPr>
+        <w:t>_id</w:t>
+      </w:r>
+      <w:proofErr w:type="spellEnd"/>
+      <w:r>
+        <w:rPr>
+          <w:rFonts w:ascii="Courier New" w:hAnsi="Courier New" w:cs="Courier New"/>
+          <w:sz w:val="14"/>
+          <w:szCs w:val="14"/>
+        </w:rPr>
+        <w:t>": "A",</w:t>
+      </w:r>
+    </w:p>
+    <w:p>
+      <w:pPr>
+        <w:pStyle w:val="NoSpacing"/>
+        <w:pBdr>
+          <w:top w:val="single" w:sz="4" w:space="1" w:color="auto"/>
+          <w:left w:val="single" w:sz="4" w:space="4" w:color="auto"/>
+          <w:bottom w:val="single" w:sz="4" w:space="1" w:color="auto"/>
+          <w:right w:val="single" w:sz="4" w:space="4" w:color="auto"/>
+        </w:pBdr>
+        <w:shd w:val="clear" w:color="auto" w:fill="E2EFD9" w:themeFill="accent6" w:themeFillTint="33"/>
+        <w:rPr>
+          <w:rFonts w:ascii="Courier New" w:hAnsi="Courier New" w:cs="Courier New"/>
+          <w:sz w:val="14"/>
+          <w:szCs w:val="14"/>
+        </w:rPr>
+      </w:pPr>
+      <w:r>
+        <w:rPr>
+          <w:rFonts w:ascii="Courier New" w:hAnsi="Courier New" w:cs="Courier New"/>
+          <w:sz w:val="14"/>
+          <w:szCs w:val="14"/>
+        </w:rPr>
+        <w:t xml:space="preserve">                            "spots": [</w:t>
+      </w:r>
+    </w:p>
+    <w:p>
+      <w:pPr>
+        <w:pStyle w:val="NoSpacing"/>
+        <w:pBdr>
+          <w:top w:val="single" w:sz="4" w:space="1" w:color="auto"/>
+          <w:left w:val="single" w:sz="4" w:space="4" w:color="auto"/>
+          <w:bottom w:val="single" w:sz="4" w:space="1" w:color="auto"/>
+          <w:right w:val="single" w:sz="4" w:space="4" w:color="auto"/>
+        </w:pBdr>
+        <w:shd w:val="clear" w:color="auto" w:fill="E2EFD9" w:themeFill="accent6" w:themeFillTint="33"/>
+        <w:rPr>
+          <w:rFonts w:ascii="Courier New" w:hAnsi="Courier New" w:cs="Courier New"/>
+          <w:sz w:val="14"/>
+          <w:szCs w:val="14"/>
+        </w:rPr>
+      </w:pPr>
+      <w:r>
+        <w:rPr>
+          <w:rFonts w:ascii="Courier New" w:hAnsi="Courier New" w:cs="Courier New"/>
+          <w:sz w:val="14"/>
+          <w:szCs w:val="14"/>
+        </w:rPr>
+        <w:t xml:space="preserve">                                {"</w:t>
+      </w:r>
+      <w:proofErr w:type="spellStart"/>
+      <w:r>
+        <w:rPr>
+          <w:rFonts w:ascii="Courier New" w:hAnsi="Courier New" w:cs="Courier New"/>
+          <w:sz w:val="14"/>
+          <w:szCs w:val="14"/>
+        </w:rPr>
+        <w:t>spot_id</w:t>
+      </w:r>
+      <w:proofErr w:type="spellEnd"/>
+      <w:r>
+        <w:rPr>
+          <w:rFonts w:ascii="Courier New" w:hAnsi="Courier New" w:cs="Courier New"/>
+          <w:sz w:val="14"/>
+          <w:szCs w:val="14"/>
+        </w:rPr>
+        <w:t>": f"1-A-{</w:t>
+      </w:r>
+      <w:proofErr w:type="spellStart"/>
+      <w:r>
+        <w:rPr>
+          <w:rFonts w:ascii="Courier New" w:hAnsi="Courier New" w:cs="Courier New"/>
+          <w:sz w:val="14"/>
+          <w:szCs w:val="14"/>
+        </w:rPr>
+        <w:t>i</w:t>
+      </w:r>
+      <w:proofErr w:type="spellEnd"/>
+      <w:r>
+        <w:rPr>
+          <w:rFonts w:ascii="Courier New" w:hAnsi="Courier New" w:cs="Courier New"/>
+          <w:sz w:val="14"/>
+          <w:szCs w:val="14"/>
+        </w:rPr>
+        <w:t xml:space="preserve">}", "type": </w:t>
+      </w:r>
+      <w:proofErr w:type="spellStart"/>
+      <w:r>
+        <w:rPr>
+          <w:rFonts w:ascii="Courier New" w:hAnsi="Courier New" w:cs="Courier New"/>
+          <w:sz w:val="14"/>
+          <w:szCs w:val="14"/>
+        </w:rPr>
+        <w:t>SpotType.STANDARD.value</w:t>
+      </w:r>
+      <w:proofErr w:type="spellEnd"/>
+      <w:r>
+        <w:rPr>
+          <w:rFonts w:ascii="Courier New" w:hAnsi="Courier New" w:cs="Courier New"/>
+          <w:sz w:val="14"/>
+          <w:szCs w:val="14"/>
+        </w:rPr>
+        <w:t>,</w:t>
+      </w:r>
+    </w:p>
+    <w:p>
+      <w:pPr>
+        <w:pStyle w:val="NoSpacing"/>
+        <w:pBdr>
+          <w:top w:val="single" w:sz="4" w:space="1" w:color="auto"/>
+          <w:left w:val="single" w:sz="4" w:space="4" w:color="auto"/>
+          <w:bottom w:val="single" w:sz="4" w:space="1" w:color="auto"/>
+          <w:right w:val="single" w:sz="4" w:space="4" w:color="auto"/>
+        </w:pBdr>
+        <w:shd w:val="clear" w:color="auto" w:fill="E2EFD9" w:themeFill="accent6" w:themeFillTint="33"/>
+        <w:rPr>
+          <w:rFonts w:ascii="Courier New" w:hAnsi="Courier New" w:cs="Courier New"/>
+          <w:sz w:val="14"/>
+          <w:szCs w:val="14"/>
+        </w:rPr>
+      </w:pPr>
+      <w:r>
+        <w:rPr>
+          <w:rFonts w:ascii="Courier New" w:hAnsi="Courier New" w:cs="Courier New"/>
+          <w:sz w:val="14"/>
+          <w:szCs w:val="14"/>
+        </w:rPr>
+        <w:t xml:space="preserve">                                 "status": "available"} for </w:t>
+      </w:r>
+      <w:proofErr w:type="spellStart"/>
+      <w:r>
+        <w:rPr>
+          <w:rFonts w:ascii="Courier New" w:hAnsi="Courier New" w:cs="Courier New"/>
+          <w:sz w:val="14"/>
+          <w:szCs w:val="14"/>
+        </w:rPr>
+        <w:t>i</w:t>
+      </w:r>
+      <w:proofErr w:type="spellEnd"/>
+      <w:r>
+        <w:rPr>
+          <w:rFonts w:ascii="Courier New" w:hAnsi="Courier New" w:cs="Courier New"/>
+          <w:sz w:val="14"/>
+          <w:szCs w:val="14"/>
+        </w:rPr>
+        <w:t xml:space="preserve"> in </w:t>
+      </w:r>
+      <w:proofErr w:type="gramStart"/>
+      <w:r>
+        <w:rPr>
+          <w:rFonts w:ascii="Courier New" w:hAnsi="Courier New" w:cs="Courier New"/>
+          <w:sz w:val="14"/>
+          <w:szCs w:val="14"/>
+        </w:rPr>
+        <w:t>range(</w:t>
+      </w:r>
+      <w:proofErr w:type="gramEnd"/>
+      <w:r>
+        <w:rPr>
+          <w:rFonts w:ascii="Courier New" w:hAnsi="Courier New" w:cs="Courier New"/>
+          <w:sz w:val="14"/>
+          <w:szCs w:val="14"/>
+        </w:rPr>
+        <w:t>1, 6)</w:t>
+      </w:r>
+    </w:p>
+    <w:p>
+      <w:pPr>
+        <w:pStyle w:val="NoSpacing"/>
+        <w:pBdr>
+          <w:top w:val="single" w:sz="4" w:space="1" w:color="auto"/>
+          <w:left w:val="single" w:sz="4" w:space="4" w:color="auto"/>
+          <w:bottom w:val="single" w:sz="4" w:space="1" w:color="auto"/>
+          <w:right w:val="single" w:sz="4" w:space="4" w:color="auto"/>
+        </w:pBdr>
+        <w:shd w:val="clear" w:color="auto" w:fill="E2EFD9" w:themeFill="accent6" w:themeFillTint="33"/>
+        <w:rPr>
+          <w:rFonts w:ascii="Courier New" w:hAnsi="Courier New" w:cs="Courier New"/>
+          <w:sz w:val="14"/>
+          <w:szCs w:val="14"/>
+        </w:rPr>
+      </w:pPr>
+      <w:r>
+        <w:rPr>
+          <w:rFonts w:ascii="Courier New" w:hAnsi="Courier New" w:cs="Courier New"/>
+          <w:sz w:val="14"/>
+          <w:szCs w:val="14"/>
+        </w:rPr>
+        <w:t xml:space="preserve">                            ]</w:t>
+      </w:r>
+    </w:p>
+    <w:p>
+      <w:pPr>
+        <w:pStyle w:val="NoSpacing"/>
+        <w:pBdr>
+          <w:top w:val="single" w:sz="4" w:space="1" w:color="auto"/>
+          <w:left w:val="single" w:sz="4" w:space="4" w:color="auto"/>
+          <w:bottom w:val="single" w:sz="4" w:space="1" w:color="auto"/>
+          <w:right w:val="single" w:sz="4" w:space="4" w:color="auto"/>
+        </w:pBdr>
+        <w:shd w:val="clear" w:color="auto" w:fill="E2EFD9" w:themeFill="accent6" w:themeFillTint="33"/>
+        <w:rPr>
+          <w:rFonts w:ascii="Courier New" w:hAnsi="Courier New" w:cs="Courier New"/>
+          <w:sz w:val="14"/>
+          <w:szCs w:val="14"/>
+        </w:rPr>
+      </w:pPr>
+      <w:r>
+        <w:rPr>
+          <w:rFonts w:ascii="Courier New" w:hAnsi="Courier New" w:cs="Courier New"/>
+          <w:sz w:val="14"/>
+          <w:szCs w:val="14"/>
+        </w:rPr>
+        <w:t xml:space="preserve">                        },</w:t>
+      </w:r>
+    </w:p>
+    <w:p>
+      <w:pPr>
+        <w:pStyle w:val="NoSpacing"/>
+        <w:pBdr>
+          <w:top w:val="single" w:sz="4" w:space="1" w:color="auto"/>
+          <w:left w:val="single" w:sz="4" w:space="4" w:color="auto"/>
+          <w:bottom w:val="single" w:sz="4" w:space="1" w:color="auto"/>
+          <w:right w:val="single" w:sz="4" w:space="4" w:color="auto"/>
+        </w:pBdr>
+        <w:shd w:val="clear" w:color="auto" w:fill="E2EFD9" w:themeFill="accent6" w:themeFillTint="33"/>
+        <w:rPr>
+          <w:rFonts w:ascii="Courier New" w:hAnsi="Courier New" w:cs="Courier New"/>
+          <w:sz w:val="14"/>
+          <w:szCs w:val="14"/>
+        </w:rPr>
+      </w:pPr>
+      <w:r>
+        <w:rPr>
+          <w:rFonts w:ascii="Courier New" w:hAnsi="Courier New" w:cs="Courier New"/>
+          <w:sz w:val="14"/>
+          <w:szCs w:val="14"/>
+        </w:rPr>
+        <w:t xml:space="preserve">                        {</w:t>
+      </w:r>
+    </w:p>
+    <w:p>
+      <w:pPr>
+        <w:pStyle w:val="NoSpacing"/>
+        <w:pBdr>
+          <w:top w:val="single" w:sz="4" w:space="1" w:color="auto"/>
+          <w:left w:val="single" w:sz="4" w:space="4" w:color="auto"/>
+          <w:bottom w:val="single" w:sz="4" w:space="1" w:color="auto"/>
+          <w:right w:val="single" w:sz="4" w:space="4" w:color="auto"/>
+        </w:pBdr>
+        <w:shd w:val="clear" w:color="auto" w:fill="E2EFD9" w:themeFill="accent6" w:themeFillTint="33"/>
+        <w:rPr>
+          <w:rFonts w:ascii="Courier New" w:hAnsi="Courier New" w:cs="Courier New"/>
+          <w:sz w:val="14"/>
+          <w:szCs w:val="14"/>
+        </w:rPr>
+      </w:pPr>
+      <w:r>
+        <w:rPr>
+          <w:rFonts w:ascii="Courier New" w:hAnsi="Courier New" w:cs="Courier New"/>
+          <w:sz w:val="14"/>
+          <w:szCs w:val="14"/>
+        </w:rPr>
+        <w:t xml:space="preserve">                            "</w:t>
+      </w:r>
+      <w:proofErr w:type="spellStart"/>
+      <w:proofErr w:type="gramStart"/>
+      <w:r>
+        <w:rPr>
+          <w:rFonts w:ascii="Courier New" w:hAnsi="Courier New" w:cs="Courier New"/>
+          <w:sz w:val="14"/>
+          <w:szCs w:val="14"/>
+        </w:rPr>
+        <w:t>bay</w:t>
+      </w:r>
+      <w:proofErr w:type="gramEnd"/>
+      <w:r>
+        <w:rPr>
+          <w:rFonts w:ascii="Courier New" w:hAnsi="Courier New" w:cs="Courier New"/>
+          <w:sz w:val="14"/>
+          <w:szCs w:val="14"/>
+        </w:rPr>
+        <w:t>_id</w:t>
+      </w:r>
+      <w:proofErr w:type="spellEnd"/>
+      <w:r>
+        <w:rPr>
+          <w:rFonts w:ascii="Courier New" w:hAnsi="Courier New" w:cs="Courier New"/>
+          <w:sz w:val="14"/>
+          <w:szCs w:val="14"/>
+        </w:rPr>
+        <w:t>": "B",</w:t>
+      </w:r>
+    </w:p>
+    <w:p>
+      <w:pPr>
+        <w:pStyle w:val="NoSpacing"/>
+        <w:pBdr>
+          <w:top w:val="single" w:sz="4" w:space="1" w:color="auto"/>
+          <w:left w:val="single" w:sz="4" w:space="4" w:color="auto"/>
+          <w:bottom w:val="single" w:sz="4" w:space="1" w:color="auto"/>
+          <w:right w:val="single" w:sz="4" w:space="4" w:color="auto"/>
+        </w:pBdr>
+        <w:shd w:val="clear" w:color="auto" w:fill="E2EFD9" w:themeFill="accent6" w:themeFillTint="33"/>
+        <w:rPr>
+          <w:rFonts w:ascii="Courier New" w:hAnsi="Courier New" w:cs="Courier New"/>
+          <w:sz w:val="14"/>
+          <w:szCs w:val="14"/>
+        </w:rPr>
+      </w:pPr>
+      <w:r>
+        <w:rPr>
+          <w:rFonts w:ascii="Courier New" w:hAnsi="Courier New" w:cs="Courier New"/>
+          <w:sz w:val="14"/>
+          <w:szCs w:val="14"/>
+        </w:rPr>
+        <w:t xml:space="preserve">                            "spots": [</w:t>
+      </w:r>
+    </w:p>
+    <w:p>
+      <w:pPr>
+        <w:pStyle w:val="NoSpacing"/>
+        <w:pBdr>
+          <w:top w:val="single" w:sz="4" w:space="1" w:color="auto"/>
+          <w:left w:val="single" w:sz="4" w:space="4" w:color="auto"/>
+          <w:bottom w:val="single" w:sz="4" w:space="1" w:color="auto"/>
+          <w:right w:val="single" w:sz="4" w:space="4" w:color="auto"/>
+        </w:pBdr>
+        <w:shd w:val="clear" w:color="auto" w:fill="E2EFD9" w:themeFill="accent6" w:themeFillTint="33"/>
+        <w:rPr>
+          <w:rFonts w:ascii="Courier New" w:hAnsi="Courier New" w:cs="Courier New"/>
+          <w:sz w:val="14"/>
+          <w:szCs w:val="14"/>
+        </w:rPr>
+      </w:pPr>
+      <w:r>
+        <w:rPr>
+          <w:rFonts w:ascii="Courier New" w:hAnsi="Courier New" w:cs="Courier New"/>
+          <w:sz w:val="14"/>
+          <w:szCs w:val="14"/>
+        </w:rPr>
+        <w:t xml:space="preserve">                                {"</w:t>
+      </w:r>
+      <w:proofErr w:type="spellStart"/>
+      <w:r>
+        <w:rPr>
+          <w:rFonts w:ascii="Courier New" w:hAnsi="Courier New" w:cs="Courier New"/>
+          <w:sz w:val="14"/>
+          <w:szCs w:val="14"/>
+        </w:rPr>
+        <w:t>spot_id</w:t>
+      </w:r>
+      <w:proofErr w:type="spellEnd"/>
+      <w:r>
+        <w:rPr>
+          <w:rFonts w:ascii="Courier New" w:hAnsi="Courier New" w:cs="Courier New"/>
+          <w:sz w:val="14"/>
+          <w:szCs w:val="14"/>
+        </w:rPr>
+        <w:t>": f"1-B-{</w:t>
+      </w:r>
+      <w:proofErr w:type="spellStart"/>
+      <w:r>
+        <w:rPr>
+          <w:rFonts w:ascii="Courier New" w:hAnsi="Courier New" w:cs="Courier New"/>
+          <w:sz w:val="14"/>
+          <w:szCs w:val="14"/>
+        </w:rPr>
+        <w:t>i</w:t>
+      </w:r>
+      <w:proofErr w:type="spellEnd"/>
+      <w:r>
+        <w:rPr>
+          <w:rFonts w:ascii="Courier New" w:hAnsi="Courier New" w:cs="Courier New"/>
+          <w:sz w:val="14"/>
+          <w:szCs w:val="14"/>
+        </w:rPr>
+        <w:t xml:space="preserve">}", "type": </w:t>
+      </w:r>
+      <w:proofErr w:type="spellStart"/>
+      <w:r>
+        <w:rPr>
+          <w:rFonts w:ascii="Courier New" w:hAnsi="Courier New" w:cs="Courier New"/>
+          <w:sz w:val="14"/>
+          <w:szCs w:val="14"/>
+        </w:rPr>
+        <w:t>SpotType.COMPACT.value</w:t>
+      </w:r>
+      <w:proofErr w:type="spellEnd"/>
+      <w:r>
+        <w:rPr>
+          <w:rFonts w:ascii="Courier New" w:hAnsi="Courier New" w:cs="Courier New"/>
+          <w:sz w:val="14"/>
+          <w:szCs w:val="14"/>
+        </w:rPr>
+        <w:t>,</w:t>
+      </w:r>
+    </w:p>
+    <w:p>
+      <w:pPr>
+        <w:pStyle w:val="NoSpacing"/>
+        <w:pBdr>
+          <w:top w:val="single" w:sz="4" w:space="1" w:color="auto"/>
+          <w:left w:val="single" w:sz="4" w:space="4" w:color="auto"/>
+          <w:bottom w:val="single" w:sz="4" w:space="1" w:color="auto"/>
+          <w:right w:val="single" w:sz="4" w:space="4" w:color="auto"/>
+        </w:pBdr>
+        <w:shd w:val="clear" w:color="auto" w:fill="E2EFD9" w:themeFill="accent6" w:themeFillTint="33"/>
+        <w:rPr>
+          <w:rFonts w:ascii="Courier New" w:hAnsi="Courier New" w:cs="Courier New"/>
+          <w:sz w:val="14"/>
+          <w:szCs w:val="14"/>
+        </w:rPr>
+      </w:pPr>
+      <w:r>
+        <w:rPr>
+          <w:rFonts w:ascii="Courier New" w:hAnsi="Courier New" w:cs="Courier New"/>
+          <w:sz w:val="14"/>
+          <w:szCs w:val="14"/>
+        </w:rPr>
+        <w:t xml:space="preserve">                                 "status": "available"} for </w:t>
+      </w:r>
+      <w:proofErr w:type="spellStart"/>
+      <w:r>
+        <w:rPr>
+          <w:rFonts w:ascii="Courier New" w:hAnsi="Courier New" w:cs="Courier New"/>
+          <w:sz w:val="14"/>
+          <w:szCs w:val="14"/>
+        </w:rPr>
+        <w:t>i</w:t>
+      </w:r>
+      <w:proofErr w:type="spellEnd"/>
+      <w:r>
+        <w:rPr>
+          <w:rFonts w:ascii="Courier New" w:hAnsi="Courier New" w:cs="Courier New"/>
+          <w:sz w:val="14"/>
+          <w:szCs w:val="14"/>
+        </w:rPr>
+        <w:t xml:space="preserve"> in </w:t>
+      </w:r>
+      <w:proofErr w:type="gramStart"/>
+      <w:r>
+        <w:rPr>
+          <w:rFonts w:ascii="Courier New" w:hAnsi="Courier New" w:cs="Courier New"/>
+          <w:sz w:val="14"/>
+          <w:szCs w:val="14"/>
+        </w:rPr>
+        <w:t>range(</w:t>
+      </w:r>
+      <w:proofErr w:type="gramEnd"/>
+      <w:r>
+        <w:rPr>
+          <w:rFonts w:ascii="Courier New" w:hAnsi="Courier New" w:cs="Courier New"/>
+          <w:sz w:val="14"/>
+          <w:szCs w:val="14"/>
+        </w:rPr>
+        <w:t>1, 6)</w:t>
+      </w:r>
+    </w:p>
+    <w:p>
+      <w:pPr>
+        <w:pStyle w:val="NoSpacing"/>
+        <w:pBdr>
+          <w:top w:val="single" w:sz="4" w:space="1" w:color="auto"/>
+          <w:left w:val="single" w:sz="4" w:space="4" w:color="auto"/>
+          <w:bottom w:val="single" w:sz="4" w:space="1" w:color="auto"/>
+          <w:right w:val="single" w:sz="4" w:space="4" w:color="auto"/>
+        </w:pBdr>
+        <w:shd w:val="clear" w:color="auto" w:fill="E2EFD9" w:themeFill="accent6" w:themeFillTint="33"/>
+        <w:rPr>
+          <w:rFonts w:ascii="Courier New" w:hAnsi="Courier New" w:cs="Courier New"/>
+          <w:sz w:val="14"/>
+          <w:szCs w:val="14"/>
+        </w:rPr>
+      </w:pPr>
+      <w:r>
+        <w:rPr>
+          <w:rFonts w:ascii="Courier New" w:hAnsi="Courier New" w:cs="Courier New"/>
+          <w:sz w:val="14"/>
+          <w:szCs w:val="14"/>
+        </w:rPr>
+        <w:t xml:space="preserve">                            ]</w:t>
+      </w:r>
+    </w:p>
+    <w:p>
+      <w:pPr>
+        <w:pStyle w:val="NoSpacing"/>
+        <w:pBdr>
+          <w:top w:val="single" w:sz="4" w:space="1" w:color="auto"/>
+          <w:left w:val="single" w:sz="4" w:space="4" w:color="auto"/>
+          <w:bottom w:val="single" w:sz="4" w:space="1" w:color="auto"/>
+          <w:right w:val="single" w:sz="4" w:space="4" w:color="auto"/>
+        </w:pBdr>
+        <w:shd w:val="clear" w:color="auto" w:fill="E2EFD9" w:themeFill="accent6" w:themeFillTint="33"/>
+        <w:rPr>
+          <w:rFonts w:ascii="Courier New" w:hAnsi="Courier New" w:cs="Courier New"/>
+          <w:sz w:val="14"/>
+          <w:szCs w:val="14"/>
+        </w:rPr>
+      </w:pPr>
+      <w:r>
+        <w:rPr>
+          <w:rFonts w:ascii="Courier New" w:hAnsi="Courier New" w:cs="Courier New"/>
+          <w:sz w:val="14"/>
+          <w:szCs w:val="14"/>
+        </w:rPr>
+        <w:t xml:space="preserve">                        }</w:t>
+      </w:r>
+    </w:p>
+    <w:p>
+      <w:pPr>
+        <w:pStyle w:val="NoSpacing"/>
+        <w:pBdr>
+          <w:top w:val="single" w:sz="4" w:space="1" w:color="auto"/>
+          <w:left w:val="single" w:sz="4" w:space="4" w:color="auto"/>
+          <w:bottom w:val="single" w:sz="4" w:space="1" w:color="auto"/>
+          <w:right w:val="single" w:sz="4" w:space="4" w:color="auto"/>
+        </w:pBdr>
+        <w:shd w:val="clear" w:color="auto" w:fill="E2EFD9" w:themeFill="accent6" w:themeFillTint="33"/>
+        <w:rPr>
+          <w:rFonts w:ascii="Courier New" w:hAnsi="Courier New" w:cs="Courier New"/>
+          <w:sz w:val="14"/>
+          <w:szCs w:val="14"/>
+        </w:rPr>
+      </w:pPr>
+      <w:r>
+        <w:rPr>
+          <w:rFonts w:ascii="Courier New" w:hAnsi="Courier New" w:cs="Courier New"/>
+          <w:sz w:val="14"/>
+          <w:szCs w:val="14"/>
+        </w:rPr>
+        <w:t xml:space="preserve">                    ]</w:t>
+      </w:r>
+    </w:p>
+    <w:p>
+      <w:pPr>
+        <w:pStyle w:val="NoSpacing"/>
+        <w:pBdr>
+          <w:top w:val="single" w:sz="4" w:space="1" w:color="auto"/>
+          <w:left w:val="single" w:sz="4" w:space="4" w:color="auto"/>
+          <w:bottom w:val="single" w:sz="4" w:space="1" w:color="auto"/>
+          <w:right w:val="single" w:sz="4" w:space="4" w:color="auto"/>
+        </w:pBdr>
+        <w:shd w:val="clear" w:color="auto" w:fill="E2EFD9" w:themeFill="accent6" w:themeFillTint="33"/>
+        <w:rPr>
+          <w:rFonts w:ascii="Courier New" w:hAnsi="Courier New" w:cs="Courier New"/>
+          <w:sz w:val="14"/>
+          <w:szCs w:val="14"/>
+        </w:rPr>
+      </w:pPr>
+      <w:r>
+        <w:rPr>
+          <w:rFonts w:ascii="Courier New" w:hAnsi="Courier New" w:cs="Courier New"/>
+          <w:sz w:val="14"/>
+          <w:szCs w:val="14"/>
+        </w:rPr>
+        <w:t xml:space="preserve">                },</w:t>
+      </w:r>
+    </w:p>
+    <w:p>
+      <w:pPr>
+        <w:pStyle w:val="NoSpacing"/>
+        <w:pBdr>
+          <w:top w:val="single" w:sz="4" w:space="1" w:color="auto"/>
+          <w:left w:val="single" w:sz="4" w:space="4" w:color="auto"/>
+          <w:bottom w:val="single" w:sz="4" w:space="1" w:color="auto"/>
+          <w:right w:val="single" w:sz="4" w:space="4" w:color="auto"/>
+        </w:pBdr>
+        <w:shd w:val="clear" w:color="auto" w:fill="E2EFD9" w:themeFill="accent6" w:themeFillTint="33"/>
+        <w:rPr>
+          <w:rFonts w:ascii="Courier New" w:hAnsi="Courier New" w:cs="Courier New"/>
+          <w:sz w:val="14"/>
+          <w:szCs w:val="14"/>
+        </w:rPr>
+      </w:pPr>
+      <w:r>
+        <w:rPr>
+          <w:rFonts w:ascii="Courier New" w:hAnsi="Courier New" w:cs="Courier New"/>
+          <w:sz w:val="14"/>
+          <w:szCs w:val="14"/>
+        </w:rPr>
+        <w:t xml:space="preserve">                {</w:t>
+      </w:r>
+    </w:p>
+    <w:p>
+      <w:pPr>
+        <w:pStyle w:val="NoSpacing"/>
+        <w:pBdr>
+          <w:top w:val="single" w:sz="4" w:space="1" w:color="auto"/>
+          <w:left w:val="single" w:sz="4" w:space="4" w:color="auto"/>
+          <w:bottom w:val="single" w:sz="4" w:space="1" w:color="auto"/>
+          <w:right w:val="single" w:sz="4" w:space="4" w:color="auto"/>
+        </w:pBdr>
+        <w:shd w:val="clear" w:color="auto" w:fill="E2EFD9" w:themeFill="accent6" w:themeFillTint="33"/>
+        <w:rPr>
+          <w:rFonts w:ascii="Courier New" w:hAnsi="Courier New" w:cs="Courier New"/>
+          <w:sz w:val="14"/>
+          <w:szCs w:val="14"/>
+        </w:rPr>
+      </w:pPr>
+      <w:r>
+        <w:rPr>
+          <w:rFonts w:ascii="Courier New" w:hAnsi="Courier New" w:cs="Courier New"/>
+          <w:sz w:val="14"/>
+          <w:szCs w:val="14"/>
+        </w:rPr>
+        <w:t xml:space="preserve">                    "</w:t>
+      </w:r>
+      <w:proofErr w:type="spellStart"/>
+      <w:proofErr w:type="gramStart"/>
+      <w:r>
+        <w:rPr>
+          <w:rFonts w:ascii="Courier New" w:hAnsi="Courier New" w:cs="Courier New"/>
+          <w:sz w:val="14"/>
+          <w:szCs w:val="14"/>
+        </w:rPr>
+        <w:t>floor</w:t>
+      </w:r>
+      <w:proofErr w:type="gramEnd"/>
+      <w:r>
+        <w:rPr>
+          <w:rFonts w:ascii="Courier New" w:hAnsi="Courier New" w:cs="Courier New"/>
+          <w:sz w:val="14"/>
+          <w:szCs w:val="14"/>
+        </w:rPr>
+        <w:t>_number</w:t>
+      </w:r>
+      <w:proofErr w:type="spellEnd"/>
+      <w:r>
+        <w:rPr>
+          <w:rFonts w:ascii="Courier New" w:hAnsi="Courier New" w:cs="Courier New"/>
+          <w:sz w:val="14"/>
+          <w:szCs w:val="14"/>
+        </w:rPr>
+        <w:t>": 2,</w:t>
+      </w:r>
+    </w:p>
+    <w:p>
+      <w:pPr>
+        <w:pStyle w:val="NoSpacing"/>
+        <w:pBdr>
+          <w:top w:val="single" w:sz="4" w:space="1" w:color="auto"/>
+          <w:left w:val="single" w:sz="4" w:space="4" w:color="auto"/>
+          <w:bottom w:val="single" w:sz="4" w:space="1" w:color="auto"/>
+          <w:right w:val="single" w:sz="4" w:space="4" w:color="auto"/>
+        </w:pBdr>
+        <w:shd w:val="clear" w:color="auto" w:fill="E2EFD9" w:themeFill="accent6" w:themeFillTint="33"/>
+        <w:rPr>
+          <w:rFonts w:ascii="Courier New" w:hAnsi="Courier New" w:cs="Courier New"/>
+          <w:sz w:val="14"/>
+          <w:szCs w:val="14"/>
+        </w:rPr>
+      </w:pPr>
+      <w:r>
+        <w:rPr>
+          <w:rFonts w:ascii="Courier New" w:hAnsi="Courier New" w:cs="Courier New"/>
+          <w:sz w:val="14"/>
+          <w:szCs w:val="14"/>
+        </w:rPr>
+        <w:t xml:space="preserve">                    "bays": [</w:t>
+      </w:r>
+    </w:p>
+    <w:p>
+      <w:pPr>
+        <w:pStyle w:val="NoSpacing"/>
+        <w:pBdr>
+          <w:top w:val="single" w:sz="4" w:space="1" w:color="auto"/>
+          <w:left w:val="single" w:sz="4" w:space="4" w:color="auto"/>
+          <w:bottom w:val="single" w:sz="4" w:space="1" w:color="auto"/>
+          <w:right w:val="single" w:sz="4" w:space="4" w:color="auto"/>
+        </w:pBdr>
+        <w:shd w:val="clear" w:color="auto" w:fill="E2EFD9" w:themeFill="accent6" w:themeFillTint="33"/>
+        <w:rPr>
+          <w:rFonts w:ascii="Courier New" w:hAnsi="Courier New" w:cs="Courier New"/>
+          <w:sz w:val="14"/>
+          <w:szCs w:val="14"/>
+        </w:rPr>
+      </w:pPr>
+      <w:r>
+        <w:rPr>
+          <w:rFonts w:ascii="Courier New" w:hAnsi="Courier New" w:cs="Courier New"/>
+          <w:sz w:val="14"/>
+          <w:szCs w:val="14"/>
+        </w:rPr>
+        <w:t xml:space="preserve">                        {</w:t>
+      </w:r>
+    </w:p>
+    <w:p>
+      <w:pPr>
+        <w:pStyle w:val="NoSpacing"/>
+        <w:pBdr>
+          <w:top w:val="single" w:sz="4" w:space="1" w:color="auto"/>
+          <w:left w:val="single" w:sz="4" w:space="4" w:color="auto"/>
+          <w:bottom w:val="single" w:sz="4" w:space="1" w:color="auto"/>
+          <w:right w:val="single" w:sz="4" w:space="4" w:color="auto"/>
+        </w:pBdr>
+        <w:shd w:val="clear" w:color="auto" w:fill="E2EFD9" w:themeFill="accent6" w:themeFillTint="33"/>
+        <w:rPr>
+          <w:rFonts w:ascii="Courier New" w:hAnsi="Courier New" w:cs="Courier New"/>
+          <w:sz w:val="14"/>
+          <w:szCs w:val="14"/>
+        </w:rPr>
+      </w:pPr>
+      <w:r>
+        <w:rPr>
+          <w:rFonts w:ascii="Courier New" w:hAnsi="Courier New" w:cs="Courier New"/>
+          <w:sz w:val="14"/>
+          <w:szCs w:val="14"/>
+        </w:rPr>
+        <w:t xml:space="preserve">                            "</w:t>
+      </w:r>
+      <w:proofErr w:type="spellStart"/>
+      <w:proofErr w:type="gramStart"/>
+      <w:r>
+        <w:rPr>
+          <w:rFonts w:ascii="Courier New" w:hAnsi="Courier New" w:cs="Courier New"/>
+          <w:sz w:val="14"/>
+          <w:szCs w:val="14"/>
+        </w:rPr>
+        <w:t>bay</w:t>
+      </w:r>
+      <w:proofErr w:type="gramEnd"/>
+      <w:r>
+        <w:rPr>
+          <w:rFonts w:ascii="Courier New" w:hAnsi="Courier New" w:cs="Courier New"/>
+          <w:sz w:val="14"/>
+          <w:szCs w:val="14"/>
+        </w:rPr>
+        <w:t>_id</w:t>
+      </w:r>
+      <w:proofErr w:type="spellEnd"/>
+      <w:r>
+        <w:rPr>
+          <w:rFonts w:ascii="Courier New" w:hAnsi="Courier New" w:cs="Courier New"/>
+          <w:sz w:val="14"/>
+          <w:szCs w:val="14"/>
+        </w:rPr>
+        <w:t>": "C",</w:t>
+      </w:r>
+    </w:p>
+    <w:p>
+      <w:pPr>
+        <w:pStyle w:val="NoSpacing"/>
+        <w:pBdr>
+          <w:top w:val="single" w:sz="4" w:space="1" w:color="auto"/>
+          <w:left w:val="single" w:sz="4" w:space="4" w:color="auto"/>
+          <w:bottom w:val="single" w:sz="4" w:space="1" w:color="auto"/>
+          <w:right w:val="single" w:sz="4" w:space="4" w:color="auto"/>
+        </w:pBdr>
+        <w:shd w:val="clear" w:color="auto" w:fill="E2EFD9" w:themeFill="accent6" w:themeFillTint="33"/>
+        <w:rPr>
+          <w:rFonts w:ascii="Courier New" w:hAnsi="Courier New" w:cs="Courier New"/>
+          <w:sz w:val="14"/>
+          <w:szCs w:val="14"/>
+        </w:rPr>
+      </w:pPr>
+      <w:r>
+        <w:rPr>
+          <w:rFonts w:ascii="Courier New" w:hAnsi="Courier New" w:cs="Courier New"/>
+          <w:sz w:val="14"/>
+          <w:szCs w:val="14"/>
+        </w:rPr>
+        <w:t xml:space="preserve">                            "spots": [</w:t>
+      </w:r>
+    </w:p>
+    <w:p>
+      <w:pPr>
+        <w:pStyle w:val="NoSpacing"/>
+        <w:pBdr>
+          <w:top w:val="single" w:sz="4" w:space="1" w:color="auto"/>
+          <w:left w:val="single" w:sz="4" w:space="4" w:color="auto"/>
+          <w:bottom w:val="single" w:sz="4" w:space="1" w:color="auto"/>
+          <w:right w:val="single" w:sz="4" w:space="4" w:color="auto"/>
+        </w:pBdr>
+        <w:shd w:val="clear" w:color="auto" w:fill="E2EFD9" w:themeFill="accent6" w:themeFillTint="33"/>
+        <w:rPr>
+          <w:rFonts w:ascii="Courier New" w:hAnsi="Courier New" w:cs="Courier New"/>
+          <w:sz w:val="14"/>
+          <w:szCs w:val="14"/>
+        </w:rPr>
+      </w:pPr>
+      <w:r>
+        <w:rPr>
+          <w:rFonts w:ascii="Courier New" w:hAnsi="Courier New" w:cs="Courier New"/>
+          <w:sz w:val="14"/>
+          <w:szCs w:val="14"/>
+        </w:rPr>
+        <w:t xml:space="preserve">                                {"</w:t>
+      </w:r>
+      <w:proofErr w:type="spellStart"/>
+      <w:r>
+        <w:rPr>
+          <w:rFonts w:ascii="Courier New" w:hAnsi="Courier New" w:cs="Courier New"/>
+          <w:sz w:val="14"/>
+          <w:szCs w:val="14"/>
+        </w:rPr>
+        <w:t>spot_id</w:t>
+      </w:r>
+      <w:proofErr w:type="spellEnd"/>
+      <w:r>
+        <w:rPr>
+          <w:rFonts w:ascii="Courier New" w:hAnsi="Courier New" w:cs="Courier New"/>
+          <w:sz w:val="14"/>
+          <w:szCs w:val="14"/>
+        </w:rPr>
+        <w:t>": f"2-C-{</w:t>
+      </w:r>
+      <w:proofErr w:type="spellStart"/>
+      <w:r>
+        <w:rPr>
+          <w:rFonts w:ascii="Courier New" w:hAnsi="Courier New" w:cs="Courier New"/>
+          <w:sz w:val="14"/>
+          <w:szCs w:val="14"/>
+        </w:rPr>
+        <w:t>i</w:t>
+      </w:r>
+      <w:proofErr w:type="spellEnd"/>
+      <w:r>
+        <w:rPr>
+          <w:rFonts w:ascii="Courier New" w:hAnsi="Courier New" w:cs="Courier New"/>
+          <w:sz w:val="14"/>
+          <w:szCs w:val="14"/>
+        </w:rPr>
+        <w:t xml:space="preserve">}", "type": </w:t>
+      </w:r>
+      <w:proofErr w:type="spellStart"/>
+      <w:r>
+        <w:rPr>
+          <w:rFonts w:ascii="Courier New" w:hAnsi="Courier New" w:cs="Courier New"/>
+          <w:sz w:val="14"/>
+          <w:szCs w:val="14"/>
+        </w:rPr>
+        <w:t>SpotType.EV_CHARGING.value</w:t>
+      </w:r>
+      <w:proofErr w:type="spellEnd"/>
+      <w:r>
+        <w:rPr>
+          <w:rFonts w:ascii="Courier New" w:hAnsi="Courier New" w:cs="Courier New"/>
+          <w:sz w:val="14"/>
+          <w:szCs w:val="14"/>
+        </w:rPr>
+        <w:t>,</w:t>
+      </w:r>
+    </w:p>
+    <w:p>
+      <w:pPr>
+        <w:pStyle w:val="NoSpacing"/>
+        <w:pBdr>
+          <w:top w:val="single" w:sz="4" w:space="1" w:color="auto"/>
+          <w:left w:val="single" w:sz="4" w:space="4" w:color="auto"/>
+          <w:bottom w:val="single" w:sz="4" w:space="1" w:color="auto"/>
+          <w:right w:val="single" w:sz="4" w:space="4" w:color="auto"/>
+        </w:pBdr>
+        <w:shd w:val="clear" w:color="auto" w:fill="E2EFD9" w:themeFill="accent6" w:themeFillTint="33"/>
+        <w:rPr>
+          <w:rFonts w:ascii="Courier New" w:hAnsi="Courier New" w:cs="Courier New"/>
+          <w:sz w:val="14"/>
+          <w:szCs w:val="14"/>
+        </w:rPr>
+      </w:pPr>
+      <w:r>
+        <w:rPr>
+          <w:rFonts w:ascii="Courier New" w:hAnsi="Courier New" w:cs="Courier New"/>
+          <w:sz w:val="14"/>
+          <w:szCs w:val="14"/>
+        </w:rPr>
+        <w:t xml:space="preserve">                                 "status": "available"} for </w:t>
+      </w:r>
+      <w:proofErr w:type="spellStart"/>
+      <w:r>
+        <w:rPr>
+          <w:rFonts w:ascii="Courier New" w:hAnsi="Courier New" w:cs="Courier New"/>
+          <w:sz w:val="14"/>
+          <w:szCs w:val="14"/>
+        </w:rPr>
+        <w:t>i</w:t>
+      </w:r>
+      <w:proofErr w:type="spellEnd"/>
+      <w:r>
+        <w:rPr>
+          <w:rFonts w:ascii="Courier New" w:hAnsi="Courier New" w:cs="Courier New"/>
+          <w:sz w:val="14"/>
+          <w:szCs w:val="14"/>
+        </w:rPr>
+        <w:t xml:space="preserve"> in </w:t>
+      </w:r>
+      <w:proofErr w:type="gramStart"/>
+      <w:r>
+        <w:rPr>
+          <w:rFonts w:ascii="Courier New" w:hAnsi="Courier New" w:cs="Courier New"/>
+          <w:sz w:val="14"/>
+          <w:szCs w:val="14"/>
+        </w:rPr>
+        <w:t>range(</w:t>
+      </w:r>
+      <w:proofErr w:type="gramEnd"/>
+      <w:r>
+        <w:rPr>
+          <w:rFonts w:ascii="Courier New" w:hAnsi="Courier New" w:cs="Courier New"/>
+          <w:sz w:val="14"/>
+          <w:szCs w:val="14"/>
+        </w:rPr>
+        <w:t>1, 6)</w:t>
+      </w:r>
+    </w:p>
+    <w:p>
+      <w:pPr>
+        <w:pStyle w:val="NoSpacing"/>
+        <w:pBdr>
+          <w:top w:val="single" w:sz="4" w:space="1" w:color="auto"/>
+          <w:left w:val="single" w:sz="4" w:space="4" w:color="auto"/>
+          <w:bottom w:val="single" w:sz="4" w:space="1" w:color="auto"/>
+          <w:right w:val="single" w:sz="4" w:space="4" w:color="auto"/>
+        </w:pBdr>
+        <w:shd w:val="clear" w:color="auto" w:fill="E2EFD9" w:themeFill="accent6" w:themeFillTint="33"/>
+        <w:rPr>
+          <w:rFonts w:ascii="Courier New" w:hAnsi="Courier New" w:cs="Courier New"/>
+          <w:sz w:val="14"/>
+          <w:szCs w:val="14"/>
+        </w:rPr>
+      </w:pPr>
+      <w:r>
+        <w:rPr>
+          <w:rFonts w:ascii="Courier New" w:hAnsi="Courier New" w:cs="Courier New"/>
+          <w:sz w:val="14"/>
+          <w:szCs w:val="14"/>
+        </w:rPr>
+        <w:t xml:space="preserve">                            ]</w:t>
+      </w:r>
+    </w:p>
+    <w:p>
+      <w:pPr>
+        <w:pStyle w:val="NoSpacing"/>
+        <w:pBdr>
+          <w:top w:val="single" w:sz="4" w:space="1" w:color="auto"/>
+          <w:left w:val="single" w:sz="4" w:space="4" w:color="auto"/>
+          <w:bottom w:val="single" w:sz="4" w:space="1" w:color="auto"/>
+          <w:right w:val="single" w:sz="4" w:space="4" w:color="auto"/>
+        </w:pBdr>
+        <w:shd w:val="clear" w:color="auto" w:fill="E2EFD9" w:themeFill="accent6" w:themeFillTint="33"/>
+        <w:rPr>
+          <w:rFonts w:ascii="Courier New" w:hAnsi="Courier New" w:cs="Courier New"/>
+          <w:sz w:val="14"/>
+          <w:szCs w:val="14"/>
+        </w:rPr>
+      </w:pPr>
+      <w:r>
+        <w:rPr>
+          <w:rFonts w:ascii="Courier New" w:hAnsi="Courier New" w:cs="Courier New"/>
+          <w:sz w:val="14"/>
+          <w:szCs w:val="14"/>
+        </w:rPr>
+        <w:t xml:space="preserve">                        },</w:t>
+      </w:r>
+    </w:p>
+    <w:p>
+      <w:pPr>
+        <w:pStyle w:val="NoSpacing"/>
+        <w:pBdr>
+          <w:top w:val="single" w:sz="4" w:space="1" w:color="auto"/>
+          <w:left w:val="single" w:sz="4" w:space="4" w:color="auto"/>
+          <w:bottom w:val="single" w:sz="4" w:space="1" w:color="auto"/>
+          <w:right w:val="single" w:sz="4" w:space="4" w:color="auto"/>
+        </w:pBdr>
+        <w:shd w:val="clear" w:color="auto" w:fill="E2EFD9" w:themeFill="accent6" w:themeFillTint="33"/>
+        <w:rPr>
+          <w:rFonts w:ascii="Courier New" w:hAnsi="Courier New" w:cs="Courier New"/>
+          <w:sz w:val="14"/>
+          <w:szCs w:val="14"/>
+        </w:rPr>
+      </w:pPr>
+      <w:r>
+        <w:rPr>
+          <w:rFonts w:ascii="Courier New" w:hAnsi="Courier New" w:cs="Courier New"/>
+          <w:sz w:val="14"/>
+          <w:szCs w:val="14"/>
+        </w:rPr>
+        <w:t xml:space="preserve">                        {</w:t>
+      </w:r>
+    </w:p>
+    <w:p>
+      <w:pPr>
+        <w:pStyle w:val="NoSpacing"/>
+        <w:pBdr>
+          <w:top w:val="single" w:sz="4" w:space="1" w:color="auto"/>
+          <w:left w:val="single" w:sz="4" w:space="4" w:color="auto"/>
+          <w:bottom w:val="single" w:sz="4" w:space="1" w:color="auto"/>
+          <w:right w:val="single" w:sz="4" w:space="4" w:color="auto"/>
+        </w:pBdr>
+        <w:shd w:val="clear" w:color="auto" w:fill="E2EFD9" w:themeFill="accent6" w:themeFillTint="33"/>
+        <w:rPr>
+          <w:rFonts w:ascii="Courier New" w:hAnsi="Courier New" w:cs="Courier New"/>
+          <w:sz w:val="14"/>
+          <w:szCs w:val="14"/>
+        </w:rPr>
+      </w:pPr>
+      <w:r>
+        <w:rPr>
+          <w:rFonts w:ascii="Courier New" w:hAnsi="Courier New" w:cs="Courier New"/>
+          <w:sz w:val="14"/>
+          <w:szCs w:val="14"/>
+        </w:rPr>
+        <w:t xml:space="preserve">                            "</w:t>
+      </w:r>
+      <w:proofErr w:type="spellStart"/>
+      <w:proofErr w:type="gramStart"/>
+      <w:r>
+        <w:rPr>
+          <w:rFonts w:ascii="Courier New" w:hAnsi="Courier New" w:cs="Courier New"/>
+          <w:sz w:val="14"/>
+          <w:szCs w:val="14"/>
+        </w:rPr>
+        <w:t>bay</w:t>
+      </w:r>
+      <w:proofErr w:type="gramEnd"/>
+      <w:r>
+        <w:rPr>
+          <w:rFonts w:ascii="Courier New" w:hAnsi="Courier New" w:cs="Courier New"/>
+          <w:sz w:val="14"/>
+          <w:szCs w:val="14"/>
+        </w:rPr>
+        <w:t>_id</w:t>
+      </w:r>
+      <w:proofErr w:type="spellEnd"/>
+      <w:r>
+        <w:rPr>
+          <w:rFonts w:ascii="Courier New" w:hAnsi="Courier New" w:cs="Courier New"/>
+          <w:sz w:val="14"/>
+          <w:szCs w:val="14"/>
+        </w:rPr>
+        <w:t>": "D",</w:t>
+      </w:r>
+    </w:p>
+    <w:p>
+      <w:pPr>
+        <w:pStyle w:val="NoSpacing"/>
+        <w:pBdr>
+          <w:top w:val="single" w:sz="4" w:space="1" w:color="auto"/>
+          <w:left w:val="single" w:sz="4" w:space="4" w:color="auto"/>
+          <w:bottom w:val="single" w:sz="4" w:space="1" w:color="auto"/>
+          <w:right w:val="single" w:sz="4" w:space="4" w:color="auto"/>
+        </w:pBdr>
+        <w:shd w:val="clear" w:color="auto" w:fill="E2EFD9" w:themeFill="accent6" w:themeFillTint="33"/>
+        <w:rPr>
+          <w:rFonts w:ascii="Courier New" w:hAnsi="Courier New" w:cs="Courier New"/>
+          <w:sz w:val="14"/>
+          <w:szCs w:val="14"/>
+        </w:rPr>
+      </w:pPr>
+      <w:r>
+        <w:rPr>
+          <w:rFonts w:ascii="Courier New" w:hAnsi="Courier New" w:cs="Courier New"/>
+          <w:sz w:val="14"/>
+          <w:szCs w:val="14"/>
+        </w:rPr>
+        <w:t xml:space="preserve">                            "spots": [</w:t>
+      </w:r>
+    </w:p>
+    <w:p>
+      <w:pPr>
+        <w:pStyle w:val="NoSpacing"/>
+        <w:pBdr>
+          <w:top w:val="single" w:sz="4" w:space="1" w:color="auto"/>
+          <w:left w:val="single" w:sz="4" w:space="4" w:color="auto"/>
+          <w:bottom w:val="single" w:sz="4" w:space="1" w:color="auto"/>
+          <w:right w:val="single" w:sz="4" w:space="4" w:color="auto"/>
+        </w:pBdr>
+        <w:shd w:val="clear" w:color="auto" w:fill="E2EFD9" w:themeFill="accent6" w:themeFillTint="33"/>
+        <w:rPr>
+          <w:rFonts w:ascii="Courier New" w:hAnsi="Courier New" w:cs="Courier New"/>
+          <w:sz w:val="14"/>
+          <w:szCs w:val="14"/>
+        </w:rPr>
+      </w:pPr>
+      <w:r>
+        <w:rPr>
+          <w:rFonts w:ascii="Courier New" w:hAnsi="Courier New" w:cs="Courier New"/>
+          <w:sz w:val="14"/>
+          <w:szCs w:val="14"/>
+        </w:rPr>
+        <w:t xml:space="preserve">                                {"</w:t>
+      </w:r>
+      <w:proofErr w:type="spellStart"/>
+      <w:r>
+        <w:rPr>
+          <w:rFonts w:ascii="Courier New" w:hAnsi="Courier New" w:cs="Courier New"/>
+          <w:sz w:val="14"/>
+          <w:szCs w:val="14"/>
+        </w:rPr>
+        <w:t>spot_id</w:t>
+      </w:r>
+      <w:proofErr w:type="spellEnd"/>
+      <w:r>
+        <w:rPr>
+          <w:rFonts w:ascii="Courier New" w:hAnsi="Courier New" w:cs="Courier New"/>
+          <w:sz w:val="14"/>
+          <w:szCs w:val="14"/>
+        </w:rPr>
+        <w:t>": f"2-D-{</w:t>
+      </w:r>
+      <w:proofErr w:type="spellStart"/>
+      <w:r>
+        <w:rPr>
+          <w:rFonts w:ascii="Courier New" w:hAnsi="Courier New" w:cs="Courier New"/>
+          <w:sz w:val="14"/>
+          <w:szCs w:val="14"/>
+        </w:rPr>
+        <w:t>i</w:t>
+      </w:r>
+      <w:proofErr w:type="spellEnd"/>
+      <w:r>
+        <w:rPr>
+          <w:rFonts w:ascii="Courier New" w:hAnsi="Courier New" w:cs="Courier New"/>
+          <w:sz w:val="14"/>
+          <w:szCs w:val="14"/>
+        </w:rPr>
+        <w:t xml:space="preserve">}", "type": </w:t>
+      </w:r>
+      <w:proofErr w:type="spellStart"/>
+      <w:r>
+        <w:rPr>
+          <w:rFonts w:ascii="Courier New" w:hAnsi="Courier New" w:cs="Courier New"/>
+          <w:sz w:val="14"/>
+          <w:szCs w:val="14"/>
+        </w:rPr>
+        <w:t>SpotType.OVERSIZED.value</w:t>
+      </w:r>
+      <w:proofErr w:type="spellEnd"/>
+      <w:r>
+        <w:rPr>
+          <w:rFonts w:ascii="Courier New" w:hAnsi="Courier New" w:cs="Courier New"/>
+          <w:sz w:val="14"/>
+          <w:szCs w:val="14"/>
+        </w:rPr>
+        <w:t>,</w:t>
+      </w:r>
+    </w:p>
+    <w:p>
+      <w:pPr>
+        <w:pStyle w:val="NoSpacing"/>
+        <w:pBdr>
+          <w:top w:val="single" w:sz="4" w:space="1" w:color="auto"/>
+          <w:left w:val="single" w:sz="4" w:space="4" w:color="auto"/>
+          <w:bottom w:val="single" w:sz="4" w:space="1" w:color="auto"/>
+          <w:right w:val="single" w:sz="4" w:space="4" w:color="auto"/>
+        </w:pBdr>
+        <w:shd w:val="clear" w:color="auto" w:fill="E2EFD9" w:themeFill="accent6" w:themeFillTint="33"/>
+        <w:rPr>
+          <w:rFonts w:ascii="Courier New" w:hAnsi="Courier New" w:cs="Courier New"/>
+          <w:sz w:val="14"/>
+          <w:szCs w:val="14"/>
+        </w:rPr>
+      </w:pPr>
+      <w:r>
+        <w:rPr>
+          <w:rFonts w:ascii="Courier New" w:hAnsi="Courier New" w:cs="Courier New"/>
+          <w:sz w:val="14"/>
+          <w:szCs w:val="14"/>
+        </w:rPr>
+        <w:t xml:space="preserve">                                 "status": "available"} for </w:t>
+      </w:r>
+      <w:proofErr w:type="spellStart"/>
+      <w:r>
+        <w:rPr>
+          <w:rFonts w:ascii="Courier New" w:hAnsi="Courier New" w:cs="Courier New"/>
+          <w:sz w:val="14"/>
+          <w:szCs w:val="14"/>
+        </w:rPr>
+        <w:t>i</w:t>
+      </w:r>
+      <w:proofErr w:type="spellEnd"/>
+      <w:r>
+        <w:rPr>
+          <w:rFonts w:ascii="Courier New" w:hAnsi="Courier New" w:cs="Courier New"/>
+          <w:sz w:val="14"/>
+          <w:szCs w:val="14"/>
+        </w:rPr>
+        <w:t xml:space="preserve"> in </w:t>
+      </w:r>
+      <w:proofErr w:type="gramStart"/>
+      <w:r>
+        <w:rPr>
+          <w:rFonts w:ascii="Courier New" w:hAnsi="Courier New" w:cs="Courier New"/>
+          <w:sz w:val="14"/>
+          <w:szCs w:val="14"/>
+        </w:rPr>
+        <w:t>range(</w:t>
+      </w:r>
+      <w:proofErr w:type="gramEnd"/>
+      <w:r>
+        <w:rPr>
+          <w:rFonts w:ascii="Courier New" w:hAnsi="Courier New" w:cs="Courier New"/>
+          <w:sz w:val="14"/>
+          <w:szCs w:val="14"/>
+        </w:rPr>
+        <w:t>1, 6)</w:t>
+      </w:r>
+    </w:p>
+    <w:p>
+      <w:pPr>
+        <w:pStyle w:val="NoSpacing"/>
+        <w:pBdr>
+          <w:top w:val="single" w:sz="4" w:space="1" w:color="auto"/>
+          <w:left w:val="single" w:sz="4" w:space="4" w:color="auto"/>
+          <w:bottom w:val="single" w:sz="4" w:space="1" w:color="auto"/>
+          <w:right w:val="single" w:sz="4" w:space="4" w:color="auto"/>
+        </w:pBdr>
+        <w:shd w:val="clear" w:color="auto" w:fill="E2EFD9" w:themeFill="accent6" w:themeFillTint="33"/>
+        <w:rPr>
+          <w:rFonts w:ascii="Courier New" w:hAnsi="Courier New" w:cs="Courier New"/>
+          <w:sz w:val="14"/>
+          <w:szCs w:val="14"/>
+        </w:rPr>
+      </w:pPr>
+      <w:r>
+        <w:rPr>
+          <w:rFonts w:ascii="Courier New" w:hAnsi="Courier New" w:cs="Courier New"/>
+          <w:sz w:val="14"/>
+          <w:szCs w:val="14"/>
+        </w:rPr>
+        <w:t xml:space="preserve">                            ]</w:t>
+      </w:r>
+    </w:p>
+    <w:p>
+      <w:pPr>
+        <w:pStyle w:val="NoSpacing"/>
+        <w:pBdr>
+          <w:top w:val="single" w:sz="4" w:space="1" w:color="auto"/>
+          <w:left w:val="single" w:sz="4" w:space="4" w:color="auto"/>
+          <w:bottom w:val="single" w:sz="4" w:space="1" w:color="auto"/>
+          <w:right w:val="single" w:sz="4" w:space="4" w:color="auto"/>
+        </w:pBdr>
+        <w:shd w:val="clear" w:color="auto" w:fill="E2EFD9" w:themeFill="accent6" w:themeFillTint="33"/>
+        <w:rPr>
+          <w:rFonts w:ascii="Courier New" w:hAnsi="Courier New" w:cs="Courier New"/>
+          <w:sz w:val="14"/>
+          <w:szCs w:val="14"/>
+        </w:rPr>
+      </w:pPr>
+      <w:r>
+        <w:rPr>
+          <w:rFonts w:ascii="Courier New" w:hAnsi="Courier New" w:cs="Courier New"/>
+          <w:sz w:val="14"/>
+          <w:szCs w:val="14"/>
+        </w:rPr>
+        <w:t xml:space="preserve">                        }</w:t>
+      </w:r>
+    </w:p>
+    <w:p>
+      <w:pPr>
+        <w:pStyle w:val="NoSpacing"/>
+        <w:pBdr>
+          <w:top w:val="single" w:sz="4" w:space="1" w:color="auto"/>
+          <w:left w:val="single" w:sz="4" w:space="4" w:color="auto"/>
+          <w:bottom w:val="single" w:sz="4" w:space="1" w:color="auto"/>
+          <w:right w:val="single" w:sz="4" w:space="4" w:color="auto"/>
+        </w:pBdr>
+        <w:shd w:val="clear" w:color="auto" w:fill="E2EFD9" w:themeFill="accent6" w:themeFillTint="33"/>
+        <w:rPr>
+          <w:rFonts w:ascii="Courier New" w:hAnsi="Courier New" w:cs="Courier New"/>
+          <w:sz w:val="14"/>
+          <w:szCs w:val="14"/>
+        </w:rPr>
+      </w:pPr>
+      <w:r>
+        <w:rPr>
+          <w:rFonts w:ascii="Courier New" w:hAnsi="Courier New" w:cs="Courier New"/>
+          <w:sz w:val="14"/>
+          <w:szCs w:val="14"/>
+        </w:rPr>
+        <w:t xml:space="preserve">                    ]</w:t>
+      </w:r>
+    </w:p>
+    <w:p>
+      <w:pPr>
+        <w:pStyle w:val="NoSpacing"/>
+        <w:pBdr>
+          <w:top w:val="single" w:sz="4" w:space="1" w:color="auto"/>
+          <w:left w:val="single" w:sz="4" w:space="4" w:color="auto"/>
+          <w:bottom w:val="single" w:sz="4" w:space="1" w:color="auto"/>
+          <w:right w:val="single" w:sz="4" w:space="4" w:color="auto"/>
+        </w:pBdr>
+        <w:shd w:val="clear" w:color="auto" w:fill="E2EFD9" w:themeFill="accent6" w:themeFillTint="33"/>
+        <w:rPr>
+          <w:rFonts w:ascii="Courier New" w:hAnsi="Courier New" w:cs="Courier New"/>
+          <w:sz w:val="14"/>
+          <w:szCs w:val="14"/>
+        </w:rPr>
+      </w:pPr>
+      <w:r>
+        <w:rPr>
+          <w:rFonts w:ascii="Courier New" w:hAnsi="Courier New" w:cs="Courier New"/>
+          <w:sz w:val="14"/>
+          <w:szCs w:val="14"/>
+        </w:rPr>
+        <w:t xml:space="preserve">                },</w:t>
+      </w:r>
+    </w:p>
+    <w:p>
+      <w:pPr>
+        <w:pStyle w:val="NoSpacing"/>
+        <w:pBdr>
+          <w:top w:val="single" w:sz="4" w:space="1" w:color="auto"/>
+          <w:left w:val="single" w:sz="4" w:space="4" w:color="auto"/>
+          <w:bottom w:val="single" w:sz="4" w:space="1" w:color="auto"/>
+          <w:right w:val="single" w:sz="4" w:space="4" w:color="auto"/>
+        </w:pBdr>
+        <w:shd w:val="clear" w:color="auto" w:fill="E2EFD9" w:themeFill="accent6" w:themeFillTint="33"/>
+        <w:rPr>
+          <w:rFonts w:ascii="Courier New" w:hAnsi="Courier New" w:cs="Courier New"/>
+          <w:sz w:val="14"/>
+          <w:szCs w:val="14"/>
+        </w:rPr>
+      </w:pPr>
+      <w:r>
+        <w:rPr>
+          <w:rFonts w:ascii="Courier New" w:hAnsi="Courier New" w:cs="Courier New"/>
+          <w:sz w:val="14"/>
+          <w:szCs w:val="14"/>
+        </w:rPr>
+        <w:t xml:space="preserve">                {</w:t>
+      </w:r>
+    </w:p>
+    <w:p>
+      <w:pPr>
+        <w:pStyle w:val="NoSpacing"/>
+        <w:pBdr>
+          <w:top w:val="single" w:sz="4" w:space="1" w:color="auto"/>
+          <w:left w:val="single" w:sz="4" w:space="4" w:color="auto"/>
+          <w:bottom w:val="single" w:sz="4" w:space="1" w:color="auto"/>
+          <w:right w:val="single" w:sz="4" w:space="4" w:color="auto"/>
+        </w:pBdr>
+        <w:shd w:val="clear" w:color="auto" w:fill="E2EFD9" w:themeFill="accent6" w:themeFillTint="33"/>
+        <w:rPr>
+          <w:rFonts w:ascii="Courier New" w:hAnsi="Courier New" w:cs="Courier New"/>
+          <w:sz w:val="14"/>
+          <w:szCs w:val="14"/>
+        </w:rPr>
+      </w:pPr>
+      <w:r>
+        <w:rPr>
+          <w:rFonts w:ascii="Courier New" w:hAnsi="Courier New" w:cs="Courier New"/>
+          <w:sz w:val="14"/>
+          <w:szCs w:val="14"/>
+        </w:rPr>
+        <w:t xml:space="preserve">                    "</w:t>
+      </w:r>
+      <w:proofErr w:type="spellStart"/>
+      <w:proofErr w:type="gramStart"/>
+      <w:r>
+        <w:rPr>
+          <w:rFonts w:ascii="Courier New" w:hAnsi="Courier New" w:cs="Courier New"/>
+          <w:sz w:val="14"/>
+          <w:szCs w:val="14"/>
+        </w:rPr>
+        <w:t>floor</w:t>
+      </w:r>
+      <w:proofErr w:type="gramEnd"/>
+      <w:r>
+        <w:rPr>
+          <w:rFonts w:ascii="Courier New" w:hAnsi="Courier New" w:cs="Courier New"/>
+          <w:sz w:val="14"/>
+          <w:szCs w:val="14"/>
+        </w:rPr>
+        <w:t>_number</w:t>
+      </w:r>
+      <w:proofErr w:type="spellEnd"/>
+      <w:r>
+        <w:rPr>
+          <w:rFonts w:ascii="Courier New" w:hAnsi="Courier New" w:cs="Courier New"/>
+          <w:sz w:val="14"/>
+          <w:szCs w:val="14"/>
+        </w:rPr>
+        <w:t>": 3,</w:t>
+      </w:r>
+    </w:p>
+    <w:p>
+      <w:pPr>
+        <w:pStyle w:val="NoSpacing"/>
+        <w:pBdr>
+          <w:top w:val="single" w:sz="4" w:space="1" w:color="auto"/>
+          <w:left w:val="single" w:sz="4" w:space="4" w:color="auto"/>
+          <w:bottom w:val="single" w:sz="4" w:space="1" w:color="auto"/>
+          <w:right w:val="single" w:sz="4" w:space="4" w:color="auto"/>
+        </w:pBdr>
+        <w:shd w:val="clear" w:color="auto" w:fill="E2EFD9" w:themeFill="accent6" w:themeFillTint="33"/>
+        <w:rPr>
+          <w:rFonts w:ascii="Courier New" w:hAnsi="Courier New" w:cs="Courier New"/>
+          <w:sz w:val="14"/>
+          <w:szCs w:val="14"/>
+        </w:rPr>
+      </w:pPr>
+      <w:r>
+        <w:rPr>
+          <w:rFonts w:ascii="Courier New" w:hAnsi="Courier New" w:cs="Courier New"/>
+          <w:sz w:val="14"/>
+          <w:szCs w:val="14"/>
+        </w:rPr>
+        <w:t xml:space="preserve">                    "bays": [</w:t>
+      </w:r>
+    </w:p>
+    <w:p>
+      <w:pPr>
+        <w:pStyle w:val="NoSpacing"/>
+        <w:pBdr>
+          <w:top w:val="single" w:sz="4" w:space="1" w:color="auto"/>
+          <w:left w:val="single" w:sz="4" w:space="4" w:color="auto"/>
+          <w:bottom w:val="single" w:sz="4" w:space="1" w:color="auto"/>
+          <w:right w:val="single" w:sz="4" w:space="4" w:color="auto"/>
+        </w:pBdr>
+        <w:shd w:val="clear" w:color="auto" w:fill="E2EFD9" w:themeFill="accent6" w:themeFillTint="33"/>
+        <w:rPr>
+          <w:rFonts w:ascii="Courier New" w:hAnsi="Courier New" w:cs="Courier New"/>
+          <w:sz w:val="14"/>
+          <w:szCs w:val="14"/>
+        </w:rPr>
+      </w:pPr>
+      <w:r>
+        <w:rPr>
+          <w:rFonts w:ascii="Courier New" w:hAnsi="Courier New" w:cs="Courier New"/>
+          <w:sz w:val="14"/>
+          <w:szCs w:val="14"/>
+        </w:rPr>
+        <w:t xml:space="preserve">                        {</w:t>
+      </w:r>
+    </w:p>
+    <w:p>
+      <w:pPr>
+        <w:pStyle w:val="NoSpacing"/>
+        <w:pBdr>
+          <w:top w:val="single" w:sz="4" w:space="1" w:color="auto"/>
+          <w:left w:val="single" w:sz="4" w:space="4" w:color="auto"/>
+          <w:bottom w:val="single" w:sz="4" w:space="1" w:color="auto"/>
+          <w:right w:val="single" w:sz="4" w:space="4" w:color="auto"/>
+        </w:pBdr>
+        <w:shd w:val="clear" w:color="auto" w:fill="E2EFD9" w:themeFill="accent6" w:themeFillTint="33"/>
+        <w:rPr>
+          <w:rFonts w:ascii="Courier New" w:hAnsi="Courier New" w:cs="Courier New"/>
+          <w:sz w:val="14"/>
+          <w:szCs w:val="14"/>
+        </w:rPr>
+      </w:pPr>
+      <w:r>
+        <w:rPr>
+          <w:rFonts w:ascii="Courier New" w:hAnsi="Courier New" w:cs="Courier New"/>
+          <w:sz w:val="14"/>
+          <w:szCs w:val="14"/>
+        </w:rPr>
+        <w:t xml:space="preserve">                            "</w:t>
+      </w:r>
+      <w:proofErr w:type="spellStart"/>
+      <w:proofErr w:type="gramStart"/>
+      <w:r>
+        <w:rPr>
+          <w:rFonts w:ascii="Courier New" w:hAnsi="Courier New" w:cs="Courier New"/>
+          <w:sz w:val="14"/>
+          <w:szCs w:val="14"/>
+        </w:rPr>
+        <w:t>bay</w:t>
+      </w:r>
+      <w:proofErr w:type="gramEnd"/>
+      <w:r>
+        <w:rPr>
+          <w:rFonts w:ascii="Courier New" w:hAnsi="Courier New" w:cs="Courier New"/>
+          <w:sz w:val="14"/>
+          <w:szCs w:val="14"/>
+        </w:rPr>
+        <w:t>_id</w:t>
+      </w:r>
+      <w:proofErr w:type="spellEnd"/>
+      <w:r>
+        <w:rPr>
+          <w:rFonts w:ascii="Courier New" w:hAnsi="Courier New" w:cs="Courier New"/>
+          <w:sz w:val="14"/>
+          <w:szCs w:val="14"/>
+        </w:rPr>
+        <w:t>": "E",</w:t>
+      </w:r>
+    </w:p>
+    <w:p>
+      <w:pPr>
+        <w:pStyle w:val="NoSpacing"/>
+        <w:pBdr>
+          <w:top w:val="single" w:sz="4" w:space="1" w:color="auto"/>
+          <w:left w:val="single" w:sz="4" w:space="4" w:color="auto"/>
+          <w:bottom w:val="single" w:sz="4" w:space="1" w:color="auto"/>
+          <w:right w:val="single" w:sz="4" w:space="4" w:color="auto"/>
+        </w:pBdr>
+        <w:shd w:val="clear" w:color="auto" w:fill="E2EFD9" w:themeFill="accent6" w:themeFillTint="33"/>
+        <w:rPr>
+          <w:rFonts w:ascii="Courier New" w:hAnsi="Courier New" w:cs="Courier New"/>
+          <w:sz w:val="14"/>
+          <w:szCs w:val="14"/>
+        </w:rPr>
+      </w:pPr>
+      <w:r>
+        <w:rPr>
+          <w:rFonts w:ascii="Courier New" w:hAnsi="Courier New" w:cs="Courier New"/>
+          <w:sz w:val="14"/>
+          <w:szCs w:val="14"/>
+        </w:rPr>
+        <w:t xml:space="preserve">                            "spots": [</w:t>
+      </w:r>
+    </w:p>
+    <w:p>
+      <w:pPr>
+        <w:pStyle w:val="NoSpacing"/>
+        <w:pBdr>
+          <w:top w:val="single" w:sz="4" w:space="1" w:color="auto"/>
+          <w:left w:val="single" w:sz="4" w:space="4" w:color="auto"/>
+          <w:bottom w:val="single" w:sz="4" w:space="1" w:color="auto"/>
+          <w:right w:val="single" w:sz="4" w:space="4" w:color="auto"/>
+        </w:pBdr>
+        <w:shd w:val="clear" w:color="auto" w:fill="E2EFD9" w:themeFill="accent6" w:themeFillTint="33"/>
+        <w:rPr>
+          <w:rFonts w:ascii="Courier New" w:hAnsi="Courier New" w:cs="Courier New"/>
+          <w:sz w:val="14"/>
+          <w:szCs w:val="14"/>
+        </w:rPr>
+      </w:pPr>
+      <w:r>
+        <w:rPr>
+          <w:rFonts w:ascii="Courier New" w:hAnsi="Courier New" w:cs="Courier New"/>
+          <w:sz w:val="14"/>
+          <w:szCs w:val="14"/>
+        </w:rPr>
+        <w:t xml:space="preserve">                                {"</w:t>
+      </w:r>
+      <w:proofErr w:type="spellStart"/>
+      <w:r>
+        <w:rPr>
+          <w:rFonts w:ascii="Courier New" w:hAnsi="Courier New" w:cs="Courier New"/>
+          <w:sz w:val="14"/>
+          <w:szCs w:val="14"/>
+        </w:rPr>
+        <w:t>spot_id</w:t>
+      </w:r>
+      <w:proofErr w:type="spellEnd"/>
+      <w:r>
+        <w:rPr>
+          <w:rFonts w:ascii="Courier New" w:hAnsi="Courier New" w:cs="Courier New"/>
+          <w:sz w:val="14"/>
+          <w:szCs w:val="14"/>
+        </w:rPr>
+        <w:t>": f"3-E-{</w:t>
+      </w:r>
+      <w:proofErr w:type="spellStart"/>
+      <w:r>
+        <w:rPr>
+          <w:rFonts w:ascii="Courier New" w:hAnsi="Courier New" w:cs="Courier New"/>
+          <w:sz w:val="14"/>
+          <w:szCs w:val="14"/>
+        </w:rPr>
+        <w:t>i</w:t>
+      </w:r>
+      <w:proofErr w:type="spellEnd"/>
+      <w:r>
+        <w:rPr>
+          <w:rFonts w:ascii="Courier New" w:hAnsi="Courier New" w:cs="Courier New"/>
+          <w:sz w:val="14"/>
+          <w:szCs w:val="14"/>
+        </w:rPr>
+        <w:t xml:space="preserve">}", "type": </w:t>
+      </w:r>
+      <w:proofErr w:type="spellStart"/>
+      <w:r>
+        <w:rPr>
+          <w:rFonts w:ascii="Courier New" w:hAnsi="Courier New" w:cs="Courier New"/>
+          <w:sz w:val="14"/>
+          <w:szCs w:val="14"/>
+        </w:rPr>
+        <w:t>SpotType.STANDARD.value</w:t>
+      </w:r>
+      <w:proofErr w:type="spellEnd"/>
+      <w:r>
+        <w:rPr>
+          <w:rFonts w:ascii="Courier New" w:hAnsi="Courier New" w:cs="Courier New"/>
+          <w:sz w:val="14"/>
+          <w:szCs w:val="14"/>
+        </w:rPr>
+        <w:t>,</w:t>
+      </w:r>
+    </w:p>
+    <w:p>
+      <w:pPr>
+        <w:pStyle w:val="NoSpacing"/>
+        <w:pBdr>
+          <w:top w:val="single" w:sz="4" w:space="1" w:color="auto"/>
+          <w:left w:val="single" w:sz="4" w:space="4" w:color="auto"/>
+          <w:bottom w:val="single" w:sz="4" w:space="1" w:color="auto"/>
+          <w:right w:val="single" w:sz="4" w:space="4" w:color="auto"/>
+        </w:pBdr>
+        <w:shd w:val="clear" w:color="auto" w:fill="E2EFD9" w:themeFill="accent6" w:themeFillTint="33"/>
+        <w:rPr>
+          <w:rFonts w:ascii="Courier New" w:hAnsi="Courier New" w:cs="Courier New"/>
+          <w:sz w:val="14"/>
+          <w:szCs w:val="14"/>
+        </w:rPr>
+      </w:pPr>
+      <w:r>
+        <w:rPr>
+          <w:rFonts w:ascii="Courier New" w:hAnsi="Courier New" w:cs="Courier New"/>
+          <w:sz w:val="14"/>
+          <w:szCs w:val="14"/>
+        </w:rPr>
+        <w:t xml:space="preserve">                                 "status": "available"} for </w:t>
+      </w:r>
+      <w:proofErr w:type="spellStart"/>
+      <w:r>
+        <w:rPr>
+          <w:rFonts w:ascii="Courier New" w:hAnsi="Courier New" w:cs="Courier New"/>
+          <w:sz w:val="14"/>
+          <w:szCs w:val="14"/>
+        </w:rPr>
+        <w:t>i</w:t>
+      </w:r>
+      <w:proofErr w:type="spellEnd"/>
+      <w:r>
+        <w:rPr>
+          <w:rFonts w:ascii="Courier New" w:hAnsi="Courier New" w:cs="Courier New"/>
+          <w:sz w:val="14"/>
+          <w:szCs w:val="14"/>
+        </w:rPr>
+        <w:t xml:space="preserve"> in </w:t>
+      </w:r>
+      <w:proofErr w:type="gramStart"/>
+      <w:r>
+        <w:rPr>
+          <w:rFonts w:ascii="Courier New" w:hAnsi="Courier New" w:cs="Courier New"/>
+          <w:sz w:val="14"/>
+          <w:szCs w:val="14"/>
+        </w:rPr>
+        <w:t>range(</w:t>
+      </w:r>
+      <w:proofErr w:type="gramEnd"/>
+      <w:r>
+        <w:rPr>
+          <w:rFonts w:ascii="Courier New" w:hAnsi="Courier New" w:cs="Courier New"/>
+          <w:sz w:val="14"/>
+          <w:szCs w:val="14"/>
+        </w:rPr>
+        <w:t>1, 6)</w:t>
+      </w:r>
+    </w:p>
+    <w:p>
+      <w:pPr>
+        <w:pStyle w:val="NoSpacing"/>
+        <w:pBdr>
+          <w:top w:val="single" w:sz="4" w:space="1" w:color="auto"/>
+          <w:left w:val="single" w:sz="4" w:space="4" w:color="auto"/>
+          <w:bottom w:val="single" w:sz="4" w:space="1" w:color="auto"/>
+          <w:right w:val="single" w:sz="4" w:space="4" w:color="auto"/>
+        </w:pBdr>
+        <w:shd w:val="clear" w:color="auto" w:fill="E2EFD9" w:themeFill="accent6" w:themeFillTint="33"/>
+        <w:rPr>
+          <w:rFonts w:ascii="Courier New" w:hAnsi="Courier New" w:cs="Courier New"/>
+          <w:sz w:val="14"/>
+          <w:szCs w:val="14"/>
+        </w:rPr>
+      </w:pPr>
+      <w:r>
+        <w:rPr>
+          <w:rFonts w:ascii="Courier New" w:hAnsi="Courier New" w:cs="Courier New"/>
+          <w:sz w:val="14"/>
+          <w:szCs w:val="14"/>
+        </w:rPr>
+        <w:t xml:space="preserve">                            ]</w:t>
+      </w:r>
+    </w:p>
+    <w:p>
+      <w:pPr>
+        <w:pStyle w:val="NoSpacing"/>
+        <w:pBdr>
+          <w:top w:val="single" w:sz="4" w:space="1" w:color="auto"/>
+          <w:left w:val="single" w:sz="4" w:space="4" w:color="auto"/>
+          <w:bottom w:val="single" w:sz="4" w:space="1" w:color="auto"/>
+          <w:right w:val="single" w:sz="4" w:space="4" w:color="auto"/>
+        </w:pBdr>
+        <w:shd w:val="clear" w:color="auto" w:fill="E2EFD9" w:themeFill="accent6" w:themeFillTint="33"/>
+        <w:rPr>
+          <w:rFonts w:ascii="Courier New" w:hAnsi="Courier New" w:cs="Courier New"/>
+          <w:sz w:val="14"/>
+          <w:szCs w:val="14"/>
+        </w:rPr>
+      </w:pPr>
+      <w:r>
+        <w:rPr>
+          <w:rFonts w:ascii="Courier New" w:hAnsi="Courier New" w:cs="Courier New"/>
+          <w:sz w:val="14"/>
+          <w:szCs w:val="14"/>
+        </w:rPr>
+        <w:t xml:space="preserve">                        },</w:t>
+      </w:r>
+    </w:p>
+    <w:p>
+      <w:pPr>
+        <w:pStyle w:val="NoSpacing"/>
+        <w:pBdr>
+          <w:top w:val="single" w:sz="4" w:space="1" w:color="auto"/>
+          <w:left w:val="single" w:sz="4" w:space="4" w:color="auto"/>
+          <w:bottom w:val="single" w:sz="4" w:space="1" w:color="auto"/>
+          <w:right w:val="single" w:sz="4" w:space="4" w:color="auto"/>
+        </w:pBdr>
+        <w:shd w:val="clear" w:color="auto" w:fill="E2EFD9" w:themeFill="accent6" w:themeFillTint="33"/>
+        <w:rPr>
+          <w:rFonts w:ascii="Courier New" w:hAnsi="Courier New" w:cs="Courier New"/>
+          <w:sz w:val="14"/>
+          <w:szCs w:val="14"/>
+        </w:rPr>
+      </w:pPr>
+      <w:r>
+        <w:rPr>
+          <w:rFonts w:ascii="Courier New" w:hAnsi="Courier New" w:cs="Courier New"/>
+          <w:sz w:val="14"/>
+          <w:szCs w:val="14"/>
+        </w:rPr>
+        <w:t xml:space="preserve">                        {</w:t>
+      </w:r>
+    </w:p>
+    <w:p>
+      <w:pPr>
+        <w:pStyle w:val="NoSpacing"/>
+        <w:pBdr>
+          <w:top w:val="single" w:sz="4" w:space="1" w:color="auto"/>
+          <w:left w:val="single" w:sz="4" w:space="4" w:color="auto"/>
+          <w:bottom w:val="single" w:sz="4" w:space="1" w:color="auto"/>
+          <w:right w:val="single" w:sz="4" w:space="4" w:color="auto"/>
+        </w:pBdr>
+        <w:shd w:val="clear" w:color="auto" w:fill="E2EFD9" w:themeFill="accent6" w:themeFillTint="33"/>
+        <w:rPr>
+          <w:rFonts w:ascii="Courier New" w:hAnsi="Courier New" w:cs="Courier New"/>
+          <w:sz w:val="14"/>
+          <w:szCs w:val="14"/>
+        </w:rPr>
+      </w:pPr>
+      <w:r>
+        <w:rPr>
+          <w:rFonts w:ascii="Courier New" w:hAnsi="Courier New" w:cs="Courier New"/>
+          <w:sz w:val="14"/>
+          <w:szCs w:val="14"/>
+        </w:rPr>
+        <w:t xml:space="preserve">                            "</w:t>
+      </w:r>
+      <w:proofErr w:type="spellStart"/>
+      <w:proofErr w:type="gramStart"/>
+      <w:r>
+        <w:rPr>
+          <w:rFonts w:ascii="Courier New" w:hAnsi="Courier New" w:cs="Courier New"/>
+          <w:sz w:val="14"/>
+          <w:szCs w:val="14"/>
+        </w:rPr>
+        <w:t>bay</w:t>
+      </w:r>
+      <w:proofErr w:type="gramEnd"/>
+      <w:r>
+        <w:rPr>
+          <w:rFonts w:ascii="Courier New" w:hAnsi="Courier New" w:cs="Courier New"/>
+          <w:sz w:val="14"/>
+          <w:szCs w:val="14"/>
+        </w:rPr>
+        <w:t>_id</w:t>
+      </w:r>
+      <w:proofErr w:type="spellEnd"/>
+      <w:r>
+        <w:rPr>
+          <w:rFonts w:ascii="Courier New" w:hAnsi="Courier New" w:cs="Courier New"/>
+          <w:sz w:val="14"/>
+          <w:szCs w:val="14"/>
+        </w:rPr>
+        <w:t>": "F",</w:t>
+      </w:r>
+    </w:p>
+    <w:p>
+      <w:pPr>
+        <w:pStyle w:val="NoSpacing"/>
+        <w:pBdr>
+          <w:top w:val="single" w:sz="4" w:space="1" w:color="auto"/>
+          <w:left w:val="single" w:sz="4" w:space="4" w:color="auto"/>
+          <w:bottom w:val="single" w:sz="4" w:space="1" w:color="auto"/>
+          <w:right w:val="single" w:sz="4" w:space="4" w:color="auto"/>
+        </w:pBdr>
+        <w:shd w:val="clear" w:color="auto" w:fill="E2EFD9" w:themeFill="accent6" w:themeFillTint="33"/>
+        <w:rPr>
+          <w:rFonts w:ascii="Courier New" w:hAnsi="Courier New" w:cs="Courier New"/>
+          <w:sz w:val="14"/>
+          <w:szCs w:val="14"/>
+        </w:rPr>
+      </w:pPr>
+      <w:r>
+        <w:rPr>
+          <w:rFonts w:ascii="Courier New" w:hAnsi="Courier New" w:cs="Courier New"/>
+          <w:sz w:val="14"/>
+          <w:szCs w:val="14"/>
+        </w:rPr>
+        <w:t xml:space="preserve">                            "spots": [</w:t>
+      </w:r>
+    </w:p>
+    <w:p>
+      <w:pPr>
+        <w:pStyle w:val="NoSpacing"/>
+        <w:pBdr>
+          <w:top w:val="single" w:sz="4" w:space="1" w:color="auto"/>
+          <w:left w:val="single" w:sz="4" w:space="4" w:color="auto"/>
+          <w:bottom w:val="single" w:sz="4" w:space="1" w:color="auto"/>
+          <w:right w:val="single" w:sz="4" w:space="4" w:color="auto"/>
+        </w:pBdr>
+        <w:shd w:val="clear" w:color="auto" w:fill="E2EFD9" w:themeFill="accent6" w:themeFillTint="33"/>
+        <w:rPr>
+          <w:rFonts w:ascii="Courier New" w:hAnsi="Courier New" w:cs="Courier New"/>
+          <w:sz w:val="14"/>
+          <w:szCs w:val="14"/>
+        </w:rPr>
+      </w:pPr>
+      <w:r>
+        <w:rPr>
+          <w:rFonts w:ascii="Courier New" w:hAnsi="Courier New" w:cs="Courier New"/>
+          <w:sz w:val="14"/>
+          <w:szCs w:val="14"/>
+        </w:rPr>
+        <w:t xml:space="preserve">                                {"</w:t>
+      </w:r>
+      <w:proofErr w:type="spellStart"/>
+      <w:r>
+        <w:rPr>
+          <w:rFonts w:ascii="Courier New" w:hAnsi="Courier New" w:cs="Courier New"/>
+          <w:sz w:val="14"/>
+          <w:szCs w:val="14"/>
+        </w:rPr>
+        <w:t>spot_id</w:t>
+      </w:r>
+      <w:proofErr w:type="spellEnd"/>
+      <w:r>
+        <w:rPr>
+          <w:rFonts w:ascii="Courier New" w:hAnsi="Courier New" w:cs="Courier New"/>
+          <w:sz w:val="14"/>
+          <w:szCs w:val="14"/>
+        </w:rPr>
+        <w:t>": f"3-F-{</w:t>
+      </w:r>
+      <w:proofErr w:type="spellStart"/>
+      <w:r>
+        <w:rPr>
+          <w:rFonts w:ascii="Courier New" w:hAnsi="Courier New" w:cs="Courier New"/>
+          <w:sz w:val="14"/>
+          <w:szCs w:val="14"/>
+        </w:rPr>
+        <w:t>i</w:t>
+      </w:r>
+      <w:proofErr w:type="spellEnd"/>
+      <w:r>
+        <w:rPr>
+          <w:rFonts w:ascii="Courier New" w:hAnsi="Courier New" w:cs="Courier New"/>
+          <w:sz w:val="14"/>
+          <w:szCs w:val="14"/>
+        </w:rPr>
+        <w:t xml:space="preserve">}", "type": </w:t>
+      </w:r>
+      <w:proofErr w:type="spellStart"/>
+      <w:r>
+        <w:rPr>
+          <w:rFonts w:ascii="Courier New" w:hAnsi="Courier New" w:cs="Courier New"/>
+          <w:sz w:val="14"/>
+          <w:szCs w:val="14"/>
+        </w:rPr>
+        <w:t>SpotType.OVERSIZED.value</w:t>
+      </w:r>
+      <w:proofErr w:type="spellEnd"/>
+      <w:r>
+        <w:rPr>
+          <w:rFonts w:ascii="Courier New" w:hAnsi="Courier New" w:cs="Courier New"/>
+          <w:sz w:val="14"/>
+          <w:szCs w:val="14"/>
+        </w:rPr>
+        <w:t>,</w:t>
+      </w:r>
+    </w:p>
+    <w:p>
+      <w:pPr>
+        <w:pStyle w:val="NoSpacing"/>
+        <w:pBdr>
+          <w:top w:val="single" w:sz="4" w:space="1" w:color="auto"/>
+          <w:left w:val="single" w:sz="4" w:space="4" w:color="auto"/>
+          <w:bottom w:val="single" w:sz="4" w:space="1" w:color="auto"/>
+          <w:right w:val="single" w:sz="4" w:space="4" w:color="auto"/>
+        </w:pBdr>
+        <w:shd w:val="clear" w:color="auto" w:fill="E2EFD9" w:themeFill="accent6" w:themeFillTint="33"/>
+        <w:rPr>
+          <w:rFonts w:ascii="Courier New" w:hAnsi="Courier New" w:cs="Courier New"/>
+          <w:sz w:val="14"/>
+          <w:szCs w:val="14"/>
+        </w:rPr>
+      </w:pPr>
+      <w:r>
+        <w:rPr>
+          <w:rFonts w:ascii="Courier New" w:hAnsi="Courier New" w:cs="Courier New"/>
+          <w:sz w:val="14"/>
+          <w:szCs w:val="14"/>
+        </w:rPr>
+        <w:t xml:space="preserve">                                 "status": "available"} for </w:t>
+      </w:r>
+      <w:proofErr w:type="spellStart"/>
+      <w:r>
+        <w:rPr>
+          <w:rFonts w:ascii="Courier New" w:hAnsi="Courier New" w:cs="Courier New"/>
+          <w:sz w:val="14"/>
+          <w:szCs w:val="14"/>
+        </w:rPr>
+        <w:t>i</w:t>
+      </w:r>
+      <w:proofErr w:type="spellEnd"/>
+      <w:r>
+        <w:rPr>
+          <w:rFonts w:ascii="Courier New" w:hAnsi="Courier New" w:cs="Courier New"/>
+          <w:sz w:val="14"/>
+          <w:szCs w:val="14"/>
+        </w:rPr>
+        <w:t xml:space="preserve"> in </w:t>
+      </w:r>
+      <w:proofErr w:type="gramStart"/>
+      <w:r>
+        <w:rPr>
+          <w:rFonts w:ascii="Courier New" w:hAnsi="Courier New" w:cs="Courier New"/>
+          <w:sz w:val="14"/>
+          <w:szCs w:val="14"/>
+        </w:rPr>
+        <w:t>range(</w:t>
+      </w:r>
+      <w:proofErr w:type="gramEnd"/>
+      <w:r>
+        <w:rPr>
+          <w:rFonts w:ascii="Courier New" w:hAnsi="Courier New" w:cs="Courier New"/>
+          <w:sz w:val="14"/>
+          <w:szCs w:val="14"/>
+        </w:rPr>
+        <w:t>1, 6)</w:t>
+      </w:r>
+    </w:p>
+    <w:p>
+      <w:pPr>
+        <w:pStyle w:val="NoSpacing"/>
+        <w:pBdr>
+          <w:top w:val="single" w:sz="4" w:space="1" w:color="auto"/>
+          <w:left w:val="single" w:sz="4" w:space="4" w:color="auto"/>
+          <w:bottom w:val="single" w:sz="4" w:space="1" w:color="auto"/>
+          <w:right w:val="single" w:sz="4" w:space="4" w:color="auto"/>
+        </w:pBdr>
+        <w:shd w:val="clear" w:color="auto" w:fill="E2EFD9" w:themeFill="accent6" w:themeFillTint="33"/>
+        <w:rPr>
+          <w:rFonts w:ascii="Courier New" w:hAnsi="Courier New" w:cs="Courier New"/>
+          <w:sz w:val="14"/>
+          <w:szCs w:val="14"/>
+        </w:rPr>
+      </w:pPr>
+      <w:r>
+        <w:rPr>
+          <w:rFonts w:ascii="Courier New" w:hAnsi="Courier New" w:cs="Courier New"/>
+          <w:sz w:val="14"/>
+          <w:szCs w:val="14"/>
+        </w:rPr>
+        <w:t xml:space="preserve">                            ]</w:t>
+      </w:r>
+    </w:p>
+    <w:p>
+      <w:pPr>
+        <w:pStyle w:val="NoSpacing"/>
+        <w:pBdr>
+          <w:top w:val="single" w:sz="4" w:space="1" w:color="auto"/>
+          <w:left w:val="single" w:sz="4" w:space="4" w:color="auto"/>
+          <w:bottom w:val="single" w:sz="4" w:space="1" w:color="auto"/>
+          <w:right w:val="single" w:sz="4" w:space="4" w:color="auto"/>
+        </w:pBdr>
+        <w:shd w:val="clear" w:color="auto" w:fill="E2EFD9" w:themeFill="accent6" w:themeFillTint="33"/>
+        <w:rPr>
+          <w:rFonts w:ascii="Courier New" w:hAnsi="Courier New" w:cs="Courier New"/>
+          <w:sz w:val="14"/>
+          <w:szCs w:val="14"/>
+        </w:rPr>
+      </w:pPr>
+      <w:r>
+        <w:rPr>
+          <w:rFonts w:ascii="Courier New" w:hAnsi="Courier New" w:cs="Courier New"/>
+          <w:sz w:val="14"/>
+          <w:szCs w:val="14"/>
+        </w:rPr>
+        <w:t xml:space="preserve">                        }</w:t>
+      </w:r>
+    </w:p>
+    <w:p>
+      <w:pPr>
+        <w:pStyle w:val="NoSpacing"/>
+        <w:pBdr>
+          <w:top w:val="single" w:sz="4" w:space="1" w:color="auto"/>
+          <w:left w:val="single" w:sz="4" w:space="4" w:color="auto"/>
+          <w:bottom w:val="single" w:sz="4" w:space="1" w:color="auto"/>
+          <w:right w:val="single" w:sz="4" w:space="4" w:color="auto"/>
+        </w:pBdr>
+        <w:shd w:val="clear" w:color="auto" w:fill="E2EFD9" w:themeFill="accent6" w:themeFillTint="33"/>
+        <w:rPr>
+          <w:rFonts w:ascii="Courier New" w:hAnsi="Courier New" w:cs="Courier New"/>
+          <w:sz w:val="14"/>
+          <w:szCs w:val="14"/>
+        </w:rPr>
+      </w:pPr>
+      <w:r>
+        <w:rPr>
+          <w:rFonts w:ascii="Courier New" w:hAnsi="Courier New" w:cs="Courier New"/>
+          <w:sz w:val="14"/>
+          <w:szCs w:val="14"/>
+        </w:rPr>
+        <w:t xml:space="preserve">                    ]</w:t>
+      </w:r>
+    </w:p>
+    <w:p>
+      <w:pPr>
+        <w:pStyle w:val="NoSpacing"/>
+        <w:pBdr>
+          <w:top w:val="single" w:sz="4" w:space="1" w:color="auto"/>
+          <w:left w:val="single" w:sz="4" w:space="4" w:color="auto"/>
+          <w:bottom w:val="single" w:sz="4" w:space="1" w:color="auto"/>
+          <w:right w:val="single" w:sz="4" w:space="4" w:color="auto"/>
+        </w:pBdr>
+        <w:shd w:val="clear" w:color="auto" w:fill="E2EFD9" w:themeFill="accent6" w:themeFillTint="33"/>
+        <w:rPr>
+          <w:rFonts w:ascii="Courier New" w:hAnsi="Courier New" w:cs="Courier New"/>
+          <w:sz w:val="14"/>
+          <w:szCs w:val="14"/>
+        </w:rPr>
+      </w:pPr>
+      <w:r>
+        <w:rPr>
+          <w:rFonts w:ascii="Courier New" w:hAnsi="Courier New" w:cs="Courier New"/>
+          <w:sz w:val="14"/>
+          <w:szCs w:val="14"/>
+        </w:rPr>
+        <w:t xml:space="preserve">                }</w:t>
+      </w:r>
+    </w:p>
+    <w:p>
+      <w:pPr>
+        <w:pStyle w:val="NoSpacing"/>
+        <w:pBdr>
+          <w:top w:val="single" w:sz="4" w:space="1" w:color="auto"/>
+          <w:left w:val="single" w:sz="4" w:space="4" w:color="auto"/>
+          <w:bottom w:val="single" w:sz="4" w:space="1" w:color="auto"/>
+          <w:right w:val="single" w:sz="4" w:space="4" w:color="auto"/>
+        </w:pBdr>
+        <w:shd w:val="clear" w:color="auto" w:fill="E2EFD9" w:themeFill="accent6" w:themeFillTint="33"/>
+        <w:rPr>
+          <w:rFonts w:ascii="Courier New" w:hAnsi="Courier New" w:cs="Courier New"/>
+          <w:sz w:val="14"/>
+          <w:szCs w:val="14"/>
+        </w:rPr>
+      </w:pPr>
+      <w:r>
+        <w:rPr>
+          <w:rFonts w:ascii="Courier New" w:hAnsi="Courier New" w:cs="Courier New"/>
+          <w:sz w:val="14"/>
+          <w:szCs w:val="14"/>
+        </w:rPr>
+        <w:t xml:space="preserve">            ]</w:t>
+      </w:r>
+    </w:p>
+    <w:p>
+      <w:pPr>
+        <w:pStyle w:val="NoSpacing"/>
+        <w:pBdr>
+          <w:top w:val="single" w:sz="4" w:space="1" w:color="auto"/>
+          <w:left w:val="single" w:sz="4" w:space="4" w:color="auto"/>
+          <w:bottom w:val="single" w:sz="4" w:space="1" w:color="auto"/>
+          <w:right w:val="single" w:sz="4" w:space="4" w:color="auto"/>
+        </w:pBdr>
+        <w:shd w:val="clear" w:color="auto" w:fill="E2EFD9" w:themeFill="accent6" w:themeFillTint="33"/>
+        <w:rPr>
+          <w:rFonts w:ascii="Courier New" w:hAnsi="Courier New" w:cs="Courier New"/>
+          <w:sz w:val="14"/>
+          <w:szCs w:val="14"/>
+        </w:rPr>
+      </w:pPr>
+      <w:r>
+        <w:rPr>
+          <w:rFonts w:ascii="Courier New" w:hAnsi="Courier New" w:cs="Courier New"/>
+          <w:sz w:val="14"/>
+          <w:szCs w:val="14"/>
+        </w:rPr>
+        <w:t xml:space="preserve">            </w:t>
+      </w:r>
+      <w:proofErr w:type="spellStart"/>
+      <w:proofErr w:type="gramStart"/>
+      <w:r>
+        <w:rPr>
+          <w:rFonts w:ascii="Courier New" w:hAnsi="Courier New" w:cs="Courier New"/>
+          <w:sz w:val="14"/>
+          <w:szCs w:val="14"/>
+        </w:rPr>
+        <w:t>db.floors</w:t>
+      </w:r>
+      <w:proofErr w:type="gramEnd"/>
+      <w:r>
+        <w:rPr>
+          <w:rFonts w:ascii="Courier New" w:hAnsi="Courier New" w:cs="Courier New"/>
+          <w:sz w:val="14"/>
+          <w:szCs w:val="14"/>
+        </w:rPr>
+        <w:t>.insert_many</w:t>
+      </w:r>
+      <w:proofErr w:type="spellEnd"/>
+      <w:r>
+        <w:rPr>
+          <w:rFonts w:ascii="Courier New" w:hAnsi="Courier New" w:cs="Courier New"/>
+          <w:sz w:val="14"/>
+          <w:szCs w:val="14"/>
+        </w:rPr>
+        <w:t>(floors)</w:t>
+      </w:r>
+    </w:p>
+    <w:p>
+      <w:pPr>
+        <w:pStyle w:val="NoSpacing"/>
+        <w:rPr>
+          <w:sz w:val="24"/>
+          <w:szCs w:val="24"/>
+        </w:rPr>
+      </w:pPr>
+    </w:p>
+    <w:p>
+      <w:pPr>
+        <w:rPr>
+          <w:b/>
+          <w:bCs/>
+          <w:sz w:val="28"/>
+          <w:szCs w:val="28"/>
+          <w:highlight w:val="yellow"/>
+        </w:rPr>
+      </w:pPr>
+      <w:r>
+        <w:rPr>
+          <w:b/>
+          <w:bCs/>
+          <w:sz w:val="28"/>
+          <w:szCs w:val="28"/>
+          <w:highlight w:val="yellow"/>
+        </w:rPr>
+        <w:br w:type="page"/>
+      </w:r>
+    </w:p>
+    <w:p>
+      <w:pPr>
+        <w:pStyle w:val="NoSpacing"/>
+        <w:jc w:val="center"/>
+        <w:rPr>
+          <w:b/>
+          <w:bCs/>
+          <w:sz w:val="28"/>
+          <w:szCs w:val="28"/>
+        </w:rPr>
+      </w:pPr>
+      <w:r>
+        <w:rPr>
+          <w:b/>
+          <w:bCs/>
+          <w:sz w:val="28"/>
+          <w:szCs w:val="28"/>
+          <w:highlight w:val="yellow"/>
+        </w:rPr>
+        <w:lastRenderedPageBreak/>
+        <w:t>Support Multiple Garages</w:t>
+      </w:r>
+    </w:p>
+    <w:p>
+      <w:pPr>
+        <w:pStyle w:val="NoSpacing"/>
+        <w:jc w:val="center"/>
+        <w:rPr>
+          <w:b/>
+          <w:bCs/>
+          <w:sz w:val="28"/>
+          <w:szCs w:val="28"/>
+        </w:rPr>
+      </w:pPr>
     </w:p>
     <w:p>
       <w:pPr>
@@ -3825,13 +7534,34 @@
           <w:b/>
           <w:bCs/>
         </w:rPr>
-        <w:t>Add a garage_id field</w:t>
+        <w:t>Add a </w:t>
+      </w:r>
+      <w:proofErr w:type="spellStart"/>
+      <w:r>
+        <w:rPr>
+          <w:b/>
+          <w:bCs/>
+        </w:rPr>
+        <w:t>garage_id</w:t>
+      </w:r>
+      <w:proofErr w:type="spellEnd"/>
+      <w:r>
+        <w:rPr>
+          <w:b/>
+          <w:bCs/>
+        </w:rPr>
+        <w:t> field</w:t>
       </w:r>
       <w:r>
         <w:t xml:space="preserve"> (or name, code, </w:t>
       </w:r>
-      <w:r>
-        <w:t xml:space="preserve">parking_lot_id </w:t>
+      <w:proofErr w:type="spellStart"/>
+      <w:r>
+        <w:t>parking_lot_id</w:t>
+      </w:r>
+      <w:proofErr w:type="spellEnd"/>
+      <w:r>
+        <w:t xml:space="preserve"> </w:t>
       </w:r>
       <w:r>
         <w:t>etc.) to each floor, bay, spot, and car document in MongoDB.</w:t>
@@ -3884,7 +7614,15 @@
         <w:t>Each floor</w:t>
       </w:r>
       <w:r>
-        <w:t> document should reference its parent garage via garage_id.</w:t>
+        <w:t> document should reference its parent garage via </w:t>
+      </w:r>
+      <w:proofErr w:type="spellStart"/>
+      <w:r>
+        <w:t>garage_id</w:t>
+      </w:r>
+      <w:proofErr w:type="spellEnd"/>
+      <w:r>
+        <w:t>.</w:t>
       </w:r>
     </w:p>
     <w:p>
@@ -3916,7 +7654,23 @@
           <w:b/>
           <w:bCs/>
         </w:rPr>
-        <w:t>All queries must include a garage_id filter</w:t>
+        <w:t>All queries must include a </w:t>
+      </w:r>
+      <w:proofErr w:type="spellStart"/>
+      <w:r>
+        <w:rPr>
+          <w:b/>
+          <w:bCs/>
+        </w:rPr>
+        <w:t>garage_id</w:t>
+      </w:r>
+      <w:proofErr w:type="spellEnd"/>
+      <w:r>
+        <w:rPr>
+          <w:b/>
+          <w:bCs/>
+        </w:rPr>
+        <w:t> filter</w:t>
       </w:r>
       <w:r>
         <w:t>.</w:t>
@@ -3931,7 +7685,23 @@
         </w:numPr>
       </w:pPr>
       <w:r>
-        <w:t>For example, when fetching floors or spots, add {"garage_id": &lt;garage_id&gt;} to the MongoDB query.</w:t>
+        <w:t>For example, when fetching floors or spots, add {"</w:t>
+      </w:r>
+      <w:proofErr w:type="spellStart"/>
+      <w:r>
+        <w:t>garage_id</w:t>
+      </w:r>
+      <w:proofErr w:type="spellEnd"/>
+      <w:r>
+        <w:t>": &lt;</w:t>
+      </w:r>
+      <w:proofErr w:type="spellStart"/>
+      <w:r>
+        <w:t>garage_id</w:t>
+      </w:r>
+      <w:proofErr w:type="spellEnd"/>
+      <w:r>
+        <w:t>&gt;} to the MongoDB query.</w:t>
       </w:r>
     </w:p>
     <w:p>
@@ -4037,7 +7807,15 @@
         </w:numPr>
       </w:pPr>
       <w:r>
-        <w:t>Pass the selected garage_id to all API calls.</w:t>
+        <w:t>Pass the selected </w:t>
+      </w:r>
+      <w:proofErr w:type="spellStart"/>
+      <w:r>
+        <w:t>garage_id</w:t>
+      </w:r>
+      <w:proofErr w:type="spellEnd"/>
+      <w:r>
+        <w:t> to all API calls.</w:t>
       </w:r>
     </w:p>
     <w:p>
@@ -4112,7 +7890,15 @@
         </w:numPr>
       </w:pPr>
       <w:r>
-        <w:t>When adding floors, associate them with the parent garage_id.</w:t>
+        <w:t>When adding floors, associate them with the parent </w:t>
+      </w:r>
+      <w:proofErr w:type="spellStart"/>
+      <w:r>
+        <w:t>garage_id</w:t>
+      </w:r>
+      <w:proofErr w:type="spellEnd"/>
+      <w:r>
+        <w:t>.</w:t>
       </w:r>
     </w:p>
     <w:p>
@@ -4128,17 +7914,23 @@
     <w:p>
       <w:pPr>
         <w:pStyle w:val="NoSpacing"/>
-        <w:rPr>
-          <w:b/>
-          <w:bCs/>
-        </w:rPr>
-      </w:pPr>
-      <w:r>
-        <w:rPr>
-          <w:b/>
-          <w:bCs/>
-        </w:rPr>
-        <w:t>Plan to Add More Floors to an Existing Garage</w:t>
+        <w:jc w:val="center"/>
+        <w:rPr>
+          <w:b/>
+          <w:bCs/>
+          <w:sz w:val="28"/>
+          <w:szCs w:val="28"/>
+        </w:rPr>
+      </w:pPr>
+      <w:r>
+        <w:rPr>
+          <w:b/>
+          <w:bCs/>
+          <w:sz w:val="28"/>
+          <w:szCs w:val="28"/>
+          <w:highlight w:val="yellow"/>
+        </w:rPr>
+        <w:t>Add More Floors to an Existing Garage</w:t>
       </w:r>
     </w:p>
     <w:p>
@@ -4182,7 +7974,15 @@
         </w:numPr>
       </w:pPr>
       <w:r>
-        <w:t>Just add more floor documents with the same garage_id.</w:t>
+        <w:t>Just add more floor documents with the same </w:t>
+      </w:r>
+      <w:proofErr w:type="spellStart"/>
+      <w:r>
+        <w:t>garage_id</w:t>
+      </w:r>
+      <w:proofErr w:type="spellEnd"/>
+      <w:r>
+        <w:t>.</w:t>
       </w:r>
     </w:p>
     <w:p>
@@ -4198,7 +7998,23 @@
           <w:b/>
           <w:bCs/>
         </w:rPr>
-        <w:t>Ensure the floor_number is unique within each garage</w:t>
+        <w:t>Ensure the </w:t>
+      </w:r>
+      <w:proofErr w:type="spellStart"/>
+      <w:r>
+        <w:rPr>
+          <w:b/>
+          <w:bCs/>
+        </w:rPr>
+        <w:t>floor_number</w:t>
+      </w:r>
+      <w:proofErr w:type="spellEnd"/>
+      <w:r>
+        <w:rPr>
+          <w:b/>
+          <w:bCs/>
+        </w:rPr>
+        <w:t> is unique within each garage</w:t>
       </w:r>
       <w:r>
         <w:t>.</w:t>
@@ -4264,7 +8080,15 @@
         </w:numPr>
       </w:pPr>
       <w:r>
-        <w:t>Insert a new floor document into the floors collection, ensuring garage_id is set appropriately.</w:t>
+        <w:t>Insert a new floor document into the floors collection, ensuring </w:t>
+      </w:r>
+      <w:proofErr w:type="spellStart"/>
+      <w:r>
+        <w:t>garage_id</w:t>
+      </w:r>
+      <w:proofErr w:type="spellEnd"/>
+      <w:r>
+        <w:t> is set appropriately.</w:t>
       </w:r>
     </w:p>
     <w:p>
@@ -4400,8 +8224,13 @@
               <w:cnfStyle w:val="100000000000" w:firstRow="1" w:lastRow="0" w:firstColumn="0" w:lastColumn="0" w:oddVBand="0" w:evenVBand="0" w:oddHBand="0" w:evenHBand="0" w:firstRowFirstColumn="0" w:firstRowLastColumn="0" w:lastRowFirstColumn="0" w:lastRowLastColumn="0"/>
             </w:pPr>
             <w:r>
-              <w:t>Frontend/Ux</w:t>
+              <w:t>Frontend/</w:t>
             </w:r>
+            <w:proofErr w:type="spellStart"/>
+            <w:r>
+              <w:t>Ux</w:t>
+            </w:r>
+            <w:proofErr w:type="spellEnd"/>
           </w:p>
         </w:tc>
       </w:tr>
@@ -4435,7 +8264,15 @@
               <w:cnfStyle w:val="000000100000" w:firstRow="0" w:lastRow="0" w:firstColumn="0" w:lastColumn="0" w:oddVBand="0" w:evenVBand="0" w:oddHBand="1" w:evenHBand="0" w:firstRowFirstColumn="0" w:firstRowLastColumn="0" w:lastRowFirstColumn="0" w:lastRowLastColumn="0"/>
             </w:pPr>
             <w:r>
-              <w:t>Add garage_id; new garages</w:t>
+              <w:t>Add </w:t>
+            </w:r>
+            <w:proofErr w:type="spellStart"/>
+            <w:r>
+              <w:t>garage_id</w:t>
+            </w:r>
+            <w:proofErr w:type="spellEnd"/>
+            <w:r>
+              <w:t>; new garages</w:t>
             </w:r>
           </w:p>
         </w:tc>
@@ -4450,7 +8287,15 @@
               <w:cnfStyle w:val="000000100000" w:firstRow="0" w:lastRow="0" w:firstColumn="0" w:lastColumn="0" w:oddVBand="0" w:evenVBand="0" w:oddHBand="1" w:evenHBand="0" w:firstRowFirstColumn="0" w:firstRowLastColumn="0" w:lastRowFirstColumn="0" w:lastRowLastColumn="0"/>
             </w:pPr>
             <w:r>
-              <w:t>Filter all queries by garage_id;</w:t>
+              <w:t>Filter all queries by </w:t>
+            </w:r>
+            <w:proofErr w:type="spellStart"/>
+            <w:r>
+              <w:t>garage_id</w:t>
+            </w:r>
+            <w:proofErr w:type="spellEnd"/>
+            <w:r>
+              <w:t>;</w:t>
             </w:r>
           </w:p>
         </w:tc>
@@ -4482,6 +8327,7 @@
               <w:pStyle w:val="NoSpacing"/>
             </w:pPr>
             <w:r>
+              <w:lastRenderedPageBreak/>
               <w:t>More Floors</w:t>
             </w:r>
           </w:p>
@@ -4497,8 +8343,13 @@
               <w:cnfStyle w:val="000000000000" w:firstRow="0" w:lastRow="0" w:firstColumn="0" w:lastColumn="0" w:oddVBand="0" w:evenVBand="0" w:oddHBand="0" w:evenHBand="0" w:firstRowFirstColumn="0" w:firstRowLastColumn="0" w:lastRowFirstColumn="0" w:lastRowLastColumn="0"/>
             </w:pPr>
             <w:r>
-              <w:t>Add new floor docs with garage_id</w:t>
+              <w:t>Add new floor docs with </w:t>
             </w:r>
+            <w:proofErr w:type="spellStart"/>
+            <w:r>
+              <w:t>garage_id</w:t>
+            </w:r>
+            <w:proofErr w:type="spellEnd"/>
           </w:p>
         </w:tc>
         <w:tc>
@@ -4557,8 +8408,20 @@
           <w:szCs w:val="28"/>
           <w:highlight w:val="yellow"/>
         </w:rPr>
-        <w:t>Extend to add Reports, Alerts, Analytics etc</w:t>
-      </w:r>
+        <w:t xml:space="preserve">Extend to add Reports, Alerts, Analytics </w:t>
+      </w:r>
+      <w:proofErr w:type="spellStart"/>
+      <w:r>
+        <w:rPr>
+          <w:b/>
+          <w:bCs/>
+          <w:sz w:val="28"/>
+          <w:szCs w:val="28"/>
+          <w:highlight w:val="yellow"/>
+        </w:rPr>
+        <w:t>etc</w:t>
+      </w:r>
+      <w:proofErr w:type="spellEnd"/>
     </w:p>
     <w:p>
       <w:pPr>
@@ -5151,6 +9014,7 @@
         </w:numPr>
       </w:pPr>
       <w:r>
+        <w:lastRenderedPageBreak/>
         <w:t>Users with most revenue generated.</w:t>
       </w:r>
     </w:p>
@@ -5177,7 +9041,6 @@
           <w:b/>
           <w:bCs/>
         </w:rPr>
-        <w:lastRenderedPageBreak/>
         <w:t>Future Alerting/Integration Ideas</w:t>
       </w:r>
     </w:p>
@@ -6620,6 +10483,119 @@
     </w:lvl>
   </w:abstractNum>
   <w:abstractNum w:abstractNumId="9" w15:restartNumberingAfterBreak="0">
+    <w:nsid w:val="36453769"/>
+    <w:multiLevelType w:val="multilevel"/>
+    <w:tmpl w:val="C8F0224C"/>
+    <w:lvl w:ilvl="0">
+      <w:start w:val="1"/>
+      <w:numFmt w:val="decimal"/>
+      <w:lvlText w:val="%1."/>
+      <w:lvlJc w:val="left"/>
+      <w:pPr>
+        <w:tabs>
+          <w:tab w:val="num" w:pos="720"/>
+        </w:tabs>
+        <w:ind w:left="720" w:hanging="360"/>
+      </w:pPr>
+    </w:lvl>
+    <w:lvl w:ilvl="1" w:tentative="1">
+      <w:start w:val="1"/>
+      <w:numFmt w:val="decimal"/>
+      <w:lvlText w:val="%2."/>
+      <w:lvlJc w:val="left"/>
+      <w:pPr>
+        <w:tabs>
+          <w:tab w:val="num" w:pos="1440"/>
+        </w:tabs>
+        <w:ind w:left="1440" w:hanging="360"/>
+      </w:pPr>
+    </w:lvl>
+    <w:lvl w:ilvl="2" w:tentative="1">
+      <w:start w:val="1"/>
+      <w:numFmt w:val="decimal"/>
+      <w:lvlText w:val="%3."/>
+      <w:lvlJc w:val="left"/>
+      <w:pPr>
+        <w:tabs>
+          <w:tab w:val="num" w:pos="2160"/>
+        </w:tabs>
+        <w:ind w:left="2160" w:hanging="360"/>
+      </w:pPr>
+    </w:lvl>
+    <w:lvl w:ilvl="3" w:tentative="1">
+      <w:start w:val="1"/>
+      <w:numFmt w:val="decimal"/>
+      <w:lvlText w:val="%4."/>
+      <w:lvlJc w:val="left"/>
+      <w:pPr>
+        <w:tabs>
+          <w:tab w:val="num" w:pos="2880"/>
+        </w:tabs>
+        <w:ind w:left="2880" w:hanging="360"/>
+      </w:pPr>
+    </w:lvl>
+    <w:lvl w:ilvl="4" w:tentative="1">
+      <w:start w:val="1"/>
+      <w:numFmt w:val="decimal"/>
+      <w:lvlText w:val="%5."/>
+      <w:lvlJc w:val="left"/>
+      <w:pPr>
+        <w:tabs>
+          <w:tab w:val="num" w:pos="3600"/>
+        </w:tabs>
+        <w:ind w:left="3600" w:hanging="360"/>
+      </w:pPr>
+    </w:lvl>
+    <w:lvl w:ilvl="5" w:tentative="1">
+      <w:start w:val="1"/>
+      <w:numFmt w:val="decimal"/>
+      <w:lvlText w:val="%6."/>
+      <w:lvlJc w:val="left"/>
+      <w:pPr>
+        <w:tabs>
+          <w:tab w:val="num" w:pos="4320"/>
+        </w:tabs>
+        <w:ind w:left="4320" w:hanging="360"/>
+      </w:pPr>
+    </w:lvl>
+    <w:lvl w:ilvl="6" w:tentative="1">
+      <w:start w:val="1"/>
+      <w:numFmt w:val="decimal"/>
+      <w:lvlText w:val="%7."/>
+      <w:lvlJc w:val="left"/>
+      <w:pPr>
+        <w:tabs>
+          <w:tab w:val="num" w:pos="5040"/>
+        </w:tabs>
+        <w:ind w:left="5040" w:hanging="360"/>
+      </w:pPr>
+    </w:lvl>
+    <w:lvl w:ilvl="7" w:tentative="1">
+      <w:start w:val="1"/>
+      <w:numFmt w:val="decimal"/>
+      <w:lvlText w:val="%8."/>
+      <w:lvlJc w:val="left"/>
+      <w:pPr>
+        <w:tabs>
+          <w:tab w:val="num" w:pos="5760"/>
+        </w:tabs>
+        <w:ind w:left="5760" w:hanging="360"/>
+      </w:pPr>
+    </w:lvl>
+    <w:lvl w:ilvl="8" w:tentative="1">
+      <w:start w:val="1"/>
+      <w:numFmt w:val="decimal"/>
+      <w:lvlText w:val="%9."/>
+      <w:lvlJc w:val="left"/>
+      <w:pPr>
+        <w:tabs>
+          <w:tab w:val="num" w:pos="6480"/>
+        </w:tabs>
+        <w:ind w:left="6480" w:hanging="360"/>
+      </w:pPr>
+    </w:lvl>
+  </w:abstractNum>
+  <w:abstractNum w:abstractNumId="10" w15:restartNumberingAfterBreak="0">
     <w:nsid w:val="3B9C19FB"/>
     <w:multiLevelType w:val="multilevel"/>
     <w:tmpl w:val="C4A6A646"/>
@@ -6768,7 +10744,7 @@
       </w:rPr>
     </w:lvl>
   </w:abstractNum>
-  <w:abstractNum w:abstractNumId="10" w15:restartNumberingAfterBreak="0">
+  <w:abstractNum w:abstractNumId="11" w15:restartNumberingAfterBreak="0">
     <w:nsid w:val="4025184B"/>
     <w:multiLevelType w:val="multilevel"/>
     <w:tmpl w:val="37FC2DFC"/>
@@ -6917,7 +10893,7 @@
       </w:rPr>
     </w:lvl>
   </w:abstractNum>
-  <w:abstractNum w:abstractNumId="11" w15:restartNumberingAfterBreak="0">
+  <w:abstractNum w:abstractNumId="12" w15:restartNumberingAfterBreak="0">
     <w:nsid w:val="435F5E2A"/>
     <w:multiLevelType w:val="hybridMultilevel"/>
     <w:tmpl w:val="7F30E6B6"/>
@@ -7030,7 +11006,7 @@
       </w:rPr>
     </w:lvl>
   </w:abstractNum>
-  <w:abstractNum w:abstractNumId="12" w15:restartNumberingAfterBreak="0">
+  <w:abstractNum w:abstractNumId="13" w15:restartNumberingAfterBreak="0">
     <w:nsid w:val="510B4DC2"/>
     <w:multiLevelType w:val="multilevel"/>
     <w:tmpl w:val="9A3682A0"/>
@@ -7179,7 +11155,7 @@
       </w:rPr>
     </w:lvl>
   </w:abstractNum>
-  <w:abstractNum w:abstractNumId="13" w15:restartNumberingAfterBreak="0">
+  <w:abstractNum w:abstractNumId="14" w15:restartNumberingAfterBreak="0">
     <w:nsid w:val="53621C64"/>
     <w:multiLevelType w:val="multilevel"/>
     <w:tmpl w:val="C506316A"/>
@@ -7328,7 +11304,7 @@
       </w:rPr>
     </w:lvl>
   </w:abstractNum>
-  <w:abstractNum w:abstractNumId="14" w15:restartNumberingAfterBreak="0">
+  <w:abstractNum w:abstractNumId="15" w15:restartNumberingAfterBreak="0">
     <w:nsid w:val="579A08AE"/>
     <w:multiLevelType w:val="multilevel"/>
     <w:tmpl w:val="42402394"/>
@@ -7477,7 +11453,7 @@
       </w:rPr>
     </w:lvl>
   </w:abstractNum>
-  <w:abstractNum w:abstractNumId="15" w15:restartNumberingAfterBreak="0">
+  <w:abstractNum w:abstractNumId="16" w15:restartNumberingAfterBreak="0">
     <w:nsid w:val="5B2266A5"/>
     <w:multiLevelType w:val="multilevel"/>
     <w:tmpl w:val="09463706"/>
@@ -7626,7 +11602,7 @@
       </w:rPr>
     </w:lvl>
   </w:abstractNum>
-  <w:abstractNum w:abstractNumId="16" w15:restartNumberingAfterBreak="0">
+  <w:abstractNum w:abstractNumId="17" w15:restartNumberingAfterBreak="0">
     <w:nsid w:val="6C3919D4"/>
     <w:multiLevelType w:val="multilevel"/>
     <w:tmpl w:val="371EDBB6"/>
@@ -7775,7 +11751,7 @@
       </w:rPr>
     </w:lvl>
   </w:abstractNum>
-  <w:abstractNum w:abstractNumId="17" w15:restartNumberingAfterBreak="0">
+  <w:abstractNum w:abstractNumId="18" w15:restartNumberingAfterBreak="0">
     <w:nsid w:val="6D0A6128"/>
     <w:multiLevelType w:val="multilevel"/>
     <w:tmpl w:val="23C21374"/>
@@ -7924,7 +11900,123 @@
       </w:rPr>
     </w:lvl>
   </w:abstractNum>
-  <w:abstractNum w:abstractNumId="18" w15:restartNumberingAfterBreak="0">
+  <w:abstractNum w:abstractNumId="19" w15:restartNumberingAfterBreak="0">
+    <w:nsid w:val="6D860BEF"/>
+    <w:multiLevelType w:val="multilevel"/>
+    <w:tmpl w:val="4802FFB2"/>
+    <w:lvl w:ilvl="0">
+      <w:start w:val="1"/>
+      <w:numFmt w:val="bullet"/>
+      <w:lvlText w:val=""/>
+      <w:lvlJc w:val="left"/>
+      <w:pPr>
+        <w:tabs>
+          <w:tab w:val="num" w:pos="360"/>
+        </w:tabs>
+        <w:ind w:left="360" w:hanging="360"/>
+      </w:pPr>
+      <w:rPr>
+        <w:rFonts w:ascii="Symbol" w:hAnsi="Symbol" w:hint="default"/>
+      </w:rPr>
+    </w:lvl>
+    <w:lvl w:ilvl="1" w:tentative="1">
+      <w:start w:val="1"/>
+      <w:numFmt w:val="decimal"/>
+      <w:lvlText w:val="%2."/>
+      <w:lvlJc w:val="left"/>
+      <w:pPr>
+        <w:tabs>
+          <w:tab w:val="num" w:pos="1080"/>
+        </w:tabs>
+        <w:ind w:left="1080" w:hanging="360"/>
+      </w:pPr>
+    </w:lvl>
+    <w:lvl w:ilvl="2" w:tentative="1">
+      <w:start w:val="1"/>
+      <w:numFmt w:val="decimal"/>
+      <w:lvlText w:val="%3."/>
+      <w:lvlJc w:val="left"/>
+      <w:pPr>
+        <w:tabs>
+          <w:tab w:val="num" w:pos="1800"/>
+        </w:tabs>
+        <w:ind w:left="1800" w:hanging="360"/>
+      </w:pPr>
+    </w:lvl>
+    <w:lvl w:ilvl="3" w:tentative="1">
+      <w:start w:val="1"/>
+      <w:numFmt w:val="decimal"/>
+      <w:lvlText w:val="%4."/>
+      <w:lvlJc w:val="left"/>
+      <w:pPr>
+        <w:tabs>
+          <w:tab w:val="num" w:pos="2520"/>
+        </w:tabs>
+        <w:ind w:left="2520" w:hanging="360"/>
+      </w:pPr>
+    </w:lvl>
+    <w:lvl w:ilvl="4" w:tentative="1">
+      <w:start w:val="1"/>
+      <w:numFmt w:val="decimal"/>
+      <w:lvlText w:val="%5."/>
+      <w:lvlJc w:val="left"/>
+      <w:pPr>
+        <w:tabs>
+          <w:tab w:val="num" w:pos="3240"/>
+        </w:tabs>
+        <w:ind w:left="3240" w:hanging="360"/>
+      </w:pPr>
+    </w:lvl>
+    <w:lvl w:ilvl="5" w:tentative="1">
+      <w:start w:val="1"/>
+      <w:numFmt w:val="decimal"/>
+      <w:lvlText w:val="%6."/>
+      <w:lvlJc w:val="left"/>
+      <w:pPr>
+        <w:tabs>
+          <w:tab w:val="num" w:pos="3960"/>
+        </w:tabs>
+        <w:ind w:left="3960" w:hanging="360"/>
+      </w:pPr>
+    </w:lvl>
+    <w:lvl w:ilvl="6" w:tentative="1">
+      <w:start w:val="1"/>
+      <w:numFmt w:val="decimal"/>
+      <w:lvlText w:val="%7."/>
+      <w:lvlJc w:val="left"/>
+      <w:pPr>
+        <w:tabs>
+          <w:tab w:val="num" w:pos="4680"/>
+        </w:tabs>
+        <w:ind w:left="4680" w:hanging="360"/>
+      </w:pPr>
+    </w:lvl>
+    <w:lvl w:ilvl="7" w:tentative="1">
+      <w:start w:val="1"/>
+      <w:numFmt w:val="decimal"/>
+      <w:lvlText w:val="%8."/>
+      <w:lvlJc w:val="left"/>
+      <w:pPr>
+        <w:tabs>
+          <w:tab w:val="num" w:pos="5400"/>
+        </w:tabs>
+        <w:ind w:left="5400" w:hanging="360"/>
+      </w:pPr>
+    </w:lvl>
+    <w:lvl w:ilvl="8" w:tentative="1">
+      <w:start w:val="1"/>
+      <w:numFmt w:val="decimal"/>
+      <w:lvlText w:val="%9."/>
+      <w:lvlJc w:val="left"/>
+      <w:pPr>
+        <w:tabs>
+          <w:tab w:val="num" w:pos="6120"/>
+        </w:tabs>
+        <w:ind w:left="6120" w:hanging="360"/>
+      </w:pPr>
+    </w:lvl>
+  </w:abstractNum>
+  <w:abstractNum w:abstractNumId="20" w15:restartNumberingAfterBreak="0">
     <w:nsid w:val="70FA664B"/>
     <w:multiLevelType w:val="multilevel"/>
     <w:tmpl w:val="1FA20806"/>
@@ -8073,7 +12165,7 @@
       </w:rPr>
     </w:lvl>
   </w:abstractNum>
-  <w:abstractNum w:abstractNumId="19" w15:restartNumberingAfterBreak="0">
+  <w:abstractNum w:abstractNumId="21" w15:restartNumberingAfterBreak="0">
     <w:nsid w:val="71D84BE3"/>
     <w:multiLevelType w:val="multilevel"/>
     <w:tmpl w:val="EF5C593E"/>
@@ -8222,7 +12314,7 @@
       </w:rPr>
     </w:lvl>
   </w:abstractNum>
-  <w:abstractNum w:abstractNumId="20" w15:restartNumberingAfterBreak="0">
+  <w:abstractNum w:abstractNumId="22" w15:restartNumberingAfterBreak="0">
     <w:nsid w:val="72C674F0"/>
     <w:multiLevelType w:val="multilevel"/>
     <w:tmpl w:val="C56E9734"/>
@@ -8371,7 +12463,7 @@
       </w:rPr>
     </w:lvl>
   </w:abstractNum>
-  <w:abstractNum w:abstractNumId="21" w15:restartNumberingAfterBreak="0">
+  <w:abstractNum w:abstractNumId="23" w15:restartNumberingAfterBreak="0">
     <w:nsid w:val="78FF33E9"/>
     <w:multiLevelType w:val="multilevel"/>
     <w:tmpl w:val="78469F46"/>
@@ -8520,7 +12612,7 @@
       </w:rPr>
     </w:lvl>
   </w:abstractNum>
-  <w:abstractNum w:abstractNumId="22" w15:restartNumberingAfterBreak="0">
+  <w:abstractNum w:abstractNumId="24" w15:restartNumberingAfterBreak="0">
     <w:nsid w:val="7A5E375F"/>
     <w:multiLevelType w:val="multilevel"/>
     <w:tmpl w:val="F2321042"/>
@@ -8669,7 +12761,7 @@
       </w:rPr>
     </w:lvl>
   </w:abstractNum>
-  <w:abstractNum w:abstractNumId="23" w15:restartNumberingAfterBreak="0">
+  <w:abstractNum w:abstractNumId="25" w15:restartNumberingAfterBreak="0">
     <w:nsid w:val="7F151A8E"/>
     <w:multiLevelType w:val="multilevel"/>
     <w:tmpl w:val="CC349D22"/>
@@ -8822,49 +12914,49 @@
     <w:abstractNumId w:val="5"/>
   </w:num>
   <w:num w:numId="2" w16cid:durableId="2059745887">
-    <w:abstractNumId w:val="13"/>
+    <w:abstractNumId w:val="14"/>
   </w:num>
   <w:num w:numId="3" w16cid:durableId="1509174210">
     <w:abstractNumId w:val="0"/>
   </w:num>
   <w:num w:numId="4" w16cid:durableId="365719260">
-    <w:abstractNumId w:val="20"/>
+    <w:abstractNumId w:val="22"/>
   </w:num>
   <w:num w:numId="5" w16cid:durableId="606932969">
-    <w:abstractNumId w:val="18"/>
+    <w:abstractNumId w:val="20"/>
   </w:num>
   <w:num w:numId="6" w16cid:durableId="898395873">
     <w:abstractNumId w:val="2"/>
   </w:num>
   <w:num w:numId="7" w16cid:durableId="108134966">
-    <w:abstractNumId w:val="19"/>
+    <w:abstractNumId w:val="21"/>
   </w:num>
   <w:num w:numId="8" w16cid:durableId="1913391012">
     <w:abstractNumId w:val="1"/>
   </w:num>
   <w:num w:numId="9" w16cid:durableId="737093451">
-    <w:abstractNumId w:val="14"/>
+    <w:abstractNumId w:val="15"/>
   </w:num>
   <w:num w:numId="10" w16cid:durableId="1073045957">
-    <w:abstractNumId w:val="9"/>
+    <w:abstractNumId w:val="10"/>
   </w:num>
   <w:num w:numId="11" w16cid:durableId="1534685355">
     <w:abstractNumId w:val="6"/>
   </w:num>
   <w:num w:numId="12" w16cid:durableId="205262743">
-    <w:abstractNumId w:val="22"/>
+    <w:abstractNumId w:val="24"/>
   </w:num>
   <w:num w:numId="13" w16cid:durableId="817503603">
-    <w:abstractNumId w:val="10"/>
+    <w:abstractNumId w:val="11"/>
   </w:num>
   <w:num w:numId="14" w16cid:durableId="1573471405">
-    <w:abstractNumId w:val="23"/>
+    <w:abstractNumId w:val="25"/>
   </w:num>
   <w:num w:numId="15" w16cid:durableId="1747453760">
-    <w:abstractNumId w:val="17"/>
+    <w:abstractNumId w:val="18"/>
   </w:num>
   <w:num w:numId="16" w16cid:durableId="1488279481">
-    <w:abstractNumId w:val="12"/>
+    <w:abstractNumId w:val="13"/>
   </w:num>
   <w:num w:numId="17" w16cid:durableId="236867209">
     <w:abstractNumId w:val="4"/>
@@ -8876,19 +12968,25 @@
     <w:abstractNumId w:val="7"/>
   </w:num>
   <w:num w:numId="20" w16cid:durableId="1808929615">
-    <w:abstractNumId w:val="21"/>
+    <w:abstractNumId w:val="23"/>
   </w:num>
   <w:num w:numId="21" w16cid:durableId="848102371">
-    <w:abstractNumId w:val="16"/>
+    <w:abstractNumId w:val="17"/>
   </w:num>
   <w:num w:numId="22" w16cid:durableId="410472583">
-    <w:abstractNumId w:val="15"/>
+    <w:abstractNumId w:val="16"/>
   </w:num>
   <w:num w:numId="23" w16cid:durableId="668290967">
     <w:abstractNumId w:val="3"/>
   </w:num>
   <w:num w:numId="24" w16cid:durableId="1800419896">
-    <w:abstractNumId w:val="11"/>
+    <w:abstractNumId w:val="12"/>
+  </w:num>
+  <w:num w:numId="25" w16cid:durableId="89592039">
+    <w:abstractNumId w:val="9"/>
+  </w:num>
+  <w:num w:numId="26" w16cid:durableId="133303490">
+    <w:abstractNumId w:val="19"/>
   </w:num>
 </w:numbering>
 </file>
@@ -9496,7 +13594,6 @@
   <w:style w:type="character" w:default="1" w:styleId="DefaultParagraphFont">
     <w:name w:val="Default Paragraph Font"/>
     <w:uiPriority w:val="1"/>
-    <w:semiHidden/>
     <w:unhideWhenUsed/>
   </w:style>
   <w:style w:type="table" w:default="1" w:styleId="TableNormal">

--- a/docs/Doc.docx
+++ b/docs/Doc.docx
@@ -4750,6 +4750,47 @@
     <w:p>
       <w:pPr>
         <w:pStyle w:val="NoSpacing"/>
+        <w:rPr>
+          <w:sz w:val="24"/>
+          <w:szCs w:val="24"/>
+        </w:rPr>
+      </w:pPr>
+      <w:r>
+        <w:rPr>
+          <w:b/>
+          <w:bCs/>
+          <w:sz w:val="24"/>
+          <w:szCs w:val="24"/>
+        </w:rPr>
+        <w:t xml:space="preserve">To the application </w:t>
+      </w:r>
+      <w:r>
+        <w:rPr>
+          <w:sz w:val="24"/>
+          <w:szCs w:val="24"/>
+        </w:rPr>
+        <w:t xml:space="preserve">(Permanent, DB can be deleted, APP restarted, </w:t>
+      </w:r>
+      <w:proofErr w:type="gramStart"/>
+      <w:r>
+        <w:rPr>
+          <w:sz w:val="24"/>
+          <w:szCs w:val="24"/>
+        </w:rPr>
+        <w:t>All</w:t>
+      </w:r>
+      <w:proofErr w:type="gramEnd"/>
+      <w:r>
+        <w:rPr>
+          <w:sz w:val="24"/>
+          <w:szCs w:val="24"/>
+        </w:rPr>
+        <w:t xml:space="preserve"> floors will be initialized)</w:t>
+      </w:r>
+    </w:p>
+    <w:p>
+      <w:pPr>
+        <w:pStyle w:val="NoSpacing"/>
         <w:numPr>
           <w:ilvl w:val="0"/>
           <w:numId w:val="26"/>
@@ -5391,25 +5432,7 @@
           <w:sz w:val="14"/>
           <w:szCs w:val="14"/>
         </w:rPr>
-        <w:t>": f"1-A-{</w:t>
-      </w:r>
-      <w:proofErr w:type="spellStart"/>
-      <w:r>
-        <w:rPr>
-          <w:rFonts w:ascii="Courier New" w:hAnsi="Courier New" w:cs="Courier New"/>
-          <w:sz w:val="14"/>
-          <w:szCs w:val="14"/>
-        </w:rPr>
-        <w:t>i</w:t>
-      </w:r>
-      <w:proofErr w:type="spellEnd"/>
-      <w:r>
-        <w:rPr>
-          <w:rFonts w:ascii="Courier New" w:hAnsi="Courier New" w:cs="Courier New"/>
-          <w:sz w:val="14"/>
-          <w:szCs w:val="14"/>
-        </w:rPr>
-        <w:t xml:space="preserve">}", "type": </w:t>
+        <w:t xml:space="preserve">": f"1-A-{i}", "type": </w:t>
       </w:r>
       <w:proofErr w:type="spellStart"/>
       <w:r>
@@ -5684,25 +5707,7 @@
           <w:sz w:val="14"/>
           <w:szCs w:val="14"/>
         </w:rPr>
-        <w:t>": f"1-B-{</w:t>
-      </w:r>
-      <w:proofErr w:type="spellStart"/>
-      <w:r>
-        <w:rPr>
-          <w:rFonts w:ascii="Courier New" w:hAnsi="Courier New" w:cs="Courier New"/>
-          <w:sz w:val="14"/>
-          <w:szCs w:val="14"/>
-        </w:rPr>
-        <w:t>i</w:t>
-      </w:r>
-      <w:proofErr w:type="spellEnd"/>
-      <w:r>
-        <w:rPr>
-          <w:rFonts w:ascii="Courier New" w:hAnsi="Courier New" w:cs="Courier New"/>
-          <w:sz w:val="14"/>
-          <w:szCs w:val="14"/>
-        </w:rPr>
-        <w:t xml:space="preserve">}", "type": </w:t>
+        <w:t xml:space="preserve">": f"1-B-{i}", "type": </w:t>
       </w:r>
       <w:proofErr w:type="spellStart"/>
       <w:r>
@@ -6130,25 +6135,7 @@
           <w:sz w:val="14"/>
           <w:szCs w:val="14"/>
         </w:rPr>
-        <w:t>": f"2-C-{</w:t>
-      </w:r>
-      <w:proofErr w:type="spellStart"/>
-      <w:r>
-        <w:rPr>
-          <w:rFonts w:ascii="Courier New" w:hAnsi="Courier New" w:cs="Courier New"/>
-          <w:sz w:val="14"/>
-          <w:szCs w:val="14"/>
-        </w:rPr>
-        <w:t>i</w:t>
-      </w:r>
-      <w:proofErr w:type="spellEnd"/>
-      <w:r>
-        <w:rPr>
-          <w:rFonts w:ascii="Courier New" w:hAnsi="Courier New" w:cs="Courier New"/>
-          <w:sz w:val="14"/>
-          <w:szCs w:val="14"/>
-        </w:rPr>
-        <w:t xml:space="preserve">}", "type": </w:t>
+        <w:t xml:space="preserve">": f"2-C-{i}", "type": </w:t>
       </w:r>
       <w:proofErr w:type="spellStart"/>
       <w:r>
@@ -6423,25 +6410,7 @@
           <w:sz w:val="14"/>
           <w:szCs w:val="14"/>
         </w:rPr>
-        <w:t>": f"2-D-{</w:t>
-      </w:r>
-      <w:proofErr w:type="spellStart"/>
-      <w:r>
-        <w:rPr>
-          <w:rFonts w:ascii="Courier New" w:hAnsi="Courier New" w:cs="Courier New"/>
-          <w:sz w:val="14"/>
-          <w:szCs w:val="14"/>
-        </w:rPr>
-        <w:t>i</w:t>
-      </w:r>
-      <w:proofErr w:type="spellEnd"/>
-      <w:r>
-        <w:rPr>
-          <w:rFonts w:ascii="Courier New" w:hAnsi="Courier New" w:cs="Courier New"/>
-          <w:sz w:val="14"/>
-          <w:szCs w:val="14"/>
-        </w:rPr>
-        <w:t xml:space="preserve">}", "type": </w:t>
+        <w:t xml:space="preserve">": f"2-D-{i}", "type": </w:t>
       </w:r>
       <w:proofErr w:type="spellStart"/>
       <w:r>
@@ -6869,25 +6838,7 @@
           <w:sz w:val="14"/>
           <w:szCs w:val="14"/>
         </w:rPr>
-        <w:t>": f"3-E-{</w:t>
-      </w:r>
-      <w:proofErr w:type="spellStart"/>
-      <w:r>
-        <w:rPr>
-          <w:rFonts w:ascii="Courier New" w:hAnsi="Courier New" w:cs="Courier New"/>
-          <w:sz w:val="14"/>
-          <w:szCs w:val="14"/>
-        </w:rPr>
-        <w:t>i</w:t>
-      </w:r>
-      <w:proofErr w:type="spellEnd"/>
-      <w:r>
-        <w:rPr>
-          <w:rFonts w:ascii="Courier New" w:hAnsi="Courier New" w:cs="Courier New"/>
-          <w:sz w:val="14"/>
-          <w:szCs w:val="14"/>
-        </w:rPr>
-        <w:t xml:space="preserve">}", "type": </w:t>
+        <w:t xml:space="preserve">": f"3-E-{i}", "type": </w:t>
       </w:r>
       <w:proofErr w:type="spellStart"/>
       <w:r>
@@ -7162,25 +7113,7 @@
           <w:sz w:val="14"/>
           <w:szCs w:val="14"/>
         </w:rPr>
-        <w:t>": f"3-F-{</w:t>
-      </w:r>
-      <w:proofErr w:type="spellStart"/>
-      <w:r>
-        <w:rPr>
-          <w:rFonts w:ascii="Courier New" w:hAnsi="Courier New" w:cs="Courier New"/>
-          <w:sz w:val="14"/>
-          <w:szCs w:val="14"/>
-        </w:rPr>
-        <w:t>i</w:t>
-      </w:r>
-      <w:proofErr w:type="spellEnd"/>
-      <w:r>
-        <w:rPr>
-          <w:rFonts w:ascii="Courier New" w:hAnsi="Courier New" w:cs="Courier New"/>
-          <w:sz w:val="14"/>
-          <w:szCs w:val="14"/>
-        </w:rPr>
-        <w:t xml:space="preserve">}", "type": </w:t>
+        <w:t xml:space="preserve">": f"3-F-{i}", "type": </w:t>
       </w:r>
       <w:proofErr w:type="spellStart"/>
       <w:r>
@@ -7454,17 +7387,2371 @@
         <w:rPr>
           <w:b/>
           <w:bCs/>
-          <w:sz w:val="28"/>
-          <w:szCs w:val="28"/>
+          <w:sz w:val="24"/>
+          <w:szCs w:val="24"/>
+        </w:rPr>
+      </w:pPr>
+      <w:r>
+        <w:rPr>
+          <w:b/>
+          <w:bCs/>
+          <w:sz w:val="24"/>
+          <w:szCs w:val="24"/>
+        </w:rPr>
+        <w:br w:type="page"/>
+      </w:r>
+    </w:p>
+    <w:p>
+      <w:pPr>
+        <w:pStyle w:val="NoSpacing"/>
+        <w:rPr>
+          <w:sz w:val="24"/>
+          <w:szCs w:val="24"/>
+        </w:rPr>
+      </w:pPr>
+      <w:r>
+        <w:rPr>
+          <w:b/>
+          <w:bCs/>
+          <w:sz w:val="24"/>
+          <w:szCs w:val="24"/>
+        </w:rPr>
+        <w:lastRenderedPageBreak/>
+        <w:t xml:space="preserve">To the </w:t>
+      </w:r>
+      <w:r>
+        <w:rPr>
+          <w:b/>
+          <w:bCs/>
+          <w:sz w:val="24"/>
+          <w:szCs w:val="24"/>
+        </w:rPr>
+        <w:t>DB</w:t>
+      </w:r>
+      <w:r>
+        <w:rPr>
+          <w:b/>
+          <w:bCs/>
+          <w:sz w:val="24"/>
+          <w:szCs w:val="24"/>
+        </w:rPr>
+        <w:t xml:space="preserve"> </w:t>
+      </w:r>
+      <w:r>
+        <w:rPr>
+          <w:sz w:val="24"/>
+          <w:szCs w:val="24"/>
+        </w:rPr>
+        <w:t>(</w:t>
+      </w:r>
+      <w:r>
+        <w:rPr>
+          <w:sz w:val="24"/>
+          <w:szCs w:val="24"/>
+        </w:rPr>
+        <w:t>No p</w:t>
+      </w:r>
+      <w:r>
+        <w:rPr>
+          <w:sz w:val="24"/>
+          <w:szCs w:val="24"/>
+        </w:rPr>
+        <w:t xml:space="preserve">ermanent, </w:t>
+      </w:r>
+      <w:r>
+        <w:rPr>
+          <w:sz w:val="24"/>
+          <w:szCs w:val="24"/>
+        </w:rPr>
+        <w:t>if DB</w:t>
+      </w:r>
+      <w:r>
+        <w:rPr>
+          <w:sz w:val="24"/>
+          <w:szCs w:val="24"/>
+        </w:rPr>
+        <w:t xml:space="preserve"> deleted</w:t>
+      </w:r>
+      <w:r>
+        <w:rPr>
+          <w:sz w:val="24"/>
+          <w:szCs w:val="24"/>
+        </w:rPr>
+        <w:t xml:space="preserve"> and app re-rerun, 2 floors will be created</w:t>
+      </w:r>
+      <w:r>
+        <w:rPr>
+          <w:sz w:val="24"/>
+          <w:szCs w:val="24"/>
+        </w:rPr>
+        <w:t>)</w:t>
+      </w:r>
+    </w:p>
+    <w:p>
+      <w:pPr>
+        <w:pStyle w:val="NoSpacing"/>
+        <w:numPr>
+          <w:ilvl w:val="0"/>
+          <w:numId w:val="26"/>
+        </w:numPr>
+        <w:rPr>
+          <w:sz w:val="24"/>
+          <w:szCs w:val="24"/>
+        </w:rPr>
+      </w:pPr>
+      <w:r>
+        <w:rPr>
+          <w:b/>
+          <w:bCs/>
+          <w:sz w:val="24"/>
+          <w:szCs w:val="24"/>
+        </w:rPr>
+        <w:t>Run the following on the DB</w:t>
+      </w:r>
+    </w:p>
+    <w:p>
+      <w:pPr>
+        <w:pStyle w:val="NoSpacing"/>
+        <w:pBdr>
+          <w:top w:val="single" w:sz="4" w:space="1" w:color="auto"/>
+          <w:left w:val="single" w:sz="4" w:space="4" w:color="auto"/>
+          <w:bottom w:val="single" w:sz="4" w:space="1" w:color="auto"/>
+          <w:right w:val="single" w:sz="4" w:space="4" w:color="auto"/>
+        </w:pBdr>
+        <w:shd w:val="clear" w:color="auto" w:fill="E2EFD9" w:themeFill="accent6" w:themeFillTint="33"/>
+        <w:rPr>
+          <w:rFonts w:ascii="Courier New" w:hAnsi="Courier New" w:cs="Courier New"/>
+          <w:sz w:val="14"/>
+          <w:szCs w:val="14"/>
+        </w:rPr>
+      </w:pPr>
+      <w:proofErr w:type="spellStart"/>
+      <w:proofErr w:type="gramStart"/>
+      <w:r>
+        <w:rPr>
+          <w:rFonts w:ascii="Courier New" w:hAnsi="Courier New" w:cs="Courier New"/>
+          <w:sz w:val="14"/>
+          <w:szCs w:val="14"/>
+        </w:rPr>
+        <w:t>db.floors</w:t>
+      </w:r>
+      <w:proofErr w:type="gramEnd"/>
+      <w:r>
+        <w:rPr>
+          <w:rFonts w:ascii="Courier New" w:hAnsi="Courier New" w:cs="Courier New"/>
+          <w:sz w:val="14"/>
+          <w:szCs w:val="14"/>
+        </w:rPr>
+        <w:t>.</w:t>
+      </w:r>
+      <w:proofErr w:type="gramStart"/>
+      <w:r>
+        <w:rPr>
+          <w:rFonts w:ascii="Courier New" w:hAnsi="Courier New" w:cs="Courier New"/>
+          <w:sz w:val="14"/>
+          <w:szCs w:val="14"/>
+        </w:rPr>
+        <w:t>insertOne</w:t>
+      </w:r>
+      <w:proofErr w:type="spellEnd"/>
+      <w:r>
+        <w:rPr>
+          <w:rFonts w:ascii="Courier New" w:hAnsi="Courier New" w:cs="Courier New"/>
+          <w:sz w:val="14"/>
+          <w:szCs w:val="14"/>
+        </w:rPr>
+        <w:t>(</w:t>
+      </w:r>
+      <w:proofErr w:type="gramEnd"/>
+      <w:r>
+        <w:rPr>
+          <w:rFonts w:ascii="Courier New" w:hAnsi="Courier New" w:cs="Courier New"/>
+          <w:sz w:val="14"/>
+          <w:szCs w:val="14"/>
+        </w:rPr>
+        <w:t>{</w:t>
+      </w:r>
+    </w:p>
+    <w:p>
+      <w:pPr>
+        <w:pStyle w:val="NoSpacing"/>
+        <w:pBdr>
+          <w:top w:val="single" w:sz="4" w:space="1" w:color="auto"/>
+          <w:left w:val="single" w:sz="4" w:space="4" w:color="auto"/>
+          <w:bottom w:val="single" w:sz="4" w:space="1" w:color="auto"/>
+          <w:right w:val="single" w:sz="4" w:space="4" w:color="auto"/>
+        </w:pBdr>
+        <w:shd w:val="clear" w:color="auto" w:fill="E2EFD9" w:themeFill="accent6" w:themeFillTint="33"/>
+        <w:rPr>
+          <w:rFonts w:ascii="Courier New" w:hAnsi="Courier New" w:cs="Courier New"/>
+          <w:sz w:val="14"/>
+          <w:szCs w:val="14"/>
+        </w:rPr>
+      </w:pPr>
+      <w:r>
+        <w:rPr>
+          <w:rFonts w:ascii="Courier New" w:hAnsi="Courier New" w:cs="Courier New"/>
+          <w:sz w:val="14"/>
+          <w:szCs w:val="14"/>
+        </w:rPr>
+        <w:t xml:space="preserve">    "</w:t>
+      </w:r>
+      <w:proofErr w:type="spellStart"/>
+      <w:proofErr w:type="gramStart"/>
+      <w:r>
+        <w:rPr>
+          <w:rFonts w:ascii="Courier New" w:hAnsi="Courier New" w:cs="Courier New"/>
+          <w:sz w:val="14"/>
+          <w:szCs w:val="14"/>
+        </w:rPr>
+        <w:t>floor</w:t>
+      </w:r>
+      <w:proofErr w:type="gramEnd"/>
+      <w:r>
+        <w:rPr>
+          <w:rFonts w:ascii="Courier New" w:hAnsi="Courier New" w:cs="Courier New"/>
+          <w:sz w:val="14"/>
+          <w:szCs w:val="14"/>
+        </w:rPr>
+        <w:t>_number</w:t>
+      </w:r>
+      <w:proofErr w:type="spellEnd"/>
+      <w:r>
+        <w:rPr>
+          <w:rFonts w:ascii="Courier New" w:hAnsi="Courier New" w:cs="Courier New"/>
+          <w:sz w:val="14"/>
+          <w:szCs w:val="14"/>
+        </w:rPr>
+        <w:t>": 3,</w:t>
+      </w:r>
+    </w:p>
+    <w:p>
+      <w:pPr>
+        <w:pStyle w:val="NoSpacing"/>
+        <w:pBdr>
+          <w:top w:val="single" w:sz="4" w:space="1" w:color="auto"/>
+          <w:left w:val="single" w:sz="4" w:space="4" w:color="auto"/>
+          <w:bottom w:val="single" w:sz="4" w:space="1" w:color="auto"/>
+          <w:right w:val="single" w:sz="4" w:space="4" w:color="auto"/>
+        </w:pBdr>
+        <w:shd w:val="clear" w:color="auto" w:fill="E2EFD9" w:themeFill="accent6" w:themeFillTint="33"/>
+        <w:rPr>
+          <w:rFonts w:ascii="Courier New" w:hAnsi="Courier New" w:cs="Courier New"/>
+          <w:sz w:val="14"/>
+          <w:szCs w:val="14"/>
+        </w:rPr>
+      </w:pPr>
+      <w:r>
+        <w:rPr>
+          <w:rFonts w:ascii="Courier New" w:hAnsi="Courier New" w:cs="Courier New"/>
+          <w:sz w:val="14"/>
+          <w:szCs w:val="14"/>
+        </w:rPr>
+        <w:t xml:space="preserve">    "bays": [</w:t>
+      </w:r>
+    </w:p>
+    <w:p>
+      <w:pPr>
+        <w:pStyle w:val="NoSpacing"/>
+        <w:pBdr>
+          <w:top w:val="single" w:sz="4" w:space="1" w:color="auto"/>
+          <w:left w:val="single" w:sz="4" w:space="4" w:color="auto"/>
+          <w:bottom w:val="single" w:sz="4" w:space="1" w:color="auto"/>
+          <w:right w:val="single" w:sz="4" w:space="4" w:color="auto"/>
+        </w:pBdr>
+        <w:shd w:val="clear" w:color="auto" w:fill="E2EFD9" w:themeFill="accent6" w:themeFillTint="33"/>
+        <w:rPr>
+          <w:rFonts w:ascii="Courier New" w:hAnsi="Courier New" w:cs="Courier New"/>
+          <w:sz w:val="14"/>
+          <w:szCs w:val="14"/>
+        </w:rPr>
+      </w:pPr>
+      <w:r>
+        <w:rPr>
+          <w:rFonts w:ascii="Courier New" w:hAnsi="Courier New" w:cs="Courier New"/>
+          <w:sz w:val="14"/>
+          <w:szCs w:val="14"/>
+        </w:rPr>
+        <w:t xml:space="preserve">        {</w:t>
+      </w:r>
+    </w:p>
+    <w:p>
+      <w:pPr>
+        <w:pStyle w:val="NoSpacing"/>
+        <w:pBdr>
+          <w:top w:val="single" w:sz="4" w:space="1" w:color="auto"/>
+          <w:left w:val="single" w:sz="4" w:space="4" w:color="auto"/>
+          <w:bottom w:val="single" w:sz="4" w:space="1" w:color="auto"/>
+          <w:right w:val="single" w:sz="4" w:space="4" w:color="auto"/>
+        </w:pBdr>
+        <w:shd w:val="clear" w:color="auto" w:fill="E2EFD9" w:themeFill="accent6" w:themeFillTint="33"/>
+        <w:rPr>
+          <w:rFonts w:ascii="Courier New" w:hAnsi="Courier New" w:cs="Courier New"/>
+          <w:sz w:val="14"/>
+          <w:szCs w:val="14"/>
+        </w:rPr>
+      </w:pPr>
+      <w:r>
+        <w:rPr>
+          <w:rFonts w:ascii="Courier New" w:hAnsi="Courier New" w:cs="Courier New"/>
+          <w:sz w:val="14"/>
+          <w:szCs w:val="14"/>
+        </w:rPr>
+        <w:t xml:space="preserve">            "</w:t>
+      </w:r>
+      <w:proofErr w:type="spellStart"/>
+      <w:proofErr w:type="gramStart"/>
+      <w:r>
+        <w:rPr>
+          <w:rFonts w:ascii="Courier New" w:hAnsi="Courier New" w:cs="Courier New"/>
+          <w:sz w:val="14"/>
+          <w:szCs w:val="14"/>
+        </w:rPr>
+        <w:t>bay</w:t>
+      </w:r>
+      <w:proofErr w:type="gramEnd"/>
+      <w:r>
+        <w:rPr>
+          <w:rFonts w:ascii="Courier New" w:hAnsi="Courier New" w:cs="Courier New"/>
+          <w:sz w:val="14"/>
+          <w:szCs w:val="14"/>
+        </w:rPr>
+        <w:t>_id</w:t>
+      </w:r>
+      <w:proofErr w:type="spellEnd"/>
+      <w:r>
+        <w:rPr>
+          <w:rFonts w:ascii="Courier New" w:hAnsi="Courier New" w:cs="Courier New"/>
+          <w:sz w:val="14"/>
+          <w:szCs w:val="14"/>
+        </w:rPr>
+        <w:t>": "E",</w:t>
+      </w:r>
+    </w:p>
+    <w:p>
+      <w:pPr>
+        <w:pStyle w:val="NoSpacing"/>
+        <w:pBdr>
+          <w:top w:val="single" w:sz="4" w:space="1" w:color="auto"/>
+          <w:left w:val="single" w:sz="4" w:space="4" w:color="auto"/>
+          <w:bottom w:val="single" w:sz="4" w:space="1" w:color="auto"/>
+          <w:right w:val="single" w:sz="4" w:space="4" w:color="auto"/>
+        </w:pBdr>
+        <w:shd w:val="clear" w:color="auto" w:fill="E2EFD9" w:themeFill="accent6" w:themeFillTint="33"/>
+        <w:rPr>
+          <w:rFonts w:ascii="Courier New" w:hAnsi="Courier New" w:cs="Courier New"/>
+          <w:sz w:val="14"/>
+          <w:szCs w:val="14"/>
+        </w:rPr>
+      </w:pPr>
+      <w:r>
+        <w:rPr>
+          <w:rFonts w:ascii="Courier New" w:hAnsi="Courier New" w:cs="Courier New"/>
+          <w:sz w:val="14"/>
+          <w:szCs w:val="14"/>
+        </w:rPr>
+        <w:t xml:space="preserve">            "spots": [</w:t>
+      </w:r>
+    </w:p>
+    <w:p>
+      <w:pPr>
+        <w:pStyle w:val="NoSpacing"/>
+        <w:pBdr>
+          <w:top w:val="single" w:sz="4" w:space="1" w:color="auto"/>
+          <w:left w:val="single" w:sz="4" w:space="4" w:color="auto"/>
+          <w:bottom w:val="single" w:sz="4" w:space="1" w:color="auto"/>
+          <w:right w:val="single" w:sz="4" w:space="4" w:color="auto"/>
+        </w:pBdr>
+        <w:shd w:val="clear" w:color="auto" w:fill="E2EFD9" w:themeFill="accent6" w:themeFillTint="33"/>
+        <w:rPr>
+          <w:rFonts w:ascii="Courier New" w:hAnsi="Courier New" w:cs="Courier New"/>
+          <w:sz w:val="14"/>
+          <w:szCs w:val="14"/>
+        </w:rPr>
+      </w:pPr>
+      <w:r>
+        <w:rPr>
+          <w:rFonts w:ascii="Courier New" w:hAnsi="Courier New" w:cs="Courier New"/>
+          <w:sz w:val="14"/>
+          <w:szCs w:val="14"/>
+        </w:rPr>
+        <w:t xml:space="preserve">                {</w:t>
+      </w:r>
+    </w:p>
+    <w:p>
+      <w:pPr>
+        <w:pStyle w:val="NoSpacing"/>
+        <w:pBdr>
+          <w:top w:val="single" w:sz="4" w:space="1" w:color="auto"/>
+          <w:left w:val="single" w:sz="4" w:space="4" w:color="auto"/>
+          <w:bottom w:val="single" w:sz="4" w:space="1" w:color="auto"/>
+          <w:right w:val="single" w:sz="4" w:space="4" w:color="auto"/>
+        </w:pBdr>
+        <w:shd w:val="clear" w:color="auto" w:fill="E2EFD9" w:themeFill="accent6" w:themeFillTint="33"/>
+        <w:rPr>
+          <w:rFonts w:ascii="Courier New" w:hAnsi="Courier New" w:cs="Courier New"/>
+          <w:sz w:val="14"/>
+          <w:szCs w:val="14"/>
+        </w:rPr>
+      </w:pPr>
+      <w:r>
+        <w:rPr>
+          <w:rFonts w:ascii="Courier New" w:hAnsi="Courier New" w:cs="Courier New"/>
+          <w:sz w:val="14"/>
+          <w:szCs w:val="14"/>
+        </w:rPr>
+        <w:t xml:space="preserve">                    "</w:t>
+      </w:r>
+      <w:proofErr w:type="spellStart"/>
+      <w:proofErr w:type="gramStart"/>
+      <w:r>
+        <w:rPr>
+          <w:rFonts w:ascii="Courier New" w:hAnsi="Courier New" w:cs="Courier New"/>
+          <w:sz w:val="14"/>
+          <w:szCs w:val="14"/>
+        </w:rPr>
+        <w:t>spot</w:t>
+      </w:r>
+      <w:proofErr w:type="gramEnd"/>
+      <w:r>
+        <w:rPr>
+          <w:rFonts w:ascii="Courier New" w:hAnsi="Courier New" w:cs="Courier New"/>
+          <w:sz w:val="14"/>
+          <w:szCs w:val="14"/>
+        </w:rPr>
+        <w:t>_id</w:t>
+      </w:r>
+      <w:proofErr w:type="spellEnd"/>
+      <w:r>
+        <w:rPr>
+          <w:rFonts w:ascii="Courier New" w:hAnsi="Courier New" w:cs="Courier New"/>
+          <w:sz w:val="14"/>
+          <w:szCs w:val="14"/>
+        </w:rPr>
+        <w:t>": "3-E-1",</w:t>
+      </w:r>
+    </w:p>
+    <w:p>
+      <w:pPr>
+        <w:pStyle w:val="NoSpacing"/>
+        <w:pBdr>
+          <w:top w:val="single" w:sz="4" w:space="1" w:color="auto"/>
+          <w:left w:val="single" w:sz="4" w:space="4" w:color="auto"/>
+          <w:bottom w:val="single" w:sz="4" w:space="1" w:color="auto"/>
+          <w:right w:val="single" w:sz="4" w:space="4" w:color="auto"/>
+        </w:pBdr>
+        <w:shd w:val="clear" w:color="auto" w:fill="E2EFD9" w:themeFill="accent6" w:themeFillTint="33"/>
+        <w:rPr>
+          <w:rFonts w:ascii="Courier New" w:hAnsi="Courier New" w:cs="Courier New"/>
+          <w:sz w:val="14"/>
+          <w:szCs w:val="14"/>
+        </w:rPr>
+      </w:pPr>
+      <w:r>
+        <w:rPr>
+          <w:rFonts w:ascii="Courier New" w:hAnsi="Courier New" w:cs="Courier New"/>
+          <w:sz w:val="14"/>
+          <w:szCs w:val="14"/>
+        </w:rPr>
+        <w:t xml:space="preserve">                    "type": "</w:t>
+      </w:r>
+      <w:r>
+        <w:t xml:space="preserve"> </w:t>
+      </w:r>
+      <w:proofErr w:type="spellStart"/>
+      <w:r>
+        <w:rPr>
+          <w:rFonts w:ascii="Courier New" w:hAnsi="Courier New" w:cs="Courier New"/>
+          <w:sz w:val="14"/>
+          <w:szCs w:val="14"/>
+        </w:rPr>
+        <w:t>ev_charging</w:t>
+      </w:r>
+      <w:proofErr w:type="spellEnd"/>
+      <w:r>
+        <w:rPr>
+          <w:rFonts w:ascii="Courier New" w:hAnsi="Courier New" w:cs="Courier New"/>
+          <w:sz w:val="14"/>
+          <w:szCs w:val="14"/>
+        </w:rPr>
+        <w:t xml:space="preserve">", </w:t>
+      </w:r>
+    </w:p>
+    <w:p>
+      <w:pPr>
+        <w:pStyle w:val="NoSpacing"/>
+        <w:pBdr>
+          <w:top w:val="single" w:sz="4" w:space="1" w:color="auto"/>
+          <w:left w:val="single" w:sz="4" w:space="4" w:color="auto"/>
+          <w:bottom w:val="single" w:sz="4" w:space="1" w:color="auto"/>
+          <w:right w:val="single" w:sz="4" w:space="4" w:color="auto"/>
+        </w:pBdr>
+        <w:shd w:val="clear" w:color="auto" w:fill="E2EFD9" w:themeFill="accent6" w:themeFillTint="33"/>
+        <w:rPr>
+          <w:rFonts w:ascii="Courier New" w:hAnsi="Courier New" w:cs="Courier New"/>
+          <w:sz w:val="14"/>
+          <w:szCs w:val="14"/>
+        </w:rPr>
+      </w:pPr>
+      <w:r>
+        <w:rPr>
+          <w:rFonts w:ascii="Courier New" w:hAnsi="Courier New" w:cs="Courier New"/>
+          <w:sz w:val="14"/>
+          <w:szCs w:val="14"/>
+        </w:rPr>
+        <w:t xml:space="preserve">                    "status": "available"</w:t>
+      </w:r>
+    </w:p>
+    <w:p>
+      <w:pPr>
+        <w:pStyle w:val="NoSpacing"/>
+        <w:pBdr>
+          <w:top w:val="single" w:sz="4" w:space="1" w:color="auto"/>
+          <w:left w:val="single" w:sz="4" w:space="4" w:color="auto"/>
+          <w:bottom w:val="single" w:sz="4" w:space="1" w:color="auto"/>
+          <w:right w:val="single" w:sz="4" w:space="4" w:color="auto"/>
+        </w:pBdr>
+        <w:shd w:val="clear" w:color="auto" w:fill="E2EFD9" w:themeFill="accent6" w:themeFillTint="33"/>
+        <w:rPr>
+          <w:rFonts w:ascii="Courier New" w:hAnsi="Courier New" w:cs="Courier New"/>
+          <w:sz w:val="14"/>
+          <w:szCs w:val="14"/>
+        </w:rPr>
+      </w:pPr>
+      <w:r>
+        <w:rPr>
+          <w:rFonts w:ascii="Courier New" w:hAnsi="Courier New" w:cs="Courier New"/>
+          <w:sz w:val="14"/>
+          <w:szCs w:val="14"/>
+        </w:rPr>
+        <w:t xml:space="preserve">                },</w:t>
+      </w:r>
+    </w:p>
+    <w:p>
+      <w:pPr>
+        <w:pStyle w:val="NoSpacing"/>
+        <w:pBdr>
+          <w:top w:val="single" w:sz="4" w:space="1" w:color="auto"/>
+          <w:left w:val="single" w:sz="4" w:space="4" w:color="auto"/>
+          <w:bottom w:val="single" w:sz="4" w:space="1" w:color="auto"/>
+          <w:right w:val="single" w:sz="4" w:space="4" w:color="auto"/>
+        </w:pBdr>
+        <w:shd w:val="clear" w:color="auto" w:fill="E2EFD9" w:themeFill="accent6" w:themeFillTint="33"/>
+        <w:rPr>
+          <w:rFonts w:ascii="Courier New" w:hAnsi="Courier New" w:cs="Courier New"/>
+          <w:sz w:val="14"/>
+          <w:szCs w:val="14"/>
+        </w:rPr>
+      </w:pPr>
+      <w:r>
+        <w:rPr>
+          <w:rFonts w:ascii="Courier New" w:hAnsi="Courier New" w:cs="Courier New"/>
+          <w:sz w:val="14"/>
+          <w:szCs w:val="14"/>
+        </w:rPr>
+        <w:t xml:space="preserve">                {</w:t>
+      </w:r>
+    </w:p>
+    <w:p>
+      <w:pPr>
+        <w:pStyle w:val="NoSpacing"/>
+        <w:pBdr>
+          <w:top w:val="single" w:sz="4" w:space="1" w:color="auto"/>
+          <w:left w:val="single" w:sz="4" w:space="4" w:color="auto"/>
+          <w:bottom w:val="single" w:sz="4" w:space="1" w:color="auto"/>
+          <w:right w:val="single" w:sz="4" w:space="4" w:color="auto"/>
+        </w:pBdr>
+        <w:shd w:val="clear" w:color="auto" w:fill="E2EFD9" w:themeFill="accent6" w:themeFillTint="33"/>
+        <w:rPr>
+          <w:rFonts w:ascii="Courier New" w:hAnsi="Courier New" w:cs="Courier New"/>
+          <w:sz w:val="14"/>
+          <w:szCs w:val="14"/>
+        </w:rPr>
+      </w:pPr>
+      <w:r>
+        <w:rPr>
+          <w:rFonts w:ascii="Courier New" w:hAnsi="Courier New" w:cs="Courier New"/>
+          <w:sz w:val="14"/>
+          <w:szCs w:val="14"/>
+        </w:rPr>
+        <w:t xml:space="preserve">                    "</w:t>
+      </w:r>
+      <w:proofErr w:type="spellStart"/>
+      <w:proofErr w:type="gramStart"/>
+      <w:r>
+        <w:rPr>
+          <w:rFonts w:ascii="Courier New" w:hAnsi="Courier New" w:cs="Courier New"/>
+          <w:sz w:val="14"/>
+          <w:szCs w:val="14"/>
+        </w:rPr>
+        <w:t>spot</w:t>
+      </w:r>
+      <w:proofErr w:type="gramEnd"/>
+      <w:r>
+        <w:rPr>
+          <w:rFonts w:ascii="Courier New" w:hAnsi="Courier New" w:cs="Courier New"/>
+          <w:sz w:val="14"/>
+          <w:szCs w:val="14"/>
+        </w:rPr>
+        <w:t>_id</w:t>
+      </w:r>
+      <w:proofErr w:type="spellEnd"/>
+      <w:r>
+        <w:rPr>
+          <w:rFonts w:ascii="Courier New" w:hAnsi="Courier New" w:cs="Courier New"/>
+          <w:sz w:val="14"/>
+          <w:szCs w:val="14"/>
+        </w:rPr>
+        <w:t>": "3-E-2",</w:t>
+      </w:r>
+    </w:p>
+    <w:p>
+      <w:pPr>
+        <w:pStyle w:val="NoSpacing"/>
+        <w:pBdr>
+          <w:top w:val="single" w:sz="4" w:space="1" w:color="auto"/>
+          <w:left w:val="single" w:sz="4" w:space="4" w:color="auto"/>
+          <w:bottom w:val="single" w:sz="4" w:space="1" w:color="auto"/>
+          <w:right w:val="single" w:sz="4" w:space="4" w:color="auto"/>
+        </w:pBdr>
+        <w:shd w:val="clear" w:color="auto" w:fill="E2EFD9" w:themeFill="accent6" w:themeFillTint="33"/>
+        <w:rPr>
+          <w:rFonts w:ascii="Courier New" w:hAnsi="Courier New" w:cs="Courier New"/>
+          <w:sz w:val="14"/>
+          <w:szCs w:val="14"/>
+        </w:rPr>
+      </w:pPr>
+      <w:r>
+        <w:rPr>
+          <w:rFonts w:ascii="Courier New" w:hAnsi="Courier New" w:cs="Courier New"/>
+          <w:sz w:val="14"/>
+          <w:szCs w:val="14"/>
+        </w:rPr>
+        <w:t xml:space="preserve">                    "type": "</w:t>
+      </w:r>
+      <w:r>
+        <w:t xml:space="preserve"> </w:t>
+      </w:r>
+      <w:proofErr w:type="spellStart"/>
+      <w:r>
+        <w:rPr>
+          <w:rFonts w:ascii="Courier New" w:hAnsi="Courier New" w:cs="Courier New"/>
+          <w:sz w:val="14"/>
+          <w:szCs w:val="14"/>
+        </w:rPr>
+        <w:t>ev_charging</w:t>
+      </w:r>
+      <w:proofErr w:type="spellEnd"/>
+      <w:r>
+        <w:rPr>
+          <w:rFonts w:ascii="Courier New" w:hAnsi="Courier New" w:cs="Courier New"/>
+          <w:sz w:val="14"/>
+          <w:szCs w:val="14"/>
+        </w:rPr>
+        <w:t>",</w:t>
+      </w:r>
+    </w:p>
+    <w:p>
+      <w:pPr>
+        <w:pStyle w:val="NoSpacing"/>
+        <w:pBdr>
+          <w:top w:val="single" w:sz="4" w:space="1" w:color="auto"/>
+          <w:left w:val="single" w:sz="4" w:space="4" w:color="auto"/>
+          <w:bottom w:val="single" w:sz="4" w:space="1" w:color="auto"/>
+          <w:right w:val="single" w:sz="4" w:space="4" w:color="auto"/>
+        </w:pBdr>
+        <w:shd w:val="clear" w:color="auto" w:fill="E2EFD9" w:themeFill="accent6" w:themeFillTint="33"/>
+        <w:rPr>
+          <w:rFonts w:ascii="Courier New" w:hAnsi="Courier New" w:cs="Courier New"/>
+          <w:sz w:val="14"/>
+          <w:szCs w:val="14"/>
+        </w:rPr>
+      </w:pPr>
+      <w:r>
+        <w:rPr>
+          <w:rFonts w:ascii="Courier New" w:hAnsi="Courier New" w:cs="Courier New"/>
+          <w:sz w:val="14"/>
+          <w:szCs w:val="14"/>
+        </w:rPr>
+        <w:t xml:space="preserve">                    "status": "available"</w:t>
+      </w:r>
+    </w:p>
+    <w:p>
+      <w:pPr>
+        <w:pStyle w:val="NoSpacing"/>
+        <w:pBdr>
+          <w:top w:val="single" w:sz="4" w:space="1" w:color="auto"/>
+          <w:left w:val="single" w:sz="4" w:space="4" w:color="auto"/>
+          <w:bottom w:val="single" w:sz="4" w:space="1" w:color="auto"/>
+          <w:right w:val="single" w:sz="4" w:space="4" w:color="auto"/>
+        </w:pBdr>
+        <w:shd w:val="clear" w:color="auto" w:fill="E2EFD9" w:themeFill="accent6" w:themeFillTint="33"/>
+        <w:rPr>
+          <w:rFonts w:ascii="Courier New" w:hAnsi="Courier New" w:cs="Courier New"/>
+          <w:sz w:val="14"/>
+          <w:szCs w:val="14"/>
+        </w:rPr>
+      </w:pPr>
+      <w:r>
+        <w:rPr>
+          <w:rFonts w:ascii="Courier New" w:hAnsi="Courier New" w:cs="Courier New"/>
+          <w:sz w:val="14"/>
+          <w:szCs w:val="14"/>
+        </w:rPr>
+        <w:t xml:space="preserve">                },</w:t>
+      </w:r>
+    </w:p>
+    <w:p>
+      <w:pPr>
+        <w:pStyle w:val="NoSpacing"/>
+        <w:pBdr>
+          <w:top w:val="single" w:sz="4" w:space="1" w:color="auto"/>
+          <w:left w:val="single" w:sz="4" w:space="4" w:color="auto"/>
+          <w:bottom w:val="single" w:sz="4" w:space="1" w:color="auto"/>
+          <w:right w:val="single" w:sz="4" w:space="4" w:color="auto"/>
+        </w:pBdr>
+        <w:shd w:val="clear" w:color="auto" w:fill="E2EFD9" w:themeFill="accent6" w:themeFillTint="33"/>
+        <w:rPr>
+          <w:rFonts w:ascii="Courier New" w:hAnsi="Courier New" w:cs="Courier New"/>
+          <w:sz w:val="14"/>
+          <w:szCs w:val="14"/>
+        </w:rPr>
+      </w:pPr>
+      <w:r>
+        <w:rPr>
+          <w:rFonts w:ascii="Courier New" w:hAnsi="Courier New" w:cs="Courier New"/>
+          <w:sz w:val="14"/>
+          <w:szCs w:val="14"/>
+        </w:rPr>
+        <w:t xml:space="preserve">                {</w:t>
+      </w:r>
+    </w:p>
+    <w:p>
+      <w:pPr>
+        <w:pStyle w:val="NoSpacing"/>
+        <w:pBdr>
+          <w:top w:val="single" w:sz="4" w:space="1" w:color="auto"/>
+          <w:left w:val="single" w:sz="4" w:space="4" w:color="auto"/>
+          <w:bottom w:val="single" w:sz="4" w:space="1" w:color="auto"/>
+          <w:right w:val="single" w:sz="4" w:space="4" w:color="auto"/>
+        </w:pBdr>
+        <w:shd w:val="clear" w:color="auto" w:fill="E2EFD9" w:themeFill="accent6" w:themeFillTint="33"/>
+        <w:rPr>
+          <w:rFonts w:ascii="Courier New" w:hAnsi="Courier New" w:cs="Courier New"/>
+          <w:sz w:val="14"/>
+          <w:szCs w:val="14"/>
+        </w:rPr>
+      </w:pPr>
+      <w:r>
+        <w:rPr>
+          <w:rFonts w:ascii="Courier New" w:hAnsi="Courier New" w:cs="Courier New"/>
+          <w:sz w:val="14"/>
+          <w:szCs w:val="14"/>
+        </w:rPr>
+        <w:t xml:space="preserve">                    "</w:t>
+      </w:r>
+      <w:proofErr w:type="spellStart"/>
+      <w:proofErr w:type="gramStart"/>
+      <w:r>
+        <w:rPr>
+          <w:rFonts w:ascii="Courier New" w:hAnsi="Courier New" w:cs="Courier New"/>
+          <w:sz w:val="14"/>
+          <w:szCs w:val="14"/>
+        </w:rPr>
+        <w:t>spot</w:t>
+      </w:r>
+      <w:proofErr w:type="gramEnd"/>
+      <w:r>
+        <w:rPr>
+          <w:rFonts w:ascii="Courier New" w:hAnsi="Courier New" w:cs="Courier New"/>
+          <w:sz w:val="14"/>
+          <w:szCs w:val="14"/>
+        </w:rPr>
+        <w:t>_id</w:t>
+      </w:r>
+      <w:proofErr w:type="spellEnd"/>
+      <w:r>
+        <w:rPr>
+          <w:rFonts w:ascii="Courier New" w:hAnsi="Courier New" w:cs="Courier New"/>
+          <w:sz w:val="14"/>
+          <w:szCs w:val="14"/>
+        </w:rPr>
+        <w:t>": "3-E-3",</w:t>
+      </w:r>
+    </w:p>
+    <w:p>
+      <w:pPr>
+        <w:pStyle w:val="NoSpacing"/>
+        <w:pBdr>
+          <w:top w:val="single" w:sz="4" w:space="1" w:color="auto"/>
+          <w:left w:val="single" w:sz="4" w:space="4" w:color="auto"/>
+          <w:bottom w:val="single" w:sz="4" w:space="1" w:color="auto"/>
+          <w:right w:val="single" w:sz="4" w:space="4" w:color="auto"/>
+        </w:pBdr>
+        <w:shd w:val="clear" w:color="auto" w:fill="E2EFD9" w:themeFill="accent6" w:themeFillTint="33"/>
+        <w:rPr>
+          <w:rFonts w:ascii="Courier New" w:hAnsi="Courier New" w:cs="Courier New"/>
+          <w:sz w:val="14"/>
+          <w:szCs w:val="14"/>
+        </w:rPr>
+      </w:pPr>
+      <w:r>
+        <w:rPr>
+          <w:rFonts w:ascii="Courier New" w:hAnsi="Courier New" w:cs="Courier New"/>
+          <w:sz w:val="14"/>
+          <w:szCs w:val="14"/>
+        </w:rPr>
+        <w:t xml:space="preserve">                    "type": "</w:t>
+      </w:r>
+      <w:r>
+        <w:rPr>
+          <w:rFonts w:ascii="Courier New" w:hAnsi="Courier New" w:cs="Courier New"/>
+          <w:sz w:val="14"/>
+          <w:szCs w:val="14"/>
+        </w:rPr>
+        <w:t xml:space="preserve"> </w:t>
+      </w:r>
+      <w:r>
+        <w:rPr>
+          <w:rFonts w:ascii="Courier New" w:hAnsi="Courier New" w:cs="Courier New"/>
+          <w:sz w:val="14"/>
+          <w:szCs w:val="14"/>
+        </w:rPr>
+        <w:t>oversized</w:t>
+      </w:r>
+      <w:r>
+        <w:rPr>
+          <w:rFonts w:ascii="Courier New" w:hAnsi="Courier New" w:cs="Courier New"/>
+          <w:sz w:val="14"/>
+          <w:szCs w:val="14"/>
+        </w:rPr>
+        <w:t xml:space="preserve"> </w:t>
+      </w:r>
+      <w:r>
+        <w:rPr>
+          <w:rFonts w:ascii="Courier New" w:hAnsi="Courier New" w:cs="Courier New"/>
+          <w:sz w:val="14"/>
+          <w:szCs w:val="14"/>
+        </w:rPr>
+        <w:t>",</w:t>
+      </w:r>
+    </w:p>
+    <w:p>
+      <w:pPr>
+        <w:pStyle w:val="NoSpacing"/>
+        <w:pBdr>
+          <w:top w:val="single" w:sz="4" w:space="1" w:color="auto"/>
+          <w:left w:val="single" w:sz="4" w:space="4" w:color="auto"/>
+          <w:bottom w:val="single" w:sz="4" w:space="1" w:color="auto"/>
+          <w:right w:val="single" w:sz="4" w:space="4" w:color="auto"/>
+        </w:pBdr>
+        <w:shd w:val="clear" w:color="auto" w:fill="E2EFD9" w:themeFill="accent6" w:themeFillTint="33"/>
+        <w:rPr>
+          <w:rFonts w:ascii="Courier New" w:hAnsi="Courier New" w:cs="Courier New"/>
+          <w:sz w:val="14"/>
+          <w:szCs w:val="14"/>
+        </w:rPr>
+      </w:pPr>
+      <w:r>
+        <w:rPr>
+          <w:rFonts w:ascii="Courier New" w:hAnsi="Courier New" w:cs="Courier New"/>
+          <w:sz w:val="14"/>
+          <w:szCs w:val="14"/>
+        </w:rPr>
+        <w:t xml:space="preserve">                    "status": "available"</w:t>
+      </w:r>
+    </w:p>
+    <w:p>
+      <w:pPr>
+        <w:pStyle w:val="NoSpacing"/>
+        <w:pBdr>
+          <w:top w:val="single" w:sz="4" w:space="1" w:color="auto"/>
+          <w:left w:val="single" w:sz="4" w:space="4" w:color="auto"/>
+          <w:bottom w:val="single" w:sz="4" w:space="1" w:color="auto"/>
+          <w:right w:val="single" w:sz="4" w:space="4" w:color="auto"/>
+        </w:pBdr>
+        <w:shd w:val="clear" w:color="auto" w:fill="E2EFD9" w:themeFill="accent6" w:themeFillTint="33"/>
+        <w:rPr>
+          <w:rFonts w:ascii="Courier New" w:hAnsi="Courier New" w:cs="Courier New"/>
+          <w:sz w:val="14"/>
+          <w:szCs w:val="14"/>
+        </w:rPr>
+      </w:pPr>
+      <w:r>
+        <w:rPr>
+          <w:rFonts w:ascii="Courier New" w:hAnsi="Courier New" w:cs="Courier New"/>
+          <w:sz w:val="14"/>
+          <w:szCs w:val="14"/>
+        </w:rPr>
+        <w:t xml:space="preserve">                },</w:t>
+      </w:r>
+    </w:p>
+    <w:p>
+      <w:pPr>
+        <w:pStyle w:val="NoSpacing"/>
+        <w:pBdr>
+          <w:top w:val="single" w:sz="4" w:space="1" w:color="auto"/>
+          <w:left w:val="single" w:sz="4" w:space="4" w:color="auto"/>
+          <w:bottom w:val="single" w:sz="4" w:space="1" w:color="auto"/>
+          <w:right w:val="single" w:sz="4" w:space="4" w:color="auto"/>
+        </w:pBdr>
+        <w:shd w:val="clear" w:color="auto" w:fill="E2EFD9" w:themeFill="accent6" w:themeFillTint="33"/>
+        <w:rPr>
+          <w:rFonts w:ascii="Courier New" w:hAnsi="Courier New" w:cs="Courier New"/>
+          <w:sz w:val="14"/>
+          <w:szCs w:val="14"/>
+        </w:rPr>
+      </w:pPr>
+      <w:r>
+        <w:rPr>
+          <w:rFonts w:ascii="Courier New" w:hAnsi="Courier New" w:cs="Courier New"/>
+          <w:sz w:val="14"/>
+          <w:szCs w:val="14"/>
+        </w:rPr>
+        <w:t xml:space="preserve">                {</w:t>
+      </w:r>
+    </w:p>
+    <w:p>
+      <w:pPr>
+        <w:pStyle w:val="NoSpacing"/>
+        <w:pBdr>
+          <w:top w:val="single" w:sz="4" w:space="1" w:color="auto"/>
+          <w:left w:val="single" w:sz="4" w:space="4" w:color="auto"/>
+          <w:bottom w:val="single" w:sz="4" w:space="1" w:color="auto"/>
+          <w:right w:val="single" w:sz="4" w:space="4" w:color="auto"/>
+        </w:pBdr>
+        <w:shd w:val="clear" w:color="auto" w:fill="E2EFD9" w:themeFill="accent6" w:themeFillTint="33"/>
+        <w:rPr>
+          <w:rFonts w:ascii="Courier New" w:hAnsi="Courier New" w:cs="Courier New"/>
+          <w:sz w:val="14"/>
+          <w:szCs w:val="14"/>
+        </w:rPr>
+      </w:pPr>
+      <w:r>
+        <w:rPr>
+          <w:rFonts w:ascii="Courier New" w:hAnsi="Courier New" w:cs="Courier New"/>
+          <w:sz w:val="14"/>
+          <w:szCs w:val="14"/>
+        </w:rPr>
+        <w:t xml:space="preserve">                    "</w:t>
+      </w:r>
+      <w:proofErr w:type="spellStart"/>
+      <w:proofErr w:type="gramStart"/>
+      <w:r>
+        <w:rPr>
+          <w:rFonts w:ascii="Courier New" w:hAnsi="Courier New" w:cs="Courier New"/>
+          <w:sz w:val="14"/>
+          <w:szCs w:val="14"/>
+        </w:rPr>
+        <w:t>spot</w:t>
+      </w:r>
+      <w:proofErr w:type="gramEnd"/>
+      <w:r>
+        <w:rPr>
+          <w:rFonts w:ascii="Courier New" w:hAnsi="Courier New" w:cs="Courier New"/>
+          <w:sz w:val="14"/>
+          <w:szCs w:val="14"/>
+        </w:rPr>
+        <w:t>_id</w:t>
+      </w:r>
+      <w:proofErr w:type="spellEnd"/>
+      <w:r>
+        <w:rPr>
+          <w:rFonts w:ascii="Courier New" w:hAnsi="Courier New" w:cs="Courier New"/>
+          <w:sz w:val="14"/>
+          <w:szCs w:val="14"/>
+        </w:rPr>
+        <w:t>": "3-E-4",</w:t>
+      </w:r>
+    </w:p>
+    <w:p>
+      <w:pPr>
+        <w:pStyle w:val="NoSpacing"/>
+        <w:pBdr>
+          <w:top w:val="single" w:sz="4" w:space="1" w:color="auto"/>
+          <w:left w:val="single" w:sz="4" w:space="4" w:color="auto"/>
+          <w:bottom w:val="single" w:sz="4" w:space="1" w:color="auto"/>
+          <w:right w:val="single" w:sz="4" w:space="4" w:color="auto"/>
+        </w:pBdr>
+        <w:shd w:val="clear" w:color="auto" w:fill="E2EFD9" w:themeFill="accent6" w:themeFillTint="33"/>
+        <w:rPr>
+          <w:rFonts w:ascii="Courier New" w:hAnsi="Courier New" w:cs="Courier New"/>
+          <w:sz w:val="14"/>
+          <w:szCs w:val="14"/>
+        </w:rPr>
+      </w:pPr>
+      <w:r>
+        <w:rPr>
+          <w:rFonts w:ascii="Courier New" w:hAnsi="Courier New" w:cs="Courier New"/>
+          <w:sz w:val="14"/>
+          <w:szCs w:val="14"/>
+        </w:rPr>
+        <w:t xml:space="preserve">                    "type": "</w:t>
+      </w:r>
+      <w:r>
+        <w:t xml:space="preserve"> </w:t>
+      </w:r>
+      <w:r>
+        <w:rPr>
+          <w:rFonts w:ascii="Courier New" w:hAnsi="Courier New" w:cs="Courier New"/>
+          <w:sz w:val="14"/>
+          <w:szCs w:val="14"/>
+        </w:rPr>
+        <w:t>oversized</w:t>
+      </w:r>
+      <w:r>
+        <w:rPr>
+          <w:rFonts w:ascii="Courier New" w:hAnsi="Courier New" w:cs="Courier New"/>
+          <w:sz w:val="14"/>
+          <w:szCs w:val="14"/>
+        </w:rPr>
+        <w:t>",</w:t>
+      </w:r>
+    </w:p>
+    <w:p>
+      <w:pPr>
+        <w:pStyle w:val="NoSpacing"/>
+        <w:pBdr>
+          <w:top w:val="single" w:sz="4" w:space="1" w:color="auto"/>
+          <w:left w:val="single" w:sz="4" w:space="4" w:color="auto"/>
+          <w:bottom w:val="single" w:sz="4" w:space="1" w:color="auto"/>
+          <w:right w:val="single" w:sz="4" w:space="4" w:color="auto"/>
+        </w:pBdr>
+        <w:shd w:val="clear" w:color="auto" w:fill="E2EFD9" w:themeFill="accent6" w:themeFillTint="33"/>
+        <w:rPr>
+          <w:rFonts w:ascii="Courier New" w:hAnsi="Courier New" w:cs="Courier New"/>
+          <w:sz w:val="14"/>
+          <w:szCs w:val="14"/>
+        </w:rPr>
+      </w:pPr>
+      <w:r>
+        <w:rPr>
+          <w:rFonts w:ascii="Courier New" w:hAnsi="Courier New" w:cs="Courier New"/>
+          <w:sz w:val="14"/>
+          <w:szCs w:val="14"/>
+        </w:rPr>
+        <w:t xml:space="preserve">                    "status": "available"</w:t>
+      </w:r>
+    </w:p>
+    <w:p>
+      <w:pPr>
+        <w:pStyle w:val="NoSpacing"/>
+        <w:pBdr>
+          <w:top w:val="single" w:sz="4" w:space="1" w:color="auto"/>
+          <w:left w:val="single" w:sz="4" w:space="4" w:color="auto"/>
+          <w:bottom w:val="single" w:sz="4" w:space="1" w:color="auto"/>
+          <w:right w:val="single" w:sz="4" w:space="4" w:color="auto"/>
+        </w:pBdr>
+        <w:shd w:val="clear" w:color="auto" w:fill="E2EFD9" w:themeFill="accent6" w:themeFillTint="33"/>
+        <w:rPr>
+          <w:rFonts w:ascii="Courier New" w:hAnsi="Courier New" w:cs="Courier New"/>
+          <w:sz w:val="14"/>
+          <w:szCs w:val="14"/>
+        </w:rPr>
+      </w:pPr>
+      <w:r>
+        <w:rPr>
+          <w:rFonts w:ascii="Courier New" w:hAnsi="Courier New" w:cs="Courier New"/>
+          <w:sz w:val="14"/>
+          <w:szCs w:val="14"/>
+        </w:rPr>
+        <w:t xml:space="preserve">                },</w:t>
+      </w:r>
+    </w:p>
+    <w:p>
+      <w:pPr>
+        <w:pStyle w:val="NoSpacing"/>
+        <w:pBdr>
+          <w:top w:val="single" w:sz="4" w:space="1" w:color="auto"/>
+          <w:left w:val="single" w:sz="4" w:space="4" w:color="auto"/>
+          <w:bottom w:val="single" w:sz="4" w:space="1" w:color="auto"/>
+          <w:right w:val="single" w:sz="4" w:space="4" w:color="auto"/>
+        </w:pBdr>
+        <w:shd w:val="clear" w:color="auto" w:fill="E2EFD9" w:themeFill="accent6" w:themeFillTint="33"/>
+        <w:rPr>
+          <w:rFonts w:ascii="Courier New" w:hAnsi="Courier New" w:cs="Courier New"/>
+          <w:sz w:val="14"/>
+          <w:szCs w:val="14"/>
+        </w:rPr>
+      </w:pPr>
+      <w:r>
+        <w:rPr>
+          <w:rFonts w:ascii="Courier New" w:hAnsi="Courier New" w:cs="Courier New"/>
+          <w:sz w:val="14"/>
+          <w:szCs w:val="14"/>
+        </w:rPr>
+        <w:t xml:space="preserve">                {</w:t>
+      </w:r>
+    </w:p>
+    <w:p>
+      <w:pPr>
+        <w:pStyle w:val="NoSpacing"/>
+        <w:pBdr>
+          <w:top w:val="single" w:sz="4" w:space="1" w:color="auto"/>
+          <w:left w:val="single" w:sz="4" w:space="4" w:color="auto"/>
+          <w:bottom w:val="single" w:sz="4" w:space="1" w:color="auto"/>
+          <w:right w:val="single" w:sz="4" w:space="4" w:color="auto"/>
+        </w:pBdr>
+        <w:shd w:val="clear" w:color="auto" w:fill="E2EFD9" w:themeFill="accent6" w:themeFillTint="33"/>
+        <w:rPr>
+          <w:rFonts w:ascii="Courier New" w:hAnsi="Courier New" w:cs="Courier New"/>
+          <w:sz w:val="14"/>
+          <w:szCs w:val="14"/>
+        </w:rPr>
+      </w:pPr>
+      <w:r>
+        <w:rPr>
+          <w:rFonts w:ascii="Courier New" w:hAnsi="Courier New" w:cs="Courier New"/>
+          <w:sz w:val="14"/>
+          <w:szCs w:val="14"/>
+        </w:rPr>
+        <w:t xml:space="preserve">                    "</w:t>
+      </w:r>
+      <w:proofErr w:type="spellStart"/>
+      <w:proofErr w:type="gramStart"/>
+      <w:r>
+        <w:rPr>
+          <w:rFonts w:ascii="Courier New" w:hAnsi="Courier New" w:cs="Courier New"/>
+          <w:sz w:val="14"/>
+          <w:szCs w:val="14"/>
+        </w:rPr>
+        <w:t>spot</w:t>
+      </w:r>
+      <w:proofErr w:type="gramEnd"/>
+      <w:r>
+        <w:rPr>
+          <w:rFonts w:ascii="Courier New" w:hAnsi="Courier New" w:cs="Courier New"/>
+          <w:sz w:val="14"/>
+          <w:szCs w:val="14"/>
+        </w:rPr>
+        <w:t>_id</w:t>
+      </w:r>
+      <w:proofErr w:type="spellEnd"/>
+      <w:r>
+        <w:rPr>
+          <w:rFonts w:ascii="Courier New" w:hAnsi="Courier New" w:cs="Courier New"/>
+          <w:sz w:val="14"/>
+          <w:szCs w:val="14"/>
+        </w:rPr>
+        <w:t>": "3-E-5",</w:t>
+      </w:r>
+    </w:p>
+    <w:p>
+      <w:pPr>
+        <w:pStyle w:val="NoSpacing"/>
+        <w:pBdr>
+          <w:top w:val="single" w:sz="4" w:space="1" w:color="auto"/>
+          <w:left w:val="single" w:sz="4" w:space="4" w:color="auto"/>
+          <w:bottom w:val="single" w:sz="4" w:space="1" w:color="auto"/>
+          <w:right w:val="single" w:sz="4" w:space="4" w:color="auto"/>
+        </w:pBdr>
+        <w:shd w:val="clear" w:color="auto" w:fill="E2EFD9" w:themeFill="accent6" w:themeFillTint="33"/>
+        <w:rPr>
+          <w:rFonts w:ascii="Courier New" w:hAnsi="Courier New" w:cs="Courier New"/>
+          <w:sz w:val="14"/>
+          <w:szCs w:val="14"/>
+        </w:rPr>
+      </w:pPr>
+      <w:r>
+        <w:rPr>
+          <w:rFonts w:ascii="Courier New" w:hAnsi="Courier New" w:cs="Courier New"/>
+          <w:sz w:val="14"/>
+          <w:szCs w:val="14"/>
+        </w:rPr>
+        <w:t xml:space="preserve">                    "type": "</w:t>
+      </w:r>
+      <w:r>
+        <w:t xml:space="preserve"> </w:t>
+      </w:r>
+      <w:r>
+        <w:rPr>
+          <w:rFonts w:ascii="Courier New" w:hAnsi="Courier New" w:cs="Courier New"/>
+          <w:sz w:val="14"/>
+          <w:szCs w:val="14"/>
+        </w:rPr>
+        <w:t>standard</w:t>
+      </w:r>
+      <w:r>
+        <w:rPr>
+          <w:rFonts w:ascii="Courier New" w:hAnsi="Courier New" w:cs="Courier New"/>
+          <w:sz w:val="14"/>
+          <w:szCs w:val="14"/>
+        </w:rPr>
+        <w:t xml:space="preserve"> </w:t>
+      </w:r>
+      <w:r>
+        <w:rPr>
+          <w:rFonts w:ascii="Courier New" w:hAnsi="Courier New" w:cs="Courier New"/>
+          <w:sz w:val="14"/>
+          <w:szCs w:val="14"/>
+        </w:rPr>
+        <w:t>",</w:t>
+      </w:r>
+    </w:p>
+    <w:p>
+      <w:pPr>
+        <w:pStyle w:val="NoSpacing"/>
+        <w:pBdr>
+          <w:top w:val="single" w:sz="4" w:space="1" w:color="auto"/>
+          <w:left w:val="single" w:sz="4" w:space="4" w:color="auto"/>
+          <w:bottom w:val="single" w:sz="4" w:space="1" w:color="auto"/>
+          <w:right w:val="single" w:sz="4" w:space="4" w:color="auto"/>
+        </w:pBdr>
+        <w:shd w:val="clear" w:color="auto" w:fill="E2EFD9" w:themeFill="accent6" w:themeFillTint="33"/>
+        <w:rPr>
+          <w:rFonts w:ascii="Courier New" w:hAnsi="Courier New" w:cs="Courier New"/>
+          <w:sz w:val="14"/>
+          <w:szCs w:val="14"/>
+        </w:rPr>
+      </w:pPr>
+      <w:r>
+        <w:rPr>
+          <w:rFonts w:ascii="Courier New" w:hAnsi="Courier New" w:cs="Courier New"/>
+          <w:sz w:val="14"/>
+          <w:szCs w:val="14"/>
+        </w:rPr>
+        <w:t xml:space="preserve">                    "status": "available"</w:t>
+      </w:r>
+    </w:p>
+    <w:p>
+      <w:pPr>
+        <w:pStyle w:val="NoSpacing"/>
+        <w:pBdr>
+          <w:top w:val="single" w:sz="4" w:space="1" w:color="auto"/>
+          <w:left w:val="single" w:sz="4" w:space="4" w:color="auto"/>
+          <w:bottom w:val="single" w:sz="4" w:space="1" w:color="auto"/>
+          <w:right w:val="single" w:sz="4" w:space="4" w:color="auto"/>
+        </w:pBdr>
+        <w:shd w:val="clear" w:color="auto" w:fill="E2EFD9" w:themeFill="accent6" w:themeFillTint="33"/>
+        <w:rPr>
+          <w:rFonts w:ascii="Courier New" w:hAnsi="Courier New" w:cs="Courier New"/>
+          <w:sz w:val="14"/>
+          <w:szCs w:val="14"/>
+        </w:rPr>
+      </w:pPr>
+      <w:r>
+        <w:rPr>
+          <w:rFonts w:ascii="Courier New" w:hAnsi="Courier New" w:cs="Courier New"/>
+          <w:sz w:val="14"/>
+          <w:szCs w:val="14"/>
+        </w:rPr>
+        <w:t xml:space="preserve">                }</w:t>
+      </w:r>
+    </w:p>
+    <w:p>
+      <w:pPr>
+        <w:pStyle w:val="NoSpacing"/>
+        <w:pBdr>
+          <w:top w:val="single" w:sz="4" w:space="1" w:color="auto"/>
+          <w:left w:val="single" w:sz="4" w:space="4" w:color="auto"/>
+          <w:bottom w:val="single" w:sz="4" w:space="1" w:color="auto"/>
+          <w:right w:val="single" w:sz="4" w:space="4" w:color="auto"/>
+        </w:pBdr>
+        <w:shd w:val="clear" w:color="auto" w:fill="E2EFD9" w:themeFill="accent6" w:themeFillTint="33"/>
+        <w:rPr>
+          <w:rFonts w:ascii="Courier New" w:hAnsi="Courier New" w:cs="Courier New"/>
+          <w:sz w:val="14"/>
+          <w:szCs w:val="14"/>
+        </w:rPr>
+      </w:pPr>
+      <w:r>
+        <w:rPr>
+          <w:rFonts w:ascii="Courier New" w:hAnsi="Courier New" w:cs="Courier New"/>
+          <w:sz w:val="14"/>
+          <w:szCs w:val="14"/>
+        </w:rPr>
+        <w:t xml:space="preserve">            ]</w:t>
+      </w:r>
+    </w:p>
+    <w:p>
+      <w:pPr>
+        <w:pStyle w:val="NoSpacing"/>
+        <w:pBdr>
+          <w:top w:val="single" w:sz="4" w:space="1" w:color="auto"/>
+          <w:left w:val="single" w:sz="4" w:space="4" w:color="auto"/>
+          <w:bottom w:val="single" w:sz="4" w:space="1" w:color="auto"/>
+          <w:right w:val="single" w:sz="4" w:space="4" w:color="auto"/>
+        </w:pBdr>
+        <w:shd w:val="clear" w:color="auto" w:fill="E2EFD9" w:themeFill="accent6" w:themeFillTint="33"/>
+        <w:rPr>
+          <w:rFonts w:ascii="Courier New" w:hAnsi="Courier New" w:cs="Courier New"/>
+          <w:sz w:val="14"/>
+          <w:szCs w:val="14"/>
+        </w:rPr>
+      </w:pPr>
+      <w:r>
+        <w:rPr>
+          <w:rFonts w:ascii="Courier New" w:hAnsi="Courier New" w:cs="Courier New"/>
+          <w:sz w:val="14"/>
+          <w:szCs w:val="14"/>
+        </w:rPr>
+        <w:t xml:space="preserve">        },</w:t>
+      </w:r>
+    </w:p>
+    <w:p>
+      <w:pPr>
+        <w:pStyle w:val="NoSpacing"/>
+        <w:pBdr>
+          <w:top w:val="single" w:sz="4" w:space="1" w:color="auto"/>
+          <w:left w:val="single" w:sz="4" w:space="4" w:color="auto"/>
+          <w:bottom w:val="single" w:sz="4" w:space="1" w:color="auto"/>
+          <w:right w:val="single" w:sz="4" w:space="4" w:color="auto"/>
+        </w:pBdr>
+        <w:shd w:val="clear" w:color="auto" w:fill="E2EFD9" w:themeFill="accent6" w:themeFillTint="33"/>
+        <w:rPr>
+          <w:rFonts w:ascii="Courier New" w:hAnsi="Courier New" w:cs="Courier New"/>
+          <w:sz w:val="14"/>
+          <w:szCs w:val="14"/>
+        </w:rPr>
+      </w:pPr>
+      <w:r>
+        <w:rPr>
+          <w:rFonts w:ascii="Courier New" w:hAnsi="Courier New" w:cs="Courier New"/>
+          <w:sz w:val="14"/>
+          <w:szCs w:val="14"/>
+        </w:rPr>
+        <w:t xml:space="preserve">        {</w:t>
+      </w:r>
+    </w:p>
+    <w:p>
+      <w:pPr>
+        <w:pStyle w:val="NoSpacing"/>
+        <w:pBdr>
+          <w:top w:val="single" w:sz="4" w:space="1" w:color="auto"/>
+          <w:left w:val="single" w:sz="4" w:space="4" w:color="auto"/>
+          <w:bottom w:val="single" w:sz="4" w:space="1" w:color="auto"/>
+          <w:right w:val="single" w:sz="4" w:space="4" w:color="auto"/>
+        </w:pBdr>
+        <w:shd w:val="clear" w:color="auto" w:fill="E2EFD9" w:themeFill="accent6" w:themeFillTint="33"/>
+        <w:rPr>
+          <w:rFonts w:ascii="Courier New" w:hAnsi="Courier New" w:cs="Courier New"/>
+          <w:sz w:val="14"/>
+          <w:szCs w:val="14"/>
+        </w:rPr>
+      </w:pPr>
+      <w:r>
+        <w:rPr>
+          <w:rFonts w:ascii="Courier New" w:hAnsi="Courier New" w:cs="Courier New"/>
+          <w:sz w:val="14"/>
+          <w:szCs w:val="14"/>
+        </w:rPr>
+        <w:t xml:space="preserve">            "</w:t>
+      </w:r>
+      <w:proofErr w:type="spellStart"/>
+      <w:proofErr w:type="gramStart"/>
+      <w:r>
+        <w:rPr>
+          <w:rFonts w:ascii="Courier New" w:hAnsi="Courier New" w:cs="Courier New"/>
+          <w:sz w:val="14"/>
+          <w:szCs w:val="14"/>
+        </w:rPr>
+        <w:t>bay</w:t>
+      </w:r>
+      <w:proofErr w:type="gramEnd"/>
+      <w:r>
+        <w:rPr>
+          <w:rFonts w:ascii="Courier New" w:hAnsi="Courier New" w:cs="Courier New"/>
+          <w:sz w:val="14"/>
+          <w:szCs w:val="14"/>
+        </w:rPr>
+        <w:t>_id</w:t>
+      </w:r>
+      <w:proofErr w:type="spellEnd"/>
+      <w:r>
+        <w:rPr>
+          <w:rFonts w:ascii="Courier New" w:hAnsi="Courier New" w:cs="Courier New"/>
+          <w:sz w:val="14"/>
+          <w:szCs w:val="14"/>
+        </w:rPr>
+        <w:t>": "F",</w:t>
+      </w:r>
+    </w:p>
+    <w:p>
+      <w:pPr>
+        <w:pStyle w:val="NoSpacing"/>
+        <w:pBdr>
+          <w:top w:val="single" w:sz="4" w:space="1" w:color="auto"/>
+          <w:left w:val="single" w:sz="4" w:space="4" w:color="auto"/>
+          <w:bottom w:val="single" w:sz="4" w:space="1" w:color="auto"/>
+          <w:right w:val="single" w:sz="4" w:space="4" w:color="auto"/>
+        </w:pBdr>
+        <w:shd w:val="clear" w:color="auto" w:fill="E2EFD9" w:themeFill="accent6" w:themeFillTint="33"/>
+        <w:rPr>
+          <w:rFonts w:ascii="Courier New" w:hAnsi="Courier New" w:cs="Courier New"/>
+          <w:sz w:val="14"/>
+          <w:szCs w:val="14"/>
+        </w:rPr>
+      </w:pPr>
+      <w:r>
+        <w:rPr>
+          <w:rFonts w:ascii="Courier New" w:hAnsi="Courier New" w:cs="Courier New"/>
+          <w:sz w:val="14"/>
+          <w:szCs w:val="14"/>
+        </w:rPr>
+        <w:t xml:space="preserve">            "spots": [</w:t>
+      </w:r>
+    </w:p>
+    <w:p>
+      <w:pPr>
+        <w:pStyle w:val="NoSpacing"/>
+        <w:pBdr>
+          <w:top w:val="single" w:sz="4" w:space="1" w:color="auto"/>
+          <w:left w:val="single" w:sz="4" w:space="4" w:color="auto"/>
+          <w:bottom w:val="single" w:sz="4" w:space="1" w:color="auto"/>
+          <w:right w:val="single" w:sz="4" w:space="4" w:color="auto"/>
+        </w:pBdr>
+        <w:shd w:val="clear" w:color="auto" w:fill="E2EFD9" w:themeFill="accent6" w:themeFillTint="33"/>
+        <w:rPr>
+          <w:rFonts w:ascii="Courier New" w:hAnsi="Courier New" w:cs="Courier New"/>
+          <w:sz w:val="14"/>
+          <w:szCs w:val="14"/>
+        </w:rPr>
+      </w:pPr>
+      <w:r>
+        <w:rPr>
+          <w:rFonts w:ascii="Courier New" w:hAnsi="Courier New" w:cs="Courier New"/>
+          <w:sz w:val="14"/>
+          <w:szCs w:val="14"/>
+        </w:rPr>
+        <w:t xml:space="preserve">                {</w:t>
+      </w:r>
+    </w:p>
+    <w:p>
+      <w:pPr>
+        <w:pStyle w:val="NoSpacing"/>
+        <w:pBdr>
+          <w:top w:val="single" w:sz="4" w:space="1" w:color="auto"/>
+          <w:left w:val="single" w:sz="4" w:space="4" w:color="auto"/>
+          <w:bottom w:val="single" w:sz="4" w:space="1" w:color="auto"/>
+          <w:right w:val="single" w:sz="4" w:space="4" w:color="auto"/>
+        </w:pBdr>
+        <w:shd w:val="clear" w:color="auto" w:fill="E2EFD9" w:themeFill="accent6" w:themeFillTint="33"/>
+        <w:rPr>
+          <w:rFonts w:ascii="Courier New" w:hAnsi="Courier New" w:cs="Courier New"/>
+          <w:sz w:val="14"/>
+          <w:szCs w:val="14"/>
+        </w:rPr>
+      </w:pPr>
+      <w:r>
+        <w:rPr>
+          <w:rFonts w:ascii="Courier New" w:hAnsi="Courier New" w:cs="Courier New"/>
+          <w:sz w:val="14"/>
+          <w:szCs w:val="14"/>
+        </w:rPr>
+        <w:t xml:space="preserve">                    "</w:t>
+      </w:r>
+      <w:proofErr w:type="spellStart"/>
+      <w:proofErr w:type="gramStart"/>
+      <w:r>
+        <w:rPr>
+          <w:rFonts w:ascii="Courier New" w:hAnsi="Courier New" w:cs="Courier New"/>
+          <w:sz w:val="14"/>
+          <w:szCs w:val="14"/>
+        </w:rPr>
+        <w:t>spot</w:t>
+      </w:r>
+      <w:proofErr w:type="gramEnd"/>
+      <w:r>
+        <w:rPr>
+          <w:rFonts w:ascii="Courier New" w:hAnsi="Courier New" w:cs="Courier New"/>
+          <w:sz w:val="14"/>
+          <w:szCs w:val="14"/>
+        </w:rPr>
+        <w:t>_id</w:t>
+      </w:r>
+      <w:proofErr w:type="spellEnd"/>
+      <w:r>
+        <w:rPr>
+          <w:rFonts w:ascii="Courier New" w:hAnsi="Courier New" w:cs="Courier New"/>
+          <w:sz w:val="14"/>
+          <w:szCs w:val="14"/>
+        </w:rPr>
+        <w:t>": "3-F-1",</w:t>
+      </w:r>
+    </w:p>
+    <w:p>
+      <w:pPr>
+        <w:pStyle w:val="NoSpacing"/>
+        <w:pBdr>
+          <w:top w:val="single" w:sz="4" w:space="1" w:color="auto"/>
+          <w:left w:val="single" w:sz="4" w:space="4" w:color="auto"/>
+          <w:bottom w:val="single" w:sz="4" w:space="1" w:color="auto"/>
+          <w:right w:val="single" w:sz="4" w:space="4" w:color="auto"/>
+        </w:pBdr>
+        <w:shd w:val="clear" w:color="auto" w:fill="E2EFD9" w:themeFill="accent6" w:themeFillTint="33"/>
+        <w:rPr>
+          <w:rFonts w:ascii="Courier New" w:hAnsi="Courier New" w:cs="Courier New"/>
+          <w:sz w:val="14"/>
+          <w:szCs w:val="14"/>
+        </w:rPr>
+      </w:pPr>
+      <w:r>
+        <w:rPr>
+          <w:rFonts w:ascii="Courier New" w:hAnsi="Courier New" w:cs="Courier New"/>
+          <w:sz w:val="14"/>
+          <w:szCs w:val="14"/>
+        </w:rPr>
+        <w:t xml:space="preserve">                    "type": "</w:t>
+      </w:r>
+      <w:r>
+        <w:t xml:space="preserve"> </w:t>
+      </w:r>
+      <w:r>
+        <w:rPr>
+          <w:rFonts w:ascii="Courier New" w:hAnsi="Courier New" w:cs="Courier New"/>
+          <w:sz w:val="14"/>
+          <w:szCs w:val="14"/>
+        </w:rPr>
+        <w:t>compact</w:t>
+      </w:r>
+      <w:r>
+        <w:rPr>
+          <w:rFonts w:ascii="Courier New" w:hAnsi="Courier New" w:cs="Courier New"/>
+          <w:sz w:val="14"/>
+          <w:szCs w:val="14"/>
+        </w:rPr>
+        <w:t xml:space="preserve">", </w:t>
+      </w:r>
+    </w:p>
+    <w:p>
+      <w:pPr>
+        <w:pStyle w:val="NoSpacing"/>
+        <w:pBdr>
+          <w:top w:val="single" w:sz="4" w:space="1" w:color="auto"/>
+          <w:left w:val="single" w:sz="4" w:space="4" w:color="auto"/>
+          <w:bottom w:val="single" w:sz="4" w:space="1" w:color="auto"/>
+          <w:right w:val="single" w:sz="4" w:space="4" w:color="auto"/>
+        </w:pBdr>
+        <w:shd w:val="clear" w:color="auto" w:fill="E2EFD9" w:themeFill="accent6" w:themeFillTint="33"/>
+        <w:rPr>
+          <w:rFonts w:ascii="Courier New" w:hAnsi="Courier New" w:cs="Courier New"/>
+          <w:sz w:val="14"/>
+          <w:szCs w:val="14"/>
+        </w:rPr>
+      </w:pPr>
+      <w:r>
+        <w:rPr>
+          <w:rFonts w:ascii="Courier New" w:hAnsi="Courier New" w:cs="Courier New"/>
+          <w:sz w:val="14"/>
+          <w:szCs w:val="14"/>
+        </w:rPr>
+        <w:t xml:space="preserve">                    "status": "available"</w:t>
+      </w:r>
+    </w:p>
+    <w:p>
+      <w:pPr>
+        <w:pStyle w:val="NoSpacing"/>
+        <w:pBdr>
+          <w:top w:val="single" w:sz="4" w:space="1" w:color="auto"/>
+          <w:left w:val="single" w:sz="4" w:space="4" w:color="auto"/>
+          <w:bottom w:val="single" w:sz="4" w:space="1" w:color="auto"/>
+          <w:right w:val="single" w:sz="4" w:space="4" w:color="auto"/>
+        </w:pBdr>
+        <w:shd w:val="clear" w:color="auto" w:fill="E2EFD9" w:themeFill="accent6" w:themeFillTint="33"/>
+        <w:rPr>
+          <w:rFonts w:ascii="Courier New" w:hAnsi="Courier New" w:cs="Courier New"/>
+          <w:sz w:val="14"/>
+          <w:szCs w:val="14"/>
+        </w:rPr>
+      </w:pPr>
+      <w:r>
+        <w:rPr>
+          <w:rFonts w:ascii="Courier New" w:hAnsi="Courier New" w:cs="Courier New"/>
+          <w:sz w:val="14"/>
+          <w:szCs w:val="14"/>
+        </w:rPr>
+        <w:t xml:space="preserve">                },</w:t>
+      </w:r>
+    </w:p>
+    <w:p>
+      <w:pPr>
+        <w:pStyle w:val="NoSpacing"/>
+        <w:pBdr>
+          <w:top w:val="single" w:sz="4" w:space="1" w:color="auto"/>
+          <w:left w:val="single" w:sz="4" w:space="4" w:color="auto"/>
+          <w:bottom w:val="single" w:sz="4" w:space="1" w:color="auto"/>
+          <w:right w:val="single" w:sz="4" w:space="4" w:color="auto"/>
+        </w:pBdr>
+        <w:shd w:val="clear" w:color="auto" w:fill="E2EFD9" w:themeFill="accent6" w:themeFillTint="33"/>
+        <w:rPr>
+          <w:rFonts w:ascii="Courier New" w:hAnsi="Courier New" w:cs="Courier New"/>
+          <w:sz w:val="14"/>
+          <w:szCs w:val="14"/>
+        </w:rPr>
+      </w:pPr>
+      <w:r>
+        <w:rPr>
+          <w:rFonts w:ascii="Courier New" w:hAnsi="Courier New" w:cs="Courier New"/>
+          <w:sz w:val="14"/>
+          <w:szCs w:val="14"/>
+        </w:rPr>
+        <w:t xml:space="preserve">                {</w:t>
+      </w:r>
+    </w:p>
+    <w:p>
+      <w:pPr>
+        <w:pStyle w:val="NoSpacing"/>
+        <w:pBdr>
+          <w:top w:val="single" w:sz="4" w:space="1" w:color="auto"/>
+          <w:left w:val="single" w:sz="4" w:space="4" w:color="auto"/>
+          <w:bottom w:val="single" w:sz="4" w:space="1" w:color="auto"/>
+          <w:right w:val="single" w:sz="4" w:space="4" w:color="auto"/>
+        </w:pBdr>
+        <w:shd w:val="clear" w:color="auto" w:fill="E2EFD9" w:themeFill="accent6" w:themeFillTint="33"/>
+        <w:rPr>
+          <w:rFonts w:ascii="Courier New" w:hAnsi="Courier New" w:cs="Courier New"/>
+          <w:sz w:val="14"/>
+          <w:szCs w:val="14"/>
+        </w:rPr>
+      </w:pPr>
+      <w:r>
+        <w:rPr>
+          <w:rFonts w:ascii="Courier New" w:hAnsi="Courier New" w:cs="Courier New"/>
+          <w:sz w:val="14"/>
+          <w:szCs w:val="14"/>
+        </w:rPr>
+        <w:t xml:space="preserve">                    "</w:t>
+      </w:r>
+      <w:proofErr w:type="spellStart"/>
+      <w:proofErr w:type="gramStart"/>
+      <w:r>
+        <w:rPr>
+          <w:rFonts w:ascii="Courier New" w:hAnsi="Courier New" w:cs="Courier New"/>
+          <w:sz w:val="14"/>
+          <w:szCs w:val="14"/>
+        </w:rPr>
+        <w:t>spot</w:t>
+      </w:r>
+      <w:proofErr w:type="gramEnd"/>
+      <w:r>
+        <w:rPr>
+          <w:rFonts w:ascii="Courier New" w:hAnsi="Courier New" w:cs="Courier New"/>
+          <w:sz w:val="14"/>
+          <w:szCs w:val="14"/>
+        </w:rPr>
+        <w:t>_id</w:t>
+      </w:r>
+      <w:proofErr w:type="spellEnd"/>
+      <w:r>
+        <w:rPr>
+          <w:rFonts w:ascii="Courier New" w:hAnsi="Courier New" w:cs="Courier New"/>
+          <w:sz w:val="14"/>
+          <w:szCs w:val="14"/>
+        </w:rPr>
+        <w:t>": "3-F-2",</w:t>
+      </w:r>
+    </w:p>
+    <w:p>
+      <w:pPr>
+        <w:pStyle w:val="NoSpacing"/>
+        <w:pBdr>
+          <w:top w:val="single" w:sz="4" w:space="1" w:color="auto"/>
+          <w:left w:val="single" w:sz="4" w:space="4" w:color="auto"/>
+          <w:bottom w:val="single" w:sz="4" w:space="1" w:color="auto"/>
+          <w:right w:val="single" w:sz="4" w:space="4" w:color="auto"/>
+        </w:pBdr>
+        <w:shd w:val="clear" w:color="auto" w:fill="E2EFD9" w:themeFill="accent6" w:themeFillTint="33"/>
+        <w:rPr>
+          <w:rFonts w:ascii="Courier New" w:hAnsi="Courier New" w:cs="Courier New"/>
+          <w:sz w:val="14"/>
+          <w:szCs w:val="14"/>
+        </w:rPr>
+      </w:pPr>
+      <w:r>
+        <w:rPr>
+          <w:rFonts w:ascii="Courier New" w:hAnsi="Courier New" w:cs="Courier New"/>
+          <w:sz w:val="14"/>
+          <w:szCs w:val="14"/>
+        </w:rPr>
+        <w:t xml:space="preserve">                    "type": "standard",</w:t>
+      </w:r>
+    </w:p>
+    <w:p>
+      <w:pPr>
+        <w:pStyle w:val="NoSpacing"/>
+        <w:pBdr>
+          <w:top w:val="single" w:sz="4" w:space="1" w:color="auto"/>
+          <w:left w:val="single" w:sz="4" w:space="4" w:color="auto"/>
+          <w:bottom w:val="single" w:sz="4" w:space="1" w:color="auto"/>
+          <w:right w:val="single" w:sz="4" w:space="4" w:color="auto"/>
+        </w:pBdr>
+        <w:shd w:val="clear" w:color="auto" w:fill="E2EFD9" w:themeFill="accent6" w:themeFillTint="33"/>
+        <w:rPr>
+          <w:rFonts w:ascii="Courier New" w:hAnsi="Courier New" w:cs="Courier New"/>
+          <w:sz w:val="14"/>
+          <w:szCs w:val="14"/>
+        </w:rPr>
+      </w:pPr>
+      <w:r>
+        <w:rPr>
+          <w:rFonts w:ascii="Courier New" w:hAnsi="Courier New" w:cs="Courier New"/>
+          <w:sz w:val="14"/>
+          <w:szCs w:val="14"/>
+        </w:rPr>
+        <w:t xml:space="preserve">                    "status": "available"</w:t>
+      </w:r>
+    </w:p>
+    <w:p>
+      <w:pPr>
+        <w:pStyle w:val="NoSpacing"/>
+        <w:pBdr>
+          <w:top w:val="single" w:sz="4" w:space="1" w:color="auto"/>
+          <w:left w:val="single" w:sz="4" w:space="4" w:color="auto"/>
+          <w:bottom w:val="single" w:sz="4" w:space="1" w:color="auto"/>
+          <w:right w:val="single" w:sz="4" w:space="4" w:color="auto"/>
+        </w:pBdr>
+        <w:shd w:val="clear" w:color="auto" w:fill="E2EFD9" w:themeFill="accent6" w:themeFillTint="33"/>
+        <w:rPr>
+          <w:rFonts w:ascii="Courier New" w:hAnsi="Courier New" w:cs="Courier New"/>
+          <w:sz w:val="14"/>
+          <w:szCs w:val="14"/>
+        </w:rPr>
+      </w:pPr>
+      <w:r>
+        <w:rPr>
+          <w:rFonts w:ascii="Courier New" w:hAnsi="Courier New" w:cs="Courier New"/>
+          <w:sz w:val="14"/>
+          <w:szCs w:val="14"/>
+        </w:rPr>
+        <w:t xml:space="preserve">                },</w:t>
+      </w:r>
+    </w:p>
+    <w:p>
+      <w:pPr>
+        <w:pStyle w:val="NoSpacing"/>
+        <w:pBdr>
+          <w:top w:val="single" w:sz="4" w:space="1" w:color="auto"/>
+          <w:left w:val="single" w:sz="4" w:space="4" w:color="auto"/>
+          <w:bottom w:val="single" w:sz="4" w:space="1" w:color="auto"/>
+          <w:right w:val="single" w:sz="4" w:space="4" w:color="auto"/>
+        </w:pBdr>
+        <w:shd w:val="clear" w:color="auto" w:fill="E2EFD9" w:themeFill="accent6" w:themeFillTint="33"/>
+        <w:rPr>
+          <w:rFonts w:ascii="Courier New" w:hAnsi="Courier New" w:cs="Courier New"/>
+          <w:sz w:val="14"/>
+          <w:szCs w:val="14"/>
+        </w:rPr>
+      </w:pPr>
+      <w:r>
+        <w:rPr>
+          <w:rFonts w:ascii="Courier New" w:hAnsi="Courier New" w:cs="Courier New"/>
+          <w:sz w:val="14"/>
+          <w:szCs w:val="14"/>
+        </w:rPr>
+        <w:t xml:space="preserve">                {</w:t>
+      </w:r>
+    </w:p>
+    <w:p>
+      <w:pPr>
+        <w:pStyle w:val="NoSpacing"/>
+        <w:pBdr>
+          <w:top w:val="single" w:sz="4" w:space="1" w:color="auto"/>
+          <w:left w:val="single" w:sz="4" w:space="4" w:color="auto"/>
+          <w:bottom w:val="single" w:sz="4" w:space="1" w:color="auto"/>
+          <w:right w:val="single" w:sz="4" w:space="4" w:color="auto"/>
+        </w:pBdr>
+        <w:shd w:val="clear" w:color="auto" w:fill="E2EFD9" w:themeFill="accent6" w:themeFillTint="33"/>
+        <w:rPr>
+          <w:rFonts w:ascii="Courier New" w:hAnsi="Courier New" w:cs="Courier New"/>
+          <w:sz w:val="14"/>
+          <w:szCs w:val="14"/>
+        </w:rPr>
+      </w:pPr>
+      <w:r>
+        <w:rPr>
+          <w:rFonts w:ascii="Courier New" w:hAnsi="Courier New" w:cs="Courier New"/>
+          <w:sz w:val="14"/>
+          <w:szCs w:val="14"/>
+        </w:rPr>
+        <w:t xml:space="preserve">                    "</w:t>
+      </w:r>
+      <w:proofErr w:type="spellStart"/>
+      <w:proofErr w:type="gramStart"/>
+      <w:r>
+        <w:rPr>
+          <w:rFonts w:ascii="Courier New" w:hAnsi="Courier New" w:cs="Courier New"/>
+          <w:sz w:val="14"/>
+          <w:szCs w:val="14"/>
+        </w:rPr>
+        <w:t>spot</w:t>
+      </w:r>
+      <w:proofErr w:type="gramEnd"/>
+      <w:r>
+        <w:rPr>
+          <w:rFonts w:ascii="Courier New" w:hAnsi="Courier New" w:cs="Courier New"/>
+          <w:sz w:val="14"/>
+          <w:szCs w:val="14"/>
+        </w:rPr>
+        <w:t>_id</w:t>
+      </w:r>
+      <w:proofErr w:type="spellEnd"/>
+      <w:r>
+        <w:rPr>
+          <w:rFonts w:ascii="Courier New" w:hAnsi="Courier New" w:cs="Courier New"/>
+          <w:sz w:val="14"/>
+          <w:szCs w:val="14"/>
+        </w:rPr>
+        <w:t>": "3-F-3",</w:t>
+      </w:r>
+    </w:p>
+    <w:p>
+      <w:pPr>
+        <w:pStyle w:val="NoSpacing"/>
+        <w:pBdr>
+          <w:top w:val="single" w:sz="4" w:space="1" w:color="auto"/>
+          <w:left w:val="single" w:sz="4" w:space="4" w:color="auto"/>
+          <w:bottom w:val="single" w:sz="4" w:space="1" w:color="auto"/>
+          <w:right w:val="single" w:sz="4" w:space="4" w:color="auto"/>
+        </w:pBdr>
+        <w:shd w:val="clear" w:color="auto" w:fill="E2EFD9" w:themeFill="accent6" w:themeFillTint="33"/>
+        <w:rPr>
+          <w:rFonts w:ascii="Courier New" w:hAnsi="Courier New" w:cs="Courier New"/>
+          <w:sz w:val="14"/>
+          <w:szCs w:val="14"/>
+        </w:rPr>
+      </w:pPr>
+      <w:r>
+        <w:rPr>
+          <w:rFonts w:ascii="Courier New" w:hAnsi="Courier New" w:cs="Courier New"/>
+          <w:sz w:val="14"/>
+          <w:szCs w:val="14"/>
+        </w:rPr>
+        <w:t xml:space="preserve">                    "type": "</w:t>
+      </w:r>
+      <w:r>
+        <w:t xml:space="preserve"> </w:t>
+      </w:r>
+      <w:r>
+        <w:rPr>
+          <w:rFonts w:ascii="Courier New" w:hAnsi="Courier New" w:cs="Courier New"/>
+          <w:sz w:val="14"/>
+          <w:szCs w:val="14"/>
+        </w:rPr>
+        <w:t>compact</w:t>
+      </w:r>
+      <w:r>
+        <w:rPr>
+          <w:rFonts w:ascii="Courier New" w:hAnsi="Courier New" w:cs="Courier New"/>
+          <w:sz w:val="14"/>
+          <w:szCs w:val="14"/>
+        </w:rPr>
+        <w:t>",</w:t>
+      </w:r>
+    </w:p>
+    <w:p>
+      <w:pPr>
+        <w:pStyle w:val="NoSpacing"/>
+        <w:pBdr>
+          <w:top w:val="single" w:sz="4" w:space="1" w:color="auto"/>
+          <w:left w:val="single" w:sz="4" w:space="4" w:color="auto"/>
+          <w:bottom w:val="single" w:sz="4" w:space="1" w:color="auto"/>
+          <w:right w:val="single" w:sz="4" w:space="4" w:color="auto"/>
+        </w:pBdr>
+        <w:shd w:val="clear" w:color="auto" w:fill="E2EFD9" w:themeFill="accent6" w:themeFillTint="33"/>
+        <w:rPr>
+          <w:rFonts w:ascii="Courier New" w:hAnsi="Courier New" w:cs="Courier New"/>
+          <w:sz w:val="14"/>
+          <w:szCs w:val="14"/>
+        </w:rPr>
+      </w:pPr>
+      <w:r>
+        <w:rPr>
+          <w:rFonts w:ascii="Courier New" w:hAnsi="Courier New" w:cs="Courier New"/>
+          <w:sz w:val="14"/>
+          <w:szCs w:val="14"/>
+        </w:rPr>
+        <w:t xml:space="preserve">                    "status": "available"</w:t>
+      </w:r>
+    </w:p>
+    <w:p>
+      <w:pPr>
+        <w:pStyle w:val="NoSpacing"/>
+        <w:pBdr>
+          <w:top w:val="single" w:sz="4" w:space="1" w:color="auto"/>
+          <w:left w:val="single" w:sz="4" w:space="4" w:color="auto"/>
+          <w:bottom w:val="single" w:sz="4" w:space="1" w:color="auto"/>
+          <w:right w:val="single" w:sz="4" w:space="4" w:color="auto"/>
+        </w:pBdr>
+        <w:shd w:val="clear" w:color="auto" w:fill="E2EFD9" w:themeFill="accent6" w:themeFillTint="33"/>
+        <w:rPr>
+          <w:rFonts w:ascii="Courier New" w:hAnsi="Courier New" w:cs="Courier New"/>
+          <w:sz w:val="14"/>
+          <w:szCs w:val="14"/>
+        </w:rPr>
+      </w:pPr>
+      <w:r>
+        <w:rPr>
+          <w:rFonts w:ascii="Courier New" w:hAnsi="Courier New" w:cs="Courier New"/>
+          <w:sz w:val="14"/>
+          <w:szCs w:val="14"/>
+        </w:rPr>
+        <w:t xml:space="preserve">                },</w:t>
+      </w:r>
+    </w:p>
+    <w:p>
+      <w:pPr>
+        <w:pStyle w:val="NoSpacing"/>
+        <w:pBdr>
+          <w:top w:val="single" w:sz="4" w:space="1" w:color="auto"/>
+          <w:left w:val="single" w:sz="4" w:space="4" w:color="auto"/>
+          <w:bottom w:val="single" w:sz="4" w:space="1" w:color="auto"/>
+          <w:right w:val="single" w:sz="4" w:space="4" w:color="auto"/>
+        </w:pBdr>
+        <w:shd w:val="clear" w:color="auto" w:fill="E2EFD9" w:themeFill="accent6" w:themeFillTint="33"/>
+        <w:rPr>
+          <w:rFonts w:ascii="Courier New" w:hAnsi="Courier New" w:cs="Courier New"/>
+          <w:sz w:val="14"/>
+          <w:szCs w:val="14"/>
+        </w:rPr>
+      </w:pPr>
+      <w:r>
+        <w:rPr>
+          <w:rFonts w:ascii="Courier New" w:hAnsi="Courier New" w:cs="Courier New"/>
+          <w:sz w:val="14"/>
+          <w:szCs w:val="14"/>
+        </w:rPr>
+        <w:t xml:space="preserve">                {</w:t>
+      </w:r>
+    </w:p>
+    <w:p>
+      <w:pPr>
+        <w:pStyle w:val="NoSpacing"/>
+        <w:pBdr>
+          <w:top w:val="single" w:sz="4" w:space="1" w:color="auto"/>
+          <w:left w:val="single" w:sz="4" w:space="4" w:color="auto"/>
+          <w:bottom w:val="single" w:sz="4" w:space="1" w:color="auto"/>
+          <w:right w:val="single" w:sz="4" w:space="4" w:color="auto"/>
+        </w:pBdr>
+        <w:shd w:val="clear" w:color="auto" w:fill="E2EFD9" w:themeFill="accent6" w:themeFillTint="33"/>
+        <w:rPr>
+          <w:rFonts w:ascii="Courier New" w:hAnsi="Courier New" w:cs="Courier New"/>
+          <w:sz w:val="14"/>
+          <w:szCs w:val="14"/>
+        </w:rPr>
+      </w:pPr>
+      <w:r>
+        <w:rPr>
+          <w:rFonts w:ascii="Courier New" w:hAnsi="Courier New" w:cs="Courier New"/>
+          <w:sz w:val="14"/>
+          <w:szCs w:val="14"/>
+        </w:rPr>
+        <w:t xml:space="preserve">                    "</w:t>
+      </w:r>
+      <w:proofErr w:type="spellStart"/>
+      <w:proofErr w:type="gramStart"/>
+      <w:r>
+        <w:rPr>
+          <w:rFonts w:ascii="Courier New" w:hAnsi="Courier New" w:cs="Courier New"/>
+          <w:sz w:val="14"/>
+          <w:szCs w:val="14"/>
+        </w:rPr>
+        <w:t>spot</w:t>
+      </w:r>
+      <w:proofErr w:type="gramEnd"/>
+      <w:r>
+        <w:rPr>
+          <w:rFonts w:ascii="Courier New" w:hAnsi="Courier New" w:cs="Courier New"/>
+          <w:sz w:val="14"/>
+          <w:szCs w:val="14"/>
+        </w:rPr>
+        <w:t>_id</w:t>
+      </w:r>
+      <w:proofErr w:type="spellEnd"/>
+      <w:r>
+        <w:rPr>
+          <w:rFonts w:ascii="Courier New" w:hAnsi="Courier New" w:cs="Courier New"/>
+          <w:sz w:val="14"/>
+          <w:szCs w:val="14"/>
+        </w:rPr>
+        <w:t>": "3-F-4",</w:t>
+      </w:r>
+    </w:p>
+    <w:p>
+      <w:pPr>
+        <w:pStyle w:val="NoSpacing"/>
+        <w:pBdr>
+          <w:top w:val="single" w:sz="4" w:space="1" w:color="auto"/>
+          <w:left w:val="single" w:sz="4" w:space="4" w:color="auto"/>
+          <w:bottom w:val="single" w:sz="4" w:space="1" w:color="auto"/>
+          <w:right w:val="single" w:sz="4" w:space="4" w:color="auto"/>
+        </w:pBdr>
+        <w:shd w:val="clear" w:color="auto" w:fill="E2EFD9" w:themeFill="accent6" w:themeFillTint="33"/>
+        <w:rPr>
+          <w:rFonts w:ascii="Courier New" w:hAnsi="Courier New" w:cs="Courier New"/>
+          <w:sz w:val="14"/>
+          <w:szCs w:val="14"/>
+        </w:rPr>
+      </w:pPr>
+      <w:r>
+        <w:rPr>
+          <w:rFonts w:ascii="Courier New" w:hAnsi="Courier New" w:cs="Courier New"/>
+          <w:sz w:val="14"/>
+          <w:szCs w:val="14"/>
+        </w:rPr>
+        <w:t xml:space="preserve">                    "type": "</w:t>
+      </w:r>
+      <w:r>
+        <w:t xml:space="preserve"> </w:t>
+      </w:r>
+      <w:r>
+        <w:rPr>
+          <w:rFonts w:ascii="Courier New" w:hAnsi="Courier New" w:cs="Courier New"/>
+          <w:sz w:val="14"/>
+          <w:szCs w:val="14"/>
+        </w:rPr>
+        <w:t>standard</w:t>
+      </w:r>
+      <w:r>
+        <w:rPr>
+          <w:rFonts w:ascii="Courier New" w:hAnsi="Courier New" w:cs="Courier New"/>
+          <w:sz w:val="14"/>
+          <w:szCs w:val="14"/>
+        </w:rPr>
+        <w:t xml:space="preserve"> </w:t>
+      </w:r>
+      <w:r>
+        <w:rPr>
+          <w:rFonts w:ascii="Courier New" w:hAnsi="Courier New" w:cs="Courier New"/>
+          <w:sz w:val="14"/>
+          <w:szCs w:val="14"/>
+        </w:rPr>
+        <w:t>",</w:t>
+      </w:r>
+    </w:p>
+    <w:p>
+      <w:pPr>
+        <w:pStyle w:val="NoSpacing"/>
+        <w:pBdr>
+          <w:top w:val="single" w:sz="4" w:space="1" w:color="auto"/>
+          <w:left w:val="single" w:sz="4" w:space="4" w:color="auto"/>
+          <w:bottom w:val="single" w:sz="4" w:space="1" w:color="auto"/>
+          <w:right w:val="single" w:sz="4" w:space="4" w:color="auto"/>
+        </w:pBdr>
+        <w:shd w:val="clear" w:color="auto" w:fill="E2EFD9" w:themeFill="accent6" w:themeFillTint="33"/>
+        <w:rPr>
+          <w:rFonts w:ascii="Courier New" w:hAnsi="Courier New" w:cs="Courier New"/>
+          <w:sz w:val="14"/>
+          <w:szCs w:val="14"/>
+        </w:rPr>
+      </w:pPr>
+      <w:r>
+        <w:rPr>
+          <w:rFonts w:ascii="Courier New" w:hAnsi="Courier New" w:cs="Courier New"/>
+          <w:sz w:val="14"/>
+          <w:szCs w:val="14"/>
+        </w:rPr>
+        <w:t xml:space="preserve">                    "status": "available"</w:t>
+      </w:r>
+    </w:p>
+    <w:p>
+      <w:pPr>
+        <w:pStyle w:val="NoSpacing"/>
+        <w:pBdr>
+          <w:top w:val="single" w:sz="4" w:space="1" w:color="auto"/>
+          <w:left w:val="single" w:sz="4" w:space="4" w:color="auto"/>
+          <w:bottom w:val="single" w:sz="4" w:space="1" w:color="auto"/>
+          <w:right w:val="single" w:sz="4" w:space="4" w:color="auto"/>
+        </w:pBdr>
+        <w:shd w:val="clear" w:color="auto" w:fill="E2EFD9" w:themeFill="accent6" w:themeFillTint="33"/>
+        <w:rPr>
+          <w:rFonts w:ascii="Courier New" w:hAnsi="Courier New" w:cs="Courier New"/>
+          <w:sz w:val="14"/>
+          <w:szCs w:val="14"/>
+        </w:rPr>
+      </w:pPr>
+      <w:r>
+        <w:rPr>
+          <w:rFonts w:ascii="Courier New" w:hAnsi="Courier New" w:cs="Courier New"/>
+          <w:sz w:val="14"/>
+          <w:szCs w:val="14"/>
+        </w:rPr>
+        <w:t xml:space="preserve">                },</w:t>
+      </w:r>
+    </w:p>
+    <w:p>
+      <w:pPr>
+        <w:pStyle w:val="NoSpacing"/>
+        <w:pBdr>
+          <w:top w:val="single" w:sz="4" w:space="1" w:color="auto"/>
+          <w:left w:val="single" w:sz="4" w:space="4" w:color="auto"/>
+          <w:bottom w:val="single" w:sz="4" w:space="1" w:color="auto"/>
+          <w:right w:val="single" w:sz="4" w:space="4" w:color="auto"/>
+        </w:pBdr>
+        <w:shd w:val="clear" w:color="auto" w:fill="E2EFD9" w:themeFill="accent6" w:themeFillTint="33"/>
+        <w:rPr>
+          <w:rFonts w:ascii="Courier New" w:hAnsi="Courier New" w:cs="Courier New"/>
+          <w:sz w:val="14"/>
+          <w:szCs w:val="14"/>
+        </w:rPr>
+      </w:pPr>
+      <w:r>
+        <w:rPr>
+          <w:rFonts w:ascii="Courier New" w:hAnsi="Courier New" w:cs="Courier New"/>
+          <w:sz w:val="14"/>
+          <w:szCs w:val="14"/>
+        </w:rPr>
+        <w:t xml:space="preserve">                {</w:t>
+      </w:r>
+    </w:p>
+    <w:p>
+      <w:pPr>
+        <w:pStyle w:val="NoSpacing"/>
+        <w:pBdr>
+          <w:top w:val="single" w:sz="4" w:space="1" w:color="auto"/>
+          <w:left w:val="single" w:sz="4" w:space="4" w:color="auto"/>
+          <w:bottom w:val="single" w:sz="4" w:space="1" w:color="auto"/>
+          <w:right w:val="single" w:sz="4" w:space="4" w:color="auto"/>
+        </w:pBdr>
+        <w:shd w:val="clear" w:color="auto" w:fill="E2EFD9" w:themeFill="accent6" w:themeFillTint="33"/>
+        <w:rPr>
+          <w:rFonts w:ascii="Courier New" w:hAnsi="Courier New" w:cs="Courier New"/>
+          <w:sz w:val="14"/>
+          <w:szCs w:val="14"/>
+        </w:rPr>
+      </w:pPr>
+      <w:r>
+        <w:rPr>
+          <w:rFonts w:ascii="Courier New" w:hAnsi="Courier New" w:cs="Courier New"/>
+          <w:sz w:val="14"/>
+          <w:szCs w:val="14"/>
+        </w:rPr>
+        <w:t xml:space="preserve">                    "</w:t>
+      </w:r>
+      <w:proofErr w:type="spellStart"/>
+      <w:proofErr w:type="gramStart"/>
+      <w:r>
+        <w:rPr>
+          <w:rFonts w:ascii="Courier New" w:hAnsi="Courier New" w:cs="Courier New"/>
+          <w:sz w:val="14"/>
+          <w:szCs w:val="14"/>
+        </w:rPr>
+        <w:t>spot</w:t>
+      </w:r>
+      <w:proofErr w:type="gramEnd"/>
+      <w:r>
+        <w:rPr>
+          <w:rFonts w:ascii="Courier New" w:hAnsi="Courier New" w:cs="Courier New"/>
+          <w:sz w:val="14"/>
+          <w:szCs w:val="14"/>
+        </w:rPr>
+        <w:t>_id</w:t>
+      </w:r>
+      <w:proofErr w:type="spellEnd"/>
+      <w:r>
+        <w:rPr>
+          <w:rFonts w:ascii="Courier New" w:hAnsi="Courier New" w:cs="Courier New"/>
+          <w:sz w:val="14"/>
+          <w:szCs w:val="14"/>
+        </w:rPr>
+        <w:t>": "3-F-5",</w:t>
+      </w:r>
+    </w:p>
+    <w:p>
+      <w:pPr>
+        <w:pStyle w:val="NoSpacing"/>
+        <w:pBdr>
+          <w:top w:val="single" w:sz="4" w:space="1" w:color="auto"/>
+          <w:left w:val="single" w:sz="4" w:space="4" w:color="auto"/>
+          <w:bottom w:val="single" w:sz="4" w:space="1" w:color="auto"/>
+          <w:right w:val="single" w:sz="4" w:space="4" w:color="auto"/>
+        </w:pBdr>
+        <w:shd w:val="clear" w:color="auto" w:fill="E2EFD9" w:themeFill="accent6" w:themeFillTint="33"/>
+        <w:rPr>
+          <w:rFonts w:ascii="Courier New" w:hAnsi="Courier New" w:cs="Courier New"/>
+          <w:sz w:val="14"/>
+          <w:szCs w:val="14"/>
+        </w:rPr>
+      </w:pPr>
+      <w:r>
+        <w:rPr>
+          <w:rFonts w:ascii="Courier New" w:hAnsi="Courier New" w:cs="Courier New"/>
+          <w:sz w:val="14"/>
+          <w:szCs w:val="14"/>
+        </w:rPr>
+        <w:t xml:space="preserve">                    "type": "</w:t>
+      </w:r>
+      <w:r>
+        <w:rPr>
+          <w:rFonts w:ascii="Courier New" w:hAnsi="Courier New" w:cs="Courier New"/>
+          <w:sz w:val="14"/>
+          <w:szCs w:val="14"/>
+        </w:rPr>
+        <w:t xml:space="preserve"> </w:t>
+      </w:r>
+      <w:r>
+        <w:rPr>
+          <w:rFonts w:ascii="Courier New" w:hAnsi="Courier New" w:cs="Courier New"/>
+          <w:sz w:val="14"/>
+          <w:szCs w:val="14"/>
+        </w:rPr>
+        <w:t>compact</w:t>
+      </w:r>
+      <w:r>
+        <w:rPr>
+          <w:rFonts w:ascii="Courier New" w:hAnsi="Courier New" w:cs="Courier New"/>
+          <w:sz w:val="14"/>
+          <w:szCs w:val="14"/>
+        </w:rPr>
+        <w:t xml:space="preserve"> </w:t>
+      </w:r>
+      <w:r>
+        <w:rPr>
+          <w:rFonts w:ascii="Courier New" w:hAnsi="Courier New" w:cs="Courier New"/>
+          <w:sz w:val="14"/>
+          <w:szCs w:val="14"/>
+        </w:rPr>
+        <w:t>",</w:t>
+      </w:r>
+    </w:p>
+    <w:p>
+      <w:pPr>
+        <w:pStyle w:val="NoSpacing"/>
+        <w:pBdr>
+          <w:top w:val="single" w:sz="4" w:space="1" w:color="auto"/>
+          <w:left w:val="single" w:sz="4" w:space="4" w:color="auto"/>
+          <w:bottom w:val="single" w:sz="4" w:space="1" w:color="auto"/>
+          <w:right w:val="single" w:sz="4" w:space="4" w:color="auto"/>
+        </w:pBdr>
+        <w:shd w:val="clear" w:color="auto" w:fill="E2EFD9" w:themeFill="accent6" w:themeFillTint="33"/>
+        <w:rPr>
+          <w:rFonts w:ascii="Courier New" w:hAnsi="Courier New" w:cs="Courier New"/>
+          <w:sz w:val="14"/>
+          <w:szCs w:val="14"/>
+        </w:rPr>
+      </w:pPr>
+      <w:r>
+        <w:rPr>
+          <w:rFonts w:ascii="Courier New" w:hAnsi="Courier New" w:cs="Courier New"/>
+          <w:sz w:val="14"/>
+          <w:szCs w:val="14"/>
+        </w:rPr>
+        <w:t xml:space="preserve">                    "status": "available"</w:t>
+      </w:r>
+    </w:p>
+    <w:p>
+      <w:pPr>
+        <w:pStyle w:val="NoSpacing"/>
+        <w:pBdr>
+          <w:top w:val="single" w:sz="4" w:space="1" w:color="auto"/>
+          <w:left w:val="single" w:sz="4" w:space="4" w:color="auto"/>
+          <w:bottom w:val="single" w:sz="4" w:space="1" w:color="auto"/>
+          <w:right w:val="single" w:sz="4" w:space="4" w:color="auto"/>
+        </w:pBdr>
+        <w:shd w:val="clear" w:color="auto" w:fill="E2EFD9" w:themeFill="accent6" w:themeFillTint="33"/>
+        <w:rPr>
+          <w:rFonts w:ascii="Courier New" w:hAnsi="Courier New" w:cs="Courier New"/>
+          <w:sz w:val="14"/>
+          <w:szCs w:val="14"/>
+        </w:rPr>
+      </w:pPr>
+      <w:r>
+        <w:rPr>
+          <w:rFonts w:ascii="Courier New" w:hAnsi="Courier New" w:cs="Courier New"/>
+          <w:sz w:val="14"/>
+          <w:szCs w:val="14"/>
+        </w:rPr>
+        <w:t xml:space="preserve">                }</w:t>
+      </w:r>
+    </w:p>
+    <w:p>
+      <w:pPr>
+        <w:pStyle w:val="NoSpacing"/>
+        <w:pBdr>
+          <w:top w:val="single" w:sz="4" w:space="1" w:color="auto"/>
+          <w:left w:val="single" w:sz="4" w:space="4" w:color="auto"/>
+          <w:bottom w:val="single" w:sz="4" w:space="1" w:color="auto"/>
+          <w:right w:val="single" w:sz="4" w:space="4" w:color="auto"/>
+        </w:pBdr>
+        <w:shd w:val="clear" w:color="auto" w:fill="E2EFD9" w:themeFill="accent6" w:themeFillTint="33"/>
+        <w:rPr>
+          <w:rFonts w:ascii="Courier New" w:hAnsi="Courier New" w:cs="Courier New"/>
+          <w:sz w:val="14"/>
+          <w:szCs w:val="14"/>
+        </w:rPr>
+      </w:pPr>
+      <w:r>
+        <w:rPr>
+          <w:rFonts w:ascii="Courier New" w:hAnsi="Courier New" w:cs="Courier New"/>
+          <w:sz w:val="14"/>
+          <w:szCs w:val="14"/>
+        </w:rPr>
+        <w:t xml:space="preserve">            ]</w:t>
+      </w:r>
+    </w:p>
+    <w:p>
+      <w:pPr>
+        <w:pStyle w:val="NoSpacing"/>
+        <w:pBdr>
+          <w:top w:val="single" w:sz="4" w:space="1" w:color="auto"/>
+          <w:left w:val="single" w:sz="4" w:space="4" w:color="auto"/>
+          <w:bottom w:val="single" w:sz="4" w:space="1" w:color="auto"/>
+          <w:right w:val="single" w:sz="4" w:space="4" w:color="auto"/>
+        </w:pBdr>
+        <w:shd w:val="clear" w:color="auto" w:fill="E2EFD9" w:themeFill="accent6" w:themeFillTint="33"/>
+        <w:rPr>
+          <w:rFonts w:ascii="Courier New" w:hAnsi="Courier New" w:cs="Courier New"/>
+          <w:sz w:val="14"/>
+          <w:szCs w:val="14"/>
+        </w:rPr>
+      </w:pPr>
+      <w:r>
+        <w:rPr>
+          <w:rFonts w:ascii="Courier New" w:hAnsi="Courier New" w:cs="Courier New"/>
+          <w:sz w:val="14"/>
+          <w:szCs w:val="14"/>
+        </w:rPr>
+        <w:t xml:space="preserve">        }</w:t>
+      </w:r>
+    </w:p>
+    <w:p>
+      <w:pPr>
+        <w:pStyle w:val="NoSpacing"/>
+        <w:pBdr>
+          <w:top w:val="single" w:sz="4" w:space="1" w:color="auto"/>
+          <w:left w:val="single" w:sz="4" w:space="4" w:color="auto"/>
+          <w:bottom w:val="single" w:sz="4" w:space="1" w:color="auto"/>
+          <w:right w:val="single" w:sz="4" w:space="4" w:color="auto"/>
+        </w:pBdr>
+        <w:shd w:val="clear" w:color="auto" w:fill="E2EFD9" w:themeFill="accent6" w:themeFillTint="33"/>
+        <w:rPr>
+          <w:rFonts w:ascii="Courier New" w:hAnsi="Courier New" w:cs="Courier New"/>
+          <w:sz w:val="14"/>
+          <w:szCs w:val="14"/>
+        </w:rPr>
+      </w:pPr>
+      <w:r>
+        <w:rPr>
+          <w:rFonts w:ascii="Courier New" w:hAnsi="Courier New" w:cs="Courier New"/>
+          <w:sz w:val="14"/>
+          <w:szCs w:val="14"/>
+        </w:rPr>
+        <w:t xml:space="preserve">    ]</w:t>
+      </w:r>
+    </w:p>
+    <w:p>
+      <w:pPr>
+        <w:pStyle w:val="NoSpacing"/>
+        <w:pBdr>
+          <w:top w:val="single" w:sz="4" w:space="1" w:color="auto"/>
+          <w:left w:val="single" w:sz="4" w:space="4" w:color="auto"/>
+          <w:bottom w:val="single" w:sz="4" w:space="1" w:color="auto"/>
+          <w:right w:val="single" w:sz="4" w:space="4" w:color="auto"/>
+        </w:pBdr>
+        <w:shd w:val="clear" w:color="auto" w:fill="E2EFD9" w:themeFill="accent6" w:themeFillTint="33"/>
+        <w:rPr>
           <w:highlight w:val="yellow"/>
         </w:rPr>
       </w:pPr>
       <w:r>
         <w:rPr>
-          <w:b/>
-          <w:bCs/>
-          <w:sz w:val="28"/>
-          <w:szCs w:val="28"/>
+          <w:rFonts w:ascii="Courier New" w:hAnsi="Courier New" w:cs="Courier New"/>
+          <w:sz w:val="14"/>
+          <w:szCs w:val="14"/>
+        </w:rPr>
+        <w:t>})</w:t>
+      </w:r>
+      <w:r>
+        <w:rPr>
           <w:highlight w:val="yellow"/>
         </w:rPr>
         <w:br w:type="page"/>
@@ -13594,6 +15881,7 @@
   <w:style w:type="character" w:default="1" w:styleId="DefaultParagraphFont">
     <w:name w:val="Default Paragraph Font"/>
     <w:uiPriority w:val="1"/>
+    <w:semiHidden/>
     <w:unhideWhenUsed/>
   </w:style>
   <w:style w:type="table" w:default="1" w:styleId="TableNormal">

--- a/docs/Doc.docx
+++ b/docs/Doc.docx
@@ -581,25 +581,7 @@
           <w:sz w:val="18"/>
           <w:szCs w:val="18"/>
         </w:rPr>
-        <w:t>@</w:t>
-      </w:r>
-      <w:proofErr w:type="gramStart"/>
-      <w:r>
-        <w:rPr>
-          <w:rFonts w:ascii="Roboto Mono" w:hAnsi="Roboto Mono"/>
-          <w:sz w:val="18"/>
-          <w:szCs w:val="18"/>
-        </w:rPr>
-        <w:t>app.route</w:t>
-      </w:r>
-      <w:proofErr w:type="gramEnd"/>
-      <w:r>
-        <w:rPr>
-          <w:rFonts w:ascii="Roboto Mono" w:hAnsi="Roboto Mono"/>
-          <w:sz w:val="18"/>
-          <w:szCs w:val="18"/>
-        </w:rPr>
-        <w:t>('</w:t>
+        <w:t>@app.route('</w:t>
       </w:r>
       <w:r>
         <w:rPr>
@@ -743,25 +725,7 @@
           <w:sz w:val="18"/>
           <w:szCs w:val="18"/>
         </w:rPr>
-        <w:t>@</w:t>
-      </w:r>
-      <w:proofErr w:type="gramStart"/>
-      <w:r>
-        <w:rPr>
-          <w:rFonts w:ascii="Roboto Mono" w:hAnsi="Roboto Mono"/>
-          <w:sz w:val="18"/>
-          <w:szCs w:val="18"/>
-        </w:rPr>
-        <w:t>app.route</w:t>
-      </w:r>
-      <w:proofErr w:type="gramEnd"/>
-      <w:r>
-        <w:rPr>
-          <w:rFonts w:ascii="Roboto Mono" w:hAnsi="Roboto Mono"/>
-          <w:sz w:val="18"/>
-          <w:szCs w:val="18"/>
-        </w:rPr>
-        <w:t>('/v2/api/spots', methods=['GET'])</w:t>
+        <w:t>@app.route('/v2/api/spots', methods=['GET'])</w:t>
       </w:r>
     </w:p>
     <w:p>
@@ -998,86 +962,50 @@
           <w:sz w:val="18"/>
           <w:szCs w:val="18"/>
         </w:rPr>
-        <w:t>@</w:t>
-      </w:r>
-      <w:proofErr w:type="gramStart"/>
-      <w:r>
+        <w:t>@app.route('/api/spots', methods=['GET'])</w:t>
+      </w:r>
+    </w:p>
+    <w:p>
+      <w:pPr>
+        <w:pStyle w:val="NoSpacing"/>
+        <w:pBdr>
+          <w:top w:val="single" w:sz="4" w:space="1" w:color="auto"/>
+          <w:left w:val="single" w:sz="4" w:space="4" w:color="auto"/>
+          <w:bottom w:val="single" w:sz="4" w:space="1" w:color="auto"/>
+          <w:right w:val="single" w:sz="4" w:space="4" w:color="auto"/>
+        </w:pBdr>
+        <w:shd w:val="clear" w:color="auto" w:fill="FFF2CC" w:themeFill="accent4" w:themeFillTint="33"/>
         <w:rPr>
           <w:rFonts w:ascii="Roboto Mono" w:hAnsi="Roboto Mono"/>
           <w:sz w:val="18"/>
           <w:szCs w:val="18"/>
         </w:rPr>
-        <w:t>app.route</w:t>
-      </w:r>
-      <w:proofErr w:type="gramEnd"/>
+      </w:pPr>
       <w:r>
         <w:rPr>
           <w:rFonts w:ascii="Roboto Mono" w:hAnsi="Roboto Mono"/>
           <w:sz w:val="18"/>
           <w:szCs w:val="18"/>
         </w:rPr>
-        <w:t>('/api/spots', methods=['GET'])</w:t>
-      </w:r>
-    </w:p>
-    <w:p>
-      <w:pPr>
-        <w:pStyle w:val="NoSpacing"/>
-        <w:pBdr>
-          <w:top w:val="single" w:sz="4" w:space="1" w:color="auto"/>
-          <w:left w:val="single" w:sz="4" w:space="4" w:color="auto"/>
-          <w:bottom w:val="single" w:sz="4" w:space="1" w:color="auto"/>
-          <w:right w:val="single" w:sz="4" w:space="4" w:color="auto"/>
-        </w:pBdr>
-        <w:shd w:val="clear" w:color="auto" w:fill="FFF2CC" w:themeFill="accent4" w:themeFillTint="33"/>
+        <w:t xml:space="preserve">def </w:t>
+      </w:r>
+      <w:proofErr w:type="spellStart"/>
+      <w:r>
         <w:rPr>
           <w:rFonts w:ascii="Roboto Mono" w:hAnsi="Roboto Mono"/>
           <w:sz w:val="18"/>
           <w:szCs w:val="18"/>
         </w:rPr>
-      </w:pPr>
+        <w:t>get_spots</w:t>
+      </w:r>
+      <w:proofErr w:type="spellEnd"/>
       <w:r>
         <w:rPr>
           <w:rFonts w:ascii="Roboto Mono" w:hAnsi="Roboto Mono"/>
           <w:sz w:val="18"/>
           <w:szCs w:val="18"/>
         </w:rPr>
-        <w:t xml:space="preserve">def </w:t>
-      </w:r>
-      <w:proofErr w:type="spellStart"/>
-      <w:r>
-        <w:rPr>
-          <w:rFonts w:ascii="Roboto Mono" w:hAnsi="Roboto Mono"/>
-          <w:sz w:val="18"/>
-          <w:szCs w:val="18"/>
-        </w:rPr>
-        <w:t>get_</w:t>
-      </w:r>
-      <w:proofErr w:type="gramStart"/>
-      <w:r>
-        <w:rPr>
-          <w:rFonts w:ascii="Roboto Mono" w:hAnsi="Roboto Mono"/>
-          <w:sz w:val="18"/>
-          <w:szCs w:val="18"/>
-        </w:rPr>
-        <w:t>spots</w:t>
-      </w:r>
-      <w:proofErr w:type="spellEnd"/>
-      <w:r>
-        <w:rPr>
-          <w:rFonts w:ascii="Roboto Mono" w:hAnsi="Roboto Mono"/>
-          <w:sz w:val="18"/>
-          <w:szCs w:val="18"/>
-        </w:rPr>
-        <w:t>(</w:t>
-      </w:r>
-      <w:proofErr w:type="gramEnd"/>
-      <w:r>
-        <w:rPr>
-          <w:rFonts w:ascii="Roboto Mono" w:hAnsi="Roboto Mono"/>
-          <w:sz w:val="18"/>
-          <w:szCs w:val="18"/>
-        </w:rPr>
-        <w:t>):</w:t>
+        <w:t>():</w:t>
       </w:r>
     </w:p>
     <w:p>
@@ -1122,7 +1050,6 @@
         <w:t xml:space="preserve"> = </w:t>
       </w:r>
       <w:proofErr w:type="spellStart"/>
-      <w:proofErr w:type="gramStart"/>
       <w:r>
         <w:rPr>
           <w:rFonts w:ascii="Roboto Mono" w:hAnsi="Roboto Mono"/>
@@ -1138,16 +1065,7 @@
           <w:sz w:val="18"/>
           <w:szCs w:val="18"/>
         </w:rPr>
-        <w:t>(</w:t>
-      </w:r>
-      <w:proofErr w:type="gramEnd"/>
-      <w:r>
-        <w:rPr>
-          <w:rFonts w:ascii="Roboto Mono" w:hAnsi="Roboto Mono"/>
-          <w:sz w:val="18"/>
-          <w:szCs w:val="18"/>
-        </w:rPr>
-        <w:t>'version', '1')</w:t>
+        <w:t>('version', '1')</w:t>
       </w:r>
     </w:p>
     <w:p>
@@ -1422,86 +1340,50 @@
           <w:sz w:val="18"/>
           <w:szCs w:val="18"/>
         </w:rPr>
-        <w:t>@</w:t>
-      </w:r>
-      <w:proofErr w:type="gramStart"/>
-      <w:r>
+        <w:t>@app.route('/api/spots', methods=['GET'])</w:t>
+      </w:r>
+    </w:p>
+    <w:p>
+      <w:pPr>
+        <w:pStyle w:val="NoSpacing"/>
+        <w:pBdr>
+          <w:top w:val="single" w:sz="4" w:space="1" w:color="auto"/>
+          <w:left w:val="single" w:sz="4" w:space="4" w:color="auto"/>
+          <w:bottom w:val="single" w:sz="4" w:space="1" w:color="auto"/>
+          <w:right w:val="single" w:sz="4" w:space="4" w:color="auto"/>
+        </w:pBdr>
+        <w:shd w:val="clear" w:color="auto" w:fill="FFF2CC" w:themeFill="accent4" w:themeFillTint="33"/>
         <w:rPr>
           <w:rFonts w:ascii="Roboto Mono" w:hAnsi="Roboto Mono"/>
           <w:sz w:val="18"/>
           <w:szCs w:val="18"/>
         </w:rPr>
-        <w:t>app.route</w:t>
-      </w:r>
-      <w:proofErr w:type="gramEnd"/>
+      </w:pPr>
       <w:r>
         <w:rPr>
           <w:rFonts w:ascii="Roboto Mono" w:hAnsi="Roboto Mono"/>
           <w:sz w:val="18"/>
           <w:szCs w:val="18"/>
         </w:rPr>
-        <w:t>('/api/spots', methods=['GET'])</w:t>
-      </w:r>
-    </w:p>
-    <w:p>
-      <w:pPr>
-        <w:pStyle w:val="NoSpacing"/>
-        <w:pBdr>
-          <w:top w:val="single" w:sz="4" w:space="1" w:color="auto"/>
-          <w:left w:val="single" w:sz="4" w:space="4" w:color="auto"/>
-          <w:bottom w:val="single" w:sz="4" w:space="1" w:color="auto"/>
-          <w:right w:val="single" w:sz="4" w:space="4" w:color="auto"/>
-        </w:pBdr>
-        <w:shd w:val="clear" w:color="auto" w:fill="FFF2CC" w:themeFill="accent4" w:themeFillTint="33"/>
+        <w:t xml:space="preserve">def </w:t>
+      </w:r>
+      <w:proofErr w:type="spellStart"/>
+      <w:r>
         <w:rPr>
           <w:rFonts w:ascii="Roboto Mono" w:hAnsi="Roboto Mono"/>
           <w:sz w:val="18"/>
           <w:szCs w:val="18"/>
         </w:rPr>
-      </w:pPr>
+        <w:t>get_spots</w:t>
+      </w:r>
+      <w:proofErr w:type="spellEnd"/>
       <w:r>
         <w:rPr>
           <w:rFonts w:ascii="Roboto Mono" w:hAnsi="Roboto Mono"/>
           <w:sz w:val="18"/>
           <w:szCs w:val="18"/>
         </w:rPr>
-        <w:t xml:space="preserve">def </w:t>
-      </w:r>
-      <w:proofErr w:type="spellStart"/>
-      <w:r>
-        <w:rPr>
-          <w:rFonts w:ascii="Roboto Mono" w:hAnsi="Roboto Mono"/>
-          <w:sz w:val="18"/>
-          <w:szCs w:val="18"/>
-        </w:rPr>
-        <w:t>get_</w:t>
-      </w:r>
-      <w:proofErr w:type="gramStart"/>
-      <w:r>
-        <w:rPr>
-          <w:rFonts w:ascii="Roboto Mono" w:hAnsi="Roboto Mono"/>
-          <w:sz w:val="18"/>
-          <w:szCs w:val="18"/>
-        </w:rPr>
-        <w:t>spots</w:t>
-      </w:r>
-      <w:proofErr w:type="spellEnd"/>
-      <w:r>
-        <w:rPr>
-          <w:rFonts w:ascii="Roboto Mono" w:hAnsi="Roboto Mono"/>
-          <w:sz w:val="18"/>
-          <w:szCs w:val="18"/>
-        </w:rPr>
-        <w:t>(</w:t>
-      </w:r>
-      <w:proofErr w:type="gramEnd"/>
-      <w:r>
-        <w:rPr>
-          <w:rFonts w:ascii="Roboto Mono" w:hAnsi="Roboto Mono"/>
-          <w:sz w:val="18"/>
-          <w:szCs w:val="18"/>
-        </w:rPr>
-        <w:t>):</w:t>
+        <w:t>():</w:t>
       </w:r>
     </w:p>
     <w:p>
@@ -1546,7 +1428,6 @@
         <w:t xml:space="preserve"> = </w:t>
       </w:r>
       <w:proofErr w:type="spellStart"/>
-      <w:proofErr w:type="gramStart"/>
       <w:r>
         <w:rPr>
           <w:rFonts w:ascii="Roboto Mono" w:hAnsi="Roboto Mono"/>
@@ -1562,16 +1443,7 @@
           <w:sz w:val="18"/>
           <w:szCs w:val="18"/>
         </w:rPr>
-        <w:t>(</w:t>
-      </w:r>
-      <w:proofErr w:type="gramEnd"/>
-      <w:r>
-        <w:rPr>
-          <w:rFonts w:ascii="Roboto Mono" w:hAnsi="Roboto Mono"/>
-          <w:sz w:val="18"/>
-          <w:szCs w:val="18"/>
-        </w:rPr>
-        <w:t>'Accept-Version', 'v1')</w:t>
+        <w:t>('Accept-Version', 'v1')</w:t>
       </w:r>
     </w:p>
     <w:p>
@@ -1755,15 +1627,7 @@
         <w:t xml:space="preserve">Harder to test </w:t>
       </w:r>
       <w:r>
-        <w:t xml:space="preserve">(e.g., browsers </w:t>
-      </w:r>
-      <w:proofErr w:type="gramStart"/>
-      <w:r>
-        <w:t>don’t</w:t>
-      </w:r>
-      <w:proofErr w:type="gramEnd"/>
-      <w:r>
-        <w:t xml:space="preserve"> show headers in address bars).</w:t>
+        <w:t>(e.g., browsers don’t show headers in address bars).</w:t>
       </w:r>
     </w:p>
     <w:p>
@@ -1793,15 +1657,7 @@
         <w:pStyle w:val="NoSpacing"/>
       </w:pPr>
       <w:r>
-        <w:t xml:space="preserve">Use the Accept header (e.g., Accept: </w:t>
-      </w:r>
-      <w:proofErr w:type="gramStart"/>
-      <w:r>
-        <w:t>application/vnd.myapi.v</w:t>
-      </w:r>
-      <w:proofErr w:type="gramEnd"/>
-      <w:r>
-        <w:t>1+json).</w:t>
+        <w:t>Use the Accept header (e.g., Accept: application/vnd.myapi.v1+json).</w:t>
       </w:r>
       <w:r>
         <w:br/>
@@ -1836,86 +1692,50 @@
           <w:sz w:val="18"/>
           <w:szCs w:val="18"/>
         </w:rPr>
-        <w:t>@</w:t>
-      </w:r>
-      <w:proofErr w:type="gramStart"/>
-      <w:r>
+        <w:t>@app.route('/api/spots', methods=['GET'])</w:t>
+      </w:r>
+    </w:p>
+    <w:p>
+      <w:pPr>
+        <w:pStyle w:val="NoSpacing"/>
+        <w:pBdr>
+          <w:top w:val="single" w:sz="4" w:space="1" w:color="auto"/>
+          <w:left w:val="single" w:sz="4" w:space="4" w:color="auto"/>
+          <w:bottom w:val="single" w:sz="4" w:space="1" w:color="auto"/>
+          <w:right w:val="single" w:sz="4" w:space="4" w:color="auto"/>
+        </w:pBdr>
+        <w:shd w:val="clear" w:color="auto" w:fill="FFF2CC" w:themeFill="accent4" w:themeFillTint="33"/>
         <w:rPr>
           <w:rFonts w:ascii="Roboto Mono" w:hAnsi="Roboto Mono"/>
           <w:sz w:val="18"/>
           <w:szCs w:val="18"/>
         </w:rPr>
-        <w:t>app.route</w:t>
-      </w:r>
-      <w:proofErr w:type="gramEnd"/>
+      </w:pPr>
       <w:r>
         <w:rPr>
           <w:rFonts w:ascii="Roboto Mono" w:hAnsi="Roboto Mono"/>
           <w:sz w:val="18"/>
           <w:szCs w:val="18"/>
         </w:rPr>
-        <w:t>('/api/spots', methods=['GET'])</w:t>
-      </w:r>
-    </w:p>
-    <w:p>
-      <w:pPr>
-        <w:pStyle w:val="NoSpacing"/>
-        <w:pBdr>
-          <w:top w:val="single" w:sz="4" w:space="1" w:color="auto"/>
-          <w:left w:val="single" w:sz="4" w:space="4" w:color="auto"/>
-          <w:bottom w:val="single" w:sz="4" w:space="1" w:color="auto"/>
-          <w:right w:val="single" w:sz="4" w:space="4" w:color="auto"/>
-        </w:pBdr>
-        <w:shd w:val="clear" w:color="auto" w:fill="FFF2CC" w:themeFill="accent4" w:themeFillTint="33"/>
+        <w:t xml:space="preserve">def </w:t>
+      </w:r>
+      <w:proofErr w:type="spellStart"/>
+      <w:r>
         <w:rPr>
           <w:rFonts w:ascii="Roboto Mono" w:hAnsi="Roboto Mono"/>
           <w:sz w:val="18"/>
           <w:szCs w:val="18"/>
         </w:rPr>
-      </w:pPr>
+        <w:t>get_spots</w:t>
+      </w:r>
+      <w:proofErr w:type="spellEnd"/>
       <w:r>
         <w:rPr>
           <w:rFonts w:ascii="Roboto Mono" w:hAnsi="Roboto Mono"/>
           <w:sz w:val="18"/>
           <w:szCs w:val="18"/>
         </w:rPr>
-        <w:t xml:space="preserve">def </w:t>
-      </w:r>
-      <w:proofErr w:type="spellStart"/>
-      <w:r>
-        <w:rPr>
-          <w:rFonts w:ascii="Roboto Mono" w:hAnsi="Roboto Mono"/>
-          <w:sz w:val="18"/>
-          <w:szCs w:val="18"/>
-        </w:rPr>
-        <w:t>get_</w:t>
-      </w:r>
-      <w:proofErr w:type="gramStart"/>
-      <w:r>
-        <w:rPr>
-          <w:rFonts w:ascii="Roboto Mono" w:hAnsi="Roboto Mono"/>
-          <w:sz w:val="18"/>
-          <w:szCs w:val="18"/>
-        </w:rPr>
-        <w:t>spots</w:t>
-      </w:r>
-      <w:proofErr w:type="spellEnd"/>
-      <w:r>
-        <w:rPr>
-          <w:rFonts w:ascii="Roboto Mono" w:hAnsi="Roboto Mono"/>
-          <w:sz w:val="18"/>
-          <w:szCs w:val="18"/>
-        </w:rPr>
-        <w:t>(</w:t>
-      </w:r>
-      <w:proofErr w:type="gramEnd"/>
-      <w:r>
-        <w:rPr>
-          <w:rFonts w:ascii="Roboto Mono" w:hAnsi="Roboto Mono"/>
-          <w:sz w:val="18"/>
-          <w:szCs w:val="18"/>
-        </w:rPr>
-        <w:t>):</w:t>
+        <w:t>():</w:t>
       </w:r>
     </w:p>
     <w:p>
@@ -1962,7 +1782,6 @@
         <w:t xml:space="preserve"> = </w:t>
       </w:r>
       <w:proofErr w:type="spellStart"/>
-      <w:proofErr w:type="gramStart"/>
       <w:r>
         <w:rPr>
           <w:rFonts w:ascii="Roboto Mono" w:hAnsi="Roboto Mono"/>
@@ -1978,163 +1797,118 @@
           <w:sz w:val="18"/>
           <w:szCs w:val="18"/>
         </w:rPr>
-        <w:t>(</w:t>
-      </w:r>
-      <w:proofErr w:type="gramEnd"/>
-      <w:r>
+        <w:t>('Accept', '')</w:t>
+      </w:r>
+    </w:p>
+    <w:p>
+      <w:pPr>
+        <w:pStyle w:val="NoSpacing"/>
+        <w:pBdr>
+          <w:top w:val="single" w:sz="4" w:space="1" w:color="auto"/>
+          <w:left w:val="single" w:sz="4" w:space="4" w:color="auto"/>
+          <w:bottom w:val="single" w:sz="4" w:space="1" w:color="auto"/>
+          <w:right w:val="single" w:sz="4" w:space="4" w:color="auto"/>
+        </w:pBdr>
+        <w:shd w:val="clear" w:color="auto" w:fill="FFF2CC" w:themeFill="accent4" w:themeFillTint="33"/>
         <w:rPr>
           <w:rFonts w:ascii="Roboto Mono" w:hAnsi="Roboto Mono"/>
           <w:sz w:val="18"/>
           <w:szCs w:val="18"/>
         </w:rPr>
-        <w:t>'Accept', '')</w:t>
-      </w:r>
-    </w:p>
-    <w:p>
-      <w:pPr>
-        <w:pStyle w:val="NoSpacing"/>
-        <w:pBdr>
-          <w:top w:val="single" w:sz="4" w:space="1" w:color="auto"/>
-          <w:left w:val="single" w:sz="4" w:space="4" w:color="auto"/>
-          <w:bottom w:val="single" w:sz="4" w:space="1" w:color="auto"/>
-          <w:right w:val="single" w:sz="4" w:space="4" w:color="auto"/>
-        </w:pBdr>
-        <w:shd w:val="clear" w:color="auto" w:fill="FFF2CC" w:themeFill="accent4" w:themeFillTint="33"/>
+      </w:pPr>
+      <w:r>
         <w:rPr>
           <w:rFonts w:ascii="Roboto Mono" w:hAnsi="Roboto Mono"/>
           <w:sz w:val="18"/>
           <w:szCs w:val="18"/>
         </w:rPr>
-      </w:pPr>
+        <w:t xml:space="preserve">    if 'vnd.myapi.v1' in </w:t>
+      </w:r>
+      <w:proofErr w:type="spellStart"/>
       <w:r>
         <w:rPr>
           <w:rFonts w:ascii="Roboto Mono" w:hAnsi="Roboto Mono"/>
           <w:sz w:val="18"/>
           <w:szCs w:val="18"/>
         </w:rPr>
-        <w:t xml:space="preserve">    if '</w:t>
-      </w:r>
-      <w:proofErr w:type="gramStart"/>
+        <w:t>accept_header</w:t>
+      </w:r>
+      <w:proofErr w:type="spellEnd"/>
       <w:r>
         <w:rPr>
           <w:rFonts w:ascii="Roboto Mono" w:hAnsi="Roboto Mono"/>
           <w:sz w:val="18"/>
           <w:szCs w:val="18"/>
         </w:rPr>
-        <w:t>vnd.myapi</w:t>
-      </w:r>
-      <w:proofErr w:type="gramEnd"/>
-      <w:r>
+        <w:t>:</w:t>
+      </w:r>
+    </w:p>
+    <w:p>
+      <w:pPr>
+        <w:pStyle w:val="NoSpacing"/>
+        <w:pBdr>
+          <w:top w:val="single" w:sz="4" w:space="1" w:color="auto"/>
+          <w:left w:val="single" w:sz="4" w:space="4" w:color="auto"/>
+          <w:bottom w:val="single" w:sz="4" w:space="1" w:color="auto"/>
+          <w:right w:val="single" w:sz="4" w:space="4" w:color="auto"/>
+        </w:pBdr>
+        <w:shd w:val="clear" w:color="auto" w:fill="FFF2CC" w:themeFill="accent4" w:themeFillTint="33"/>
         <w:rPr>
           <w:rFonts w:ascii="Roboto Mono" w:hAnsi="Roboto Mono"/>
           <w:sz w:val="18"/>
           <w:szCs w:val="18"/>
         </w:rPr>
-        <w:t xml:space="preserve">.v1' in </w:t>
-      </w:r>
-      <w:proofErr w:type="spellStart"/>
+      </w:pPr>
       <w:r>
         <w:rPr>
           <w:rFonts w:ascii="Roboto Mono" w:hAnsi="Roboto Mono"/>
           <w:sz w:val="18"/>
           <w:szCs w:val="18"/>
         </w:rPr>
-        <w:t>accept_header</w:t>
-      </w:r>
-      <w:proofErr w:type="spellEnd"/>
-      <w:r>
+        <w:t xml:space="preserve">        # V1 logic</w:t>
+      </w:r>
+    </w:p>
+    <w:p>
+      <w:pPr>
+        <w:pStyle w:val="NoSpacing"/>
+        <w:pBdr>
+          <w:top w:val="single" w:sz="4" w:space="1" w:color="auto"/>
+          <w:left w:val="single" w:sz="4" w:space="4" w:color="auto"/>
+          <w:bottom w:val="single" w:sz="4" w:space="1" w:color="auto"/>
+          <w:right w:val="single" w:sz="4" w:space="4" w:color="auto"/>
+        </w:pBdr>
+        <w:shd w:val="clear" w:color="auto" w:fill="FFF2CC" w:themeFill="accent4" w:themeFillTint="33"/>
         <w:rPr>
           <w:rFonts w:ascii="Roboto Mono" w:hAnsi="Roboto Mono"/>
           <w:sz w:val="18"/>
           <w:szCs w:val="18"/>
         </w:rPr>
-        <w:t>:</w:t>
-      </w:r>
-    </w:p>
-    <w:p>
-      <w:pPr>
-        <w:pStyle w:val="NoSpacing"/>
-        <w:pBdr>
-          <w:top w:val="single" w:sz="4" w:space="1" w:color="auto"/>
-          <w:left w:val="single" w:sz="4" w:space="4" w:color="auto"/>
-          <w:bottom w:val="single" w:sz="4" w:space="1" w:color="auto"/>
-          <w:right w:val="single" w:sz="4" w:space="4" w:color="auto"/>
-        </w:pBdr>
-        <w:shd w:val="clear" w:color="auto" w:fill="FFF2CC" w:themeFill="accent4" w:themeFillTint="33"/>
+      </w:pPr>
+      <w:r>
         <w:rPr>
           <w:rFonts w:ascii="Roboto Mono" w:hAnsi="Roboto Mono"/>
           <w:sz w:val="18"/>
           <w:szCs w:val="18"/>
         </w:rPr>
-      </w:pPr>
+        <w:t xml:space="preserve">    </w:t>
+      </w:r>
+      <w:proofErr w:type="spellStart"/>
       <w:r>
         <w:rPr>
           <w:rFonts w:ascii="Roboto Mono" w:hAnsi="Roboto Mono"/>
           <w:sz w:val="18"/>
           <w:szCs w:val="18"/>
         </w:rPr>
-        <w:t xml:space="preserve">        # V1 logic</w:t>
-      </w:r>
-    </w:p>
-    <w:p>
-      <w:pPr>
-        <w:pStyle w:val="NoSpacing"/>
-        <w:pBdr>
-          <w:top w:val="single" w:sz="4" w:space="1" w:color="auto"/>
-          <w:left w:val="single" w:sz="4" w:space="4" w:color="auto"/>
-          <w:bottom w:val="single" w:sz="4" w:space="1" w:color="auto"/>
-          <w:right w:val="single" w:sz="4" w:space="4" w:color="auto"/>
-        </w:pBdr>
-        <w:shd w:val="clear" w:color="auto" w:fill="FFF2CC" w:themeFill="accent4" w:themeFillTint="33"/>
+        <w:t>elif</w:t>
+      </w:r>
+      <w:proofErr w:type="spellEnd"/>
+      <w:r>
         <w:rPr>
           <w:rFonts w:ascii="Roboto Mono" w:hAnsi="Roboto Mono"/>
           <w:sz w:val="18"/>
           <w:szCs w:val="18"/>
         </w:rPr>
-      </w:pPr>
-      <w:r>
-        <w:rPr>
-          <w:rFonts w:ascii="Roboto Mono" w:hAnsi="Roboto Mono"/>
-          <w:sz w:val="18"/>
-          <w:szCs w:val="18"/>
-        </w:rPr>
-        <w:t xml:space="preserve">    </w:t>
-      </w:r>
-      <w:proofErr w:type="spellStart"/>
-      <w:r>
-        <w:rPr>
-          <w:rFonts w:ascii="Roboto Mono" w:hAnsi="Roboto Mono"/>
-          <w:sz w:val="18"/>
-          <w:szCs w:val="18"/>
-        </w:rPr>
-        <w:t>elif</w:t>
-      </w:r>
-      <w:proofErr w:type="spellEnd"/>
-      <w:r>
-        <w:rPr>
-          <w:rFonts w:ascii="Roboto Mono" w:hAnsi="Roboto Mono"/>
-          <w:sz w:val="18"/>
-          <w:szCs w:val="18"/>
-        </w:rPr>
-        <w:t xml:space="preserve"> '</w:t>
-      </w:r>
-      <w:proofErr w:type="gramStart"/>
-      <w:r>
-        <w:rPr>
-          <w:rFonts w:ascii="Roboto Mono" w:hAnsi="Roboto Mono"/>
-          <w:sz w:val="18"/>
-          <w:szCs w:val="18"/>
-        </w:rPr>
-        <w:t>vnd.myapi</w:t>
-      </w:r>
-      <w:proofErr w:type="gramEnd"/>
-      <w:r>
-        <w:rPr>
-          <w:rFonts w:ascii="Roboto Mono" w:hAnsi="Roboto Mono"/>
-          <w:sz w:val="18"/>
-          <w:szCs w:val="18"/>
-        </w:rPr>
-        <w:t xml:space="preserve">.v2' in </w:t>
+        <w:t xml:space="preserve"> 'vnd.myapi.v2' in </w:t>
       </w:r>
       <w:proofErr w:type="spellStart"/>
       <w:r>
@@ -3074,64 +2848,44 @@
           <w:sz w:val="18"/>
           <w:szCs w:val="18"/>
         </w:rPr>
-        <w:t xml:space="preserve">Body: </w:t>
-      </w:r>
-      <w:proofErr w:type="gramStart"/>
+        <w:t>Body: { "</w:t>
+      </w:r>
+      <w:proofErr w:type="spellStart"/>
       <w:r>
         <w:rPr>
           <w:rFonts w:ascii="Roboto Mono" w:hAnsi="Roboto Mono"/>
           <w:sz w:val="18"/>
           <w:szCs w:val="18"/>
         </w:rPr>
-        <w:t>{ "</w:t>
-      </w:r>
-      <w:proofErr w:type="spellStart"/>
-      <w:proofErr w:type="gramEnd"/>
+        <w:t>license_plate</w:t>
+      </w:r>
+      <w:proofErr w:type="spellEnd"/>
       <w:r>
         <w:rPr>
           <w:rFonts w:ascii="Roboto Mono" w:hAnsi="Roboto Mono"/>
           <w:sz w:val="18"/>
           <w:szCs w:val="18"/>
         </w:rPr>
-        <w:t>license_plate</w:t>
-      </w:r>
-      <w:proofErr w:type="spellEnd"/>
+        <w:t>": "XYZ123", "</w:t>
+      </w:r>
+      <w:proofErr w:type="spellStart"/>
       <w:r>
         <w:rPr>
           <w:rFonts w:ascii="Roboto Mono" w:hAnsi="Roboto Mono"/>
           <w:sz w:val="18"/>
           <w:szCs w:val="18"/>
         </w:rPr>
-        <w:t>": "XYZ123", "</w:t>
-      </w:r>
-      <w:proofErr w:type="spellStart"/>
+        <w:t>car_size</w:t>
+      </w:r>
+      <w:proofErr w:type="spellEnd"/>
       <w:r>
         <w:rPr>
           <w:rFonts w:ascii="Roboto Mono" w:hAnsi="Roboto Mono"/>
           <w:sz w:val="18"/>
           <w:szCs w:val="18"/>
         </w:rPr>
-        <w:t>car_size</w:t>
-      </w:r>
-      <w:proofErr w:type="spellEnd"/>
-      <w:r>
-        <w:rPr>
-          <w:rFonts w:ascii="Roboto Mono" w:hAnsi="Roboto Mono"/>
-          <w:sz w:val="18"/>
-          <w:szCs w:val="18"/>
-        </w:rPr>
-        <w:t>": "medium</w:t>
-      </w:r>
-      <w:proofErr w:type="gramStart"/>
-      <w:r>
-        <w:rPr>
-          <w:rFonts w:ascii="Roboto Mono" w:hAnsi="Roboto Mono"/>
-          <w:sz w:val="18"/>
-          <w:szCs w:val="18"/>
-        </w:rPr>
-        <w:t>" }</w:t>
-      </w:r>
-      <w:proofErr w:type="gramEnd"/>
+        <w:t>": "medium" }</w:t>
+      </w:r>
     </w:p>
     <w:p>
       <w:pPr>
@@ -3289,46 +3043,26 @@
           <w:sz w:val="18"/>
           <w:szCs w:val="18"/>
         </w:rPr>
-        <w:t xml:space="preserve">Body: </w:t>
-      </w:r>
-      <w:proofErr w:type="gramStart"/>
+        <w:t>Body: { "</w:t>
+      </w:r>
+      <w:proofErr w:type="spellStart"/>
       <w:r>
         <w:rPr>
           <w:rFonts w:ascii="Roboto Mono" w:hAnsi="Roboto Mono"/>
           <w:sz w:val="18"/>
           <w:szCs w:val="18"/>
         </w:rPr>
-        <w:t>{ "</w:t>
-      </w:r>
-      <w:proofErr w:type="spellStart"/>
-      <w:proofErr w:type="gramEnd"/>
+        <w:t>license_plate</w:t>
+      </w:r>
+      <w:proofErr w:type="spellEnd"/>
       <w:r>
         <w:rPr>
           <w:rFonts w:ascii="Roboto Mono" w:hAnsi="Roboto Mono"/>
           <w:sz w:val="18"/>
           <w:szCs w:val="18"/>
         </w:rPr>
-        <w:t>license_plate</w:t>
-      </w:r>
-      <w:proofErr w:type="spellEnd"/>
-      <w:r>
-        <w:rPr>
-          <w:rFonts w:ascii="Roboto Mono" w:hAnsi="Roboto Mono"/>
-          <w:sz w:val="18"/>
-          <w:szCs w:val="18"/>
-        </w:rPr>
-        <w:t>": "XYZ123</w:t>
-      </w:r>
-      <w:proofErr w:type="gramStart"/>
-      <w:r>
-        <w:rPr>
-          <w:rFonts w:ascii="Roboto Mono" w:hAnsi="Roboto Mono"/>
-          <w:sz w:val="18"/>
-          <w:szCs w:val="18"/>
-        </w:rPr>
-        <w:t>" }</w:t>
-      </w:r>
-      <w:proofErr w:type="gramEnd"/>
+        <w:t>": "XYZ123" }</w:t>
+      </w:r>
     </w:p>
     <w:p>
       <w:pPr>
@@ -4769,23 +4503,7 @@
           <w:sz w:val="24"/>
           <w:szCs w:val="24"/>
         </w:rPr>
-        <w:t xml:space="preserve">(Permanent, DB can be deleted, APP restarted, </w:t>
-      </w:r>
-      <w:proofErr w:type="gramStart"/>
-      <w:r>
-        <w:rPr>
-          <w:sz w:val="24"/>
-          <w:szCs w:val="24"/>
-        </w:rPr>
-        <w:t>All</w:t>
-      </w:r>
-      <w:proofErr w:type="gramEnd"/>
-      <w:r>
-        <w:rPr>
-          <w:sz w:val="24"/>
-          <w:szCs w:val="24"/>
-        </w:rPr>
-        <w:t xml:space="preserve"> floors will be initialized)</w:t>
+        <w:t>(Permanent, DB can be deleted, APP restarted, All floors will be initialized)</w:t>
       </w:r>
     </w:p>
     <w:p>
@@ -4814,23 +4532,7 @@
           <w:sz w:val="24"/>
           <w:szCs w:val="24"/>
         </w:rPr>
-        <w:t xml:space="preserve"> if </w:t>
-      </w:r>
-      <w:proofErr w:type="gramStart"/>
-      <w:r>
-        <w:rPr>
-          <w:sz w:val="24"/>
-          <w:szCs w:val="24"/>
-        </w:rPr>
-        <w:t>it's</w:t>
-      </w:r>
-      <w:proofErr w:type="gramEnd"/>
-      <w:r>
-        <w:rPr>
-          <w:sz w:val="24"/>
-          <w:szCs w:val="24"/>
-        </w:rPr>
-        <w:t xml:space="preserve"> running.</w:t>
+        <w:t> if it's running.</w:t>
       </w:r>
     </w:p>
     <w:p>
@@ -4862,45 +4564,20 @@
         <w:t> in MongoDB (</w:t>
       </w:r>
       <w:proofErr w:type="spellStart"/>
-      <w:proofErr w:type="gramStart"/>
       <w:r>
         <w:rPr>
           <w:sz w:val="24"/>
           <w:szCs w:val="24"/>
         </w:rPr>
-        <w:t>db.floors</w:t>
-      </w:r>
-      <w:proofErr w:type="gramEnd"/>
+        <w:t>db.floors.drop</w:t>
+      </w:r>
+      <w:proofErr w:type="spellEnd"/>
       <w:r>
         <w:rPr>
           <w:sz w:val="24"/>
           <w:szCs w:val="24"/>
         </w:rPr>
-        <w:t>.</w:t>
-      </w:r>
-      <w:proofErr w:type="gramStart"/>
-      <w:r>
-        <w:rPr>
-          <w:sz w:val="24"/>
-          <w:szCs w:val="24"/>
-        </w:rPr>
-        <w:t>drop</w:t>
-      </w:r>
-      <w:proofErr w:type="spellEnd"/>
-      <w:r>
-        <w:rPr>
-          <w:sz w:val="24"/>
-          <w:szCs w:val="24"/>
-        </w:rPr>
-        <w:t>(</w:t>
-      </w:r>
-      <w:proofErr w:type="gramEnd"/>
-      <w:r>
-        <w:rPr>
-          <w:sz w:val="24"/>
-          <w:szCs w:val="24"/>
-        </w:rPr>
-        <w:t>)).</w:t>
+        <w:t>()).</w:t>
       </w:r>
     </w:p>
     <w:p>
@@ -5044,25 +4721,7 @@
           <w:sz w:val="14"/>
           <w:szCs w:val="14"/>
         </w:rPr>
-        <w:t xml:space="preserve">    def </w:t>
-      </w:r>
-      <w:proofErr w:type="gramStart"/>
-      <w:r>
-        <w:rPr>
-          <w:rFonts w:ascii="Courier New" w:hAnsi="Courier New" w:cs="Courier New"/>
-          <w:sz w:val="14"/>
-          <w:szCs w:val="14"/>
-        </w:rPr>
-        <w:t>initialize(</w:t>
-      </w:r>
-      <w:proofErr w:type="gramEnd"/>
-      <w:r>
-        <w:rPr>
-          <w:rFonts w:ascii="Courier New" w:hAnsi="Courier New" w:cs="Courier New"/>
-          <w:sz w:val="14"/>
-          <w:szCs w:val="14"/>
-        </w:rPr>
-        <w:t>):</w:t>
+        <w:t xml:space="preserve">    def initialize():</w:t>
       </w:r>
     </w:p>
     <w:p>
@@ -5090,32 +4749,13 @@
         <w:t xml:space="preserve">        if </w:t>
       </w:r>
       <w:proofErr w:type="spellStart"/>
-      <w:proofErr w:type="gramStart"/>
-      <w:r>
-        <w:rPr>
-          <w:rFonts w:ascii="Courier New" w:hAnsi="Courier New" w:cs="Courier New"/>
-          <w:sz w:val="14"/>
-          <w:szCs w:val="14"/>
-        </w:rPr>
-        <w:t>db.floors</w:t>
-      </w:r>
-      <w:proofErr w:type="gramEnd"/>
-      <w:r>
-        <w:rPr>
-          <w:rFonts w:ascii="Courier New" w:hAnsi="Courier New" w:cs="Courier New"/>
-          <w:sz w:val="14"/>
-          <w:szCs w:val="14"/>
-        </w:rPr>
-        <w:t>.count_</w:t>
-      </w:r>
-      <w:proofErr w:type="gramStart"/>
-      <w:r>
-        <w:rPr>
-          <w:rFonts w:ascii="Courier New" w:hAnsi="Courier New" w:cs="Courier New"/>
-          <w:sz w:val="14"/>
-          <w:szCs w:val="14"/>
-        </w:rPr>
-        <w:t>documents</w:t>
+      <w:r>
+        <w:rPr>
+          <w:rFonts w:ascii="Courier New" w:hAnsi="Courier New" w:cs="Courier New"/>
+          <w:sz w:val="14"/>
+          <w:szCs w:val="14"/>
+        </w:rPr>
+        <w:t>db.floors.count_documents</w:t>
       </w:r>
       <w:proofErr w:type="spellEnd"/>
       <w:r>
@@ -5124,16 +4764,7 @@
           <w:sz w:val="14"/>
           <w:szCs w:val="14"/>
         </w:rPr>
-        <w:t>(</w:t>
-      </w:r>
-      <w:proofErr w:type="gramEnd"/>
-      <w:r>
-        <w:rPr>
-          <w:rFonts w:ascii="Courier New" w:hAnsi="Courier New" w:cs="Courier New"/>
-          <w:sz w:val="14"/>
-          <w:szCs w:val="14"/>
-        </w:rPr>
-        <w:t>{}) == 0:</w:t>
+        <w:t>({}) == 0:</w:t>
       </w:r>
     </w:p>
     <w:p>
@@ -5236,23 +4867,13 @@
         <w:t xml:space="preserve">                    "</w:t>
       </w:r>
       <w:proofErr w:type="spellStart"/>
-      <w:proofErr w:type="gramStart"/>
-      <w:r>
-        <w:rPr>
-          <w:rFonts w:ascii="Courier New" w:hAnsi="Courier New" w:cs="Courier New"/>
-          <w:sz w:val="14"/>
-          <w:szCs w:val="14"/>
-        </w:rPr>
-        <w:t>floor</w:t>
-      </w:r>
-      <w:proofErr w:type="gramEnd"/>
-      <w:r>
-        <w:rPr>
-          <w:rFonts w:ascii="Courier New" w:hAnsi="Courier New" w:cs="Courier New"/>
-          <w:sz w:val="14"/>
-          <w:szCs w:val="14"/>
-        </w:rPr>
-        <w:t>_number</w:t>
+      <w:r>
+        <w:rPr>
+          <w:rFonts w:ascii="Courier New" w:hAnsi="Courier New" w:cs="Courier New"/>
+          <w:sz w:val="14"/>
+          <w:szCs w:val="14"/>
+        </w:rPr>
+        <w:t>floor_number</w:t>
       </w:r>
       <w:proofErr w:type="spellEnd"/>
       <w:r>
@@ -5339,23 +4960,13 @@
         <w:t xml:space="preserve">                            "</w:t>
       </w:r>
       <w:proofErr w:type="spellStart"/>
-      <w:proofErr w:type="gramStart"/>
-      <w:r>
-        <w:rPr>
-          <w:rFonts w:ascii="Courier New" w:hAnsi="Courier New" w:cs="Courier New"/>
-          <w:sz w:val="14"/>
-          <w:szCs w:val="14"/>
-        </w:rPr>
-        <w:t>bay</w:t>
-      </w:r>
-      <w:proofErr w:type="gramEnd"/>
-      <w:r>
-        <w:rPr>
-          <w:rFonts w:ascii="Courier New" w:hAnsi="Courier New" w:cs="Courier New"/>
-          <w:sz w:val="14"/>
-          <w:szCs w:val="14"/>
-        </w:rPr>
-        <w:t>_id</w:t>
+      <w:r>
+        <w:rPr>
+          <w:rFonts w:ascii="Courier New" w:hAnsi="Courier New" w:cs="Courier New"/>
+          <w:sz w:val="14"/>
+          <w:szCs w:val="14"/>
+        </w:rPr>
+        <w:t>bay_id</w:t>
       </w:r>
       <w:proofErr w:type="spellEnd"/>
       <w:r>
@@ -5493,25 +5104,7 @@
           <w:sz w:val="14"/>
           <w:szCs w:val="14"/>
         </w:rPr>
-        <w:t xml:space="preserve"> in </w:t>
-      </w:r>
-      <w:proofErr w:type="gramStart"/>
-      <w:r>
-        <w:rPr>
-          <w:rFonts w:ascii="Courier New" w:hAnsi="Courier New" w:cs="Courier New"/>
-          <w:sz w:val="14"/>
-          <w:szCs w:val="14"/>
-        </w:rPr>
-        <w:t>range(</w:t>
-      </w:r>
-      <w:proofErr w:type="gramEnd"/>
-      <w:r>
-        <w:rPr>
-          <w:rFonts w:ascii="Courier New" w:hAnsi="Courier New" w:cs="Courier New"/>
-          <w:sz w:val="14"/>
-          <w:szCs w:val="14"/>
-        </w:rPr>
-        <w:t>1, 6)</w:t>
+        <w:t xml:space="preserve"> in range(1, 6)</w:t>
       </w:r>
     </w:p>
     <w:p>
@@ -5614,23 +5207,13 @@
         <w:t xml:space="preserve">                            "</w:t>
       </w:r>
       <w:proofErr w:type="spellStart"/>
-      <w:proofErr w:type="gramStart"/>
-      <w:r>
-        <w:rPr>
-          <w:rFonts w:ascii="Courier New" w:hAnsi="Courier New" w:cs="Courier New"/>
-          <w:sz w:val="14"/>
-          <w:szCs w:val="14"/>
-        </w:rPr>
-        <w:t>bay</w:t>
-      </w:r>
-      <w:proofErr w:type="gramEnd"/>
-      <w:r>
-        <w:rPr>
-          <w:rFonts w:ascii="Courier New" w:hAnsi="Courier New" w:cs="Courier New"/>
-          <w:sz w:val="14"/>
-          <w:szCs w:val="14"/>
-        </w:rPr>
-        <w:t>_id</w:t>
+      <w:r>
+        <w:rPr>
+          <w:rFonts w:ascii="Courier New" w:hAnsi="Courier New" w:cs="Courier New"/>
+          <w:sz w:val="14"/>
+          <w:szCs w:val="14"/>
+        </w:rPr>
+        <w:t>bay_id</w:t>
       </w:r>
       <w:proofErr w:type="spellEnd"/>
       <w:r>
@@ -5768,25 +5351,7 @@
           <w:sz w:val="14"/>
           <w:szCs w:val="14"/>
         </w:rPr>
-        <w:t xml:space="preserve"> in </w:t>
-      </w:r>
-      <w:proofErr w:type="gramStart"/>
-      <w:r>
-        <w:rPr>
-          <w:rFonts w:ascii="Courier New" w:hAnsi="Courier New" w:cs="Courier New"/>
-          <w:sz w:val="14"/>
-          <w:szCs w:val="14"/>
-        </w:rPr>
-        <w:t>range(</w:t>
-      </w:r>
-      <w:proofErr w:type="gramEnd"/>
-      <w:r>
-        <w:rPr>
-          <w:rFonts w:ascii="Courier New" w:hAnsi="Courier New" w:cs="Courier New"/>
-          <w:sz w:val="14"/>
-          <w:szCs w:val="14"/>
-        </w:rPr>
-        <w:t>1, 6)</w:t>
+        <w:t xml:space="preserve"> in range(1, 6)</w:t>
       </w:r>
     </w:p>
     <w:p>
@@ -5939,23 +5504,13 @@
         <w:t xml:space="preserve">                    "</w:t>
       </w:r>
       <w:proofErr w:type="spellStart"/>
-      <w:proofErr w:type="gramStart"/>
-      <w:r>
-        <w:rPr>
-          <w:rFonts w:ascii="Courier New" w:hAnsi="Courier New" w:cs="Courier New"/>
-          <w:sz w:val="14"/>
-          <w:szCs w:val="14"/>
-        </w:rPr>
-        <w:t>floor</w:t>
-      </w:r>
-      <w:proofErr w:type="gramEnd"/>
-      <w:r>
-        <w:rPr>
-          <w:rFonts w:ascii="Courier New" w:hAnsi="Courier New" w:cs="Courier New"/>
-          <w:sz w:val="14"/>
-          <w:szCs w:val="14"/>
-        </w:rPr>
-        <w:t>_number</w:t>
+      <w:r>
+        <w:rPr>
+          <w:rFonts w:ascii="Courier New" w:hAnsi="Courier New" w:cs="Courier New"/>
+          <w:sz w:val="14"/>
+          <w:szCs w:val="14"/>
+        </w:rPr>
+        <w:t>floor_number</w:t>
       </w:r>
       <w:proofErr w:type="spellEnd"/>
       <w:r>
@@ -6042,23 +5597,13 @@
         <w:t xml:space="preserve">                            "</w:t>
       </w:r>
       <w:proofErr w:type="spellStart"/>
-      <w:proofErr w:type="gramStart"/>
-      <w:r>
-        <w:rPr>
-          <w:rFonts w:ascii="Courier New" w:hAnsi="Courier New" w:cs="Courier New"/>
-          <w:sz w:val="14"/>
-          <w:szCs w:val="14"/>
-        </w:rPr>
-        <w:t>bay</w:t>
-      </w:r>
-      <w:proofErr w:type="gramEnd"/>
-      <w:r>
-        <w:rPr>
-          <w:rFonts w:ascii="Courier New" w:hAnsi="Courier New" w:cs="Courier New"/>
-          <w:sz w:val="14"/>
-          <w:szCs w:val="14"/>
-        </w:rPr>
-        <w:t>_id</w:t>
+      <w:r>
+        <w:rPr>
+          <w:rFonts w:ascii="Courier New" w:hAnsi="Courier New" w:cs="Courier New"/>
+          <w:sz w:val="14"/>
+          <w:szCs w:val="14"/>
+        </w:rPr>
+        <w:t>bay_id</w:t>
       </w:r>
       <w:proofErr w:type="spellEnd"/>
       <w:r>
@@ -6196,25 +5741,7 @@
           <w:sz w:val="14"/>
           <w:szCs w:val="14"/>
         </w:rPr>
-        <w:t xml:space="preserve"> in </w:t>
-      </w:r>
-      <w:proofErr w:type="gramStart"/>
-      <w:r>
-        <w:rPr>
-          <w:rFonts w:ascii="Courier New" w:hAnsi="Courier New" w:cs="Courier New"/>
-          <w:sz w:val="14"/>
-          <w:szCs w:val="14"/>
-        </w:rPr>
-        <w:t>range(</w:t>
-      </w:r>
-      <w:proofErr w:type="gramEnd"/>
-      <w:r>
-        <w:rPr>
-          <w:rFonts w:ascii="Courier New" w:hAnsi="Courier New" w:cs="Courier New"/>
-          <w:sz w:val="14"/>
-          <w:szCs w:val="14"/>
-        </w:rPr>
-        <w:t>1, 6)</w:t>
+        <w:t xml:space="preserve"> in range(1, 6)</w:t>
       </w:r>
     </w:p>
     <w:p>
@@ -6317,23 +5844,13 @@
         <w:t xml:space="preserve">                            "</w:t>
       </w:r>
       <w:proofErr w:type="spellStart"/>
-      <w:proofErr w:type="gramStart"/>
-      <w:r>
-        <w:rPr>
-          <w:rFonts w:ascii="Courier New" w:hAnsi="Courier New" w:cs="Courier New"/>
-          <w:sz w:val="14"/>
-          <w:szCs w:val="14"/>
-        </w:rPr>
-        <w:t>bay</w:t>
-      </w:r>
-      <w:proofErr w:type="gramEnd"/>
-      <w:r>
-        <w:rPr>
-          <w:rFonts w:ascii="Courier New" w:hAnsi="Courier New" w:cs="Courier New"/>
-          <w:sz w:val="14"/>
-          <w:szCs w:val="14"/>
-        </w:rPr>
-        <w:t>_id</w:t>
+      <w:r>
+        <w:rPr>
+          <w:rFonts w:ascii="Courier New" w:hAnsi="Courier New" w:cs="Courier New"/>
+          <w:sz w:val="14"/>
+          <w:szCs w:val="14"/>
+        </w:rPr>
+        <w:t>bay_id</w:t>
       </w:r>
       <w:proofErr w:type="spellEnd"/>
       <w:r>
@@ -6471,25 +5988,7 @@
           <w:sz w:val="14"/>
           <w:szCs w:val="14"/>
         </w:rPr>
-        <w:t xml:space="preserve"> in </w:t>
-      </w:r>
-      <w:proofErr w:type="gramStart"/>
-      <w:r>
-        <w:rPr>
-          <w:rFonts w:ascii="Courier New" w:hAnsi="Courier New" w:cs="Courier New"/>
-          <w:sz w:val="14"/>
-          <w:szCs w:val="14"/>
-        </w:rPr>
-        <w:t>range(</w:t>
-      </w:r>
-      <w:proofErr w:type="gramEnd"/>
-      <w:r>
-        <w:rPr>
-          <w:rFonts w:ascii="Courier New" w:hAnsi="Courier New" w:cs="Courier New"/>
-          <w:sz w:val="14"/>
-          <w:szCs w:val="14"/>
-        </w:rPr>
-        <w:t>1, 6)</w:t>
+        <w:t xml:space="preserve"> in range(1, 6)</w:t>
       </w:r>
     </w:p>
     <w:p>
@@ -6642,23 +6141,13 @@
         <w:t xml:space="preserve">                    "</w:t>
       </w:r>
       <w:proofErr w:type="spellStart"/>
-      <w:proofErr w:type="gramStart"/>
-      <w:r>
-        <w:rPr>
-          <w:rFonts w:ascii="Courier New" w:hAnsi="Courier New" w:cs="Courier New"/>
-          <w:sz w:val="14"/>
-          <w:szCs w:val="14"/>
-        </w:rPr>
-        <w:t>floor</w:t>
-      </w:r>
-      <w:proofErr w:type="gramEnd"/>
-      <w:r>
-        <w:rPr>
-          <w:rFonts w:ascii="Courier New" w:hAnsi="Courier New" w:cs="Courier New"/>
-          <w:sz w:val="14"/>
-          <w:szCs w:val="14"/>
-        </w:rPr>
-        <w:t>_number</w:t>
+      <w:r>
+        <w:rPr>
+          <w:rFonts w:ascii="Courier New" w:hAnsi="Courier New" w:cs="Courier New"/>
+          <w:sz w:val="14"/>
+          <w:szCs w:val="14"/>
+        </w:rPr>
+        <w:t>floor_number</w:t>
       </w:r>
       <w:proofErr w:type="spellEnd"/>
       <w:r>
@@ -6745,23 +6234,13 @@
         <w:t xml:space="preserve">                            "</w:t>
       </w:r>
       <w:proofErr w:type="spellStart"/>
-      <w:proofErr w:type="gramStart"/>
-      <w:r>
-        <w:rPr>
-          <w:rFonts w:ascii="Courier New" w:hAnsi="Courier New" w:cs="Courier New"/>
-          <w:sz w:val="14"/>
-          <w:szCs w:val="14"/>
-        </w:rPr>
-        <w:t>bay</w:t>
-      </w:r>
-      <w:proofErr w:type="gramEnd"/>
-      <w:r>
-        <w:rPr>
-          <w:rFonts w:ascii="Courier New" w:hAnsi="Courier New" w:cs="Courier New"/>
-          <w:sz w:val="14"/>
-          <w:szCs w:val="14"/>
-        </w:rPr>
-        <w:t>_id</w:t>
+      <w:r>
+        <w:rPr>
+          <w:rFonts w:ascii="Courier New" w:hAnsi="Courier New" w:cs="Courier New"/>
+          <w:sz w:val="14"/>
+          <w:szCs w:val="14"/>
+        </w:rPr>
+        <w:t>bay_id</w:t>
       </w:r>
       <w:proofErr w:type="spellEnd"/>
       <w:r>
@@ -6899,25 +6378,7 @@
           <w:sz w:val="14"/>
           <w:szCs w:val="14"/>
         </w:rPr>
-        <w:t xml:space="preserve"> in </w:t>
-      </w:r>
-      <w:proofErr w:type="gramStart"/>
-      <w:r>
-        <w:rPr>
-          <w:rFonts w:ascii="Courier New" w:hAnsi="Courier New" w:cs="Courier New"/>
-          <w:sz w:val="14"/>
-          <w:szCs w:val="14"/>
-        </w:rPr>
-        <w:t>range(</w:t>
-      </w:r>
-      <w:proofErr w:type="gramEnd"/>
-      <w:r>
-        <w:rPr>
-          <w:rFonts w:ascii="Courier New" w:hAnsi="Courier New" w:cs="Courier New"/>
-          <w:sz w:val="14"/>
-          <w:szCs w:val="14"/>
-        </w:rPr>
-        <w:t>1, 6)</w:t>
+        <w:t xml:space="preserve"> in range(1, 6)</w:t>
       </w:r>
     </w:p>
     <w:p>
@@ -7020,23 +6481,13 @@
         <w:t xml:space="preserve">                            "</w:t>
       </w:r>
       <w:proofErr w:type="spellStart"/>
-      <w:proofErr w:type="gramStart"/>
-      <w:r>
-        <w:rPr>
-          <w:rFonts w:ascii="Courier New" w:hAnsi="Courier New" w:cs="Courier New"/>
-          <w:sz w:val="14"/>
-          <w:szCs w:val="14"/>
-        </w:rPr>
-        <w:t>bay</w:t>
-      </w:r>
-      <w:proofErr w:type="gramEnd"/>
-      <w:r>
-        <w:rPr>
-          <w:rFonts w:ascii="Courier New" w:hAnsi="Courier New" w:cs="Courier New"/>
-          <w:sz w:val="14"/>
-          <w:szCs w:val="14"/>
-        </w:rPr>
-        <w:t>_id</w:t>
+      <w:r>
+        <w:rPr>
+          <w:rFonts w:ascii="Courier New" w:hAnsi="Courier New" w:cs="Courier New"/>
+          <w:sz w:val="14"/>
+          <w:szCs w:val="14"/>
+        </w:rPr>
+        <w:t>bay_id</w:t>
       </w:r>
       <w:proofErr w:type="spellEnd"/>
       <w:r>
@@ -7174,25 +6625,7 @@
           <w:sz w:val="14"/>
           <w:szCs w:val="14"/>
         </w:rPr>
-        <w:t xml:space="preserve"> in </w:t>
-      </w:r>
-      <w:proofErr w:type="gramStart"/>
-      <w:r>
-        <w:rPr>
-          <w:rFonts w:ascii="Courier New" w:hAnsi="Courier New" w:cs="Courier New"/>
-          <w:sz w:val="14"/>
-          <w:szCs w:val="14"/>
-        </w:rPr>
-        <w:t>range(</w:t>
-      </w:r>
-      <w:proofErr w:type="gramEnd"/>
-      <w:r>
-        <w:rPr>
-          <w:rFonts w:ascii="Courier New" w:hAnsi="Courier New" w:cs="Courier New"/>
-          <w:sz w:val="14"/>
-          <w:szCs w:val="14"/>
-        </w:rPr>
-        <w:t>1, 6)</w:t>
+        <w:t xml:space="preserve"> in range(1, 6)</w:t>
       </w:r>
     </w:p>
     <w:p>
@@ -7345,23 +6778,13 @@
         <w:t xml:space="preserve">            </w:t>
       </w:r>
       <w:proofErr w:type="spellStart"/>
-      <w:proofErr w:type="gramStart"/>
-      <w:r>
-        <w:rPr>
-          <w:rFonts w:ascii="Courier New" w:hAnsi="Courier New" w:cs="Courier New"/>
-          <w:sz w:val="14"/>
-          <w:szCs w:val="14"/>
-        </w:rPr>
-        <w:t>db.floors</w:t>
-      </w:r>
-      <w:proofErr w:type="gramEnd"/>
-      <w:r>
-        <w:rPr>
-          <w:rFonts w:ascii="Courier New" w:hAnsi="Courier New" w:cs="Courier New"/>
-          <w:sz w:val="14"/>
-          <w:szCs w:val="14"/>
-        </w:rPr>
-        <w:t>.insert_many</w:t>
+      <w:r>
+        <w:rPr>
+          <w:rFonts w:ascii="Courier New" w:hAnsi="Courier New" w:cs="Courier New"/>
+          <w:sz w:val="14"/>
+          <w:szCs w:val="14"/>
+        </w:rPr>
+        <w:t>db.floors.insert_many</w:t>
       </w:r>
       <w:proofErr w:type="spellEnd"/>
       <w:r>
@@ -7417,74 +6840,14 @@
           <w:szCs w:val="24"/>
         </w:rPr>
         <w:lastRenderedPageBreak/>
-        <w:t xml:space="preserve">To the </w:t>
-      </w:r>
-      <w:r>
-        <w:rPr>
-          <w:b/>
-          <w:bCs/>
+        <w:t xml:space="preserve">To the DB </w:t>
+      </w:r>
+      <w:r>
+        <w:rPr>
           <w:sz w:val="24"/>
           <w:szCs w:val="24"/>
         </w:rPr>
-        <w:t>DB</w:t>
-      </w:r>
-      <w:r>
-        <w:rPr>
-          <w:b/>
-          <w:bCs/>
-          <w:sz w:val="24"/>
-          <w:szCs w:val="24"/>
-        </w:rPr>
-        <w:t xml:space="preserve"> </w:t>
-      </w:r>
-      <w:r>
-        <w:rPr>
-          <w:sz w:val="24"/>
-          <w:szCs w:val="24"/>
-        </w:rPr>
-        <w:t>(</w:t>
-      </w:r>
-      <w:r>
-        <w:rPr>
-          <w:sz w:val="24"/>
-          <w:szCs w:val="24"/>
-        </w:rPr>
-        <w:t>No p</w:t>
-      </w:r>
-      <w:r>
-        <w:rPr>
-          <w:sz w:val="24"/>
-          <w:szCs w:val="24"/>
-        </w:rPr>
-        <w:t xml:space="preserve">ermanent, </w:t>
-      </w:r>
-      <w:r>
-        <w:rPr>
-          <w:sz w:val="24"/>
-          <w:szCs w:val="24"/>
-        </w:rPr>
-        <w:t>if DB</w:t>
-      </w:r>
-      <w:r>
-        <w:rPr>
-          <w:sz w:val="24"/>
-          <w:szCs w:val="24"/>
-        </w:rPr>
-        <w:t xml:space="preserve"> deleted</w:t>
-      </w:r>
-      <w:r>
-        <w:rPr>
-          <w:sz w:val="24"/>
-          <w:szCs w:val="24"/>
-        </w:rPr>
-        <w:t xml:space="preserve"> and app re-rerun, 2 floors will be created</w:t>
-      </w:r>
-      <w:r>
-        <w:rPr>
-          <w:sz w:val="24"/>
-          <w:szCs w:val="24"/>
-        </w:rPr>
-        <w:t>)</w:t>
+        <w:t>(No permanent, if DB deleted and app re-rerun, 2 floors will be created)</w:t>
       </w:r>
     </w:p>
     <w:p>
@@ -7526,32 +6889,13 @@
         </w:rPr>
       </w:pPr>
       <w:proofErr w:type="spellStart"/>
-      <w:proofErr w:type="gramStart"/>
-      <w:r>
-        <w:rPr>
-          <w:rFonts w:ascii="Courier New" w:hAnsi="Courier New" w:cs="Courier New"/>
-          <w:sz w:val="14"/>
-          <w:szCs w:val="14"/>
-        </w:rPr>
-        <w:t>db.floors</w:t>
-      </w:r>
-      <w:proofErr w:type="gramEnd"/>
-      <w:r>
-        <w:rPr>
-          <w:rFonts w:ascii="Courier New" w:hAnsi="Courier New" w:cs="Courier New"/>
-          <w:sz w:val="14"/>
-          <w:szCs w:val="14"/>
-        </w:rPr>
-        <w:t>.</w:t>
-      </w:r>
-      <w:proofErr w:type="gramStart"/>
-      <w:r>
-        <w:rPr>
-          <w:rFonts w:ascii="Courier New" w:hAnsi="Courier New" w:cs="Courier New"/>
-          <w:sz w:val="14"/>
-          <w:szCs w:val="14"/>
-        </w:rPr>
-        <w:t>insertOne</w:t>
+      <w:r>
+        <w:rPr>
+          <w:rFonts w:ascii="Courier New" w:hAnsi="Courier New" w:cs="Courier New"/>
+          <w:sz w:val="14"/>
+          <w:szCs w:val="14"/>
+        </w:rPr>
+        <w:t>db.floors.insertOne</w:t>
       </w:r>
       <w:proofErr w:type="spellEnd"/>
       <w:r>
@@ -7560,16 +6904,7 @@
           <w:sz w:val="14"/>
           <w:szCs w:val="14"/>
         </w:rPr>
-        <w:t>(</w:t>
-      </w:r>
-      <w:proofErr w:type="gramEnd"/>
-      <w:r>
-        <w:rPr>
-          <w:rFonts w:ascii="Courier New" w:hAnsi="Courier New" w:cs="Courier New"/>
-          <w:sz w:val="14"/>
-          <w:szCs w:val="14"/>
-        </w:rPr>
-        <w:t>{</w:t>
+        <w:t>({</w:t>
       </w:r>
     </w:p>
     <w:p>
@@ -7597,23 +6932,13 @@
         <w:t xml:space="preserve">    "</w:t>
       </w:r>
       <w:proofErr w:type="spellStart"/>
-      <w:proofErr w:type="gramStart"/>
-      <w:r>
-        <w:rPr>
-          <w:rFonts w:ascii="Courier New" w:hAnsi="Courier New" w:cs="Courier New"/>
-          <w:sz w:val="14"/>
-          <w:szCs w:val="14"/>
-        </w:rPr>
-        <w:t>floor</w:t>
-      </w:r>
-      <w:proofErr w:type="gramEnd"/>
-      <w:r>
-        <w:rPr>
-          <w:rFonts w:ascii="Courier New" w:hAnsi="Courier New" w:cs="Courier New"/>
-          <w:sz w:val="14"/>
-          <w:szCs w:val="14"/>
-        </w:rPr>
-        <w:t>_number</w:t>
+      <w:r>
+        <w:rPr>
+          <w:rFonts w:ascii="Courier New" w:hAnsi="Courier New" w:cs="Courier New"/>
+          <w:sz w:val="14"/>
+          <w:szCs w:val="14"/>
+        </w:rPr>
+        <w:t>floor_number</w:t>
       </w:r>
       <w:proofErr w:type="spellEnd"/>
       <w:r>
@@ -7622,7 +6947,33 @@
           <w:sz w:val="14"/>
           <w:szCs w:val="14"/>
         </w:rPr>
-        <w:t>": 3,</w:t>
+        <w:t xml:space="preserve">": </w:t>
+      </w:r>
+      <w:proofErr w:type="spellStart"/>
+      <w:r>
+        <w:rPr>
+          <w:rFonts w:ascii="Courier New" w:hAnsi="Courier New" w:cs="Courier New"/>
+          <w:sz w:val="14"/>
+          <w:szCs w:val="14"/>
+        </w:rPr>
+        <w:t>NumberInt</w:t>
+      </w:r>
+      <w:proofErr w:type="spellEnd"/>
+      <w:r>
+        <w:rPr>
+          <w:rFonts w:ascii="Courier New" w:hAnsi="Courier New" w:cs="Courier New"/>
+          <w:sz w:val="14"/>
+          <w:szCs w:val="14"/>
+        </w:rPr>
+        <w:t>(3)</w:t>
+      </w:r>
+      <w:r>
+        <w:rPr>
+          <w:rFonts w:ascii="Courier New" w:hAnsi="Courier New" w:cs="Courier New"/>
+          <w:sz w:val="14"/>
+          <w:szCs w:val="14"/>
+        </w:rPr>
+        <w:t>,</w:t>
       </w:r>
     </w:p>
     <w:p>
@@ -7700,23 +7051,13 @@
         <w:t xml:space="preserve">            "</w:t>
       </w:r>
       <w:proofErr w:type="spellStart"/>
-      <w:proofErr w:type="gramStart"/>
-      <w:r>
-        <w:rPr>
-          <w:rFonts w:ascii="Courier New" w:hAnsi="Courier New" w:cs="Courier New"/>
-          <w:sz w:val="14"/>
-          <w:szCs w:val="14"/>
-        </w:rPr>
-        <w:t>bay</w:t>
-      </w:r>
-      <w:proofErr w:type="gramEnd"/>
-      <w:r>
-        <w:rPr>
-          <w:rFonts w:ascii="Courier New" w:hAnsi="Courier New" w:cs="Courier New"/>
-          <w:sz w:val="14"/>
-          <w:szCs w:val="14"/>
-        </w:rPr>
-        <w:t>_id</w:t>
+      <w:r>
+        <w:rPr>
+          <w:rFonts w:ascii="Courier New" w:hAnsi="Courier New" w:cs="Courier New"/>
+          <w:sz w:val="14"/>
+          <w:szCs w:val="14"/>
+        </w:rPr>
+        <w:t>bay_id</w:t>
       </w:r>
       <w:proofErr w:type="spellEnd"/>
       <w:r>
@@ -7803,23 +7144,13 @@
         <w:t xml:space="preserve">                    "</w:t>
       </w:r>
       <w:proofErr w:type="spellStart"/>
-      <w:proofErr w:type="gramStart"/>
-      <w:r>
-        <w:rPr>
-          <w:rFonts w:ascii="Courier New" w:hAnsi="Courier New" w:cs="Courier New"/>
-          <w:sz w:val="14"/>
-          <w:szCs w:val="14"/>
-        </w:rPr>
-        <w:t>spot</w:t>
-      </w:r>
-      <w:proofErr w:type="gramEnd"/>
-      <w:r>
-        <w:rPr>
-          <w:rFonts w:ascii="Courier New" w:hAnsi="Courier New" w:cs="Courier New"/>
-          <w:sz w:val="14"/>
-          <w:szCs w:val="14"/>
-        </w:rPr>
-        <w:t>_id</w:t>
+      <w:r>
+        <w:rPr>
+          <w:rFonts w:ascii="Courier New" w:hAnsi="Courier New" w:cs="Courier New"/>
+          <w:sz w:val="14"/>
+          <w:szCs w:val="14"/>
+        </w:rPr>
+        <w:t>spot_id</w:t>
       </w:r>
       <w:proofErr w:type="spellEnd"/>
       <w:r>
@@ -7855,9 +7186,815 @@
         </w:rPr>
         <w:t xml:space="preserve">                    "type": "</w:t>
       </w:r>
+      <w:proofErr w:type="spellStart"/>
+      <w:r>
+        <w:rPr>
+          <w:rFonts w:ascii="Courier New" w:hAnsi="Courier New" w:cs="Courier New"/>
+          <w:sz w:val="14"/>
+          <w:szCs w:val="14"/>
+        </w:rPr>
+        <w:t>ev_charging</w:t>
+      </w:r>
+      <w:proofErr w:type="spellEnd"/>
+      <w:r>
+        <w:rPr>
+          <w:rFonts w:ascii="Courier New" w:hAnsi="Courier New" w:cs="Courier New"/>
+          <w:sz w:val="14"/>
+          <w:szCs w:val="14"/>
+        </w:rPr>
+        <w:t xml:space="preserve">", </w:t>
+      </w:r>
+    </w:p>
+    <w:p>
+      <w:pPr>
+        <w:pStyle w:val="NoSpacing"/>
+        <w:pBdr>
+          <w:top w:val="single" w:sz="4" w:space="1" w:color="auto"/>
+          <w:left w:val="single" w:sz="4" w:space="4" w:color="auto"/>
+          <w:bottom w:val="single" w:sz="4" w:space="1" w:color="auto"/>
+          <w:right w:val="single" w:sz="4" w:space="4" w:color="auto"/>
+        </w:pBdr>
+        <w:shd w:val="clear" w:color="auto" w:fill="E2EFD9" w:themeFill="accent6" w:themeFillTint="33"/>
+        <w:rPr>
+          <w:rFonts w:ascii="Courier New" w:hAnsi="Courier New" w:cs="Courier New"/>
+          <w:sz w:val="14"/>
+          <w:szCs w:val="14"/>
+        </w:rPr>
+      </w:pPr>
+      <w:r>
+        <w:rPr>
+          <w:rFonts w:ascii="Courier New" w:hAnsi="Courier New" w:cs="Courier New"/>
+          <w:sz w:val="14"/>
+          <w:szCs w:val="14"/>
+        </w:rPr>
+        <w:t xml:space="preserve">                    "status": "available"</w:t>
+      </w:r>
+    </w:p>
+    <w:p>
+      <w:pPr>
+        <w:pStyle w:val="NoSpacing"/>
+        <w:pBdr>
+          <w:top w:val="single" w:sz="4" w:space="1" w:color="auto"/>
+          <w:left w:val="single" w:sz="4" w:space="4" w:color="auto"/>
+          <w:bottom w:val="single" w:sz="4" w:space="1" w:color="auto"/>
+          <w:right w:val="single" w:sz="4" w:space="4" w:color="auto"/>
+        </w:pBdr>
+        <w:shd w:val="clear" w:color="auto" w:fill="E2EFD9" w:themeFill="accent6" w:themeFillTint="33"/>
+        <w:rPr>
+          <w:rFonts w:ascii="Courier New" w:hAnsi="Courier New" w:cs="Courier New"/>
+          <w:sz w:val="14"/>
+          <w:szCs w:val="14"/>
+        </w:rPr>
+      </w:pPr>
+      <w:r>
+        <w:rPr>
+          <w:rFonts w:ascii="Courier New" w:hAnsi="Courier New" w:cs="Courier New"/>
+          <w:sz w:val="14"/>
+          <w:szCs w:val="14"/>
+        </w:rPr>
+        <w:t xml:space="preserve">                },</w:t>
+      </w:r>
+    </w:p>
+    <w:p>
+      <w:pPr>
+        <w:pStyle w:val="NoSpacing"/>
+        <w:pBdr>
+          <w:top w:val="single" w:sz="4" w:space="1" w:color="auto"/>
+          <w:left w:val="single" w:sz="4" w:space="4" w:color="auto"/>
+          <w:bottom w:val="single" w:sz="4" w:space="1" w:color="auto"/>
+          <w:right w:val="single" w:sz="4" w:space="4" w:color="auto"/>
+        </w:pBdr>
+        <w:shd w:val="clear" w:color="auto" w:fill="E2EFD9" w:themeFill="accent6" w:themeFillTint="33"/>
+        <w:rPr>
+          <w:rFonts w:ascii="Courier New" w:hAnsi="Courier New" w:cs="Courier New"/>
+          <w:sz w:val="14"/>
+          <w:szCs w:val="14"/>
+        </w:rPr>
+      </w:pPr>
+      <w:r>
+        <w:rPr>
+          <w:rFonts w:ascii="Courier New" w:hAnsi="Courier New" w:cs="Courier New"/>
+          <w:sz w:val="14"/>
+          <w:szCs w:val="14"/>
+        </w:rPr>
+        <w:t xml:space="preserve">                {</w:t>
+      </w:r>
+    </w:p>
+    <w:p>
+      <w:pPr>
+        <w:pStyle w:val="NoSpacing"/>
+        <w:pBdr>
+          <w:top w:val="single" w:sz="4" w:space="1" w:color="auto"/>
+          <w:left w:val="single" w:sz="4" w:space="4" w:color="auto"/>
+          <w:bottom w:val="single" w:sz="4" w:space="1" w:color="auto"/>
+          <w:right w:val="single" w:sz="4" w:space="4" w:color="auto"/>
+        </w:pBdr>
+        <w:shd w:val="clear" w:color="auto" w:fill="E2EFD9" w:themeFill="accent6" w:themeFillTint="33"/>
+        <w:rPr>
+          <w:rFonts w:ascii="Courier New" w:hAnsi="Courier New" w:cs="Courier New"/>
+          <w:sz w:val="14"/>
+          <w:szCs w:val="14"/>
+        </w:rPr>
+      </w:pPr>
+      <w:r>
+        <w:rPr>
+          <w:rFonts w:ascii="Courier New" w:hAnsi="Courier New" w:cs="Courier New"/>
+          <w:sz w:val="14"/>
+          <w:szCs w:val="14"/>
+        </w:rPr>
+        <w:t xml:space="preserve">                    "</w:t>
+      </w:r>
+      <w:proofErr w:type="spellStart"/>
+      <w:r>
+        <w:rPr>
+          <w:rFonts w:ascii="Courier New" w:hAnsi="Courier New" w:cs="Courier New"/>
+          <w:sz w:val="14"/>
+          <w:szCs w:val="14"/>
+        </w:rPr>
+        <w:t>spot_id</w:t>
+      </w:r>
+      <w:proofErr w:type="spellEnd"/>
+      <w:r>
+        <w:rPr>
+          <w:rFonts w:ascii="Courier New" w:hAnsi="Courier New" w:cs="Courier New"/>
+          <w:sz w:val="14"/>
+          <w:szCs w:val="14"/>
+        </w:rPr>
+        <w:t>": "3-E-2",</w:t>
+      </w:r>
+    </w:p>
+    <w:p>
+      <w:pPr>
+        <w:pStyle w:val="NoSpacing"/>
+        <w:pBdr>
+          <w:top w:val="single" w:sz="4" w:space="1" w:color="auto"/>
+          <w:left w:val="single" w:sz="4" w:space="4" w:color="auto"/>
+          <w:bottom w:val="single" w:sz="4" w:space="1" w:color="auto"/>
+          <w:right w:val="single" w:sz="4" w:space="4" w:color="auto"/>
+        </w:pBdr>
+        <w:shd w:val="clear" w:color="auto" w:fill="E2EFD9" w:themeFill="accent6" w:themeFillTint="33"/>
+        <w:rPr>
+          <w:rFonts w:ascii="Courier New" w:hAnsi="Courier New" w:cs="Courier New"/>
+          <w:sz w:val="14"/>
+          <w:szCs w:val="14"/>
+        </w:rPr>
+      </w:pPr>
+      <w:r>
+        <w:rPr>
+          <w:rFonts w:ascii="Courier New" w:hAnsi="Courier New" w:cs="Courier New"/>
+          <w:sz w:val="14"/>
+          <w:szCs w:val="14"/>
+        </w:rPr>
+        <w:t xml:space="preserve">                    "type": "</w:t>
+      </w:r>
+      <w:proofErr w:type="spellStart"/>
+      <w:r>
+        <w:rPr>
+          <w:rFonts w:ascii="Courier New" w:hAnsi="Courier New" w:cs="Courier New"/>
+          <w:sz w:val="14"/>
+          <w:szCs w:val="14"/>
+        </w:rPr>
+        <w:t>ev_charging</w:t>
+      </w:r>
+      <w:proofErr w:type="spellEnd"/>
+      <w:r>
+        <w:rPr>
+          <w:rFonts w:ascii="Courier New" w:hAnsi="Courier New" w:cs="Courier New"/>
+          <w:sz w:val="14"/>
+          <w:szCs w:val="14"/>
+        </w:rPr>
+        <w:t>",</w:t>
+      </w:r>
+    </w:p>
+    <w:p>
+      <w:pPr>
+        <w:pStyle w:val="NoSpacing"/>
+        <w:pBdr>
+          <w:top w:val="single" w:sz="4" w:space="1" w:color="auto"/>
+          <w:left w:val="single" w:sz="4" w:space="4" w:color="auto"/>
+          <w:bottom w:val="single" w:sz="4" w:space="1" w:color="auto"/>
+          <w:right w:val="single" w:sz="4" w:space="4" w:color="auto"/>
+        </w:pBdr>
+        <w:shd w:val="clear" w:color="auto" w:fill="E2EFD9" w:themeFill="accent6" w:themeFillTint="33"/>
+        <w:rPr>
+          <w:rFonts w:ascii="Courier New" w:hAnsi="Courier New" w:cs="Courier New"/>
+          <w:sz w:val="14"/>
+          <w:szCs w:val="14"/>
+        </w:rPr>
+      </w:pPr>
+      <w:r>
+        <w:rPr>
+          <w:rFonts w:ascii="Courier New" w:hAnsi="Courier New" w:cs="Courier New"/>
+          <w:sz w:val="14"/>
+          <w:szCs w:val="14"/>
+        </w:rPr>
+        <w:t xml:space="preserve">                    "status": "available"</w:t>
+      </w:r>
+    </w:p>
+    <w:p>
+      <w:pPr>
+        <w:pStyle w:val="NoSpacing"/>
+        <w:pBdr>
+          <w:top w:val="single" w:sz="4" w:space="1" w:color="auto"/>
+          <w:left w:val="single" w:sz="4" w:space="4" w:color="auto"/>
+          <w:bottom w:val="single" w:sz="4" w:space="1" w:color="auto"/>
+          <w:right w:val="single" w:sz="4" w:space="4" w:color="auto"/>
+        </w:pBdr>
+        <w:shd w:val="clear" w:color="auto" w:fill="E2EFD9" w:themeFill="accent6" w:themeFillTint="33"/>
+        <w:rPr>
+          <w:rFonts w:ascii="Courier New" w:hAnsi="Courier New" w:cs="Courier New"/>
+          <w:sz w:val="14"/>
+          <w:szCs w:val="14"/>
+        </w:rPr>
+      </w:pPr>
+      <w:r>
+        <w:rPr>
+          <w:rFonts w:ascii="Courier New" w:hAnsi="Courier New" w:cs="Courier New"/>
+          <w:sz w:val="14"/>
+          <w:szCs w:val="14"/>
+        </w:rPr>
+        <w:t xml:space="preserve">                },</w:t>
+      </w:r>
+    </w:p>
+    <w:p>
+      <w:pPr>
+        <w:pStyle w:val="NoSpacing"/>
+        <w:pBdr>
+          <w:top w:val="single" w:sz="4" w:space="1" w:color="auto"/>
+          <w:left w:val="single" w:sz="4" w:space="4" w:color="auto"/>
+          <w:bottom w:val="single" w:sz="4" w:space="1" w:color="auto"/>
+          <w:right w:val="single" w:sz="4" w:space="4" w:color="auto"/>
+        </w:pBdr>
+        <w:shd w:val="clear" w:color="auto" w:fill="E2EFD9" w:themeFill="accent6" w:themeFillTint="33"/>
+        <w:rPr>
+          <w:rFonts w:ascii="Courier New" w:hAnsi="Courier New" w:cs="Courier New"/>
+          <w:sz w:val="14"/>
+          <w:szCs w:val="14"/>
+        </w:rPr>
+      </w:pPr>
+      <w:r>
+        <w:rPr>
+          <w:rFonts w:ascii="Courier New" w:hAnsi="Courier New" w:cs="Courier New"/>
+          <w:sz w:val="14"/>
+          <w:szCs w:val="14"/>
+        </w:rPr>
+        <w:t xml:space="preserve">                {</w:t>
+      </w:r>
+    </w:p>
+    <w:p>
+      <w:pPr>
+        <w:pStyle w:val="NoSpacing"/>
+        <w:pBdr>
+          <w:top w:val="single" w:sz="4" w:space="1" w:color="auto"/>
+          <w:left w:val="single" w:sz="4" w:space="4" w:color="auto"/>
+          <w:bottom w:val="single" w:sz="4" w:space="1" w:color="auto"/>
+          <w:right w:val="single" w:sz="4" w:space="4" w:color="auto"/>
+        </w:pBdr>
+        <w:shd w:val="clear" w:color="auto" w:fill="E2EFD9" w:themeFill="accent6" w:themeFillTint="33"/>
+        <w:rPr>
+          <w:rFonts w:ascii="Courier New" w:hAnsi="Courier New" w:cs="Courier New"/>
+          <w:sz w:val="14"/>
+          <w:szCs w:val="14"/>
+        </w:rPr>
+      </w:pPr>
+      <w:r>
+        <w:rPr>
+          <w:rFonts w:ascii="Courier New" w:hAnsi="Courier New" w:cs="Courier New"/>
+          <w:sz w:val="14"/>
+          <w:szCs w:val="14"/>
+        </w:rPr>
+        <w:t xml:space="preserve">                    "</w:t>
+      </w:r>
+      <w:proofErr w:type="spellStart"/>
+      <w:r>
+        <w:rPr>
+          <w:rFonts w:ascii="Courier New" w:hAnsi="Courier New" w:cs="Courier New"/>
+          <w:sz w:val="14"/>
+          <w:szCs w:val="14"/>
+        </w:rPr>
+        <w:t>spot_id</w:t>
+      </w:r>
+      <w:proofErr w:type="spellEnd"/>
+      <w:r>
+        <w:rPr>
+          <w:rFonts w:ascii="Courier New" w:hAnsi="Courier New" w:cs="Courier New"/>
+          <w:sz w:val="14"/>
+          <w:szCs w:val="14"/>
+        </w:rPr>
+        <w:t>": "3-E-3",</w:t>
+      </w:r>
+    </w:p>
+    <w:p>
+      <w:pPr>
+        <w:pStyle w:val="NoSpacing"/>
+        <w:pBdr>
+          <w:top w:val="single" w:sz="4" w:space="1" w:color="auto"/>
+          <w:left w:val="single" w:sz="4" w:space="4" w:color="auto"/>
+          <w:bottom w:val="single" w:sz="4" w:space="1" w:color="auto"/>
+          <w:right w:val="single" w:sz="4" w:space="4" w:color="auto"/>
+        </w:pBdr>
+        <w:shd w:val="clear" w:color="auto" w:fill="E2EFD9" w:themeFill="accent6" w:themeFillTint="33"/>
+        <w:rPr>
+          <w:rFonts w:ascii="Courier New" w:hAnsi="Courier New" w:cs="Courier New"/>
+          <w:sz w:val="14"/>
+          <w:szCs w:val="14"/>
+        </w:rPr>
+      </w:pPr>
+      <w:r>
+        <w:rPr>
+          <w:rFonts w:ascii="Courier New" w:hAnsi="Courier New" w:cs="Courier New"/>
+          <w:sz w:val="14"/>
+          <w:szCs w:val="14"/>
+        </w:rPr>
+        <w:t xml:space="preserve">                    "type": "</w:t>
+      </w:r>
+      <w:r>
+        <w:rPr>
+          <w:rFonts w:ascii="Courier New" w:hAnsi="Courier New" w:cs="Courier New"/>
+          <w:sz w:val="14"/>
+          <w:szCs w:val="14"/>
+        </w:rPr>
+        <w:t>oversized</w:t>
+      </w:r>
+      <w:r>
+        <w:rPr>
+          <w:rFonts w:ascii="Courier New" w:hAnsi="Courier New" w:cs="Courier New"/>
+          <w:sz w:val="14"/>
+          <w:szCs w:val="14"/>
+        </w:rPr>
+        <w:t>",</w:t>
+      </w:r>
+    </w:p>
+    <w:p>
+      <w:pPr>
+        <w:pStyle w:val="NoSpacing"/>
+        <w:pBdr>
+          <w:top w:val="single" w:sz="4" w:space="1" w:color="auto"/>
+          <w:left w:val="single" w:sz="4" w:space="4" w:color="auto"/>
+          <w:bottom w:val="single" w:sz="4" w:space="1" w:color="auto"/>
+          <w:right w:val="single" w:sz="4" w:space="4" w:color="auto"/>
+        </w:pBdr>
+        <w:shd w:val="clear" w:color="auto" w:fill="E2EFD9" w:themeFill="accent6" w:themeFillTint="33"/>
+        <w:rPr>
+          <w:rFonts w:ascii="Courier New" w:hAnsi="Courier New" w:cs="Courier New"/>
+          <w:sz w:val="14"/>
+          <w:szCs w:val="14"/>
+        </w:rPr>
+      </w:pPr>
+      <w:r>
+        <w:rPr>
+          <w:rFonts w:ascii="Courier New" w:hAnsi="Courier New" w:cs="Courier New"/>
+          <w:sz w:val="14"/>
+          <w:szCs w:val="14"/>
+        </w:rPr>
+        <w:t xml:space="preserve">                    "status": "available"</w:t>
+      </w:r>
+    </w:p>
+    <w:p>
+      <w:pPr>
+        <w:pStyle w:val="NoSpacing"/>
+        <w:pBdr>
+          <w:top w:val="single" w:sz="4" w:space="1" w:color="auto"/>
+          <w:left w:val="single" w:sz="4" w:space="4" w:color="auto"/>
+          <w:bottom w:val="single" w:sz="4" w:space="1" w:color="auto"/>
+          <w:right w:val="single" w:sz="4" w:space="4" w:color="auto"/>
+        </w:pBdr>
+        <w:shd w:val="clear" w:color="auto" w:fill="E2EFD9" w:themeFill="accent6" w:themeFillTint="33"/>
+        <w:rPr>
+          <w:rFonts w:ascii="Courier New" w:hAnsi="Courier New" w:cs="Courier New"/>
+          <w:sz w:val="14"/>
+          <w:szCs w:val="14"/>
+        </w:rPr>
+      </w:pPr>
+      <w:r>
+        <w:rPr>
+          <w:rFonts w:ascii="Courier New" w:hAnsi="Courier New" w:cs="Courier New"/>
+          <w:sz w:val="14"/>
+          <w:szCs w:val="14"/>
+        </w:rPr>
+        <w:t xml:space="preserve">                },</w:t>
+      </w:r>
+    </w:p>
+    <w:p>
+      <w:pPr>
+        <w:pStyle w:val="NoSpacing"/>
+        <w:pBdr>
+          <w:top w:val="single" w:sz="4" w:space="1" w:color="auto"/>
+          <w:left w:val="single" w:sz="4" w:space="4" w:color="auto"/>
+          <w:bottom w:val="single" w:sz="4" w:space="1" w:color="auto"/>
+          <w:right w:val="single" w:sz="4" w:space="4" w:color="auto"/>
+        </w:pBdr>
+        <w:shd w:val="clear" w:color="auto" w:fill="E2EFD9" w:themeFill="accent6" w:themeFillTint="33"/>
+        <w:rPr>
+          <w:rFonts w:ascii="Courier New" w:hAnsi="Courier New" w:cs="Courier New"/>
+          <w:sz w:val="14"/>
+          <w:szCs w:val="14"/>
+        </w:rPr>
+      </w:pPr>
+      <w:r>
+        <w:rPr>
+          <w:rFonts w:ascii="Courier New" w:hAnsi="Courier New" w:cs="Courier New"/>
+          <w:sz w:val="14"/>
+          <w:szCs w:val="14"/>
+        </w:rPr>
+        <w:t xml:space="preserve">                {</w:t>
+      </w:r>
+    </w:p>
+    <w:p>
+      <w:pPr>
+        <w:pStyle w:val="NoSpacing"/>
+        <w:pBdr>
+          <w:top w:val="single" w:sz="4" w:space="1" w:color="auto"/>
+          <w:left w:val="single" w:sz="4" w:space="4" w:color="auto"/>
+          <w:bottom w:val="single" w:sz="4" w:space="1" w:color="auto"/>
+          <w:right w:val="single" w:sz="4" w:space="4" w:color="auto"/>
+        </w:pBdr>
+        <w:shd w:val="clear" w:color="auto" w:fill="E2EFD9" w:themeFill="accent6" w:themeFillTint="33"/>
+        <w:rPr>
+          <w:rFonts w:ascii="Courier New" w:hAnsi="Courier New" w:cs="Courier New"/>
+          <w:sz w:val="14"/>
+          <w:szCs w:val="14"/>
+        </w:rPr>
+      </w:pPr>
+      <w:r>
+        <w:rPr>
+          <w:rFonts w:ascii="Courier New" w:hAnsi="Courier New" w:cs="Courier New"/>
+          <w:sz w:val="14"/>
+          <w:szCs w:val="14"/>
+        </w:rPr>
+        <w:t xml:space="preserve">                    "</w:t>
+      </w:r>
+      <w:proofErr w:type="spellStart"/>
+      <w:r>
+        <w:rPr>
+          <w:rFonts w:ascii="Courier New" w:hAnsi="Courier New" w:cs="Courier New"/>
+          <w:sz w:val="14"/>
+          <w:szCs w:val="14"/>
+        </w:rPr>
+        <w:t>spot_id</w:t>
+      </w:r>
+      <w:proofErr w:type="spellEnd"/>
+      <w:r>
+        <w:rPr>
+          <w:rFonts w:ascii="Courier New" w:hAnsi="Courier New" w:cs="Courier New"/>
+          <w:sz w:val="14"/>
+          <w:szCs w:val="14"/>
+        </w:rPr>
+        <w:t>": "3-E-4",</w:t>
+      </w:r>
+    </w:p>
+    <w:p>
+      <w:pPr>
+        <w:pStyle w:val="NoSpacing"/>
+        <w:pBdr>
+          <w:top w:val="single" w:sz="4" w:space="1" w:color="auto"/>
+          <w:left w:val="single" w:sz="4" w:space="4" w:color="auto"/>
+          <w:bottom w:val="single" w:sz="4" w:space="1" w:color="auto"/>
+          <w:right w:val="single" w:sz="4" w:space="4" w:color="auto"/>
+        </w:pBdr>
+        <w:shd w:val="clear" w:color="auto" w:fill="E2EFD9" w:themeFill="accent6" w:themeFillTint="33"/>
+        <w:rPr>
+          <w:rFonts w:ascii="Courier New" w:hAnsi="Courier New" w:cs="Courier New"/>
+          <w:sz w:val="14"/>
+          <w:szCs w:val="14"/>
+        </w:rPr>
+      </w:pPr>
+      <w:r>
+        <w:rPr>
+          <w:rFonts w:ascii="Courier New" w:hAnsi="Courier New" w:cs="Courier New"/>
+          <w:sz w:val="14"/>
+          <w:szCs w:val="14"/>
+        </w:rPr>
+        <w:t xml:space="preserve">                    "type": "</w:t>
+      </w:r>
+      <w:r>
+        <w:rPr>
+          <w:rFonts w:ascii="Courier New" w:hAnsi="Courier New" w:cs="Courier New"/>
+          <w:sz w:val="14"/>
+          <w:szCs w:val="14"/>
+        </w:rPr>
+        <w:t>oversized</w:t>
+      </w:r>
+      <w:r>
+        <w:rPr>
+          <w:rFonts w:ascii="Courier New" w:hAnsi="Courier New" w:cs="Courier New"/>
+          <w:sz w:val="14"/>
+          <w:szCs w:val="14"/>
+        </w:rPr>
+        <w:t>",</w:t>
+      </w:r>
+    </w:p>
+    <w:p>
+      <w:pPr>
+        <w:pStyle w:val="NoSpacing"/>
+        <w:pBdr>
+          <w:top w:val="single" w:sz="4" w:space="1" w:color="auto"/>
+          <w:left w:val="single" w:sz="4" w:space="4" w:color="auto"/>
+          <w:bottom w:val="single" w:sz="4" w:space="1" w:color="auto"/>
+          <w:right w:val="single" w:sz="4" w:space="4" w:color="auto"/>
+        </w:pBdr>
+        <w:shd w:val="clear" w:color="auto" w:fill="E2EFD9" w:themeFill="accent6" w:themeFillTint="33"/>
+        <w:rPr>
+          <w:rFonts w:ascii="Courier New" w:hAnsi="Courier New" w:cs="Courier New"/>
+          <w:sz w:val="14"/>
+          <w:szCs w:val="14"/>
+        </w:rPr>
+      </w:pPr>
+      <w:r>
+        <w:rPr>
+          <w:rFonts w:ascii="Courier New" w:hAnsi="Courier New" w:cs="Courier New"/>
+          <w:sz w:val="14"/>
+          <w:szCs w:val="14"/>
+        </w:rPr>
+        <w:t xml:space="preserve">                    "status": "available"</w:t>
+      </w:r>
+    </w:p>
+    <w:p>
+      <w:pPr>
+        <w:pStyle w:val="NoSpacing"/>
+        <w:pBdr>
+          <w:top w:val="single" w:sz="4" w:space="1" w:color="auto"/>
+          <w:left w:val="single" w:sz="4" w:space="4" w:color="auto"/>
+          <w:bottom w:val="single" w:sz="4" w:space="1" w:color="auto"/>
+          <w:right w:val="single" w:sz="4" w:space="4" w:color="auto"/>
+        </w:pBdr>
+        <w:shd w:val="clear" w:color="auto" w:fill="E2EFD9" w:themeFill="accent6" w:themeFillTint="33"/>
+        <w:rPr>
+          <w:rFonts w:ascii="Courier New" w:hAnsi="Courier New" w:cs="Courier New"/>
+          <w:sz w:val="14"/>
+          <w:szCs w:val="14"/>
+        </w:rPr>
+      </w:pPr>
+      <w:r>
+        <w:rPr>
+          <w:rFonts w:ascii="Courier New" w:hAnsi="Courier New" w:cs="Courier New"/>
+          <w:sz w:val="14"/>
+          <w:szCs w:val="14"/>
+        </w:rPr>
+        <w:t xml:space="preserve">                },</w:t>
+      </w:r>
+    </w:p>
+    <w:p>
+      <w:pPr>
+        <w:pStyle w:val="NoSpacing"/>
+        <w:pBdr>
+          <w:top w:val="single" w:sz="4" w:space="1" w:color="auto"/>
+          <w:left w:val="single" w:sz="4" w:space="4" w:color="auto"/>
+          <w:bottom w:val="single" w:sz="4" w:space="1" w:color="auto"/>
+          <w:right w:val="single" w:sz="4" w:space="4" w:color="auto"/>
+        </w:pBdr>
+        <w:shd w:val="clear" w:color="auto" w:fill="E2EFD9" w:themeFill="accent6" w:themeFillTint="33"/>
+        <w:rPr>
+          <w:rFonts w:ascii="Courier New" w:hAnsi="Courier New" w:cs="Courier New"/>
+          <w:sz w:val="14"/>
+          <w:szCs w:val="14"/>
+        </w:rPr>
+      </w:pPr>
+      <w:r>
+        <w:rPr>
+          <w:rFonts w:ascii="Courier New" w:hAnsi="Courier New" w:cs="Courier New"/>
+          <w:sz w:val="14"/>
+          <w:szCs w:val="14"/>
+        </w:rPr>
+        <w:t xml:space="preserve">                {</w:t>
+      </w:r>
+    </w:p>
+    <w:p>
+      <w:pPr>
+        <w:pStyle w:val="NoSpacing"/>
+        <w:pBdr>
+          <w:top w:val="single" w:sz="4" w:space="1" w:color="auto"/>
+          <w:left w:val="single" w:sz="4" w:space="4" w:color="auto"/>
+          <w:bottom w:val="single" w:sz="4" w:space="1" w:color="auto"/>
+          <w:right w:val="single" w:sz="4" w:space="4" w:color="auto"/>
+        </w:pBdr>
+        <w:shd w:val="clear" w:color="auto" w:fill="E2EFD9" w:themeFill="accent6" w:themeFillTint="33"/>
+        <w:rPr>
+          <w:rFonts w:ascii="Courier New" w:hAnsi="Courier New" w:cs="Courier New"/>
+          <w:sz w:val="14"/>
+          <w:szCs w:val="14"/>
+        </w:rPr>
+      </w:pPr>
+      <w:r>
+        <w:rPr>
+          <w:rFonts w:ascii="Courier New" w:hAnsi="Courier New" w:cs="Courier New"/>
+          <w:sz w:val="14"/>
+          <w:szCs w:val="14"/>
+        </w:rPr>
+        <w:t xml:space="preserve">                    "</w:t>
+      </w:r>
+      <w:proofErr w:type="spellStart"/>
+      <w:r>
+        <w:rPr>
+          <w:rFonts w:ascii="Courier New" w:hAnsi="Courier New" w:cs="Courier New"/>
+          <w:sz w:val="14"/>
+          <w:szCs w:val="14"/>
+        </w:rPr>
+        <w:t>spot_id</w:t>
+      </w:r>
+      <w:proofErr w:type="spellEnd"/>
+      <w:r>
+        <w:rPr>
+          <w:rFonts w:ascii="Courier New" w:hAnsi="Courier New" w:cs="Courier New"/>
+          <w:sz w:val="14"/>
+          <w:szCs w:val="14"/>
+        </w:rPr>
+        <w:t>": "3-E-5",</w:t>
+      </w:r>
+    </w:p>
+    <w:p>
+      <w:pPr>
+        <w:pStyle w:val="NoSpacing"/>
+        <w:pBdr>
+          <w:top w:val="single" w:sz="4" w:space="1" w:color="auto"/>
+          <w:left w:val="single" w:sz="4" w:space="4" w:color="auto"/>
+          <w:bottom w:val="single" w:sz="4" w:space="1" w:color="auto"/>
+          <w:right w:val="single" w:sz="4" w:space="4" w:color="auto"/>
+        </w:pBdr>
+        <w:shd w:val="clear" w:color="auto" w:fill="E2EFD9" w:themeFill="accent6" w:themeFillTint="33"/>
+        <w:rPr>
+          <w:rFonts w:ascii="Courier New" w:hAnsi="Courier New" w:cs="Courier New"/>
+          <w:sz w:val="14"/>
+          <w:szCs w:val="14"/>
+        </w:rPr>
+      </w:pPr>
+      <w:r>
+        <w:rPr>
+          <w:rFonts w:ascii="Courier New" w:hAnsi="Courier New" w:cs="Courier New"/>
+          <w:sz w:val="14"/>
+          <w:szCs w:val="14"/>
+        </w:rPr>
+        <w:t xml:space="preserve">                    "type": "</w:t>
+      </w:r>
       <w:r>
         <w:t xml:space="preserve"> </w:t>
       </w:r>
+      <w:r>
+        <w:rPr>
+          <w:rFonts w:ascii="Courier New" w:hAnsi="Courier New" w:cs="Courier New"/>
+          <w:sz w:val="14"/>
+          <w:szCs w:val="14"/>
+        </w:rPr>
+        <w:t xml:space="preserve">standard </w:t>
+      </w:r>
+      <w:r>
+        <w:rPr>
+          <w:rFonts w:ascii="Courier New" w:hAnsi="Courier New" w:cs="Courier New"/>
+          <w:sz w:val="14"/>
+          <w:szCs w:val="14"/>
+        </w:rPr>
+        <w:t>",</w:t>
+      </w:r>
+    </w:p>
+    <w:p>
+      <w:pPr>
+        <w:pStyle w:val="NoSpacing"/>
+        <w:pBdr>
+          <w:top w:val="single" w:sz="4" w:space="1" w:color="auto"/>
+          <w:left w:val="single" w:sz="4" w:space="4" w:color="auto"/>
+          <w:bottom w:val="single" w:sz="4" w:space="1" w:color="auto"/>
+          <w:right w:val="single" w:sz="4" w:space="4" w:color="auto"/>
+        </w:pBdr>
+        <w:shd w:val="clear" w:color="auto" w:fill="E2EFD9" w:themeFill="accent6" w:themeFillTint="33"/>
+        <w:rPr>
+          <w:rFonts w:ascii="Courier New" w:hAnsi="Courier New" w:cs="Courier New"/>
+          <w:sz w:val="14"/>
+          <w:szCs w:val="14"/>
+        </w:rPr>
+      </w:pPr>
+      <w:r>
+        <w:rPr>
+          <w:rFonts w:ascii="Courier New" w:hAnsi="Courier New" w:cs="Courier New"/>
+          <w:sz w:val="14"/>
+          <w:szCs w:val="14"/>
+        </w:rPr>
+        <w:t xml:space="preserve">                    "status": "available"</w:t>
+      </w:r>
+    </w:p>
+    <w:p>
+      <w:pPr>
+        <w:pStyle w:val="NoSpacing"/>
+        <w:pBdr>
+          <w:top w:val="single" w:sz="4" w:space="1" w:color="auto"/>
+          <w:left w:val="single" w:sz="4" w:space="4" w:color="auto"/>
+          <w:bottom w:val="single" w:sz="4" w:space="1" w:color="auto"/>
+          <w:right w:val="single" w:sz="4" w:space="4" w:color="auto"/>
+        </w:pBdr>
+        <w:shd w:val="clear" w:color="auto" w:fill="E2EFD9" w:themeFill="accent6" w:themeFillTint="33"/>
+        <w:rPr>
+          <w:rFonts w:ascii="Courier New" w:hAnsi="Courier New" w:cs="Courier New"/>
+          <w:sz w:val="14"/>
+          <w:szCs w:val="14"/>
+        </w:rPr>
+      </w:pPr>
+      <w:r>
+        <w:rPr>
+          <w:rFonts w:ascii="Courier New" w:hAnsi="Courier New" w:cs="Courier New"/>
+          <w:sz w:val="14"/>
+          <w:szCs w:val="14"/>
+        </w:rPr>
+        <w:t xml:space="preserve">                }</w:t>
+      </w:r>
+    </w:p>
+    <w:p>
+      <w:pPr>
+        <w:pStyle w:val="NoSpacing"/>
+        <w:pBdr>
+          <w:top w:val="single" w:sz="4" w:space="1" w:color="auto"/>
+          <w:left w:val="single" w:sz="4" w:space="4" w:color="auto"/>
+          <w:bottom w:val="single" w:sz="4" w:space="1" w:color="auto"/>
+          <w:right w:val="single" w:sz="4" w:space="4" w:color="auto"/>
+        </w:pBdr>
+        <w:shd w:val="clear" w:color="auto" w:fill="E2EFD9" w:themeFill="accent6" w:themeFillTint="33"/>
+        <w:rPr>
+          <w:rFonts w:ascii="Courier New" w:hAnsi="Courier New" w:cs="Courier New"/>
+          <w:sz w:val="14"/>
+          <w:szCs w:val="14"/>
+        </w:rPr>
+      </w:pPr>
+      <w:r>
+        <w:rPr>
+          <w:rFonts w:ascii="Courier New" w:hAnsi="Courier New" w:cs="Courier New"/>
+          <w:sz w:val="14"/>
+          <w:szCs w:val="14"/>
+        </w:rPr>
+        <w:t xml:space="preserve">            ]</w:t>
+      </w:r>
+    </w:p>
+    <w:p>
+      <w:pPr>
+        <w:pStyle w:val="NoSpacing"/>
+        <w:pBdr>
+          <w:top w:val="single" w:sz="4" w:space="1" w:color="auto"/>
+          <w:left w:val="single" w:sz="4" w:space="4" w:color="auto"/>
+          <w:bottom w:val="single" w:sz="4" w:space="1" w:color="auto"/>
+          <w:right w:val="single" w:sz="4" w:space="4" w:color="auto"/>
+        </w:pBdr>
+        <w:shd w:val="clear" w:color="auto" w:fill="E2EFD9" w:themeFill="accent6" w:themeFillTint="33"/>
+        <w:rPr>
+          <w:rFonts w:ascii="Courier New" w:hAnsi="Courier New" w:cs="Courier New"/>
+          <w:sz w:val="14"/>
+          <w:szCs w:val="14"/>
+        </w:rPr>
+      </w:pPr>
+      <w:r>
+        <w:rPr>
+          <w:rFonts w:ascii="Courier New" w:hAnsi="Courier New" w:cs="Courier New"/>
+          <w:sz w:val="14"/>
+          <w:szCs w:val="14"/>
+        </w:rPr>
+        <w:t xml:space="preserve">        },</w:t>
+      </w:r>
+    </w:p>
+    <w:p>
+      <w:pPr>
+        <w:pStyle w:val="NoSpacing"/>
+        <w:pBdr>
+          <w:top w:val="single" w:sz="4" w:space="1" w:color="auto"/>
+          <w:left w:val="single" w:sz="4" w:space="4" w:color="auto"/>
+          <w:bottom w:val="single" w:sz="4" w:space="1" w:color="auto"/>
+          <w:right w:val="single" w:sz="4" w:space="4" w:color="auto"/>
+        </w:pBdr>
+        <w:shd w:val="clear" w:color="auto" w:fill="E2EFD9" w:themeFill="accent6" w:themeFillTint="33"/>
+        <w:rPr>
+          <w:rFonts w:ascii="Courier New" w:hAnsi="Courier New" w:cs="Courier New"/>
+          <w:sz w:val="14"/>
+          <w:szCs w:val="14"/>
+        </w:rPr>
+      </w:pPr>
+      <w:r>
+        <w:rPr>
+          <w:rFonts w:ascii="Courier New" w:hAnsi="Courier New" w:cs="Courier New"/>
+          <w:sz w:val="14"/>
+          <w:szCs w:val="14"/>
+        </w:rPr>
+        <w:t xml:space="preserve">        {</w:t>
+      </w:r>
+    </w:p>
+    <w:p>
+      <w:pPr>
+        <w:pStyle w:val="NoSpacing"/>
+        <w:pBdr>
+          <w:top w:val="single" w:sz="4" w:space="1" w:color="auto"/>
+          <w:left w:val="single" w:sz="4" w:space="4" w:color="auto"/>
+          <w:bottom w:val="single" w:sz="4" w:space="1" w:color="auto"/>
+          <w:right w:val="single" w:sz="4" w:space="4" w:color="auto"/>
+        </w:pBdr>
+        <w:shd w:val="clear" w:color="auto" w:fill="E2EFD9" w:themeFill="accent6" w:themeFillTint="33"/>
+        <w:rPr>
+          <w:rFonts w:ascii="Courier New" w:hAnsi="Courier New" w:cs="Courier New"/>
+          <w:sz w:val="14"/>
+          <w:szCs w:val="14"/>
+        </w:rPr>
+      </w:pPr>
+      <w:r>
+        <w:rPr>
+          <w:rFonts w:ascii="Courier New" w:hAnsi="Courier New" w:cs="Courier New"/>
+          <w:sz w:val="14"/>
+          <w:szCs w:val="14"/>
+        </w:rPr>
+        <w:t xml:space="preserve">            "</w:t>
+      </w:r>
       <w:proofErr w:type="spellStart"/>
       <w:r>
         <w:rPr>
@@ -7865,7 +8002,7 @@
           <w:sz w:val="14"/>
           <w:szCs w:val="14"/>
         </w:rPr>
-        <w:t>ev_charging</w:t>
+        <w:t>bay_id</w:t>
       </w:r>
       <w:proofErr w:type="spellEnd"/>
       <w:r>
@@ -7874,6 +8011,140 @@
           <w:sz w:val="14"/>
           <w:szCs w:val="14"/>
         </w:rPr>
+        <w:t>": "F",</w:t>
+      </w:r>
+    </w:p>
+    <w:p>
+      <w:pPr>
+        <w:pStyle w:val="NoSpacing"/>
+        <w:pBdr>
+          <w:top w:val="single" w:sz="4" w:space="1" w:color="auto"/>
+          <w:left w:val="single" w:sz="4" w:space="4" w:color="auto"/>
+          <w:bottom w:val="single" w:sz="4" w:space="1" w:color="auto"/>
+          <w:right w:val="single" w:sz="4" w:space="4" w:color="auto"/>
+        </w:pBdr>
+        <w:shd w:val="clear" w:color="auto" w:fill="E2EFD9" w:themeFill="accent6" w:themeFillTint="33"/>
+        <w:rPr>
+          <w:rFonts w:ascii="Courier New" w:hAnsi="Courier New" w:cs="Courier New"/>
+          <w:sz w:val="14"/>
+          <w:szCs w:val="14"/>
+        </w:rPr>
+      </w:pPr>
+      <w:r>
+        <w:rPr>
+          <w:rFonts w:ascii="Courier New" w:hAnsi="Courier New" w:cs="Courier New"/>
+          <w:sz w:val="14"/>
+          <w:szCs w:val="14"/>
+        </w:rPr>
+        <w:t xml:space="preserve">            "spots": [</w:t>
+      </w:r>
+    </w:p>
+    <w:p>
+      <w:pPr>
+        <w:pStyle w:val="NoSpacing"/>
+        <w:pBdr>
+          <w:top w:val="single" w:sz="4" w:space="1" w:color="auto"/>
+          <w:left w:val="single" w:sz="4" w:space="4" w:color="auto"/>
+          <w:bottom w:val="single" w:sz="4" w:space="1" w:color="auto"/>
+          <w:right w:val="single" w:sz="4" w:space="4" w:color="auto"/>
+        </w:pBdr>
+        <w:shd w:val="clear" w:color="auto" w:fill="E2EFD9" w:themeFill="accent6" w:themeFillTint="33"/>
+        <w:rPr>
+          <w:rFonts w:ascii="Courier New" w:hAnsi="Courier New" w:cs="Courier New"/>
+          <w:sz w:val="14"/>
+          <w:szCs w:val="14"/>
+        </w:rPr>
+      </w:pPr>
+      <w:r>
+        <w:rPr>
+          <w:rFonts w:ascii="Courier New" w:hAnsi="Courier New" w:cs="Courier New"/>
+          <w:sz w:val="14"/>
+          <w:szCs w:val="14"/>
+        </w:rPr>
+        <w:t xml:space="preserve">                {</w:t>
+      </w:r>
+    </w:p>
+    <w:p>
+      <w:pPr>
+        <w:pStyle w:val="NoSpacing"/>
+        <w:pBdr>
+          <w:top w:val="single" w:sz="4" w:space="1" w:color="auto"/>
+          <w:left w:val="single" w:sz="4" w:space="4" w:color="auto"/>
+          <w:bottom w:val="single" w:sz="4" w:space="1" w:color="auto"/>
+          <w:right w:val="single" w:sz="4" w:space="4" w:color="auto"/>
+        </w:pBdr>
+        <w:shd w:val="clear" w:color="auto" w:fill="E2EFD9" w:themeFill="accent6" w:themeFillTint="33"/>
+        <w:rPr>
+          <w:rFonts w:ascii="Courier New" w:hAnsi="Courier New" w:cs="Courier New"/>
+          <w:sz w:val="14"/>
+          <w:szCs w:val="14"/>
+        </w:rPr>
+      </w:pPr>
+      <w:r>
+        <w:rPr>
+          <w:rFonts w:ascii="Courier New" w:hAnsi="Courier New" w:cs="Courier New"/>
+          <w:sz w:val="14"/>
+          <w:szCs w:val="14"/>
+        </w:rPr>
+        <w:t xml:space="preserve">                    "</w:t>
+      </w:r>
+      <w:proofErr w:type="spellStart"/>
+      <w:r>
+        <w:rPr>
+          <w:rFonts w:ascii="Courier New" w:hAnsi="Courier New" w:cs="Courier New"/>
+          <w:sz w:val="14"/>
+          <w:szCs w:val="14"/>
+        </w:rPr>
+        <w:t>spot_id</w:t>
+      </w:r>
+      <w:proofErr w:type="spellEnd"/>
+      <w:r>
+        <w:rPr>
+          <w:rFonts w:ascii="Courier New" w:hAnsi="Courier New" w:cs="Courier New"/>
+          <w:sz w:val="14"/>
+          <w:szCs w:val="14"/>
+        </w:rPr>
+        <w:t>": "3-F-1",</w:t>
+      </w:r>
+    </w:p>
+    <w:p>
+      <w:pPr>
+        <w:pStyle w:val="NoSpacing"/>
+        <w:pBdr>
+          <w:top w:val="single" w:sz="4" w:space="1" w:color="auto"/>
+          <w:left w:val="single" w:sz="4" w:space="4" w:color="auto"/>
+          <w:bottom w:val="single" w:sz="4" w:space="1" w:color="auto"/>
+          <w:right w:val="single" w:sz="4" w:space="4" w:color="auto"/>
+        </w:pBdr>
+        <w:shd w:val="clear" w:color="auto" w:fill="E2EFD9" w:themeFill="accent6" w:themeFillTint="33"/>
+        <w:rPr>
+          <w:rFonts w:ascii="Courier New" w:hAnsi="Courier New" w:cs="Courier New"/>
+          <w:sz w:val="14"/>
+          <w:szCs w:val="14"/>
+        </w:rPr>
+      </w:pPr>
+      <w:r>
+        <w:rPr>
+          <w:rFonts w:ascii="Courier New" w:hAnsi="Courier New" w:cs="Courier New"/>
+          <w:sz w:val="14"/>
+          <w:szCs w:val="14"/>
+        </w:rPr>
+        <w:t xml:space="preserve">                    "type": "</w:t>
+      </w:r>
+      <w:r>
+        <w:rPr>
+          <w:rFonts w:ascii="Courier New" w:hAnsi="Courier New" w:cs="Courier New"/>
+          <w:sz w:val="14"/>
+          <w:szCs w:val="14"/>
+        </w:rPr>
+        <w:t>compact</w:t>
+      </w:r>
+      <w:r>
+        <w:rPr>
+          <w:rFonts w:ascii="Courier New" w:hAnsi="Courier New" w:cs="Courier New"/>
+          <w:sz w:val="14"/>
+          <w:szCs w:val="14"/>
+        </w:rPr>
         <w:t xml:space="preserve">", </w:t>
       </w:r>
     </w:p>
@@ -7977,23 +8248,13 @@
         <w:t xml:space="preserve">                    "</w:t>
       </w:r>
       <w:proofErr w:type="spellStart"/>
-      <w:proofErr w:type="gramStart"/>
-      <w:r>
-        <w:rPr>
-          <w:rFonts w:ascii="Courier New" w:hAnsi="Courier New" w:cs="Courier New"/>
-          <w:sz w:val="14"/>
-          <w:szCs w:val="14"/>
-        </w:rPr>
-        <w:t>spot</w:t>
-      </w:r>
-      <w:proofErr w:type="gramEnd"/>
-      <w:r>
-        <w:rPr>
-          <w:rFonts w:ascii="Courier New" w:hAnsi="Courier New" w:cs="Courier New"/>
-          <w:sz w:val="14"/>
-          <w:szCs w:val="14"/>
-        </w:rPr>
-        <w:t>_id</w:t>
+      <w:r>
+        <w:rPr>
+          <w:rFonts w:ascii="Courier New" w:hAnsi="Courier New" w:cs="Courier New"/>
+          <w:sz w:val="14"/>
+          <w:szCs w:val="14"/>
+        </w:rPr>
+        <w:t>spot_id</w:t>
       </w:r>
       <w:proofErr w:type="spellEnd"/>
       <w:r>
@@ -8002,7 +8263,7 @@
           <w:sz w:val="14"/>
           <w:szCs w:val="14"/>
         </w:rPr>
-        <w:t>": "3-E-2",</w:t>
+        <w:t>": "3-F-2",</w:t>
       </w:r>
     </w:p>
     <w:p>
@@ -8027,10 +8288,266 @@
           <w:sz w:val="14"/>
           <w:szCs w:val="14"/>
         </w:rPr>
+        <w:t xml:space="preserve">                    "type": "standard",</w:t>
+      </w:r>
+    </w:p>
+    <w:p>
+      <w:pPr>
+        <w:pStyle w:val="NoSpacing"/>
+        <w:pBdr>
+          <w:top w:val="single" w:sz="4" w:space="1" w:color="auto"/>
+          <w:left w:val="single" w:sz="4" w:space="4" w:color="auto"/>
+          <w:bottom w:val="single" w:sz="4" w:space="1" w:color="auto"/>
+          <w:right w:val="single" w:sz="4" w:space="4" w:color="auto"/>
+        </w:pBdr>
+        <w:shd w:val="clear" w:color="auto" w:fill="E2EFD9" w:themeFill="accent6" w:themeFillTint="33"/>
+        <w:rPr>
+          <w:rFonts w:ascii="Courier New" w:hAnsi="Courier New" w:cs="Courier New"/>
+          <w:sz w:val="14"/>
+          <w:szCs w:val="14"/>
+        </w:rPr>
+      </w:pPr>
+      <w:r>
+        <w:rPr>
+          <w:rFonts w:ascii="Courier New" w:hAnsi="Courier New" w:cs="Courier New"/>
+          <w:sz w:val="14"/>
+          <w:szCs w:val="14"/>
+        </w:rPr>
+        <w:t xml:space="preserve">                    "status": "available"</w:t>
+      </w:r>
+    </w:p>
+    <w:p>
+      <w:pPr>
+        <w:pStyle w:val="NoSpacing"/>
+        <w:pBdr>
+          <w:top w:val="single" w:sz="4" w:space="1" w:color="auto"/>
+          <w:left w:val="single" w:sz="4" w:space="4" w:color="auto"/>
+          <w:bottom w:val="single" w:sz="4" w:space="1" w:color="auto"/>
+          <w:right w:val="single" w:sz="4" w:space="4" w:color="auto"/>
+        </w:pBdr>
+        <w:shd w:val="clear" w:color="auto" w:fill="E2EFD9" w:themeFill="accent6" w:themeFillTint="33"/>
+        <w:rPr>
+          <w:rFonts w:ascii="Courier New" w:hAnsi="Courier New" w:cs="Courier New"/>
+          <w:sz w:val="14"/>
+          <w:szCs w:val="14"/>
+        </w:rPr>
+      </w:pPr>
+      <w:r>
+        <w:rPr>
+          <w:rFonts w:ascii="Courier New" w:hAnsi="Courier New" w:cs="Courier New"/>
+          <w:sz w:val="14"/>
+          <w:szCs w:val="14"/>
+        </w:rPr>
+        <w:t xml:space="preserve">                },</w:t>
+      </w:r>
+    </w:p>
+    <w:p>
+      <w:pPr>
+        <w:pStyle w:val="NoSpacing"/>
+        <w:pBdr>
+          <w:top w:val="single" w:sz="4" w:space="1" w:color="auto"/>
+          <w:left w:val="single" w:sz="4" w:space="4" w:color="auto"/>
+          <w:bottom w:val="single" w:sz="4" w:space="1" w:color="auto"/>
+          <w:right w:val="single" w:sz="4" w:space="4" w:color="auto"/>
+        </w:pBdr>
+        <w:shd w:val="clear" w:color="auto" w:fill="E2EFD9" w:themeFill="accent6" w:themeFillTint="33"/>
+        <w:rPr>
+          <w:rFonts w:ascii="Courier New" w:hAnsi="Courier New" w:cs="Courier New"/>
+          <w:sz w:val="14"/>
+          <w:szCs w:val="14"/>
+        </w:rPr>
+      </w:pPr>
+      <w:r>
+        <w:rPr>
+          <w:rFonts w:ascii="Courier New" w:hAnsi="Courier New" w:cs="Courier New"/>
+          <w:sz w:val="14"/>
+          <w:szCs w:val="14"/>
+        </w:rPr>
+        <w:t xml:space="preserve">                {</w:t>
+      </w:r>
+    </w:p>
+    <w:p>
+      <w:pPr>
+        <w:pStyle w:val="NoSpacing"/>
+        <w:pBdr>
+          <w:top w:val="single" w:sz="4" w:space="1" w:color="auto"/>
+          <w:left w:val="single" w:sz="4" w:space="4" w:color="auto"/>
+          <w:bottom w:val="single" w:sz="4" w:space="1" w:color="auto"/>
+          <w:right w:val="single" w:sz="4" w:space="4" w:color="auto"/>
+        </w:pBdr>
+        <w:shd w:val="clear" w:color="auto" w:fill="E2EFD9" w:themeFill="accent6" w:themeFillTint="33"/>
+        <w:rPr>
+          <w:rFonts w:ascii="Courier New" w:hAnsi="Courier New" w:cs="Courier New"/>
+          <w:sz w:val="14"/>
+          <w:szCs w:val="14"/>
+        </w:rPr>
+      </w:pPr>
+      <w:r>
+        <w:rPr>
+          <w:rFonts w:ascii="Courier New" w:hAnsi="Courier New" w:cs="Courier New"/>
+          <w:sz w:val="14"/>
+          <w:szCs w:val="14"/>
+        </w:rPr>
+        <w:t xml:space="preserve">                    "</w:t>
+      </w:r>
+      <w:proofErr w:type="spellStart"/>
+      <w:r>
+        <w:rPr>
+          <w:rFonts w:ascii="Courier New" w:hAnsi="Courier New" w:cs="Courier New"/>
+          <w:sz w:val="14"/>
+          <w:szCs w:val="14"/>
+        </w:rPr>
+        <w:t>spot_id</w:t>
+      </w:r>
+      <w:proofErr w:type="spellEnd"/>
+      <w:r>
+        <w:rPr>
+          <w:rFonts w:ascii="Courier New" w:hAnsi="Courier New" w:cs="Courier New"/>
+          <w:sz w:val="14"/>
+          <w:szCs w:val="14"/>
+        </w:rPr>
+        <w:t>": "3-F-3",</w:t>
+      </w:r>
+    </w:p>
+    <w:p>
+      <w:pPr>
+        <w:pStyle w:val="NoSpacing"/>
+        <w:pBdr>
+          <w:top w:val="single" w:sz="4" w:space="1" w:color="auto"/>
+          <w:left w:val="single" w:sz="4" w:space="4" w:color="auto"/>
+          <w:bottom w:val="single" w:sz="4" w:space="1" w:color="auto"/>
+          <w:right w:val="single" w:sz="4" w:space="4" w:color="auto"/>
+        </w:pBdr>
+        <w:shd w:val="clear" w:color="auto" w:fill="E2EFD9" w:themeFill="accent6" w:themeFillTint="33"/>
+        <w:rPr>
+          <w:rFonts w:ascii="Courier New" w:hAnsi="Courier New" w:cs="Courier New"/>
+          <w:sz w:val="14"/>
+          <w:szCs w:val="14"/>
+        </w:rPr>
+      </w:pPr>
+      <w:r>
+        <w:rPr>
+          <w:rFonts w:ascii="Courier New" w:hAnsi="Courier New" w:cs="Courier New"/>
+          <w:sz w:val="14"/>
+          <w:szCs w:val="14"/>
+        </w:rPr>
         <w:t xml:space="preserve">                    "type": "</w:t>
       </w:r>
       <w:r>
-        <w:t xml:space="preserve"> </w:t>
+        <w:rPr>
+          <w:rFonts w:ascii="Courier New" w:hAnsi="Courier New" w:cs="Courier New"/>
+          <w:sz w:val="14"/>
+          <w:szCs w:val="14"/>
+        </w:rPr>
+        <w:t>compact</w:t>
+      </w:r>
+      <w:r>
+        <w:rPr>
+          <w:rFonts w:ascii="Courier New" w:hAnsi="Courier New" w:cs="Courier New"/>
+          <w:sz w:val="14"/>
+          <w:szCs w:val="14"/>
+        </w:rPr>
+        <w:t>",</w:t>
+      </w:r>
+    </w:p>
+    <w:p>
+      <w:pPr>
+        <w:pStyle w:val="NoSpacing"/>
+        <w:pBdr>
+          <w:top w:val="single" w:sz="4" w:space="1" w:color="auto"/>
+          <w:left w:val="single" w:sz="4" w:space="4" w:color="auto"/>
+          <w:bottom w:val="single" w:sz="4" w:space="1" w:color="auto"/>
+          <w:right w:val="single" w:sz="4" w:space="4" w:color="auto"/>
+        </w:pBdr>
+        <w:shd w:val="clear" w:color="auto" w:fill="E2EFD9" w:themeFill="accent6" w:themeFillTint="33"/>
+        <w:rPr>
+          <w:rFonts w:ascii="Courier New" w:hAnsi="Courier New" w:cs="Courier New"/>
+          <w:sz w:val="14"/>
+          <w:szCs w:val="14"/>
+        </w:rPr>
+      </w:pPr>
+      <w:r>
+        <w:rPr>
+          <w:rFonts w:ascii="Courier New" w:hAnsi="Courier New" w:cs="Courier New"/>
+          <w:sz w:val="14"/>
+          <w:szCs w:val="14"/>
+        </w:rPr>
+        <w:t xml:space="preserve">                    "status": "available"</w:t>
+      </w:r>
+    </w:p>
+    <w:p>
+      <w:pPr>
+        <w:pStyle w:val="NoSpacing"/>
+        <w:pBdr>
+          <w:top w:val="single" w:sz="4" w:space="1" w:color="auto"/>
+          <w:left w:val="single" w:sz="4" w:space="4" w:color="auto"/>
+          <w:bottom w:val="single" w:sz="4" w:space="1" w:color="auto"/>
+          <w:right w:val="single" w:sz="4" w:space="4" w:color="auto"/>
+        </w:pBdr>
+        <w:shd w:val="clear" w:color="auto" w:fill="E2EFD9" w:themeFill="accent6" w:themeFillTint="33"/>
+        <w:rPr>
+          <w:rFonts w:ascii="Courier New" w:hAnsi="Courier New" w:cs="Courier New"/>
+          <w:sz w:val="14"/>
+          <w:szCs w:val="14"/>
+        </w:rPr>
+      </w:pPr>
+      <w:r>
+        <w:rPr>
+          <w:rFonts w:ascii="Courier New" w:hAnsi="Courier New" w:cs="Courier New"/>
+          <w:sz w:val="14"/>
+          <w:szCs w:val="14"/>
+        </w:rPr>
+        <w:t xml:space="preserve">                },</w:t>
+      </w:r>
+    </w:p>
+    <w:p>
+      <w:pPr>
+        <w:pStyle w:val="NoSpacing"/>
+        <w:pBdr>
+          <w:top w:val="single" w:sz="4" w:space="1" w:color="auto"/>
+          <w:left w:val="single" w:sz="4" w:space="4" w:color="auto"/>
+          <w:bottom w:val="single" w:sz="4" w:space="1" w:color="auto"/>
+          <w:right w:val="single" w:sz="4" w:space="4" w:color="auto"/>
+        </w:pBdr>
+        <w:shd w:val="clear" w:color="auto" w:fill="E2EFD9" w:themeFill="accent6" w:themeFillTint="33"/>
+        <w:rPr>
+          <w:rFonts w:ascii="Courier New" w:hAnsi="Courier New" w:cs="Courier New"/>
+          <w:sz w:val="14"/>
+          <w:szCs w:val="14"/>
+        </w:rPr>
+      </w:pPr>
+      <w:r>
+        <w:rPr>
+          <w:rFonts w:ascii="Courier New" w:hAnsi="Courier New" w:cs="Courier New"/>
+          <w:sz w:val="14"/>
+          <w:szCs w:val="14"/>
+        </w:rPr>
+        <w:t xml:space="preserve">                {</w:t>
+      </w:r>
+    </w:p>
+    <w:p>
+      <w:pPr>
+        <w:pStyle w:val="NoSpacing"/>
+        <w:pBdr>
+          <w:top w:val="single" w:sz="4" w:space="1" w:color="auto"/>
+          <w:left w:val="single" w:sz="4" w:space="4" w:color="auto"/>
+          <w:bottom w:val="single" w:sz="4" w:space="1" w:color="auto"/>
+          <w:right w:val="single" w:sz="4" w:space="4" w:color="auto"/>
+        </w:pBdr>
+        <w:shd w:val="clear" w:color="auto" w:fill="E2EFD9" w:themeFill="accent6" w:themeFillTint="33"/>
+        <w:rPr>
+          <w:rFonts w:ascii="Courier New" w:hAnsi="Courier New" w:cs="Courier New"/>
+          <w:sz w:val="14"/>
+          <w:szCs w:val="14"/>
+        </w:rPr>
+      </w:pPr>
+      <w:r>
+        <w:rPr>
+          <w:rFonts w:ascii="Courier New" w:hAnsi="Courier New" w:cs="Courier New"/>
+          <w:sz w:val="14"/>
+          <w:szCs w:val="14"/>
+        </w:rPr>
+        <w:t xml:space="preserve">                    "</w:t>
       </w:r>
       <w:proofErr w:type="spellStart"/>
       <w:r>
@@ -8039,7 +8556,7 @@
           <w:sz w:val="14"/>
           <w:szCs w:val="14"/>
         </w:rPr>
-        <w:t>ev_charging</w:t>
+        <w:t>spot_id</w:t>
       </w:r>
       <w:proofErr w:type="spellEnd"/>
       <w:r>
@@ -8048,6 +8565,47 @@
           <w:sz w:val="14"/>
           <w:szCs w:val="14"/>
         </w:rPr>
+        <w:t>": "3-F-4",</w:t>
+      </w:r>
+    </w:p>
+    <w:p>
+      <w:pPr>
+        <w:pStyle w:val="NoSpacing"/>
+        <w:pBdr>
+          <w:top w:val="single" w:sz="4" w:space="1" w:color="auto"/>
+          <w:left w:val="single" w:sz="4" w:space="4" w:color="auto"/>
+          <w:bottom w:val="single" w:sz="4" w:space="1" w:color="auto"/>
+          <w:right w:val="single" w:sz="4" w:space="4" w:color="auto"/>
+        </w:pBdr>
+        <w:shd w:val="clear" w:color="auto" w:fill="E2EFD9" w:themeFill="accent6" w:themeFillTint="33"/>
+        <w:rPr>
+          <w:rFonts w:ascii="Courier New" w:hAnsi="Courier New" w:cs="Courier New"/>
+          <w:sz w:val="14"/>
+          <w:szCs w:val="14"/>
+        </w:rPr>
+      </w:pPr>
+      <w:r>
+        <w:rPr>
+          <w:rFonts w:ascii="Courier New" w:hAnsi="Courier New" w:cs="Courier New"/>
+          <w:sz w:val="14"/>
+          <w:szCs w:val="14"/>
+        </w:rPr>
+        <w:t xml:space="preserve">                    "type": "</w:t>
+      </w:r>
+      <w:r>
+        <w:rPr>
+          <w:rFonts w:ascii="Courier New" w:hAnsi="Courier New" w:cs="Courier New"/>
+          <w:sz w:val="14"/>
+          <w:szCs w:val="14"/>
+        </w:rPr>
+        <w:t>standard</w:t>
+      </w:r>
+      <w:r>
+        <w:rPr>
+          <w:rFonts w:ascii="Courier New" w:hAnsi="Courier New" w:cs="Courier New"/>
+          <w:sz w:val="14"/>
+          <w:szCs w:val="14"/>
+        </w:rPr>
         <w:t>",</w:t>
       </w:r>
     </w:p>
@@ -8151,23 +8709,13 @@
         <w:t xml:space="preserve">                    "</w:t>
       </w:r>
       <w:proofErr w:type="spellStart"/>
-      <w:proofErr w:type="gramStart"/>
-      <w:r>
-        <w:rPr>
-          <w:rFonts w:ascii="Courier New" w:hAnsi="Courier New" w:cs="Courier New"/>
-          <w:sz w:val="14"/>
-          <w:szCs w:val="14"/>
-        </w:rPr>
-        <w:t>spot</w:t>
-      </w:r>
-      <w:proofErr w:type="gramEnd"/>
-      <w:r>
-        <w:rPr>
-          <w:rFonts w:ascii="Courier New" w:hAnsi="Courier New" w:cs="Courier New"/>
-          <w:sz w:val="14"/>
-          <w:szCs w:val="14"/>
-        </w:rPr>
-        <w:t>_id</w:t>
+      <w:r>
+        <w:rPr>
+          <w:rFonts w:ascii="Courier New" w:hAnsi="Courier New" w:cs="Courier New"/>
+          <w:sz w:val="14"/>
+          <w:szCs w:val="14"/>
+        </w:rPr>
+        <w:t>spot_id</w:t>
       </w:r>
       <w:proofErr w:type="spellEnd"/>
       <w:r>
@@ -8176,7 +8724,7 @@
           <w:sz w:val="14"/>
           <w:szCs w:val="14"/>
         </w:rPr>
-        <w:t>": "3-E-3",</w:t>
+        <w:t>": "3-F-5",</w:t>
       </w:r>
     </w:p>
     <w:p>
@@ -8209,1390 +8757,7 @@
           <w:sz w:val="14"/>
           <w:szCs w:val="14"/>
         </w:rPr>
-        <w:t xml:space="preserve"> </w:t>
-      </w:r>
-      <w:r>
-        <w:rPr>
-          <w:rFonts w:ascii="Courier New" w:hAnsi="Courier New" w:cs="Courier New"/>
-          <w:sz w:val="14"/>
-          <w:szCs w:val="14"/>
-        </w:rPr>
-        <w:t>oversized</w:t>
-      </w:r>
-      <w:r>
-        <w:rPr>
-          <w:rFonts w:ascii="Courier New" w:hAnsi="Courier New" w:cs="Courier New"/>
-          <w:sz w:val="14"/>
-          <w:szCs w:val="14"/>
-        </w:rPr>
-        <w:t xml:space="preserve"> </w:t>
-      </w:r>
-      <w:r>
-        <w:rPr>
-          <w:rFonts w:ascii="Courier New" w:hAnsi="Courier New" w:cs="Courier New"/>
-          <w:sz w:val="14"/>
-          <w:szCs w:val="14"/>
-        </w:rPr>
-        <w:t>",</w:t>
-      </w:r>
-    </w:p>
-    <w:p>
-      <w:pPr>
-        <w:pStyle w:val="NoSpacing"/>
-        <w:pBdr>
-          <w:top w:val="single" w:sz="4" w:space="1" w:color="auto"/>
-          <w:left w:val="single" w:sz="4" w:space="4" w:color="auto"/>
-          <w:bottom w:val="single" w:sz="4" w:space="1" w:color="auto"/>
-          <w:right w:val="single" w:sz="4" w:space="4" w:color="auto"/>
-        </w:pBdr>
-        <w:shd w:val="clear" w:color="auto" w:fill="E2EFD9" w:themeFill="accent6" w:themeFillTint="33"/>
-        <w:rPr>
-          <w:rFonts w:ascii="Courier New" w:hAnsi="Courier New" w:cs="Courier New"/>
-          <w:sz w:val="14"/>
-          <w:szCs w:val="14"/>
-        </w:rPr>
-      </w:pPr>
-      <w:r>
-        <w:rPr>
-          <w:rFonts w:ascii="Courier New" w:hAnsi="Courier New" w:cs="Courier New"/>
-          <w:sz w:val="14"/>
-          <w:szCs w:val="14"/>
-        </w:rPr>
-        <w:t xml:space="preserve">                    "status": "available"</w:t>
-      </w:r>
-    </w:p>
-    <w:p>
-      <w:pPr>
-        <w:pStyle w:val="NoSpacing"/>
-        <w:pBdr>
-          <w:top w:val="single" w:sz="4" w:space="1" w:color="auto"/>
-          <w:left w:val="single" w:sz="4" w:space="4" w:color="auto"/>
-          <w:bottom w:val="single" w:sz="4" w:space="1" w:color="auto"/>
-          <w:right w:val="single" w:sz="4" w:space="4" w:color="auto"/>
-        </w:pBdr>
-        <w:shd w:val="clear" w:color="auto" w:fill="E2EFD9" w:themeFill="accent6" w:themeFillTint="33"/>
-        <w:rPr>
-          <w:rFonts w:ascii="Courier New" w:hAnsi="Courier New" w:cs="Courier New"/>
-          <w:sz w:val="14"/>
-          <w:szCs w:val="14"/>
-        </w:rPr>
-      </w:pPr>
-      <w:r>
-        <w:rPr>
-          <w:rFonts w:ascii="Courier New" w:hAnsi="Courier New" w:cs="Courier New"/>
-          <w:sz w:val="14"/>
-          <w:szCs w:val="14"/>
-        </w:rPr>
-        <w:t xml:space="preserve">                },</w:t>
-      </w:r>
-    </w:p>
-    <w:p>
-      <w:pPr>
-        <w:pStyle w:val="NoSpacing"/>
-        <w:pBdr>
-          <w:top w:val="single" w:sz="4" w:space="1" w:color="auto"/>
-          <w:left w:val="single" w:sz="4" w:space="4" w:color="auto"/>
-          <w:bottom w:val="single" w:sz="4" w:space="1" w:color="auto"/>
-          <w:right w:val="single" w:sz="4" w:space="4" w:color="auto"/>
-        </w:pBdr>
-        <w:shd w:val="clear" w:color="auto" w:fill="E2EFD9" w:themeFill="accent6" w:themeFillTint="33"/>
-        <w:rPr>
-          <w:rFonts w:ascii="Courier New" w:hAnsi="Courier New" w:cs="Courier New"/>
-          <w:sz w:val="14"/>
-          <w:szCs w:val="14"/>
-        </w:rPr>
-      </w:pPr>
-      <w:r>
-        <w:rPr>
-          <w:rFonts w:ascii="Courier New" w:hAnsi="Courier New" w:cs="Courier New"/>
-          <w:sz w:val="14"/>
-          <w:szCs w:val="14"/>
-        </w:rPr>
-        <w:t xml:space="preserve">                {</w:t>
-      </w:r>
-    </w:p>
-    <w:p>
-      <w:pPr>
-        <w:pStyle w:val="NoSpacing"/>
-        <w:pBdr>
-          <w:top w:val="single" w:sz="4" w:space="1" w:color="auto"/>
-          <w:left w:val="single" w:sz="4" w:space="4" w:color="auto"/>
-          <w:bottom w:val="single" w:sz="4" w:space="1" w:color="auto"/>
-          <w:right w:val="single" w:sz="4" w:space="4" w:color="auto"/>
-        </w:pBdr>
-        <w:shd w:val="clear" w:color="auto" w:fill="E2EFD9" w:themeFill="accent6" w:themeFillTint="33"/>
-        <w:rPr>
-          <w:rFonts w:ascii="Courier New" w:hAnsi="Courier New" w:cs="Courier New"/>
-          <w:sz w:val="14"/>
-          <w:szCs w:val="14"/>
-        </w:rPr>
-      </w:pPr>
-      <w:r>
-        <w:rPr>
-          <w:rFonts w:ascii="Courier New" w:hAnsi="Courier New" w:cs="Courier New"/>
-          <w:sz w:val="14"/>
-          <w:szCs w:val="14"/>
-        </w:rPr>
-        <w:t xml:space="preserve">                    "</w:t>
-      </w:r>
-      <w:proofErr w:type="spellStart"/>
-      <w:proofErr w:type="gramStart"/>
-      <w:r>
-        <w:rPr>
-          <w:rFonts w:ascii="Courier New" w:hAnsi="Courier New" w:cs="Courier New"/>
-          <w:sz w:val="14"/>
-          <w:szCs w:val="14"/>
-        </w:rPr>
-        <w:t>spot</w:t>
-      </w:r>
-      <w:proofErr w:type="gramEnd"/>
-      <w:r>
-        <w:rPr>
-          <w:rFonts w:ascii="Courier New" w:hAnsi="Courier New" w:cs="Courier New"/>
-          <w:sz w:val="14"/>
-          <w:szCs w:val="14"/>
-        </w:rPr>
-        <w:t>_id</w:t>
-      </w:r>
-      <w:proofErr w:type="spellEnd"/>
-      <w:r>
-        <w:rPr>
-          <w:rFonts w:ascii="Courier New" w:hAnsi="Courier New" w:cs="Courier New"/>
-          <w:sz w:val="14"/>
-          <w:szCs w:val="14"/>
-        </w:rPr>
-        <w:t>": "3-E-4",</w:t>
-      </w:r>
-    </w:p>
-    <w:p>
-      <w:pPr>
-        <w:pStyle w:val="NoSpacing"/>
-        <w:pBdr>
-          <w:top w:val="single" w:sz="4" w:space="1" w:color="auto"/>
-          <w:left w:val="single" w:sz="4" w:space="4" w:color="auto"/>
-          <w:bottom w:val="single" w:sz="4" w:space="1" w:color="auto"/>
-          <w:right w:val="single" w:sz="4" w:space="4" w:color="auto"/>
-        </w:pBdr>
-        <w:shd w:val="clear" w:color="auto" w:fill="E2EFD9" w:themeFill="accent6" w:themeFillTint="33"/>
-        <w:rPr>
-          <w:rFonts w:ascii="Courier New" w:hAnsi="Courier New" w:cs="Courier New"/>
-          <w:sz w:val="14"/>
-          <w:szCs w:val="14"/>
-        </w:rPr>
-      </w:pPr>
-      <w:r>
-        <w:rPr>
-          <w:rFonts w:ascii="Courier New" w:hAnsi="Courier New" w:cs="Courier New"/>
-          <w:sz w:val="14"/>
-          <w:szCs w:val="14"/>
-        </w:rPr>
-        <w:t xml:space="preserve">                    "type": "</w:t>
-      </w:r>
-      <w:r>
-        <w:t xml:space="preserve"> </w:t>
-      </w:r>
-      <w:r>
-        <w:rPr>
-          <w:rFonts w:ascii="Courier New" w:hAnsi="Courier New" w:cs="Courier New"/>
-          <w:sz w:val="14"/>
-          <w:szCs w:val="14"/>
-        </w:rPr>
-        <w:t>oversized</w:t>
-      </w:r>
-      <w:r>
-        <w:rPr>
-          <w:rFonts w:ascii="Courier New" w:hAnsi="Courier New" w:cs="Courier New"/>
-          <w:sz w:val="14"/>
-          <w:szCs w:val="14"/>
-        </w:rPr>
-        <w:t>",</w:t>
-      </w:r>
-    </w:p>
-    <w:p>
-      <w:pPr>
-        <w:pStyle w:val="NoSpacing"/>
-        <w:pBdr>
-          <w:top w:val="single" w:sz="4" w:space="1" w:color="auto"/>
-          <w:left w:val="single" w:sz="4" w:space="4" w:color="auto"/>
-          <w:bottom w:val="single" w:sz="4" w:space="1" w:color="auto"/>
-          <w:right w:val="single" w:sz="4" w:space="4" w:color="auto"/>
-        </w:pBdr>
-        <w:shd w:val="clear" w:color="auto" w:fill="E2EFD9" w:themeFill="accent6" w:themeFillTint="33"/>
-        <w:rPr>
-          <w:rFonts w:ascii="Courier New" w:hAnsi="Courier New" w:cs="Courier New"/>
-          <w:sz w:val="14"/>
-          <w:szCs w:val="14"/>
-        </w:rPr>
-      </w:pPr>
-      <w:r>
-        <w:rPr>
-          <w:rFonts w:ascii="Courier New" w:hAnsi="Courier New" w:cs="Courier New"/>
-          <w:sz w:val="14"/>
-          <w:szCs w:val="14"/>
-        </w:rPr>
-        <w:t xml:space="preserve">                    "status": "available"</w:t>
-      </w:r>
-    </w:p>
-    <w:p>
-      <w:pPr>
-        <w:pStyle w:val="NoSpacing"/>
-        <w:pBdr>
-          <w:top w:val="single" w:sz="4" w:space="1" w:color="auto"/>
-          <w:left w:val="single" w:sz="4" w:space="4" w:color="auto"/>
-          <w:bottom w:val="single" w:sz="4" w:space="1" w:color="auto"/>
-          <w:right w:val="single" w:sz="4" w:space="4" w:color="auto"/>
-        </w:pBdr>
-        <w:shd w:val="clear" w:color="auto" w:fill="E2EFD9" w:themeFill="accent6" w:themeFillTint="33"/>
-        <w:rPr>
-          <w:rFonts w:ascii="Courier New" w:hAnsi="Courier New" w:cs="Courier New"/>
-          <w:sz w:val="14"/>
-          <w:szCs w:val="14"/>
-        </w:rPr>
-      </w:pPr>
-      <w:r>
-        <w:rPr>
-          <w:rFonts w:ascii="Courier New" w:hAnsi="Courier New" w:cs="Courier New"/>
-          <w:sz w:val="14"/>
-          <w:szCs w:val="14"/>
-        </w:rPr>
-        <w:t xml:space="preserve">                },</w:t>
-      </w:r>
-    </w:p>
-    <w:p>
-      <w:pPr>
-        <w:pStyle w:val="NoSpacing"/>
-        <w:pBdr>
-          <w:top w:val="single" w:sz="4" w:space="1" w:color="auto"/>
-          <w:left w:val="single" w:sz="4" w:space="4" w:color="auto"/>
-          <w:bottom w:val="single" w:sz="4" w:space="1" w:color="auto"/>
-          <w:right w:val="single" w:sz="4" w:space="4" w:color="auto"/>
-        </w:pBdr>
-        <w:shd w:val="clear" w:color="auto" w:fill="E2EFD9" w:themeFill="accent6" w:themeFillTint="33"/>
-        <w:rPr>
-          <w:rFonts w:ascii="Courier New" w:hAnsi="Courier New" w:cs="Courier New"/>
-          <w:sz w:val="14"/>
-          <w:szCs w:val="14"/>
-        </w:rPr>
-      </w:pPr>
-      <w:r>
-        <w:rPr>
-          <w:rFonts w:ascii="Courier New" w:hAnsi="Courier New" w:cs="Courier New"/>
-          <w:sz w:val="14"/>
-          <w:szCs w:val="14"/>
-        </w:rPr>
-        <w:t xml:space="preserve">                {</w:t>
-      </w:r>
-    </w:p>
-    <w:p>
-      <w:pPr>
-        <w:pStyle w:val="NoSpacing"/>
-        <w:pBdr>
-          <w:top w:val="single" w:sz="4" w:space="1" w:color="auto"/>
-          <w:left w:val="single" w:sz="4" w:space="4" w:color="auto"/>
-          <w:bottom w:val="single" w:sz="4" w:space="1" w:color="auto"/>
-          <w:right w:val="single" w:sz="4" w:space="4" w:color="auto"/>
-        </w:pBdr>
-        <w:shd w:val="clear" w:color="auto" w:fill="E2EFD9" w:themeFill="accent6" w:themeFillTint="33"/>
-        <w:rPr>
-          <w:rFonts w:ascii="Courier New" w:hAnsi="Courier New" w:cs="Courier New"/>
-          <w:sz w:val="14"/>
-          <w:szCs w:val="14"/>
-        </w:rPr>
-      </w:pPr>
-      <w:r>
-        <w:rPr>
-          <w:rFonts w:ascii="Courier New" w:hAnsi="Courier New" w:cs="Courier New"/>
-          <w:sz w:val="14"/>
-          <w:szCs w:val="14"/>
-        </w:rPr>
-        <w:t xml:space="preserve">                    "</w:t>
-      </w:r>
-      <w:proofErr w:type="spellStart"/>
-      <w:proofErr w:type="gramStart"/>
-      <w:r>
-        <w:rPr>
-          <w:rFonts w:ascii="Courier New" w:hAnsi="Courier New" w:cs="Courier New"/>
-          <w:sz w:val="14"/>
-          <w:szCs w:val="14"/>
-        </w:rPr>
-        <w:t>spot</w:t>
-      </w:r>
-      <w:proofErr w:type="gramEnd"/>
-      <w:r>
-        <w:rPr>
-          <w:rFonts w:ascii="Courier New" w:hAnsi="Courier New" w:cs="Courier New"/>
-          <w:sz w:val="14"/>
-          <w:szCs w:val="14"/>
-        </w:rPr>
-        <w:t>_id</w:t>
-      </w:r>
-      <w:proofErr w:type="spellEnd"/>
-      <w:r>
-        <w:rPr>
-          <w:rFonts w:ascii="Courier New" w:hAnsi="Courier New" w:cs="Courier New"/>
-          <w:sz w:val="14"/>
-          <w:szCs w:val="14"/>
-        </w:rPr>
-        <w:t>": "3-E-5",</w:t>
-      </w:r>
-    </w:p>
-    <w:p>
-      <w:pPr>
-        <w:pStyle w:val="NoSpacing"/>
-        <w:pBdr>
-          <w:top w:val="single" w:sz="4" w:space="1" w:color="auto"/>
-          <w:left w:val="single" w:sz="4" w:space="4" w:color="auto"/>
-          <w:bottom w:val="single" w:sz="4" w:space="1" w:color="auto"/>
-          <w:right w:val="single" w:sz="4" w:space="4" w:color="auto"/>
-        </w:pBdr>
-        <w:shd w:val="clear" w:color="auto" w:fill="E2EFD9" w:themeFill="accent6" w:themeFillTint="33"/>
-        <w:rPr>
-          <w:rFonts w:ascii="Courier New" w:hAnsi="Courier New" w:cs="Courier New"/>
-          <w:sz w:val="14"/>
-          <w:szCs w:val="14"/>
-        </w:rPr>
-      </w:pPr>
-      <w:r>
-        <w:rPr>
-          <w:rFonts w:ascii="Courier New" w:hAnsi="Courier New" w:cs="Courier New"/>
-          <w:sz w:val="14"/>
-          <w:szCs w:val="14"/>
-        </w:rPr>
-        <w:t xml:space="preserve">                    "type": "</w:t>
-      </w:r>
-      <w:r>
-        <w:t xml:space="preserve"> </w:t>
-      </w:r>
-      <w:r>
-        <w:rPr>
-          <w:rFonts w:ascii="Courier New" w:hAnsi="Courier New" w:cs="Courier New"/>
-          <w:sz w:val="14"/>
-          <w:szCs w:val="14"/>
-        </w:rPr>
-        <w:t>standard</w:t>
-      </w:r>
-      <w:r>
-        <w:rPr>
-          <w:rFonts w:ascii="Courier New" w:hAnsi="Courier New" w:cs="Courier New"/>
-          <w:sz w:val="14"/>
-          <w:szCs w:val="14"/>
-        </w:rPr>
-        <w:t xml:space="preserve"> </w:t>
-      </w:r>
-      <w:r>
-        <w:rPr>
-          <w:rFonts w:ascii="Courier New" w:hAnsi="Courier New" w:cs="Courier New"/>
-          <w:sz w:val="14"/>
-          <w:szCs w:val="14"/>
-        </w:rPr>
-        <w:t>",</w:t>
-      </w:r>
-    </w:p>
-    <w:p>
-      <w:pPr>
-        <w:pStyle w:val="NoSpacing"/>
-        <w:pBdr>
-          <w:top w:val="single" w:sz="4" w:space="1" w:color="auto"/>
-          <w:left w:val="single" w:sz="4" w:space="4" w:color="auto"/>
-          <w:bottom w:val="single" w:sz="4" w:space="1" w:color="auto"/>
-          <w:right w:val="single" w:sz="4" w:space="4" w:color="auto"/>
-        </w:pBdr>
-        <w:shd w:val="clear" w:color="auto" w:fill="E2EFD9" w:themeFill="accent6" w:themeFillTint="33"/>
-        <w:rPr>
-          <w:rFonts w:ascii="Courier New" w:hAnsi="Courier New" w:cs="Courier New"/>
-          <w:sz w:val="14"/>
-          <w:szCs w:val="14"/>
-        </w:rPr>
-      </w:pPr>
-      <w:r>
-        <w:rPr>
-          <w:rFonts w:ascii="Courier New" w:hAnsi="Courier New" w:cs="Courier New"/>
-          <w:sz w:val="14"/>
-          <w:szCs w:val="14"/>
-        </w:rPr>
-        <w:t xml:space="preserve">                    "status": "available"</w:t>
-      </w:r>
-    </w:p>
-    <w:p>
-      <w:pPr>
-        <w:pStyle w:val="NoSpacing"/>
-        <w:pBdr>
-          <w:top w:val="single" w:sz="4" w:space="1" w:color="auto"/>
-          <w:left w:val="single" w:sz="4" w:space="4" w:color="auto"/>
-          <w:bottom w:val="single" w:sz="4" w:space="1" w:color="auto"/>
-          <w:right w:val="single" w:sz="4" w:space="4" w:color="auto"/>
-        </w:pBdr>
-        <w:shd w:val="clear" w:color="auto" w:fill="E2EFD9" w:themeFill="accent6" w:themeFillTint="33"/>
-        <w:rPr>
-          <w:rFonts w:ascii="Courier New" w:hAnsi="Courier New" w:cs="Courier New"/>
-          <w:sz w:val="14"/>
-          <w:szCs w:val="14"/>
-        </w:rPr>
-      </w:pPr>
-      <w:r>
-        <w:rPr>
-          <w:rFonts w:ascii="Courier New" w:hAnsi="Courier New" w:cs="Courier New"/>
-          <w:sz w:val="14"/>
-          <w:szCs w:val="14"/>
-        </w:rPr>
-        <w:t xml:space="preserve">                }</w:t>
-      </w:r>
-    </w:p>
-    <w:p>
-      <w:pPr>
-        <w:pStyle w:val="NoSpacing"/>
-        <w:pBdr>
-          <w:top w:val="single" w:sz="4" w:space="1" w:color="auto"/>
-          <w:left w:val="single" w:sz="4" w:space="4" w:color="auto"/>
-          <w:bottom w:val="single" w:sz="4" w:space="1" w:color="auto"/>
-          <w:right w:val="single" w:sz="4" w:space="4" w:color="auto"/>
-        </w:pBdr>
-        <w:shd w:val="clear" w:color="auto" w:fill="E2EFD9" w:themeFill="accent6" w:themeFillTint="33"/>
-        <w:rPr>
-          <w:rFonts w:ascii="Courier New" w:hAnsi="Courier New" w:cs="Courier New"/>
-          <w:sz w:val="14"/>
-          <w:szCs w:val="14"/>
-        </w:rPr>
-      </w:pPr>
-      <w:r>
-        <w:rPr>
-          <w:rFonts w:ascii="Courier New" w:hAnsi="Courier New" w:cs="Courier New"/>
-          <w:sz w:val="14"/>
-          <w:szCs w:val="14"/>
-        </w:rPr>
-        <w:t xml:space="preserve">            ]</w:t>
-      </w:r>
-    </w:p>
-    <w:p>
-      <w:pPr>
-        <w:pStyle w:val="NoSpacing"/>
-        <w:pBdr>
-          <w:top w:val="single" w:sz="4" w:space="1" w:color="auto"/>
-          <w:left w:val="single" w:sz="4" w:space="4" w:color="auto"/>
-          <w:bottom w:val="single" w:sz="4" w:space="1" w:color="auto"/>
-          <w:right w:val="single" w:sz="4" w:space="4" w:color="auto"/>
-        </w:pBdr>
-        <w:shd w:val="clear" w:color="auto" w:fill="E2EFD9" w:themeFill="accent6" w:themeFillTint="33"/>
-        <w:rPr>
-          <w:rFonts w:ascii="Courier New" w:hAnsi="Courier New" w:cs="Courier New"/>
-          <w:sz w:val="14"/>
-          <w:szCs w:val="14"/>
-        </w:rPr>
-      </w:pPr>
-      <w:r>
-        <w:rPr>
-          <w:rFonts w:ascii="Courier New" w:hAnsi="Courier New" w:cs="Courier New"/>
-          <w:sz w:val="14"/>
-          <w:szCs w:val="14"/>
-        </w:rPr>
-        <w:t xml:space="preserve">        },</w:t>
-      </w:r>
-    </w:p>
-    <w:p>
-      <w:pPr>
-        <w:pStyle w:val="NoSpacing"/>
-        <w:pBdr>
-          <w:top w:val="single" w:sz="4" w:space="1" w:color="auto"/>
-          <w:left w:val="single" w:sz="4" w:space="4" w:color="auto"/>
-          <w:bottom w:val="single" w:sz="4" w:space="1" w:color="auto"/>
-          <w:right w:val="single" w:sz="4" w:space="4" w:color="auto"/>
-        </w:pBdr>
-        <w:shd w:val="clear" w:color="auto" w:fill="E2EFD9" w:themeFill="accent6" w:themeFillTint="33"/>
-        <w:rPr>
-          <w:rFonts w:ascii="Courier New" w:hAnsi="Courier New" w:cs="Courier New"/>
-          <w:sz w:val="14"/>
-          <w:szCs w:val="14"/>
-        </w:rPr>
-      </w:pPr>
-      <w:r>
-        <w:rPr>
-          <w:rFonts w:ascii="Courier New" w:hAnsi="Courier New" w:cs="Courier New"/>
-          <w:sz w:val="14"/>
-          <w:szCs w:val="14"/>
-        </w:rPr>
-        <w:t xml:space="preserve">        {</w:t>
-      </w:r>
-    </w:p>
-    <w:p>
-      <w:pPr>
-        <w:pStyle w:val="NoSpacing"/>
-        <w:pBdr>
-          <w:top w:val="single" w:sz="4" w:space="1" w:color="auto"/>
-          <w:left w:val="single" w:sz="4" w:space="4" w:color="auto"/>
-          <w:bottom w:val="single" w:sz="4" w:space="1" w:color="auto"/>
-          <w:right w:val="single" w:sz="4" w:space="4" w:color="auto"/>
-        </w:pBdr>
-        <w:shd w:val="clear" w:color="auto" w:fill="E2EFD9" w:themeFill="accent6" w:themeFillTint="33"/>
-        <w:rPr>
-          <w:rFonts w:ascii="Courier New" w:hAnsi="Courier New" w:cs="Courier New"/>
-          <w:sz w:val="14"/>
-          <w:szCs w:val="14"/>
-        </w:rPr>
-      </w:pPr>
-      <w:r>
-        <w:rPr>
-          <w:rFonts w:ascii="Courier New" w:hAnsi="Courier New" w:cs="Courier New"/>
-          <w:sz w:val="14"/>
-          <w:szCs w:val="14"/>
-        </w:rPr>
-        <w:t xml:space="preserve">            "</w:t>
-      </w:r>
-      <w:proofErr w:type="spellStart"/>
-      <w:proofErr w:type="gramStart"/>
-      <w:r>
-        <w:rPr>
-          <w:rFonts w:ascii="Courier New" w:hAnsi="Courier New" w:cs="Courier New"/>
-          <w:sz w:val="14"/>
-          <w:szCs w:val="14"/>
-        </w:rPr>
-        <w:t>bay</w:t>
-      </w:r>
-      <w:proofErr w:type="gramEnd"/>
-      <w:r>
-        <w:rPr>
-          <w:rFonts w:ascii="Courier New" w:hAnsi="Courier New" w:cs="Courier New"/>
-          <w:sz w:val="14"/>
-          <w:szCs w:val="14"/>
-        </w:rPr>
-        <w:t>_id</w:t>
-      </w:r>
-      <w:proofErr w:type="spellEnd"/>
-      <w:r>
-        <w:rPr>
-          <w:rFonts w:ascii="Courier New" w:hAnsi="Courier New" w:cs="Courier New"/>
-          <w:sz w:val="14"/>
-          <w:szCs w:val="14"/>
-        </w:rPr>
-        <w:t>": "F",</w:t>
-      </w:r>
-    </w:p>
-    <w:p>
-      <w:pPr>
-        <w:pStyle w:val="NoSpacing"/>
-        <w:pBdr>
-          <w:top w:val="single" w:sz="4" w:space="1" w:color="auto"/>
-          <w:left w:val="single" w:sz="4" w:space="4" w:color="auto"/>
-          <w:bottom w:val="single" w:sz="4" w:space="1" w:color="auto"/>
-          <w:right w:val="single" w:sz="4" w:space="4" w:color="auto"/>
-        </w:pBdr>
-        <w:shd w:val="clear" w:color="auto" w:fill="E2EFD9" w:themeFill="accent6" w:themeFillTint="33"/>
-        <w:rPr>
-          <w:rFonts w:ascii="Courier New" w:hAnsi="Courier New" w:cs="Courier New"/>
-          <w:sz w:val="14"/>
-          <w:szCs w:val="14"/>
-        </w:rPr>
-      </w:pPr>
-      <w:r>
-        <w:rPr>
-          <w:rFonts w:ascii="Courier New" w:hAnsi="Courier New" w:cs="Courier New"/>
-          <w:sz w:val="14"/>
-          <w:szCs w:val="14"/>
-        </w:rPr>
-        <w:t xml:space="preserve">            "spots": [</w:t>
-      </w:r>
-    </w:p>
-    <w:p>
-      <w:pPr>
-        <w:pStyle w:val="NoSpacing"/>
-        <w:pBdr>
-          <w:top w:val="single" w:sz="4" w:space="1" w:color="auto"/>
-          <w:left w:val="single" w:sz="4" w:space="4" w:color="auto"/>
-          <w:bottom w:val="single" w:sz="4" w:space="1" w:color="auto"/>
-          <w:right w:val="single" w:sz="4" w:space="4" w:color="auto"/>
-        </w:pBdr>
-        <w:shd w:val="clear" w:color="auto" w:fill="E2EFD9" w:themeFill="accent6" w:themeFillTint="33"/>
-        <w:rPr>
-          <w:rFonts w:ascii="Courier New" w:hAnsi="Courier New" w:cs="Courier New"/>
-          <w:sz w:val="14"/>
-          <w:szCs w:val="14"/>
-        </w:rPr>
-      </w:pPr>
-      <w:r>
-        <w:rPr>
-          <w:rFonts w:ascii="Courier New" w:hAnsi="Courier New" w:cs="Courier New"/>
-          <w:sz w:val="14"/>
-          <w:szCs w:val="14"/>
-        </w:rPr>
-        <w:t xml:space="preserve">                {</w:t>
-      </w:r>
-    </w:p>
-    <w:p>
-      <w:pPr>
-        <w:pStyle w:val="NoSpacing"/>
-        <w:pBdr>
-          <w:top w:val="single" w:sz="4" w:space="1" w:color="auto"/>
-          <w:left w:val="single" w:sz="4" w:space="4" w:color="auto"/>
-          <w:bottom w:val="single" w:sz="4" w:space="1" w:color="auto"/>
-          <w:right w:val="single" w:sz="4" w:space="4" w:color="auto"/>
-        </w:pBdr>
-        <w:shd w:val="clear" w:color="auto" w:fill="E2EFD9" w:themeFill="accent6" w:themeFillTint="33"/>
-        <w:rPr>
-          <w:rFonts w:ascii="Courier New" w:hAnsi="Courier New" w:cs="Courier New"/>
-          <w:sz w:val="14"/>
-          <w:szCs w:val="14"/>
-        </w:rPr>
-      </w:pPr>
-      <w:r>
-        <w:rPr>
-          <w:rFonts w:ascii="Courier New" w:hAnsi="Courier New" w:cs="Courier New"/>
-          <w:sz w:val="14"/>
-          <w:szCs w:val="14"/>
-        </w:rPr>
-        <w:t xml:space="preserve">                    "</w:t>
-      </w:r>
-      <w:proofErr w:type="spellStart"/>
-      <w:proofErr w:type="gramStart"/>
-      <w:r>
-        <w:rPr>
-          <w:rFonts w:ascii="Courier New" w:hAnsi="Courier New" w:cs="Courier New"/>
-          <w:sz w:val="14"/>
-          <w:szCs w:val="14"/>
-        </w:rPr>
-        <w:t>spot</w:t>
-      </w:r>
-      <w:proofErr w:type="gramEnd"/>
-      <w:r>
-        <w:rPr>
-          <w:rFonts w:ascii="Courier New" w:hAnsi="Courier New" w:cs="Courier New"/>
-          <w:sz w:val="14"/>
-          <w:szCs w:val="14"/>
-        </w:rPr>
-        <w:t>_id</w:t>
-      </w:r>
-      <w:proofErr w:type="spellEnd"/>
-      <w:r>
-        <w:rPr>
-          <w:rFonts w:ascii="Courier New" w:hAnsi="Courier New" w:cs="Courier New"/>
-          <w:sz w:val="14"/>
-          <w:szCs w:val="14"/>
-        </w:rPr>
-        <w:t>": "3-F-1",</w:t>
-      </w:r>
-    </w:p>
-    <w:p>
-      <w:pPr>
-        <w:pStyle w:val="NoSpacing"/>
-        <w:pBdr>
-          <w:top w:val="single" w:sz="4" w:space="1" w:color="auto"/>
-          <w:left w:val="single" w:sz="4" w:space="4" w:color="auto"/>
-          <w:bottom w:val="single" w:sz="4" w:space="1" w:color="auto"/>
-          <w:right w:val="single" w:sz="4" w:space="4" w:color="auto"/>
-        </w:pBdr>
-        <w:shd w:val="clear" w:color="auto" w:fill="E2EFD9" w:themeFill="accent6" w:themeFillTint="33"/>
-        <w:rPr>
-          <w:rFonts w:ascii="Courier New" w:hAnsi="Courier New" w:cs="Courier New"/>
-          <w:sz w:val="14"/>
-          <w:szCs w:val="14"/>
-        </w:rPr>
-      </w:pPr>
-      <w:r>
-        <w:rPr>
-          <w:rFonts w:ascii="Courier New" w:hAnsi="Courier New" w:cs="Courier New"/>
-          <w:sz w:val="14"/>
-          <w:szCs w:val="14"/>
-        </w:rPr>
-        <w:t xml:space="preserve">                    "type": "</w:t>
-      </w:r>
-      <w:r>
-        <w:t xml:space="preserve"> </w:t>
-      </w:r>
-      <w:r>
-        <w:rPr>
-          <w:rFonts w:ascii="Courier New" w:hAnsi="Courier New" w:cs="Courier New"/>
-          <w:sz w:val="14"/>
-          <w:szCs w:val="14"/>
-        </w:rPr>
         <w:t>compact</w:t>
-      </w:r>
-      <w:r>
-        <w:rPr>
-          <w:rFonts w:ascii="Courier New" w:hAnsi="Courier New" w:cs="Courier New"/>
-          <w:sz w:val="14"/>
-          <w:szCs w:val="14"/>
-        </w:rPr>
-        <w:t xml:space="preserve">", </w:t>
-      </w:r>
-    </w:p>
-    <w:p>
-      <w:pPr>
-        <w:pStyle w:val="NoSpacing"/>
-        <w:pBdr>
-          <w:top w:val="single" w:sz="4" w:space="1" w:color="auto"/>
-          <w:left w:val="single" w:sz="4" w:space="4" w:color="auto"/>
-          <w:bottom w:val="single" w:sz="4" w:space="1" w:color="auto"/>
-          <w:right w:val="single" w:sz="4" w:space="4" w:color="auto"/>
-        </w:pBdr>
-        <w:shd w:val="clear" w:color="auto" w:fill="E2EFD9" w:themeFill="accent6" w:themeFillTint="33"/>
-        <w:rPr>
-          <w:rFonts w:ascii="Courier New" w:hAnsi="Courier New" w:cs="Courier New"/>
-          <w:sz w:val="14"/>
-          <w:szCs w:val="14"/>
-        </w:rPr>
-      </w:pPr>
-      <w:r>
-        <w:rPr>
-          <w:rFonts w:ascii="Courier New" w:hAnsi="Courier New" w:cs="Courier New"/>
-          <w:sz w:val="14"/>
-          <w:szCs w:val="14"/>
-        </w:rPr>
-        <w:t xml:space="preserve">                    "status": "available"</w:t>
-      </w:r>
-    </w:p>
-    <w:p>
-      <w:pPr>
-        <w:pStyle w:val="NoSpacing"/>
-        <w:pBdr>
-          <w:top w:val="single" w:sz="4" w:space="1" w:color="auto"/>
-          <w:left w:val="single" w:sz="4" w:space="4" w:color="auto"/>
-          <w:bottom w:val="single" w:sz="4" w:space="1" w:color="auto"/>
-          <w:right w:val="single" w:sz="4" w:space="4" w:color="auto"/>
-        </w:pBdr>
-        <w:shd w:val="clear" w:color="auto" w:fill="E2EFD9" w:themeFill="accent6" w:themeFillTint="33"/>
-        <w:rPr>
-          <w:rFonts w:ascii="Courier New" w:hAnsi="Courier New" w:cs="Courier New"/>
-          <w:sz w:val="14"/>
-          <w:szCs w:val="14"/>
-        </w:rPr>
-      </w:pPr>
-      <w:r>
-        <w:rPr>
-          <w:rFonts w:ascii="Courier New" w:hAnsi="Courier New" w:cs="Courier New"/>
-          <w:sz w:val="14"/>
-          <w:szCs w:val="14"/>
-        </w:rPr>
-        <w:t xml:space="preserve">                },</w:t>
-      </w:r>
-    </w:p>
-    <w:p>
-      <w:pPr>
-        <w:pStyle w:val="NoSpacing"/>
-        <w:pBdr>
-          <w:top w:val="single" w:sz="4" w:space="1" w:color="auto"/>
-          <w:left w:val="single" w:sz="4" w:space="4" w:color="auto"/>
-          <w:bottom w:val="single" w:sz="4" w:space="1" w:color="auto"/>
-          <w:right w:val="single" w:sz="4" w:space="4" w:color="auto"/>
-        </w:pBdr>
-        <w:shd w:val="clear" w:color="auto" w:fill="E2EFD9" w:themeFill="accent6" w:themeFillTint="33"/>
-        <w:rPr>
-          <w:rFonts w:ascii="Courier New" w:hAnsi="Courier New" w:cs="Courier New"/>
-          <w:sz w:val="14"/>
-          <w:szCs w:val="14"/>
-        </w:rPr>
-      </w:pPr>
-      <w:r>
-        <w:rPr>
-          <w:rFonts w:ascii="Courier New" w:hAnsi="Courier New" w:cs="Courier New"/>
-          <w:sz w:val="14"/>
-          <w:szCs w:val="14"/>
-        </w:rPr>
-        <w:t xml:space="preserve">                {</w:t>
-      </w:r>
-    </w:p>
-    <w:p>
-      <w:pPr>
-        <w:pStyle w:val="NoSpacing"/>
-        <w:pBdr>
-          <w:top w:val="single" w:sz="4" w:space="1" w:color="auto"/>
-          <w:left w:val="single" w:sz="4" w:space="4" w:color="auto"/>
-          <w:bottom w:val="single" w:sz="4" w:space="1" w:color="auto"/>
-          <w:right w:val="single" w:sz="4" w:space="4" w:color="auto"/>
-        </w:pBdr>
-        <w:shd w:val="clear" w:color="auto" w:fill="E2EFD9" w:themeFill="accent6" w:themeFillTint="33"/>
-        <w:rPr>
-          <w:rFonts w:ascii="Courier New" w:hAnsi="Courier New" w:cs="Courier New"/>
-          <w:sz w:val="14"/>
-          <w:szCs w:val="14"/>
-        </w:rPr>
-      </w:pPr>
-      <w:r>
-        <w:rPr>
-          <w:rFonts w:ascii="Courier New" w:hAnsi="Courier New" w:cs="Courier New"/>
-          <w:sz w:val="14"/>
-          <w:szCs w:val="14"/>
-        </w:rPr>
-        <w:t xml:space="preserve">                    "</w:t>
-      </w:r>
-      <w:proofErr w:type="spellStart"/>
-      <w:proofErr w:type="gramStart"/>
-      <w:r>
-        <w:rPr>
-          <w:rFonts w:ascii="Courier New" w:hAnsi="Courier New" w:cs="Courier New"/>
-          <w:sz w:val="14"/>
-          <w:szCs w:val="14"/>
-        </w:rPr>
-        <w:t>spot</w:t>
-      </w:r>
-      <w:proofErr w:type="gramEnd"/>
-      <w:r>
-        <w:rPr>
-          <w:rFonts w:ascii="Courier New" w:hAnsi="Courier New" w:cs="Courier New"/>
-          <w:sz w:val="14"/>
-          <w:szCs w:val="14"/>
-        </w:rPr>
-        <w:t>_id</w:t>
-      </w:r>
-      <w:proofErr w:type="spellEnd"/>
-      <w:r>
-        <w:rPr>
-          <w:rFonts w:ascii="Courier New" w:hAnsi="Courier New" w:cs="Courier New"/>
-          <w:sz w:val="14"/>
-          <w:szCs w:val="14"/>
-        </w:rPr>
-        <w:t>": "3-F-2",</w:t>
-      </w:r>
-    </w:p>
-    <w:p>
-      <w:pPr>
-        <w:pStyle w:val="NoSpacing"/>
-        <w:pBdr>
-          <w:top w:val="single" w:sz="4" w:space="1" w:color="auto"/>
-          <w:left w:val="single" w:sz="4" w:space="4" w:color="auto"/>
-          <w:bottom w:val="single" w:sz="4" w:space="1" w:color="auto"/>
-          <w:right w:val="single" w:sz="4" w:space="4" w:color="auto"/>
-        </w:pBdr>
-        <w:shd w:val="clear" w:color="auto" w:fill="E2EFD9" w:themeFill="accent6" w:themeFillTint="33"/>
-        <w:rPr>
-          <w:rFonts w:ascii="Courier New" w:hAnsi="Courier New" w:cs="Courier New"/>
-          <w:sz w:val="14"/>
-          <w:szCs w:val="14"/>
-        </w:rPr>
-      </w:pPr>
-      <w:r>
-        <w:rPr>
-          <w:rFonts w:ascii="Courier New" w:hAnsi="Courier New" w:cs="Courier New"/>
-          <w:sz w:val="14"/>
-          <w:szCs w:val="14"/>
-        </w:rPr>
-        <w:t xml:space="preserve">                    "type": "standard",</w:t>
-      </w:r>
-    </w:p>
-    <w:p>
-      <w:pPr>
-        <w:pStyle w:val="NoSpacing"/>
-        <w:pBdr>
-          <w:top w:val="single" w:sz="4" w:space="1" w:color="auto"/>
-          <w:left w:val="single" w:sz="4" w:space="4" w:color="auto"/>
-          <w:bottom w:val="single" w:sz="4" w:space="1" w:color="auto"/>
-          <w:right w:val="single" w:sz="4" w:space="4" w:color="auto"/>
-        </w:pBdr>
-        <w:shd w:val="clear" w:color="auto" w:fill="E2EFD9" w:themeFill="accent6" w:themeFillTint="33"/>
-        <w:rPr>
-          <w:rFonts w:ascii="Courier New" w:hAnsi="Courier New" w:cs="Courier New"/>
-          <w:sz w:val="14"/>
-          <w:szCs w:val="14"/>
-        </w:rPr>
-      </w:pPr>
-      <w:r>
-        <w:rPr>
-          <w:rFonts w:ascii="Courier New" w:hAnsi="Courier New" w:cs="Courier New"/>
-          <w:sz w:val="14"/>
-          <w:szCs w:val="14"/>
-        </w:rPr>
-        <w:t xml:space="preserve">                    "status": "available"</w:t>
-      </w:r>
-    </w:p>
-    <w:p>
-      <w:pPr>
-        <w:pStyle w:val="NoSpacing"/>
-        <w:pBdr>
-          <w:top w:val="single" w:sz="4" w:space="1" w:color="auto"/>
-          <w:left w:val="single" w:sz="4" w:space="4" w:color="auto"/>
-          <w:bottom w:val="single" w:sz="4" w:space="1" w:color="auto"/>
-          <w:right w:val="single" w:sz="4" w:space="4" w:color="auto"/>
-        </w:pBdr>
-        <w:shd w:val="clear" w:color="auto" w:fill="E2EFD9" w:themeFill="accent6" w:themeFillTint="33"/>
-        <w:rPr>
-          <w:rFonts w:ascii="Courier New" w:hAnsi="Courier New" w:cs="Courier New"/>
-          <w:sz w:val="14"/>
-          <w:szCs w:val="14"/>
-        </w:rPr>
-      </w:pPr>
-      <w:r>
-        <w:rPr>
-          <w:rFonts w:ascii="Courier New" w:hAnsi="Courier New" w:cs="Courier New"/>
-          <w:sz w:val="14"/>
-          <w:szCs w:val="14"/>
-        </w:rPr>
-        <w:t xml:space="preserve">                },</w:t>
-      </w:r>
-    </w:p>
-    <w:p>
-      <w:pPr>
-        <w:pStyle w:val="NoSpacing"/>
-        <w:pBdr>
-          <w:top w:val="single" w:sz="4" w:space="1" w:color="auto"/>
-          <w:left w:val="single" w:sz="4" w:space="4" w:color="auto"/>
-          <w:bottom w:val="single" w:sz="4" w:space="1" w:color="auto"/>
-          <w:right w:val="single" w:sz="4" w:space="4" w:color="auto"/>
-        </w:pBdr>
-        <w:shd w:val="clear" w:color="auto" w:fill="E2EFD9" w:themeFill="accent6" w:themeFillTint="33"/>
-        <w:rPr>
-          <w:rFonts w:ascii="Courier New" w:hAnsi="Courier New" w:cs="Courier New"/>
-          <w:sz w:val="14"/>
-          <w:szCs w:val="14"/>
-        </w:rPr>
-      </w:pPr>
-      <w:r>
-        <w:rPr>
-          <w:rFonts w:ascii="Courier New" w:hAnsi="Courier New" w:cs="Courier New"/>
-          <w:sz w:val="14"/>
-          <w:szCs w:val="14"/>
-        </w:rPr>
-        <w:t xml:space="preserve">                {</w:t>
-      </w:r>
-    </w:p>
-    <w:p>
-      <w:pPr>
-        <w:pStyle w:val="NoSpacing"/>
-        <w:pBdr>
-          <w:top w:val="single" w:sz="4" w:space="1" w:color="auto"/>
-          <w:left w:val="single" w:sz="4" w:space="4" w:color="auto"/>
-          <w:bottom w:val="single" w:sz="4" w:space="1" w:color="auto"/>
-          <w:right w:val="single" w:sz="4" w:space="4" w:color="auto"/>
-        </w:pBdr>
-        <w:shd w:val="clear" w:color="auto" w:fill="E2EFD9" w:themeFill="accent6" w:themeFillTint="33"/>
-        <w:rPr>
-          <w:rFonts w:ascii="Courier New" w:hAnsi="Courier New" w:cs="Courier New"/>
-          <w:sz w:val="14"/>
-          <w:szCs w:val="14"/>
-        </w:rPr>
-      </w:pPr>
-      <w:r>
-        <w:rPr>
-          <w:rFonts w:ascii="Courier New" w:hAnsi="Courier New" w:cs="Courier New"/>
-          <w:sz w:val="14"/>
-          <w:szCs w:val="14"/>
-        </w:rPr>
-        <w:t xml:space="preserve">                    "</w:t>
-      </w:r>
-      <w:proofErr w:type="spellStart"/>
-      <w:proofErr w:type="gramStart"/>
-      <w:r>
-        <w:rPr>
-          <w:rFonts w:ascii="Courier New" w:hAnsi="Courier New" w:cs="Courier New"/>
-          <w:sz w:val="14"/>
-          <w:szCs w:val="14"/>
-        </w:rPr>
-        <w:t>spot</w:t>
-      </w:r>
-      <w:proofErr w:type="gramEnd"/>
-      <w:r>
-        <w:rPr>
-          <w:rFonts w:ascii="Courier New" w:hAnsi="Courier New" w:cs="Courier New"/>
-          <w:sz w:val="14"/>
-          <w:szCs w:val="14"/>
-        </w:rPr>
-        <w:t>_id</w:t>
-      </w:r>
-      <w:proofErr w:type="spellEnd"/>
-      <w:r>
-        <w:rPr>
-          <w:rFonts w:ascii="Courier New" w:hAnsi="Courier New" w:cs="Courier New"/>
-          <w:sz w:val="14"/>
-          <w:szCs w:val="14"/>
-        </w:rPr>
-        <w:t>": "3-F-3",</w:t>
-      </w:r>
-    </w:p>
-    <w:p>
-      <w:pPr>
-        <w:pStyle w:val="NoSpacing"/>
-        <w:pBdr>
-          <w:top w:val="single" w:sz="4" w:space="1" w:color="auto"/>
-          <w:left w:val="single" w:sz="4" w:space="4" w:color="auto"/>
-          <w:bottom w:val="single" w:sz="4" w:space="1" w:color="auto"/>
-          <w:right w:val="single" w:sz="4" w:space="4" w:color="auto"/>
-        </w:pBdr>
-        <w:shd w:val="clear" w:color="auto" w:fill="E2EFD9" w:themeFill="accent6" w:themeFillTint="33"/>
-        <w:rPr>
-          <w:rFonts w:ascii="Courier New" w:hAnsi="Courier New" w:cs="Courier New"/>
-          <w:sz w:val="14"/>
-          <w:szCs w:val="14"/>
-        </w:rPr>
-      </w:pPr>
-      <w:r>
-        <w:rPr>
-          <w:rFonts w:ascii="Courier New" w:hAnsi="Courier New" w:cs="Courier New"/>
-          <w:sz w:val="14"/>
-          <w:szCs w:val="14"/>
-        </w:rPr>
-        <w:t xml:space="preserve">                    "type": "</w:t>
-      </w:r>
-      <w:r>
-        <w:t xml:space="preserve"> </w:t>
-      </w:r>
-      <w:r>
-        <w:rPr>
-          <w:rFonts w:ascii="Courier New" w:hAnsi="Courier New" w:cs="Courier New"/>
-          <w:sz w:val="14"/>
-          <w:szCs w:val="14"/>
-        </w:rPr>
-        <w:t>compact</w:t>
-      </w:r>
-      <w:r>
-        <w:rPr>
-          <w:rFonts w:ascii="Courier New" w:hAnsi="Courier New" w:cs="Courier New"/>
-          <w:sz w:val="14"/>
-          <w:szCs w:val="14"/>
-        </w:rPr>
-        <w:t>",</w:t>
-      </w:r>
-    </w:p>
-    <w:p>
-      <w:pPr>
-        <w:pStyle w:val="NoSpacing"/>
-        <w:pBdr>
-          <w:top w:val="single" w:sz="4" w:space="1" w:color="auto"/>
-          <w:left w:val="single" w:sz="4" w:space="4" w:color="auto"/>
-          <w:bottom w:val="single" w:sz="4" w:space="1" w:color="auto"/>
-          <w:right w:val="single" w:sz="4" w:space="4" w:color="auto"/>
-        </w:pBdr>
-        <w:shd w:val="clear" w:color="auto" w:fill="E2EFD9" w:themeFill="accent6" w:themeFillTint="33"/>
-        <w:rPr>
-          <w:rFonts w:ascii="Courier New" w:hAnsi="Courier New" w:cs="Courier New"/>
-          <w:sz w:val="14"/>
-          <w:szCs w:val="14"/>
-        </w:rPr>
-      </w:pPr>
-      <w:r>
-        <w:rPr>
-          <w:rFonts w:ascii="Courier New" w:hAnsi="Courier New" w:cs="Courier New"/>
-          <w:sz w:val="14"/>
-          <w:szCs w:val="14"/>
-        </w:rPr>
-        <w:t xml:space="preserve">                    "status": "available"</w:t>
-      </w:r>
-    </w:p>
-    <w:p>
-      <w:pPr>
-        <w:pStyle w:val="NoSpacing"/>
-        <w:pBdr>
-          <w:top w:val="single" w:sz="4" w:space="1" w:color="auto"/>
-          <w:left w:val="single" w:sz="4" w:space="4" w:color="auto"/>
-          <w:bottom w:val="single" w:sz="4" w:space="1" w:color="auto"/>
-          <w:right w:val="single" w:sz="4" w:space="4" w:color="auto"/>
-        </w:pBdr>
-        <w:shd w:val="clear" w:color="auto" w:fill="E2EFD9" w:themeFill="accent6" w:themeFillTint="33"/>
-        <w:rPr>
-          <w:rFonts w:ascii="Courier New" w:hAnsi="Courier New" w:cs="Courier New"/>
-          <w:sz w:val="14"/>
-          <w:szCs w:val="14"/>
-        </w:rPr>
-      </w:pPr>
-      <w:r>
-        <w:rPr>
-          <w:rFonts w:ascii="Courier New" w:hAnsi="Courier New" w:cs="Courier New"/>
-          <w:sz w:val="14"/>
-          <w:szCs w:val="14"/>
-        </w:rPr>
-        <w:t xml:space="preserve">                },</w:t>
-      </w:r>
-    </w:p>
-    <w:p>
-      <w:pPr>
-        <w:pStyle w:val="NoSpacing"/>
-        <w:pBdr>
-          <w:top w:val="single" w:sz="4" w:space="1" w:color="auto"/>
-          <w:left w:val="single" w:sz="4" w:space="4" w:color="auto"/>
-          <w:bottom w:val="single" w:sz="4" w:space="1" w:color="auto"/>
-          <w:right w:val="single" w:sz="4" w:space="4" w:color="auto"/>
-        </w:pBdr>
-        <w:shd w:val="clear" w:color="auto" w:fill="E2EFD9" w:themeFill="accent6" w:themeFillTint="33"/>
-        <w:rPr>
-          <w:rFonts w:ascii="Courier New" w:hAnsi="Courier New" w:cs="Courier New"/>
-          <w:sz w:val="14"/>
-          <w:szCs w:val="14"/>
-        </w:rPr>
-      </w:pPr>
-      <w:r>
-        <w:rPr>
-          <w:rFonts w:ascii="Courier New" w:hAnsi="Courier New" w:cs="Courier New"/>
-          <w:sz w:val="14"/>
-          <w:szCs w:val="14"/>
-        </w:rPr>
-        <w:t xml:space="preserve">                {</w:t>
-      </w:r>
-    </w:p>
-    <w:p>
-      <w:pPr>
-        <w:pStyle w:val="NoSpacing"/>
-        <w:pBdr>
-          <w:top w:val="single" w:sz="4" w:space="1" w:color="auto"/>
-          <w:left w:val="single" w:sz="4" w:space="4" w:color="auto"/>
-          <w:bottom w:val="single" w:sz="4" w:space="1" w:color="auto"/>
-          <w:right w:val="single" w:sz="4" w:space="4" w:color="auto"/>
-        </w:pBdr>
-        <w:shd w:val="clear" w:color="auto" w:fill="E2EFD9" w:themeFill="accent6" w:themeFillTint="33"/>
-        <w:rPr>
-          <w:rFonts w:ascii="Courier New" w:hAnsi="Courier New" w:cs="Courier New"/>
-          <w:sz w:val="14"/>
-          <w:szCs w:val="14"/>
-        </w:rPr>
-      </w:pPr>
-      <w:r>
-        <w:rPr>
-          <w:rFonts w:ascii="Courier New" w:hAnsi="Courier New" w:cs="Courier New"/>
-          <w:sz w:val="14"/>
-          <w:szCs w:val="14"/>
-        </w:rPr>
-        <w:t xml:space="preserve">                    "</w:t>
-      </w:r>
-      <w:proofErr w:type="spellStart"/>
-      <w:proofErr w:type="gramStart"/>
-      <w:r>
-        <w:rPr>
-          <w:rFonts w:ascii="Courier New" w:hAnsi="Courier New" w:cs="Courier New"/>
-          <w:sz w:val="14"/>
-          <w:szCs w:val="14"/>
-        </w:rPr>
-        <w:t>spot</w:t>
-      </w:r>
-      <w:proofErr w:type="gramEnd"/>
-      <w:r>
-        <w:rPr>
-          <w:rFonts w:ascii="Courier New" w:hAnsi="Courier New" w:cs="Courier New"/>
-          <w:sz w:val="14"/>
-          <w:szCs w:val="14"/>
-        </w:rPr>
-        <w:t>_id</w:t>
-      </w:r>
-      <w:proofErr w:type="spellEnd"/>
-      <w:r>
-        <w:rPr>
-          <w:rFonts w:ascii="Courier New" w:hAnsi="Courier New" w:cs="Courier New"/>
-          <w:sz w:val="14"/>
-          <w:szCs w:val="14"/>
-        </w:rPr>
-        <w:t>": "3-F-4",</w:t>
-      </w:r>
-    </w:p>
-    <w:p>
-      <w:pPr>
-        <w:pStyle w:val="NoSpacing"/>
-        <w:pBdr>
-          <w:top w:val="single" w:sz="4" w:space="1" w:color="auto"/>
-          <w:left w:val="single" w:sz="4" w:space="4" w:color="auto"/>
-          <w:bottom w:val="single" w:sz="4" w:space="1" w:color="auto"/>
-          <w:right w:val="single" w:sz="4" w:space="4" w:color="auto"/>
-        </w:pBdr>
-        <w:shd w:val="clear" w:color="auto" w:fill="E2EFD9" w:themeFill="accent6" w:themeFillTint="33"/>
-        <w:rPr>
-          <w:rFonts w:ascii="Courier New" w:hAnsi="Courier New" w:cs="Courier New"/>
-          <w:sz w:val="14"/>
-          <w:szCs w:val="14"/>
-        </w:rPr>
-      </w:pPr>
-      <w:r>
-        <w:rPr>
-          <w:rFonts w:ascii="Courier New" w:hAnsi="Courier New" w:cs="Courier New"/>
-          <w:sz w:val="14"/>
-          <w:szCs w:val="14"/>
-        </w:rPr>
-        <w:t xml:space="preserve">                    "type": "</w:t>
-      </w:r>
-      <w:r>
-        <w:t xml:space="preserve"> </w:t>
-      </w:r>
-      <w:r>
-        <w:rPr>
-          <w:rFonts w:ascii="Courier New" w:hAnsi="Courier New" w:cs="Courier New"/>
-          <w:sz w:val="14"/>
-          <w:szCs w:val="14"/>
-        </w:rPr>
-        <w:t>standard</w:t>
-      </w:r>
-      <w:r>
-        <w:rPr>
-          <w:rFonts w:ascii="Courier New" w:hAnsi="Courier New" w:cs="Courier New"/>
-          <w:sz w:val="14"/>
-          <w:szCs w:val="14"/>
-        </w:rPr>
-        <w:t xml:space="preserve"> </w:t>
-      </w:r>
-      <w:r>
-        <w:rPr>
-          <w:rFonts w:ascii="Courier New" w:hAnsi="Courier New" w:cs="Courier New"/>
-          <w:sz w:val="14"/>
-          <w:szCs w:val="14"/>
-        </w:rPr>
-        <w:t>",</w:t>
-      </w:r>
-    </w:p>
-    <w:p>
-      <w:pPr>
-        <w:pStyle w:val="NoSpacing"/>
-        <w:pBdr>
-          <w:top w:val="single" w:sz="4" w:space="1" w:color="auto"/>
-          <w:left w:val="single" w:sz="4" w:space="4" w:color="auto"/>
-          <w:bottom w:val="single" w:sz="4" w:space="1" w:color="auto"/>
-          <w:right w:val="single" w:sz="4" w:space="4" w:color="auto"/>
-        </w:pBdr>
-        <w:shd w:val="clear" w:color="auto" w:fill="E2EFD9" w:themeFill="accent6" w:themeFillTint="33"/>
-        <w:rPr>
-          <w:rFonts w:ascii="Courier New" w:hAnsi="Courier New" w:cs="Courier New"/>
-          <w:sz w:val="14"/>
-          <w:szCs w:val="14"/>
-        </w:rPr>
-      </w:pPr>
-      <w:r>
-        <w:rPr>
-          <w:rFonts w:ascii="Courier New" w:hAnsi="Courier New" w:cs="Courier New"/>
-          <w:sz w:val="14"/>
-          <w:szCs w:val="14"/>
-        </w:rPr>
-        <w:t xml:space="preserve">                    "status": "available"</w:t>
-      </w:r>
-    </w:p>
-    <w:p>
-      <w:pPr>
-        <w:pStyle w:val="NoSpacing"/>
-        <w:pBdr>
-          <w:top w:val="single" w:sz="4" w:space="1" w:color="auto"/>
-          <w:left w:val="single" w:sz="4" w:space="4" w:color="auto"/>
-          <w:bottom w:val="single" w:sz="4" w:space="1" w:color="auto"/>
-          <w:right w:val="single" w:sz="4" w:space="4" w:color="auto"/>
-        </w:pBdr>
-        <w:shd w:val="clear" w:color="auto" w:fill="E2EFD9" w:themeFill="accent6" w:themeFillTint="33"/>
-        <w:rPr>
-          <w:rFonts w:ascii="Courier New" w:hAnsi="Courier New" w:cs="Courier New"/>
-          <w:sz w:val="14"/>
-          <w:szCs w:val="14"/>
-        </w:rPr>
-      </w:pPr>
-      <w:r>
-        <w:rPr>
-          <w:rFonts w:ascii="Courier New" w:hAnsi="Courier New" w:cs="Courier New"/>
-          <w:sz w:val="14"/>
-          <w:szCs w:val="14"/>
-        </w:rPr>
-        <w:t xml:space="preserve">                },</w:t>
-      </w:r>
-    </w:p>
-    <w:p>
-      <w:pPr>
-        <w:pStyle w:val="NoSpacing"/>
-        <w:pBdr>
-          <w:top w:val="single" w:sz="4" w:space="1" w:color="auto"/>
-          <w:left w:val="single" w:sz="4" w:space="4" w:color="auto"/>
-          <w:bottom w:val="single" w:sz="4" w:space="1" w:color="auto"/>
-          <w:right w:val="single" w:sz="4" w:space="4" w:color="auto"/>
-        </w:pBdr>
-        <w:shd w:val="clear" w:color="auto" w:fill="E2EFD9" w:themeFill="accent6" w:themeFillTint="33"/>
-        <w:rPr>
-          <w:rFonts w:ascii="Courier New" w:hAnsi="Courier New" w:cs="Courier New"/>
-          <w:sz w:val="14"/>
-          <w:szCs w:val="14"/>
-        </w:rPr>
-      </w:pPr>
-      <w:r>
-        <w:rPr>
-          <w:rFonts w:ascii="Courier New" w:hAnsi="Courier New" w:cs="Courier New"/>
-          <w:sz w:val="14"/>
-          <w:szCs w:val="14"/>
-        </w:rPr>
-        <w:t xml:space="preserve">                {</w:t>
-      </w:r>
-    </w:p>
-    <w:p>
-      <w:pPr>
-        <w:pStyle w:val="NoSpacing"/>
-        <w:pBdr>
-          <w:top w:val="single" w:sz="4" w:space="1" w:color="auto"/>
-          <w:left w:val="single" w:sz="4" w:space="4" w:color="auto"/>
-          <w:bottom w:val="single" w:sz="4" w:space="1" w:color="auto"/>
-          <w:right w:val="single" w:sz="4" w:space="4" w:color="auto"/>
-        </w:pBdr>
-        <w:shd w:val="clear" w:color="auto" w:fill="E2EFD9" w:themeFill="accent6" w:themeFillTint="33"/>
-        <w:rPr>
-          <w:rFonts w:ascii="Courier New" w:hAnsi="Courier New" w:cs="Courier New"/>
-          <w:sz w:val="14"/>
-          <w:szCs w:val="14"/>
-        </w:rPr>
-      </w:pPr>
-      <w:r>
-        <w:rPr>
-          <w:rFonts w:ascii="Courier New" w:hAnsi="Courier New" w:cs="Courier New"/>
-          <w:sz w:val="14"/>
-          <w:szCs w:val="14"/>
-        </w:rPr>
-        <w:t xml:space="preserve">                    "</w:t>
-      </w:r>
-      <w:proofErr w:type="spellStart"/>
-      <w:proofErr w:type="gramStart"/>
-      <w:r>
-        <w:rPr>
-          <w:rFonts w:ascii="Courier New" w:hAnsi="Courier New" w:cs="Courier New"/>
-          <w:sz w:val="14"/>
-          <w:szCs w:val="14"/>
-        </w:rPr>
-        <w:t>spot</w:t>
-      </w:r>
-      <w:proofErr w:type="gramEnd"/>
-      <w:r>
-        <w:rPr>
-          <w:rFonts w:ascii="Courier New" w:hAnsi="Courier New" w:cs="Courier New"/>
-          <w:sz w:val="14"/>
-          <w:szCs w:val="14"/>
-        </w:rPr>
-        <w:t>_id</w:t>
-      </w:r>
-      <w:proofErr w:type="spellEnd"/>
-      <w:r>
-        <w:rPr>
-          <w:rFonts w:ascii="Courier New" w:hAnsi="Courier New" w:cs="Courier New"/>
-          <w:sz w:val="14"/>
-          <w:szCs w:val="14"/>
-        </w:rPr>
-        <w:t>": "3-F-5",</w:t>
-      </w:r>
-    </w:p>
-    <w:p>
-      <w:pPr>
-        <w:pStyle w:val="NoSpacing"/>
-        <w:pBdr>
-          <w:top w:val="single" w:sz="4" w:space="1" w:color="auto"/>
-          <w:left w:val="single" w:sz="4" w:space="4" w:color="auto"/>
-          <w:bottom w:val="single" w:sz="4" w:space="1" w:color="auto"/>
-          <w:right w:val="single" w:sz="4" w:space="4" w:color="auto"/>
-        </w:pBdr>
-        <w:shd w:val="clear" w:color="auto" w:fill="E2EFD9" w:themeFill="accent6" w:themeFillTint="33"/>
-        <w:rPr>
-          <w:rFonts w:ascii="Courier New" w:hAnsi="Courier New" w:cs="Courier New"/>
-          <w:sz w:val="14"/>
-          <w:szCs w:val="14"/>
-        </w:rPr>
-      </w:pPr>
-      <w:r>
-        <w:rPr>
-          <w:rFonts w:ascii="Courier New" w:hAnsi="Courier New" w:cs="Courier New"/>
-          <w:sz w:val="14"/>
-          <w:szCs w:val="14"/>
-        </w:rPr>
-        <w:t xml:space="preserve">                    "type": "</w:t>
-      </w:r>
-      <w:r>
-        <w:rPr>
-          <w:rFonts w:ascii="Courier New" w:hAnsi="Courier New" w:cs="Courier New"/>
-          <w:sz w:val="14"/>
-          <w:szCs w:val="14"/>
-        </w:rPr>
-        <w:t xml:space="preserve"> </w:t>
-      </w:r>
-      <w:r>
-        <w:rPr>
-          <w:rFonts w:ascii="Courier New" w:hAnsi="Courier New" w:cs="Courier New"/>
-          <w:sz w:val="14"/>
-          <w:szCs w:val="14"/>
-        </w:rPr>
-        <w:t>compact</w:t>
-      </w:r>
-      <w:r>
-        <w:rPr>
-          <w:rFonts w:ascii="Courier New" w:hAnsi="Courier New" w:cs="Courier New"/>
-          <w:sz w:val="14"/>
-          <w:szCs w:val="14"/>
-        </w:rPr>
-        <w:t xml:space="preserve"> </w:t>
       </w:r>
       <w:r>
         <w:rPr>
@@ -15881,7 +15046,6 @@
   <w:style w:type="character" w:default="1" w:styleId="DefaultParagraphFont">
     <w:name w:val="Default Paragraph Font"/>
     <w:uiPriority w:val="1"/>
-    <w:semiHidden/>
     <w:unhideWhenUsed/>
   </w:style>
   <w:style w:type="table" w:default="1" w:styleId="TableNormal">
@@ -16374,6 +15538,36 @@
       </w:tcPr>
     </w:tblStylePr>
   </w:style>
+  <w:style w:type="paragraph" w:styleId="HTMLPreformatted">
+    <w:name w:val="HTML Preformatted"/>
+    <w:basedOn w:val="Normal"/>
+    <w:link w:val="HTMLPreformattedChar"/>
+    <w:uiPriority w:val="99"/>
+    <w:semiHidden/>
+    <w:unhideWhenUsed/>
+    <w:rsid w:val="001F7CA1"/>
+    <w:pPr>
+      <w:spacing w:after="0" w:line="240" w:lineRule="auto"/>
+    </w:pPr>
+    <w:rPr>
+      <w:rFonts w:ascii="Consolas" w:hAnsi="Consolas"/>
+      <w:sz w:val="20"/>
+      <w:szCs w:val="20"/>
+    </w:rPr>
+  </w:style>
+  <w:style w:type="character" w:customStyle="1" w:styleId="HTMLPreformattedChar">
+    <w:name w:val="HTML Preformatted Char"/>
+    <w:basedOn w:val="DefaultParagraphFont"/>
+    <w:link w:val="HTMLPreformatted"/>
+    <w:uiPriority w:val="99"/>
+    <w:semiHidden/>
+    <w:rsid w:val="001F7CA1"/>
+    <w:rPr>
+      <w:rFonts w:ascii="Consolas" w:hAnsi="Consolas"/>
+      <w:sz w:val="20"/>
+      <w:szCs w:val="20"/>
+    </w:rPr>
+  </w:style>
 </w:styles>
 </file>
 

--- a/docs/Doc.docx
+++ b/docs/Doc.docx
@@ -74,7 +74,6 @@
           <w:szCs w:val="18"/>
         </w:rPr>
       </w:pPr>
-      <w:proofErr w:type="spellStart"/>
       <w:r>
         <w:rPr>
           <w:rFonts w:ascii="Courier New" w:eastAsia="MS Mincho" w:hAnsi="Courier New" w:cs="Courier New"/>
@@ -85,7 +84,6 @@
         </w:rPr>
         <w:t>SmartParkingGarageSystem</w:t>
       </w:r>
-      <w:proofErr w:type="spellEnd"/>
       <w:r>
         <w:rPr>
           <w:rFonts w:ascii="Courier New" w:eastAsia="MS Mincho" w:hAnsi="Courier New" w:cs="Courier New"/>
@@ -505,21 +503,8 @@
         <w:pStyle w:val="NoSpacing"/>
       </w:pPr>
       <w:r>
-        <w:t xml:space="preserve">pip install flask </w:t>
-      </w:r>
-      <w:proofErr w:type="spellStart"/>
-      <w:r>
-        <w:t>pymongo</w:t>
-      </w:r>
-      <w:proofErr w:type="spellEnd"/>
-      <w:r>
-        <w:t xml:space="preserve"> python-</w:t>
-      </w:r>
-      <w:proofErr w:type="spellStart"/>
-      <w:r>
-        <w:t>dotenv</w:t>
-      </w:r>
-      <w:proofErr w:type="spellEnd"/>
+        <w:t>pip install flask pymongo python-dotenv</w:t>
+      </w:r>
     </w:p>
     <w:p>
       <w:pPr>
@@ -911,23 +896,7 @@
         <w:pStyle w:val="NoSpacing"/>
       </w:pPr>
       <w:r>
-        <w:t>Pass the version as a query parameter (e.g., /</w:t>
-      </w:r>
-      <w:proofErr w:type="spellStart"/>
-      <w:r>
-        <w:t>api</w:t>
-      </w:r>
-      <w:proofErr w:type="spellEnd"/>
-      <w:r>
-        <w:t>/</w:t>
-      </w:r>
-      <w:proofErr w:type="spellStart"/>
-      <w:r>
-        <w:t>spots?version</w:t>
-      </w:r>
-      <w:proofErr w:type="spellEnd"/>
-      <w:r>
-        <w:t>=1).</w:t>
+        <w:t>Pass the version as a query parameter (e.g., /api/spots?version=1).</w:t>
       </w:r>
       <w:r>
         <w:br/>
@@ -987,25 +956,7 @@
           <w:sz w:val="18"/>
           <w:szCs w:val="18"/>
         </w:rPr>
-        <w:t xml:space="preserve">def </w:t>
-      </w:r>
-      <w:proofErr w:type="spellStart"/>
-      <w:r>
-        <w:rPr>
-          <w:rFonts w:ascii="Roboto Mono" w:hAnsi="Roboto Mono"/>
-          <w:sz w:val="18"/>
-          <w:szCs w:val="18"/>
-        </w:rPr>
-        <w:t>get_spots</w:t>
-      </w:r>
-      <w:proofErr w:type="spellEnd"/>
-      <w:r>
-        <w:rPr>
-          <w:rFonts w:ascii="Roboto Mono" w:hAnsi="Roboto Mono"/>
-          <w:sz w:val="18"/>
-          <w:szCs w:val="18"/>
-        </w:rPr>
-        <w:t>():</w:t>
+        <w:t>def get_spots():</w:t>
       </w:r>
     </w:p>
     <w:p>
@@ -1047,25 +998,32 @@
           <w:sz w:val="18"/>
           <w:szCs w:val="18"/>
         </w:rPr>
-        <w:t xml:space="preserve"> = </w:t>
-      </w:r>
-      <w:proofErr w:type="spellStart"/>
-      <w:r>
+        <w:t xml:space="preserve"> = request.args.get('version', '1')</w:t>
+      </w:r>
+    </w:p>
+    <w:p>
+      <w:pPr>
+        <w:pStyle w:val="NoSpacing"/>
+        <w:pBdr>
+          <w:top w:val="single" w:sz="4" w:space="1" w:color="auto"/>
+          <w:left w:val="single" w:sz="4" w:space="4" w:color="auto"/>
+          <w:bottom w:val="single" w:sz="4" w:space="1" w:color="auto"/>
+          <w:right w:val="single" w:sz="4" w:space="4" w:color="auto"/>
+        </w:pBdr>
+        <w:shd w:val="clear" w:color="auto" w:fill="FFF2CC" w:themeFill="accent4" w:themeFillTint="33"/>
         <w:rPr>
           <w:rFonts w:ascii="Roboto Mono" w:hAnsi="Roboto Mono"/>
           <w:sz w:val="18"/>
           <w:szCs w:val="18"/>
         </w:rPr>
-        <w:t>request.args.get</w:t>
-      </w:r>
-      <w:proofErr w:type="spellEnd"/>
+      </w:pPr>
       <w:r>
         <w:rPr>
           <w:rFonts w:ascii="Roboto Mono" w:hAnsi="Roboto Mono"/>
           <w:sz w:val="18"/>
           <w:szCs w:val="18"/>
         </w:rPr>
-        <w:t>('version', '1')</w:t>
+        <w:t xml:space="preserve">    if version == '1':</w:t>
       </w:r>
     </w:p>
     <w:p>
@@ -1090,7 +1048,7 @@
           <w:sz w:val="18"/>
           <w:szCs w:val="18"/>
         </w:rPr>
-        <w:t xml:space="preserve">    if version == '1':</w:t>
+        <w:t xml:space="preserve">        # V1 logic</w:t>
       </w:r>
     </w:p>
     <w:p>
@@ -1115,50 +1073,7 @@
           <w:sz w:val="18"/>
           <w:szCs w:val="18"/>
         </w:rPr>
-        <w:t xml:space="preserve">        # V1 logic</w:t>
-      </w:r>
-    </w:p>
-    <w:p>
-      <w:pPr>
-        <w:pStyle w:val="NoSpacing"/>
-        <w:pBdr>
-          <w:top w:val="single" w:sz="4" w:space="1" w:color="auto"/>
-          <w:left w:val="single" w:sz="4" w:space="4" w:color="auto"/>
-          <w:bottom w:val="single" w:sz="4" w:space="1" w:color="auto"/>
-          <w:right w:val="single" w:sz="4" w:space="4" w:color="auto"/>
-        </w:pBdr>
-        <w:shd w:val="clear" w:color="auto" w:fill="FFF2CC" w:themeFill="accent4" w:themeFillTint="33"/>
-        <w:rPr>
-          <w:rFonts w:ascii="Roboto Mono" w:hAnsi="Roboto Mono"/>
-          <w:sz w:val="18"/>
-          <w:szCs w:val="18"/>
-        </w:rPr>
-      </w:pPr>
-      <w:r>
-        <w:rPr>
-          <w:rFonts w:ascii="Roboto Mono" w:hAnsi="Roboto Mono"/>
-          <w:sz w:val="18"/>
-          <w:szCs w:val="18"/>
-        </w:rPr>
-        <w:t xml:space="preserve">    </w:t>
-      </w:r>
-      <w:proofErr w:type="spellStart"/>
-      <w:r>
-        <w:rPr>
-          <w:rFonts w:ascii="Roboto Mono" w:hAnsi="Roboto Mono"/>
-          <w:sz w:val="18"/>
-          <w:szCs w:val="18"/>
-        </w:rPr>
-        <w:t>elif</w:t>
-      </w:r>
-      <w:proofErr w:type="spellEnd"/>
-      <w:r>
-        <w:rPr>
-          <w:rFonts w:ascii="Roboto Mono" w:hAnsi="Roboto Mono"/>
-          <w:sz w:val="18"/>
-          <w:szCs w:val="18"/>
-        </w:rPr>
-        <w:t xml:space="preserve"> version == '2':</w:t>
+        <w:t xml:space="preserve">    elif version == '2':</w:t>
       </w:r>
     </w:p>
     <w:p>
@@ -1365,25 +1280,7 @@
           <w:sz w:val="18"/>
           <w:szCs w:val="18"/>
         </w:rPr>
-        <w:t xml:space="preserve">def </w:t>
-      </w:r>
-      <w:proofErr w:type="spellStart"/>
-      <w:r>
-        <w:rPr>
-          <w:rFonts w:ascii="Roboto Mono" w:hAnsi="Roboto Mono"/>
-          <w:sz w:val="18"/>
-          <w:szCs w:val="18"/>
-        </w:rPr>
-        <w:t>get_spots</w:t>
-      </w:r>
-      <w:proofErr w:type="spellEnd"/>
-      <w:r>
-        <w:rPr>
-          <w:rFonts w:ascii="Roboto Mono" w:hAnsi="Roboto Mono"/>
-          <w:sz w:val="18"/>
-          <w:szCs w:val="18"/>
-        </w:rPr>
-        <w:t>():</w:t>
+        <w:t>def get_spots():</w:t>
       </w:r>
     </w:p>
     <w:p>
@@ -1425,25 +1322,32 @@
           <w:sz w:val="18"/>
           <w:szCs w:val="18"/>
         </w:rPr>
-        <w:t xml:space="preserve"> = </w:t>
-      </w:r>
-      <w:proofErr w:type="spellStart"/>
-      <w:r>
+        <w:t xml:space="preserve"> = request.headers.get('Accept-Version', 'v1')</w:t>
+      </w:r>
+    </w:p>
+    <w:p>
+      <w:pPr>
+        <w:pStyle w:val="NoSpacing"/>
+        <w:pBdr>
+          <w:top w:val="single" w:sz="4" w:space="1" w:color="auto"/>
+          <w:left w:val="single" w:sz="4" w:space="4" w:color="auto"/>
+          <w:bottom w:val="single" w:sz="4" w:space="1" w:color="auto"/>
+          <w:right w:val="single" w:sz="4" w:space="4" w:color="auto"/>
+        </w:pBdr>
+        <w:shd w:val="clear" w:color="auto" w:fill="FFF2CC" w:themeFill="accent4" w:themeFillTint="33"/>
         <w:rPr>
           <w:rFonts w:ascii="Roboto Mono" w:hAnsi="Roboto Mono"/>
           <w:sz w:val="18"/>
           <w:szCs w:val="18"/>
         </w:rPr>
-        <w:t>request.headers.get</w:t>
-      </w:r>
-      <w:proofErr w:type="spellEnd"/>
+      </w:pPr>
       <w:r>
         <w:rPr>
           <w:rFonts w:ascii="Roboto Mono" w:hAnsi="Roboto Mono"/>
           <w:sz w:val="18"/>
           <w:szCs w:val="18"/>
         </w:rPr>
-        <w:t>('Accept-Version', 'v1')</w:t>
+        <w:t xml:space="preserve">    if version == 'v1':</w:t>
       </w:r>
     </w:p>
     <w:p>
@@ -1468,7 +1372,7 @@
           <w:sz w:val="18"/>
           <w:szCs w:val="18"/>
         </w:rPr>
-        <w:t xml:space="preserve">    if version == 'v1':</w:t>
+        <w:t xml:space="preserve">        # V1 logic</w:t>
       </w:r>
     </w:p>
     <w:p>
@@ -1493,50 +1397,7 @@
           <w:sz w:val="18"/>
           <w:szCs w:val="18"/>
         </w:rPr>
-        <w:t xml:space="preserve">        # V1 logic</w:t>
-      </w:r>
-    </w:p>
-    <w:p>
-      <w:pPr>
-        <w:pStyle w:val="NoSpacing"/>
-        <w:pBdr>
-          <w:top w:val="single" w:sz="4" w:space="1" w:color="auto"/>
-          <w:left w:val="single" w:sz="4" w:space="4" w:color="auto"/>
-          <w:bottom w:val="single" w:sz="4" w:space="1" w:color="auto"/>
-          <w:right w:val="single" w:sz="4" w:space="4" w:color="auto"/>
-        </w:pBdr>
-        <w:shd w:val="clear" w:color="auto" w:fill="FFF2CC" w:themeFill="accent4" w:themeFillTint="33"/>
-        <w:rPr>
-          <w:rFonts w:ascii="Roboto Mono" w:hAnsi="Roboto Mono"/>
-          <w:sz w:val="18"/>
-          <w:szCs w:val="18"/>
-        </w:rPr>
-      </w:pPr>
-      <w:r>
-        <w:rPr>
-          <w:rFonts w:ascii="Roboto Mono" w:hAnsi="Roboto Mono"/>
-          <w:sz w:val="18"/>
-          <w:szCs w:val="18"/>
-        </w:rPr>
-        <w:t xml:space="preserve">    </w:t>
-      </w:r>
-      <w:proofErr w:type="spellStart"/>
-      <w:r>
-        <w:rPr>
-          <w:rFonts w:ascii="Roboto Mono" w:hAnsi="Roboto Mono"/>
-          <w:sz w:val="18"/>
-          <w:szCs w:val="18"/>
-        </w:rPr>
-        <w:t>elif</w:t>
-      </w:r>
-      <w:proofErr w:type="spellEnd"/>
-      <w:r>
-        <w:rPr>
-          <w:rFonts w:ascii="Roboto Mono" w:hAnsi="Roboto Mono"/>
-          <w:sz w:val="18"/>
-          <w:szCs w:val="18"/>
-        </w:rPr>
-        <w:t xml:space="preserve"> version == 'v2':</w:t>
+        <w:t xml:space="preserve">    elif version == 'v2':</w:t>
       </w:r>
     </w:p>
     <w:p>
@@ -1717,52 +1578,33 @@
           <w:sz w:val="18"/>
           <w:szCs w:val="18"/>
         </w:rPr>
-        <w:t xml:space="preserve">def </w:t>
-      </w:r>
-      <w:proofErr w:type="spellStart"/>
-      <w:r>
+        <w:t>def get_spots():</w:t>
+      </w:r>
+    </w:p>
+    <w:p>
+      <w:pPr>
+        <w:pStyle w:val="NoSpacing"/>
+        <w:pBdr>
+          <w:top w:val="single" w:sz="4" w:space="1" w:color="auto"/>
+          <w:left w:val="single" w:sz="4" w:space="4" w:color="auto"/>
+          <w:bottom w:val="single" w:sz="4" w:space="1" w:color="auto"/>
+          <w:right w:val="single" w:sz="4" w:space="4" w:color="auto"/>
+        </w:pBdr>
+        <w:shd w:val="clear" w:color="auto" w:fill="FFF2CC" w:themeFill="accent4" w:themeFillTint="33"/>
         <w:rPr>
           <w:rFonts w:ascii="Roboto Mono" w:hAnsi="Roboto Mono"/>
           <w:sz w:val="18"/>
           <w:szCs w:val="18"/>
         </w:rPr>
-        <w:t>get_spots</w:t>
-      </w:r>
-      <w:proofErr w:type="spellEnd"/>
+      </w:pPr>
       <w:r>
         <w:rPr>
           <w:rFonts w:ascii="Roboto Mono" w:hAnsi="Roboto Mono"/>
           <w:sz w:val="18"/>
           <w:szCs w:val="18"/>
         </w:rPr>
-        <w:t>():</w:t>
-      </w:r>
-    </w:p>
-    <w:p>
-      <w:pPr>
-        <w:pStyle w:val="NoSpacing"/>
-        <w:pBdr>
-          <w:top w:val="single" w:sz="4" w:space="1" w:color="auto"/>
-          <w:left w:val="single" w:sz="4" w:space="4" w:color="auto"/>
-          <w:bottom w:val="single" w:sz="4" w:space="1" w:color="auto"/>
-          <w:right w:val="single" w:sz="4" w:space="4" w:color="auto"/>
-        </w:pBdr>
-        <w:shd w:val="clear" w:color="auto" w:fill="FFF2CC" w:themeFill="accent4" w:themeFillTint="33"/>
-        <w:rPr>
-          <w:rFonts w:ascii="Roboto Mono" w:hAnsi="Roboto Mono"/>
-          <w:sz w:val="18"/>
-          <w:szCs w:val="18"/>
-        </w:rPr>
-      </w:pPr>
-      <w:r>
-        <w:rPr>
-          <w:rFonts w:ascii="Roboto Mono" w:hAnsi="Roboto Mono"/>
-          <w:sz w:val="18"/>
-          <w:szCs w:val="18"/>
-        </w:rPr>
         <w:t xml:space="preserve">    </w:t>
       </w:r>
-      <w:proofErr w:type="spellStart"/>
       <w:r>
         <w:rPr>
           <w:rFonts w:ascii="Roboto Mono" w:hAnsi="Roboto Mono"/>
@@ -1772,32 +1614,38 @@
         </w:rPr>
         <w:t>accept_header</w:t>
       </w:r>
-      <w:proofErr w:type="spellEnd"/>
       <w:r>
         <w:rPr>
           <w:rFonts w:ascii="Roboto Mono" w:hAnsi="Roboto Mono"/>
           <w:sz w:val="18"/>
           <w:szCs w:val="18"/>
         </w:rPr>
-        <w:t xml:space="preserve"> = </w:t>
-      </w:r>
-      <w:proofErr w:type="spellStart"/>
-      <w:r>
+        <w:t xml:space="preserve"> = request.headers.get('Accept', '')</w:t>
+      </w:r>
+    </w:p>
+    <w:p>
+      <w:pPr>
+        <w:pStyle w:val="NoSpacing"/>
+        <w:pBdr>
+          <w:top w:val="single" w:sz="4" w:space="1" w:color="auto"/>
+          <w:left w:val="single" w:sz="4" w:space="4" w:color="auto"/>
+          <w:bottom w:val="single" w:sz="4" w:space="1" w:color="auto"/>
+          <w:right w:val="single" w:sz="4" w:space="4" w:color="auto"/>
+        </w:pBdr>
+        <w:shd w:val="clear" w:color="auto" w:fill="FFF2CC" w:themeFill="accent4" w:themeFillTint="33"/>
         <w:rPr>
           <w:rFonts w:ascii="Roboto Mono" w:hAnsi="Roboto Mono"/>
           <w:sz w:val="18"/>
           <w:szCs w:val="18"/>
         </w:rPr>
-        <w:t>request.headers.get</w:t>
-      </w:r>
-      <w:proofErr w:type="spellEnd"/>
+      </w:pPr>
       <w:r>
         <w:rPr>
           <w:rFonts w:ascii="Roboto Mono" w:hAnsi="Roboto Mono"/>
           <w:sz w:val="18"/>
           <w:szCs w:val="18"/>
         </w:rPr>
-        <w:t>('Accept', '')</w:t>
+        <w:t xml:space="preserve">    if 'vnd.myapi.v1' in accept_header:</w:t>
       </w:r>
     </w:p>
     <w:p>
@@ -1822,111 +1670,32 @@
           <w:sz w:val="18"/>
           <w:szCs w:val="18"/>
         </w:rPr>
-        <w:t xml:space="preserve">    if 'vnd.myapi.v1' in </w:t>
-      </w:r>
-      <w:proofErr w:type="spellStart"/>
-      <w:r>
+        <w:t xml:space="preserve">        # V1 logic</w:t>
+      </w:r>
+    </w:p>
+    <w:p>
+      <w:pPr>
+        <w:pStyle w:val="NoSpacing"/>
+        <w:pBdr>
+          <w:top w:val="single" w:sz="4" w:space="1" w:color="auto"/>
+          <w:left w:val="single" w:sz="4" w:space="4" w:color="auto"/>
+          <w:bottom w:val="single" w:sz="4" w:space="1" w:color="auto"/>
+          <w:right w:val="single" w:sz="4" w:space="4" w:color="auto"/>
+        </w:pBdr>
+        <w:shd w:val="clear" w:color="auto" w:fill="FFF2CC" w:themeFill="accent4" w:themeFillTint="33"/>
         <w:rPr>
           <w:rFonts w:ascii="Roboto Mono" w:hAnsi="Roboto Mono"/>
           <w:sz w:val="18"/>
           <w:szCs w:val="18"/>
         </w:rPr>
-        <w:t>accept_header</w:t>
-      </w:r>
-      <w:proofErr w:type="spellEnd"/>
+      </w:pPr>
       <w:r>
         <w:rPr>
           <w:rFonts w:ascii="Roboto Mono" w:hAnsi="Roboto Mono"/>
           <w:sz w:val="18"/>
           <w:szCs w:val="18"/>
         </w:rPr>
-        <w:t>:</w:t>
-      </w:r>
-    </w:p>
-    <w:p>
-      <w:pPr>
-        <w:pStyle w:val="NoSpacing"/>
-        <w:pBdr>
-          <w:top w:val="single" w:sz="4" w:space="1" w:color="auto"/>
-          <w:left w:val="single" w:sz="4" w:space="4" w:color="auto"/>
-          <w:bottom w:val="single" w:sz="4" w:space="1" w:color="auto"/>
-          <w:right w:val="single" w:sz="4" w:space="4" w:color="auto"/>
-        </w:pBdr>
-        <w:shd w:val="clear" w:color="auto" w:fill="FFF2CC" w:themeFill="accent4" w:themeFillTint="33"/>
-        <w:rPr>
-          <w:rFonts w:ascii="Roboto Mono" w:hAnsi="Roboto Mono"/>
-          <w:sz w:val="18"/>
-          <w:szCs w:val="18"/>
-        </w:rPr>
-      </w:pPr>
-      <w:r>
-        <w:rPr>
-          <w:rFonts w:ascii="Roboto Mono" w:hAnsi="Roboto Mono"/>
-          <w:sz w:val="18"/>
-          <w:szCs w:val="18"/>
-        </w:rPr>
-        <w:t xml:space="preserve">        # V1 logic</w:t>
-      </w:r>
-    </w:p>
-    <w:p>
-      <w:pPr>
-        <w:pStyle w:val="NoSpacing"/>
-        <w:pBdr>
-          <w:top w:val="single" w:sz="4" w:space="1" w:color="auto"/>
-          <w:left w:val="single" w:sz="4" w:space="4" w:color="auto"/>
-          <w:bottom w:val="single" w:sz="4" w:space="1" w:color="auto"/>
-          <w:right w:val="single" w:sz="4" w:space="4" w:color="auto"/>
-        </w:pBdr>
-        <w:shd w:val="clear" w:color="auto" w:fill="FFF2CC" w:themeFill="accent4" w:themeFillTint="33"/>
-        <w:rPr>
-          <w:rFonts w:ascii="Roboto Mono" w:hAnsi="Roboto Mono"/>
-          <w:sz w:val="18"/>
-          <w:szCs w:val="18"/>
-        </w:rPr>
-      </w:pPr>
-      <w:r>
-        <w:rPr>
-          <w:rFonts w:ascii="Roboto Mono" w:hAnsi="Roboto Mono"/>
-          <w:sz w:val="18"/>
-          <w:szCs w:val="18"/>
-        </w:rPr>
-        <w:t xml:space="preserve">    </w:t>
-      </w:r>
-      <w:proofErr w:type="spellStart"/>
-      <w:r>
-        <w:rPr>
-          <w:rFonts w:ascii="Roboto Mono" w:hAnsi="Roboto Mono"/>
-          <w:sz w:val="18"/>
-          <w:szCs w:val="18"/>
-        </w:rPr>
-        <w:t>elif</w:t>
-      </w:r>
-      <w:proofErr w:type="spellEnd"/>
-      <w:r>
-        <w:rPr>
-          <w:rFonts w:ascii="Roboto Mono" w:hAnsi="Roboto Mono"/>
-          <w:sz w:val="18"/>
-          <w:szCs w:val="18"/>
-        </w:rPr>
-        <w:t xml:space="preserve"> 'vnd.myapi.v2' in </w:t>
-      </w:r>
-      <w:proofErr w:type="spellStart"/>
-      <w:r>
-        <w:rPr>
-          <w:rFonts w:ascii="Roboto Mono" w:hAnsi="Roboto Mono"/>
-          <w:sz w:val="18"/>
-          <w:szCs w:val="18"/>
-        </w:rPr>
-        <w:t>accept_header</w:t>
-      </w:r>
-      <w:proofErr w:type="spellEnd"/>
-      <w:r>
-        <w:rPr>
-          <w:rFonts w:ascii="Roboto Mono" w:hAnsi="Roboto Mono"/>
-          <w:sz w:val="18"/>
-          <w:szCs w:val="18"/>
-        </w:rPr>
-        <w:t>:</w:t>
+        <w:t xml:space="preserve">    elif 'vnd.myapi.v2' in accept_header:</w:t>
       </w:r>
     </w:p>
     <w:p>
@@ -2528,23 +2297,7 @@
           <w:b/>
           <w:bCs/>
         </w:rPr>
-        <w:t>1. /v1/</w:t>
-      </w:r>
-      <w:proofErr w:type="spellStart"/>
-      <w:r>
-        <w:rPr>
-          <w:b/>
-          <w:bCs/>
-        </w:rPr>
-        <w:t>api</w:t>
-      </w:r>
-      <w:proofErr w:type="spellEnd"/>
-      <w:r>
-        <w:rPr>
-          <w:b/>
-          <w:bCs/>
-        </w:rPr>
-        <w:t>/spots (GET)</w:t>
+        <w:t>1. /v1/api/spots (GET)</w:t>
       </w:r>
     </w:p>
     <w:p>
@@ -2579,15 +2332,7 @@
         <w:t>Test:</w:t>
       </w:r>
       <w:r>
-        <w:t> GET /v1/</w:t>
-      </w:r>
-      <w:proofErr w:type="spellStart"/>
-      <w:r>
-        <w:t>api</w:t>
-      </w:r>
-      <w:proofErr w:type="spellEnd"/>
-      <w:r>
-        <w:t>/spots</w:t>
+        <w:t> GET /v1/api/spots</w:t>
       </w:r>
     </w:p>
     <w:p>
@@ -2606,47 +2351,23 @@
         <w:t>Expected:</w:t>
       </w:r>
       <w:r>
-        <w:t> Returns JSON array, each item with floor, bay, </w:t>
-      </w:r>
-      <w:proofErr w:type="spellStart"/>
-      <w:r>
-        <w:t>spot_id</w:t>
-      </w:r>
-      <w:proofErr w:type="spellEnd"/>
-      <w:r>
-        <w:t>, type, status (and car info for occupied spots).</w:t>
-      </w:r>
-    </w:p>
-    <w:p>
-      <w:pPr>
-        <w:pStyle w:val="NoSpacing"/>
-        <w:rPr>
-          <w:b/>
-          <w:bCs/>
-        </w:rPr>
-      </w:pPr>
-      <w:r>
-        <w:rPr>
-          <w:b/>
-          <w:bCs/>
-        </w:rPr>
-        <w:t>2. /v1/</w:t>
-      </w:r>
-      <w:proofErr w:type="spellStart"/>
-      <w:r>
-        <w:rPr>
-          <w:b/>
-          <w:bCs/>
-        </w:rPr>
-        <w:t>api</w:t>
-      </w:r>
-      <w:proofErr w:type="spellEnd"/>
-      <w:r>
-        <w:rPr>
-          <w:b/>
-          <w:bCs/>
-        </w:rPr>
-        <w:t>/spots/available (GET)</w:t>
+        <w:t> Returns JSON array, each item with floor, bay, spot_id, type, status (and car info for occupied spots).</w:t>
+      </w:r>
+    </w:p>
+    <w:p>
+      <w:pPr>
+        <w:pStyle w:val="NoSpacing"/>
+        <w:rPr>
+          <w:b/>
+          <w:bCs/>
+        </w:rPr>
+      </w:pPr>
+      <w:r>
+        <w:rPr>
+          <w:b/>
+          <w:bCs/>
+        </w:rPr>
+        <w:t>2. /v1/api/spots/available (GET)</w:t>
       </w:r>
     </w:p>
     <w:p>
@@ -2681,23 +2402,7 @@
         <w:t>Test:</w:t>
       </w:r>
       <w:r>
-        <w:t> GET /v1/</w:t>
-      </w:r>
-      <w:proofErr w:type="spellStart"/>
-      <w:r>
-        <w:t>api</w:t>
-      </w:r>
-      <w:proofErr w:type="spellEnd"/>
-      <w:r>
-        <w:t>/spots/</w:t>
-      </w:r>
-      <w:proofErr w:type="spellStart"/>
-      <w:r>
-        <w:t>available?type</w:t>
-      </w:r>
-      <w:proofErr w:type="spellEnd"/>
-      <w:r>
-        <w:t>=standard</w:t>
+        <w:t> GET /v1/api/spots/available?type=standard</w:t>
       </w:r>
     </w:p>
     <w:p>
@@ -2732,23 +2437,7 @@
           <w:b/>
           <w:bCs/>
         </w:rPr>
-        <w:t>3. /v1/</w:t>
-      </w:r>
-      <w:proofErr w:type="spellStart"/>
-      <w:r>
-        <w:rPr>
-          <w:b/>
-          <w:bCs/>
-        </w:rPr>
-        <w:t>api</w:t>
-      </w:r>
-      <w:proofErr w:type="spellEnd"/>
-      <w:r>
-        <w:rPr>
-          <w:b/>
-          <w:bCs/>
-        </w:rPr>
-        <w:t>/cars/park (POST)</w:t>
+        <w:t>3. /v1/api/cars/park (POST)</w:t>
       </w:r>
     </w:p>
     <w:p>
@@ -2805,86 +2494,32 @@
           <w:sz w:val="18"/>
           <w:szCs w:val="18"/>
         </w:rPr>
-        <w:t>POST /v1/</w:t>
-      </w:r>
-      <w:proofErr w:type="spellStart"/>
-      <w:r>
+        <w:t>POST /v1/api/cars/park</w:t>
+      </w:r>
+    </w:p>
+    <w:p>
+      <w:pPr>
+        <w:pStyle w:val="NoSpacing"/>
+        <w:pBdr>
+          <w:top w:val="single" w:sz="4" w:space="1" w:color="auto"/>
+          <w:left w:val="single" w:sz="4" w:space="4" w:color="auto"/>
+          <w:bottom w:val="single" w:sz="4" w:space="1" w:color="auto"/>
+          <w:right w:val="single" w:sz="4" w:space="4" w:color="auto"/>
+        </w:pBdr>
+        <w:shd w:val="clear" w:color="auto" w:fill="FFF2CC" w:themeFill="accent4" w:themeFillTint="33"/>
         <w:rPr>
           <w:rFonts w:ascii="Roboto Mono" w:hAnsi="Roboto Mono"/>
           <w:sz w:val="18"/>
           <w:szCs w:val="18"/>
         </w:rPr>
-        <w:t>api</w:t>
-      </w:r>
-      <w:proofErr w:type="spellEnd"/>
+      </w:pPr>
       <w:r>
         <w:rPr>
           <w:rFonts w:ascii="Roboto Mono" w:hAnsi="Roboto Mono"/>
           <w:sz w:val="18"/>
           <w:szCs w:val="18"/>
         </w:rPr>
-        <w:t>/cars/park</w:t>
-      </w:r>
-    </w:p>
-    <w:p>
-      <w:pPr>
-        <w:pStyle w:val="NoSpacing"/>
-        <w:pBdr>
-          <w:top w:val="single" w:sz="4" w:space="1" w:color="auto"/>
-          <w:left w:val="single" w:sz="4" w:space="4" w:color="auto"/>
-          <w:bottom w:val="single" w:sz="4" w:space="1" w:color="auto"/>
-          <w:right w:val="single" w:sz="4" w:space="4" w:color="auto"/>
-        </w:pBdr>
-        <w:shd w:val="clear" w:color="auto" w:fill="FFF2CC" w:themeFill="accent4" w:themeFillTint="33"/>
-        <w:rPr>
-          <w:rFonts w:ascii="Roboto Mono" w:hAnsi="Roboto Mono"/>
-          <w:sz w:val="18"/>
-          <w:szCs w:val="18"/>
-        </w:rPr>
-      </w:pPr>
-      <w:r>
-        <w:rPr>
-          <w:rFonts w:ascii="Roboto Mono" w:hAnsi="Roboto Mono"/>
-          <w:sz w:val="18"/>
-          <w:szCs w:val="18"/>
-        </w:rPr>
-        <w:t>Body: { "</w:t>
-      </w:r>
-      <w:proofErr w:type="spellStart"/>
-      <w:r>
-        <w:rPr>
-          <w:rFonts w:ascii="Roboto Mono" w:hAnsi="Roboto Mono"/>
-          <w:sz w:val="18"/>
-          <w:szCs w:val="18"/>
-        </w:rPr>
-        <w:t>license_plate</w:t>
-      </w:r>
-      <w:proofErr w:type="spellEnd"/>
-      <w:r>
-        <w:rPr>
-          <w:rFonts w:ascii="Roboto Mono" w:hAnsi="Roboto Mono"/>
-          <w:sz w:val="18"/>
-          <w:szCs w:val="18"/>
-        </w:rPr>
-        <w:t>": "XYZ123", "</w:t>
-      </w:r>
-      <w:proofErr w:type="spellStart"/>
-      <w:r>
-        <w:rPr>
-          <w:rFonts w:ascii="Roboto Mono" w:hAnsi="Roboto Mono"/>
-          <w:sz w:val="18"/>
-          <w:szCs w:val="18"/>
-        </w:rPr>
-        <w:t>car_size</w:t>
-      </w:r>
-      <w:proofErr w:type="spellEnd"/>
-      <w:r>
-        <w:rPr>
-          <w:rFonts w:ascii="Roboto Mono" w:hAnsi="Roboto Mono"/>
-          <w:sz w:val="18"/>
-          <w:szCs w:val="18"/>
-        </w:rPr>
-        <w:t>": "medium" }</w:t>
+        <w:t>Body: { "license_plate": "XYZ123", "car_size": "medium" }</w:t>
       </w:r>
     </w:p>
     <w:p>
@@ -2903,47 +2538,23 @@
         <w:t>Expected:</w:t>
       </w:r>
       <w:r>
-        <w:t> JSON response with assigned spot info (e.g. </w:t>
-      </w:r>
-      <w:proofErr w:type="spellStart"/>
-      <w:r>
-        <w:t>spot_id</w:t>
-      </w:r>
-      <w:proofErr w:type="spellEnd"/>
-      <w:r>
-        <w:t>, floor, bay).</w:t>
-      </w:r>
-    </w:p>
-    <w:p>
-      <w:pPr>
-        <w:pStyle w:val="NoSpacing"/>
-        <w:rPr>
-          <w:b/>
-          <w:bCs/>
-        </w:rPr>
-      </w:pPr>
-      <w:r>
-        <w:rPr>
-          <w:b/>
-          <w:bCs/>
-        </w:rPr>
-        <w:t>4. /v1/</w:t>
-      </w:r>
-      <w:proofErr w:type="spellStart"/>
-      <w:r>
-        <w:rPr>
-          <w:b/>
-          <w:bCs/>
-        </w:rPr>
-        <w:t>api</w:t>
-      </w:r>
-      <w:proofErr w:type="spellEnd"/>
-      <w:r>
-        <w:rPr>
-          <w:b/>
-          <w:bCs/>
-        </w:rPr>
-        <w:t>/cars/exit (POST)</w:t>
+        <w:t> JSON response with assigned spot info (e.g. spot_id, floor, bay).</w:t>
+      </w:r>
+    </w:p>
+    <w:p>
+      <w:pPr>
+        <w:pStyle w:val="NoSpacing"/>
+        <w:rPr>
+          <w:b/>
+          <w:bCs/>
+        </w:rPr>
+      </w:pPr>
+      <w:r>
+        <w:rPr>
+          <w:b/>
+          <w:bCs/>
+        </w:rPr>
+        <w:t>4. /v1/api/cars/exit (POST)</w:t>
       </w:r>
     </w:p>
     <w:p>
@@ -3000,68 +2611,32 @@
           <w:sz w:val="18"/>
           <w:szCs w:val="18"/>
         </w:rPr>
-        <w:t>POST /v1/</w:t>
-      </w:r>
-      <w:proofErr w:type="spellStart"/>
-      <w:r>
+        <w:t>POST /v1/api/cars/exit</w:t>
+      </w:r>
+    </w:p>
+    <w:p>
+      <w:pPr>
+        <w:pStyle w:val="NoSpacing"/>
+        <w:pBdr>
+          <w:top w:val="single" w:sz="4" w:space="1" w:color="auto"/>
+          <w:left w:val="single" w:sz="4" w:space="4" w:color="auto"/>
+          <w:bottom w:val="single" w:sz="4" w:space="1" w:color="auto"/>
+          <w:right w:val="single" w:sz="4" w:space="4" w:color="auto"/>
+        </w:pBdr>
+        <w:shd w:val="clear" w:color="auto" w:fill="FFF2CC" w:themeFill="accent4" w:themeFillTint="33"/>
         <w:rPr>
           <w:rFonts w:ascii="Roboto Mono" w:hAnsi="Roboto Mono"/>
           <w:sz w:val="18"/>
           <w:szCs w:val="18"/>
         </w:rPr>
-        <w:t>api</w:t>
-      </w:r>
-      <w:proofErr w:type="spellEnd"/>
+      </w:pPr>
       <w:r>
         <w:rPr>
           <w:rFonts w:ascii="Roboto Mono" w:hAnsi="Roboto Mono"/>
           <w:sz w:val="18"/>
           <w:szCs w:val="18"/>
         </w:rPr>
-        <w:t>/cars/exit</w:t>
-      </w:r>
-    </w:p>
-    <w:p>
-      <w:pPr>
-        <w:pStyle w:val="NoSpacing"/>
-        <w:pBdr>
-          <w:top w:val="single" w:sz="4" w:space="1" w:color="auto"/>
-          <w:left w:val="single" w:sz="4" w:space="4" w:color="auto"/>
-          <w:bottom w:val="single" w:sz="4" w:space="1" w:color="auto"/>
-          <w:right w:val="single" w:sz="4" w:space="4" w:color="auto"/>
-        </w:pBdr>
-        <w:shd w:val="clear" w:color="auto" w:fill="FFF2CC" w:themeFill="accent4" w:themeFillTint="33"/>
-        <w:rPr>
-          <w:rFonts w:ascii="Roboto Mono" w:hAnsi="Roboto Mono"/>
-          <w:sz w:val="18"/>
-          <w:szCs w:val="18"/>
-        </w:rPr>
-      </w:pPr>
-      <w:r>
-        <w:rPr>
-          <w:rFonts w:ascii="Roboto Mono" w:hAnsi="Roboto Mono"/>
-          <w:sz w:val="18"/>
-          <w:szCs w:val="18"/>
-        </w:rPr>
-        <w:t>Body: { "</w:t>
-      </w:r>
-      <w:proofErr w:type="spellStart"/>
-      <w:r>
-        <w:rPr>
-          <w:rFonts w:ascii="Roboto Mono" w:hAnsi="Roboto Mono"/>
-          <w:sz w:val="18"/>
-          <w:szCs w:val="18"/>
-        </w:rPr>
-        <w:t>license_plate</w:t>
-      </w:r>
-      <w:proofErr w:type="spellEnd"/>
-      <w:r>
-        <w:rPr>
-          <w:rFonts w:ascii="Roboto Mono" w:hAnsi="Roboto Mono"/>
-          <w:sz w:val="18"/>
-          <w:szCs w:val="18"/>
-        </w:rPr>
-        <w:t>": "XYZ123" }</w:t>
+        <w:t>Body: { "license_plate": "XYZ123" }</w:t>
       </w:r>
     </w:p>
     <w:p>
@@ -3080,47 +2655,23 @@
         <w:t>Expected:</w:t>
       </w:r>
       <w:r>
-        <w:t> JSON with </w:t>
-      </w:r>
-      <w:proofErr w:type="spellStart"/>
-      <w:r>
-        <w:t>duration_hours</w:t>
-      </w:r>
-      <w:proofErr w:type="spellEnd"/>
-      <w:r>
-        <w:t>, fee, and calculation details (car is checked out, spot is now available).</w:t>
-      </w:r>
-    </w:p>
-    <w:p>
-      <w:pPr>
-        <w:pStyle w:val="NoSpacing"/>
-        <w:rPr>
-          <w:b/>
-          <w:bCs/>
-        </w:rPr>
-      </w:pPr>
-      <w:r>
-        <w:rPr>
-          <w:b/>
-          <w:bCs/>
-        </w:rPr>
-        <w:t>5. /v1/</w:t>
-      </w:r>
-      <w:proofErr w:type="spellStart"/>
-      <w:r>
-        <w:rPr>
-          <w:b/>
-          <w:bCs/>
-        </w:rPr>
-        <w:t>api</w:t>
-      </w:r>
-      <w:proofErr w:type="spellEnd"/>
-      <w:r>
-        <w:rPr>
-          <w:b/>
-          <w:bCs/>
-        </w:rPr>
-        <w:t>/cars/find (GET)</w:t>
+        <w:t> JSON with duration_hours, fee, and calculation details (car is checked out, spot is now available).</w:t>
+      </w:r>
+    </w:p>
+    <w:p>
+      <w:pPr>
+        <w:pStyle w:val="NoSpacing"/>
+        <w:rPr>
+          <w:b/>
+          <w:bCs/>
+        </w:rPr>
+      </w:pPr>
+      <w:r>
+        <w:rPr>
+          <w:b/>
+          <w:bCs/>
+        </w:rPr>
+        <w:t>5. /v1/api/cars/find (GET)</w:t>
       </w:r>
     </w:p>
     <w:p>
@@ -3155,23 +2706,7 @@
         <w:t>Test:</w:t>
       </w:r>
       <w:r>
-        <w:t> GET /v1/</w:t>
-      </w:r>
-      <w:proofErr w:type="spellStart"/>
-      <w:r>
-        <w:t>api</w:t>
-      </w:r>
-      <w:proofErr w:type="spellEnd"/>
-      <w:r>
-        <w:t>/cars/</w:t>
-      </w:r>
-      <w:proofErr w:type="spellStart"/>
-      <w:r>
-        <w:t>find?license_plate</w:t>
-      </w:r>
-      <w:proofErr w:type="spellEnd"/>
-      <w:r>
-        <w:t>=XYZ123</w:t>
+        <w:t> GET /v1/api/cars/find?license_plate=XYZ123</w:t>
       </w:r>
     </w:p>
     <w:p>
@@ -3260,15 +2795,7 @@
         </w:numPr>
       </w:pPr>
       <w:r>
-        <w:t>/v1/</w:t>
-      </w:r>
-      <w:proofErr w:type="spellStart"/>
-      <w:r>
-        <w:t>api</w:t>
-      </w:r>
-      <w:proofErr w:type="spellEnd"/>
-      <w:r>
-        <w:t>/cars/park — adds a car record and marks spot as occupied.</w:t>
+        <w:t>/v1/api/cars/park — adds a car record and marks spot as occupied.</w:t>
       </w:r>
     </w:p>
     <w:p>
@@ -3296,15 +2823,7 @@
         </w:numPr>
       </w:pPr>
       <w:r>
-        <w:t>/v1/</w:t>
-      </w:r>
-      <w:proofErr w:type="spellStart"/>
-      <w:r>
-        <w:t>api</w:t>
-      </w:r>
-      <w:proofErr w:type="spellEnd"/>
-      <w:r>
-        <w:t>/spots — lists all spots.</w:t>
+        <w:t>/v1/api/spots — lists all spots.</w:t>
       </w:r>
     </w:p>
     <w:p>
@@ -3316,15 +2835,7 @@
         </w:numPr>
       </w:pPr>
       <w:r>
-        <w:t>/v1/</w:t>
-      </w:r>
-      <w:proofErr w:type="spellStart"/>
-      <w:r>
-        <w:t>api</w:t>
-      </w:r>
-      <w:proofErr w:type="spellEnd"/>
-      <w:r>
-        <w:t>/spots/available — lists available spots.</w:t>
+        <w:t>/v1/api/spots/available — lists available spots.</w:t>
       </w:r>
     </w:p>
     <w:p>
@@ -3336,15 +2847,7 @@
         </w:numPr>
       </w:pPr>
       <w:r>
-        <w:t>/v1/</w:t>
-      </w:r>
-      <w:proofErr w:type="spellStart"/>
-      <w:r>
-        <w:t>api</w:t>
-      </w:r>
-      <w:proofErr w:type="spellEnd"/>
-      <w:r>
-        <w:t>/cars/find — gets car’s parking info.</w:t>
+        <w:t>/v1/api/cars/find — gets car’s parking info.</w:t>
       </w:r>
     </w:p>
     <w:p>
@@ -3372,15 +2875,7 @@
         </w:numPr>
       </w:pPr>
       <w:r>
-        <w:t>/v1/</w:t>
-      </w:r>
-      <w:proofErr w:type="spellStart"/>
-      <w:r>
-        <w:t>api</w:t>
-      </w:r>
-      <w:proofErr w:type="spellEnd"/>
-      <w:r>
-        <w:t>/cars/exit — checks out a car, updates spot and car record.</w:t>
+        <w:t>/v1/api/cars/exit — checks out a car, updates spot and car record.</w:t>
       </w:r>
     </w:p>
     <w:p>
@@ -3604,23 +3099,7 @@
                 <w:sz w:val="18"/>
                 <w:szCs w:val="18"/>
               </w:rPr>
-              <w:t>/v1/</w:t>
-            </w:r>
-            <w:proofErr w:type="spellStart"/>
-            <w:r>
-              <w:rPr>
-                <w:sz w:val="18"/>
-                <w:szCs w:val="18"/>
-              </w:rPr>
-              <w:t>api</w:t>
-            </w:r>
-            <w:proofErr w:type="spellEnd"/>
-            <w:r>
-              <w:rPr>
-                <w:sz w:val="18"/>
-                <w:szCs w:val="18"/>
-              </w:rPr>
-              <w:t>/spots</w:t>
+              <w:t>/v1/api/spots</w:t>
             </w:r>
           </w:p>
         </w:tc>
@@ -3701,27 +3180,7 @@
                 <w:sz w:val="20"/>
                 <w:szCs w:val="20"/>
               </w:rPr>
-              <w:t>/v1/</w:t>
-            </w:r>
-            <w:proofErr w:type="spellStart"/>
-            <w:r>
-              <w:rPr>
-                <w:b/>
-                <w:bCs/>
-                <w:sz w:val="20"/>
-                <w:szCs w:val="20"/>
-              </w:rPr>
-              <w:t>api</w:t>
-            </w:r>
-            <w:proofErr w:type="spellEnd"/>
-            <w:r>
-              <w:rPr>
-                <w:b/>
-                <w:bCs/>
-                <w:sz w:val="20"/>
-                <w:szCs w:val="20"/>
-              </w:rPr>
-              <w:t>/spots</w:t>
+              <w:t>/v1/api/spots</w:t>
             </w:r>
           </w:p>
         </w:tc>
@@ -3770,23 +3229,7 @@
                 <w:sz w:val="18"/>
                 <w:szCs w:val="18"/>
               </w:rPr>
-              <w:t>/v1/</w:t>
-            </w:r>
-            <w:proofErr w:type="spellStart"/>
-            <w:r>
-              <w:rPr>
-                <w:sz w:val="18"/>
-                <w:szCs w:val="18"/>
-              </w:rPr>
-              <w:t>api</w:t>
-            </w:r>
-            <w:proofErr w:type="spellEnd"/>
-            <w:r>
-              <w:rPr>
-                <w:sz w:val="18"/>
-                <w:szCs w:val="18"/>
-              </w:rPr>
-              <w:t>/spots/available</w:t>
+              <w:t>/v1/api/spots/available</w:t>
             </w:r>
           </w:p>
         </w:tc>
@@ -3867,47 +3310,7 @@
                 <w:sz w:val="20"/>
                 <w:szCs w:val="20"/>
               </w:rPr>
-              <w:t>/v1/</w:t>
-            </w:r>
-            <w:proofErr w:type="spellStart"/>
-            <w:r>
-              <w:rPr>
-                <w:b/>
-                <w:bCs/>
-                <w:sz w:val="20"/>
-                <w:szCs w:val="20"/>
-              </w:rPr>
-              <w:t>api</w:t>
-            </w:r>
-            <w:proofErr w:type="spellEnd"/>
-            <w:r>
-              <w:rPr>
-                <w:b/>
-                <w:bCs/>
-                <w:sz w:val="20"/>
-                <w:szCs w:val="20"/>
-              </w:rPr>
-              <w:t>/spots/</w:t>
-            </w:r>
-            <w:proofErr w:type="spellStart"/>
-            <w:r>
-              <w:rPr>
-                <w:b/>
-                <w:bCs/>
-                <w:sz w:val="20"/>
-                <w:szCs w:val="20"/>
-              </w:rPr>
-              <w:t>available?type</w:t>
-            </w:r>
-            <w:proofErr w:type="spellEnd"/>
-            <w:r>
-              <w:rPr>
-                <w:b/>
-                <w:bCs/>
-                <w:sz w:val="20"/>
-                <w:szCs w:val="20"/>
-              </w:rPr>
-              <w:t>=compact</w:t>
+              <w:t>/v1/api/spots/available?type=compact</w:t>
             </w:r>
           </w:p>
         </w:tc>
@@ -3959,23 +3362,7 @@
                 <w:sz w:val="18"/>
                 <w:szCs w:val="18"/>
               </w:rPr>
-              <w:t>/v1/</w:t>
-            </w:r>
-            <w:proofErr w:type="spellStart"/>
-            <w:r>
-              <w:rPr>
-                <w:sz w:val="18"/>
-                <w:szCs w:val="18"/>
-              </w:rPr>
-              <w:t>api</w:t>
-            </w:r>
-            <w:proofErr w:type="spellEnd"/>
-            <w:r>
-              <w:rPr>
-                <w:sz w:val="18"/>
-                <w:szCs w:val="18"/>
-              </w:rPr>
-              <w:t>/cars/park</w:t>
+              <w:t>/v1/api/cars/park</w:t>
             </w:r>
           </w:p>
         </w:tc>
@@ -4096,23 +3483,7 @@
                 <w:sz w:val="18"/>
                 <w:szCs w:val="18"/>
               </w:rPr>
-              <w:t>/v1/</w:t>
-            </w:r>
-            <w:proofErr w:type="spellStart"/>
-            <w:r>
-              <w:rPr>
-                <w:sz w:val="18"/>
-                <w:szCs w:val="18"/>
-              </w:rPr>
-              <w:t>api</w:t>
-            </w:r>
-            <w:proofErr w:type="spellEnd"/>
-            <w:r>
-              <w:rPr>
-                <w:sz w:val="18"/>
-                <w:szCs w:val="18"/>
-              </w:rPr>
-              <w:t>/cars/exit</w:t>
+              <w:t>/v1/api/cars/exit</w:t>
             </w:r>
           </w:p>
         </w:tc>
@@ -4236,23 +3607,7 @@
                 <w:sz w:val="18"/>
                 <w:szCs w:val="18"/>
               </w:rPr>
-              <w:t>/v1/</w:t>
-            </w:r>
-            <w:proofErr w:type="spellStart"/>
-            <w:r>
-              <w:rPr>
-                <w:sz w:val="18"/>
-                <w:szCs w:val="18"/>
-              </w:rPr>
-              <w:t>api</w:t>
-            </w:r>
-            <w:proofErr w:type="spellEnd"/>
-            <w:r>
-              <w:rPr>
-                <w:sz w:val="18"/>
-                <w:szCs w:val="18"/>
-              </w:rPr>
-              <w:t>/cars/find</w:t>
+              <w:t>/v1/api/cars/find</w:t>
             </w:r>
           </w:p>
         </w:tc>
@@ -4333,47 +3688,7 @@
                 <w:sz w:val="20"/>
                 <w:szCs w:val="20"/>
               </w:rPr>
-              <w:t>/v1/</w:t>
-            </w:r>
-            <w:proofErr w:type="spellStart"/>
-            <w:r>
-              <w:rPr>
-                <w:b/>
-                <w:bCs/>
-                <w:sz w:val="20"/>
-                <w:szCs w:val="20"/>
-              </w:rPr>
-              <w:t>api</w:t>
-            </w:r>
-            <w:proofErr w:type="spellEnd"/>
-            <w:r>
-              <w:rPr>
-                <w:b/>
-                <w:bCs/>
-                <w:sz w:val="20"/>
-                <w:szCs w:val="20"/>
-              </w:rPr>
-              <w:t>/cars/</w:t>
-            </w:r>
-            <w:proofErr w:type="spellStart"/>
-            <w:r>
-              <w:rPr>
-                <w:b/>
-                <w:bCs/>
-                <w:sz w:val="20"/>
-                <w:szCs w:val="20"/>
-              </w:rPr>
-              <w:t>find?license_plate</w:t>
-            </w:r>
-            <w:proofErr w:type="spellEnd"/>
-            <w:r>
-              <w:rPr>
-                <w:b/>
-                <w:bCs/>
-                <w:sz w:val="20"/>
-                <w:szCs w:val="20"/>
-              </w:rPr>
-              <w:t>=</w:t>
+              <w:t>/v1/api/cars/find?license_plate=</w:t>
             </w:r>
             <w:r>
               <w:rPr>
@@ -4405,23 +3720,7 @@
                 <w:sz w:val="20"/>
                 <w:szCs w:val="20"/>
               </w:rPr>
-              <w:t xml:space="preserve">Car’s parking info (spot, floor, bay, times, fee, </w:t>
-            </w:r>
-            <w:proofErr w:type="spellStart"/>
-            <w:r>
-              <w:rPr>
-                <w:sz w:val="20"/>
-                <w:szCs w:val="20"/>
-              </w:rPr>
-              <w:t>etc</w:t>
-            </w:r>
-            <w:proofErr w:type="spellEnd"/>
-            <w:r>
-              <w:rPr>
-                <w:sz w:val="20"/>
-                <w:szCs w:val="20"/>
-              </w:rPr>
-              <w:t>)</w:t>
+              <w:t>Car’s parking info (spot, floor, bay, times, fee, etc)</w:t>
             </w:r>
           </w:p>
         </w:tc>
@@ -4561,23 +3860,7 @@
           <w:sz w:val="24"/>
           <w:szCs w:val="24"/>
         </w:rPr>
-        <w:t> in MongoDB (</w:t>
-      </w:r>
-      <w:proofErr w:type="spellStart"/>
-      <w:r>
-        <w:rPr>
-          <w:sz w:val="24"/>
-          <w:szCs w:val="24"/>
-        </w:rPr>
-        <w:t>db.floors.drop</w:t>
-      </w:r>
-      <w:proofErr w:type="spellEnd"/>
-      <w:r>
-        <w:rPr>
-          <w:sz w:val="24"/>
-          <w:szCs w:val="24"/>
-        </w:rPr>
-        <w:t>()).</w:t>
+        <w:t> in MongoDB (db.floors.drop()).</w:t>
       </w:r>
     </w:p>
     <w:p>
@@ -4599,19 +3882,8 @@
           <w:sz w:val="24"/>
           <w:szCs w:val="24"/>
         </w:rPr>
-        <w:t>Update models.py </w:t>
-      </w:r>
-      <w:proofErr w:type="spellStart"/>
-      <w:r>
-        <w:rPr>
-          <w:b/>
-          <w:bCs/>
-          <w:sz w:val="24"/>
-          <w:szCs w:val="24"/>
-        </w:rPr>
-        <w:t>Garage.initialize</w:t>
-      </w:r>
-      <w:proofErr w:type="spellEnd"/>
+        <w:t>Update models.py Garage.initialize</w:t>
+      </w:r>
       <w:r>
         <w:rPr>
           <w:sz w:val="24"/>
@@ -4746,25 +4018,7 @@
           <w:sz w:val="14"/>
           <w:szCs w:val="14"/>
         </w:rPr>
-        <w:t xml:space="preserve">        if </w:t>
-      </w:r>
-      <w:proofErr w:type="spellStart"/>
-      <w:r>
-        <w:rPr>
-          <w:rFonts w:ascii="Courier New" w:hAnsi="Courier New" w:cs="Courier New"/>
-          <w:sz w:val="14"/>
-          <w:szCs w:val="14"/>
-        </w:rPr>
-        <w:t>db.floors.count_documents</w:t>
-      </w:r>
-      <w:proofErr w:type="spellEnd"/>
-      <w:r>
-        <w:rPr>
-          <w:rFonts w:ascii="Courier New" w:hAnsi="Courier New" w:cs="Courier New"/>
-          <w:sz w:val="14"/>
-          <w:szCs w:val="14"/>
-        </w:rPr>
-        <w:t>({}) == 0:</w:t>
+        <w:t xml:space="preserve">        if db.floors.count_documents({}) == 0:</w:t>
       </w:r>
     </w:p>
     <w:p>
@@ -4864,25 +4118,7 @@
           <w:sz w:val="14"/>
           <w:szCs w:val="14"/>
         </w:rPr>
-        <w:t xml:space="preserve">                    "</w:t>
-      </w:r>
-      <w:proofErr w:type="spellStart"/>
-      <w:r>
-        <w:rPr>
-          <w:rFonts w:ascii="Courier New" w:hAnsi="Courier New" w:cs="Courier New"/>
-          <w:sz w:val="14"/>
-          <w:szCs w:val="14"/>
-        </w:rPr>
-        <w:t>floor_number</w:t>
-      </w:r>
-      <w:proofErr w:type="spellEnd"/>
-      <w:r>
-        <w:rPr>
-          <w:rFonts w:ascii="Courier New" w:hAnsi="Courier New" w:cs="Courier New"/>
-          <w:sz w:val="14"/>
-          <w:szCs w:val="14"/>
-        </w:rPr>
-        <w:t>": 1,</w:t>
+        <w:t xml:space="preserve">                    "floor_number": 1,</w:t>
       </w:r>
     </w:p>
     <w:p>
@@ -4957,25 +4193,7 @@
           <w:sz w:val="14"/>
           <w:szCs w:val="14"/>
         </w:rPr>
-        <w:t xml:space="preserve">                            "</w:t>
-      </w:r>
-      <w:proofErr w:type="spellStart"/>
-      <w:r>
-        <w:rPr>
-          <w:rFonts w:ascii="Courier New" w:hAnsi="Courier New" w:cs="Courier New"/>
-          <w:sz w:val="14"/>
-          <w:szCs w:val="14"/>
-        </w:rPr>
-        <w:t>bay_id</w:t>
-      </w:r>
-      <w:proofErr w:type="spellEnd"/>
-      <w:r>
-        <w:rPr>
-          <w:rFonts w:ascii="Courier New" w:hAnsi="Courier New" w:cs="Courier New"/>
-          <w:sz w:val="14"/>
-          <w:szCs w:val="14"/>
-        </w:rPr>
-        <w:t>": "A",</w:t>
+        <w:t xml:space="preserve">                            "bay_id": "A",</w:t>
       </w:r>
     </w:p>
     <w:p>
@@ -5025,43 +4243,7 @@
           <w:sz w:val="14"/>
           <w:szCs w:val="14"/>
         </w:rPr>
-        <w:t xml:space="preserve">                                {"</w:t>
-      </w:r>
-      <w:proofErr w:type="spellStart"/>
-      <w:r>
-        <w:rPr>
-          <w:rFonts w:ascii="Courier New" w:hAnsi="Courier New" w:cs="Courier New"/>
-          <w:sz w:val="14"/>
-          <w:szCs w:val="14"/>
-        </w:rPr>
-        <w:t>spot_id</w:t>
-      </w:r>
-      <w:proofErr w:type="spellEnd"/>
-      <w:r>
-        <w:rPr>
-          <w:rFonts w:ascii="Courier New" w:hAnsi="Courier New" w:cs="Courier New"/>
-          <w:sz w:val="14"/>
-          <w:szCs w:val="14"/>
-        </w:rPr>
-        <w:t xml:space="preserve">": f"1-A-{i}", "type": </w:t>
-      </w:r>
-      <w:proofErr w:type="spellStart"/>
-      <w:r>
-        <w:rPr>
-          <w:rFonts w:ascii="Courier New" w:hAnsi="Courier New" w:cs="Courier New"/>
-          <w:sz w:val="14"/>
-          <w:szCs w:val="14"/>
-        </w:rPr>
-        <w:t>SpotType.STANDARD.value</w:t>
-      </w:r>
-      <w:proofErr w:type="spellEnd"/>
-      <w:r>
-        <w:rPr>
-          <w:rFonts w:ascii="Courier New" w:hAnsi="Courier New" w:cs="Courier New"/>
-          <w:sz w:val="14"/>
-          <w:szCs w:val="14"/>
-        </w:rPr>
-        <w:t>,</w:t>
+        <w:t xml:space="preserve">                                {"spot_id": f"1-A-{i}", "type": SpotType.STANDARD.value,</w:t>
       </w:r>
     </w:p>
     <w:p>
@@ -5086,25 +4268,7 @@
           <w:sz w:val="14"/>
           <w:szCs w:val="14"/>
         </w:rPr>
-        <w:t xml:space="preserve">                                 "status": "available"} for </w:t>
-      </w:r>
-      <w:proofErr w:type="spellStart"/>
-      <w:r>
-        <w:rPr>
-          <w:rFonts w:ascii="Courier New" w:hAnsi="Courier New" w:cs="Courier New"/>
-          <w:sz w:val="14"/>
-          <w:szCs w:val="14"/>
-        </w:rPr>
-        <w:t>i</w:t>
-      </w:r>
-      <w:proofErr w:type="spellEnd"/>
-      <w:r>
-        <w:rPr>
-          <w:rFonts w:ascii="Courier New" w:hAnsi="Courier New" w:cs="Courier New"/>
-          <w:sz w:val="14"/>
-          <w:szCs w:val="14"/>
-        </w:rPr>
-        <w:t xml:space="preserve"> in range(1, 6)</w:t>
+        <w:t xml:space="preserve">                                 "status": "available"} for i in range(1, 6)</w:t>
       </w:r>
     </w:p>
     <w:p>
@@ -5204,25 +4368,7 @@
           <w:sz w:val="14"/>
           <w:szCs w:val="14"/>
         </w:rPr>
-        <w:t xml:space="preserve">                            "</w:t>
-      </w:r>
-      <w:proofErr w:type="spellStart"/>
-      <w:r>
-        <w:rPr>
-          <w:rFonts w:ascii="Courier New" w:hAnsi="Courier New" w:cs="Courier New"/>
-          <w:sz w:val="14"/>
-          <w:szCs w:val="14"/>
-        </w:rPr>
-        <w:t>bay_id</w:t>
-      </w:r>
-      <w:proofErr w:type="spellEnd"/>
-      <w:r>
-        <w:rPr>
-          <w:rFonts w:ascii="Courier New" w:hAnsi="Courier New" w:cs="Courier New"/>
-          <w:sz w:val="14"/>
-          <w:szCs w:val="14"/>
-        </w:rPr>
-        <w:t>": "B",</w:t>
+        <w:t xml:space="preserve">                            "bay_id": "B",</w:t>
       </w:r>
     </w:p>
     <w:p>
@@ -5272,43 +4418,7 @@
           <w:sz w:val="14"/>
           <w:szCs w:val="14"/>
         </w:rPr>
-        <w:t xml:space="preserve">                                {"</w:t>
-      </w:r>
-      <w:proofErr w:type="spellStart"/>
-      <w:r>
-        <w:rPr>
-          <w:rFonts w:ascii="Courier New" w:hAnsi="Courier New" w:cs="Courier New"/>
-          <w:sz w:val="14"/>
-          <w:szCs w:val="14"/>
-        </w:rPr>
-        <w:t>spot_id</w:t>
-      </w:r>
-      <w:proofErr w:type="spellEnd"/>
-      <w:r>
-        <w:rPr>
-          <w:rFonts w:ascii="Courier New" w:hAnsi="Courier New" w:cs="Courier New"/>
-          <w:sz w:val="14"/>
-          <w:szCs w:val="14"/>
-        </w:rPr>
-        <w:t xml:space="preserve">": f"1-B-{i}", "type": </w:t>
-      </w:r>
-      <w:proofErr w:type="spellStart"/>
-      <w:r>
-        <w:rPr>
-          <w:rFonts w:ascii="Courier New" w:hAnsi="Courier New" w:cs="Courier New"/>
-          <w:sz w:val="14"/>
-          <w:szCs w:val="14"/>
-        </w:rPr>
-        <w:t>SpotType.COMPACT.value</w:t>
-      </w:r>
-      <w:proofErr w:type="spellEnd"/>
-      <w:r>
-        <w:rPr>
-          <w:rFonts w:ascii="Courier New" w:hAnsi="Courier New" w:cs="Courier New"/>
-          <w:sz w:val="14"/>
-          <w:szCs w:val="14"/>
-        </w:rPr>
-        <w:t>,</w:t>
+        <w:t xml:space="preserve">                                {"spot_id": f"1-B-{i}", "type": SpotType.COMPACT.value,</w:t>
       </w:r>
     </w:p>
     <w:p>
@@ -5333,25 +4443,7 @@
           <w:sz w:val="14"/>
           <w:szCs w:val="14"/>
         </w:rPr>
-        <w:t xml:space="preserve">                                 "status": "available"} for </w:t>
-      </w:r>
-      <w:proofErr w:type="spellStart"/>
-      <w:r>
-        <w:rPr>
-          <w:rFonts w:ascii="Courier New" w:hAnsi="Courier New" w:cs="Courier New"/>
-          <w:sz w:val="14"/>
-          <w:szCs w:val="14"/>
-        </w:rPr>
-        <w:t>i</w:t>
-      </w:r>
-      <w:proofErr w:type="spellEnd"/>
-      <w:r>
-        <w:rPr>
-          <w:rFonts w:ascii="Courier New" w:hAnsi="Courier New" w:cs="Courier New"/>
-          <w:sz w:val="14"/>
-          <w:szCs w:val="14"/>
-        </w:rPr>
-        <w:t xml:space="preserve"> in range(1, 6)</w:t>
+        <w:t xml:space="preserve">                                 "status": "available"} for i in range(1, 6)</w:t>
       </w:r>
     </w:p>
     <w:p>
@@ -5501,25 +4593,7 @@
           <w:sz w:val="14"/>
           <w:szCs w:val="14"/>
         </w:rPr>
-        <w:t xml:space="preserve">                    "</w:t>
-      </w:r>
-      <w:proofErr w:type="spellStart"/>
-      <w:r>
-        <w:rPr>
-          <w:rFonts w:ascii="Courier New" w:hAnsi="Courier New" w:cs="Courier New"/>
-          <w:sz w:val="14"/>
-          <w:szCs w:val="14"/>
-        </w:rPr>
-        <w:t>floor_number</w:t>
-      </w:r>
-      <w:proofErr w:type="spellEnd"/>
-      <w:r>
-        <w:rPr>
-          <w:rFonts w:ascii="Courier New" w:hAnsi="Courier New" w:cs="Courier New"/>
-          <w:sz w:val="14"/>
-          <w:szCs w:val="14"/>
-        </w:rPr>
-        <w:t>": 2,</w:t>
+        <w:t xml:space="preserve">                    "floor_number": 2,</w:t>
       </w:r>
     </w:p>
     <w:p>
@@ -5594,25 +4668,7 @@
           <w:sz w:val="14"/>
           <w:szCs w:val="14"/>
         </w:rPr>
-        <w:t xml:space="preserve">                            "</w:t>
-      </w:r>
-      <w:proofErr w:type="spellStart"/>
-      <w:r>
-        <w:rPr>
-          <w:rFonts w:ascii="Courier New" w:hAnsi="Courier New" w:cs="Courier New"/>
-          <w:sz w:val="14"/>
-          <w:szCs w:val="14"/>
-        </w:rPr>
-        <w:t>bay_id</w:t>
-      </w:r>
-      <w:proofErr w:type="spellEnd"/>
-      <w:r>
-        <w:rPr>
-          <w:rFonts w:ascii="Courier New" w:hAnsi="Courier New" w:cs="Courier New"/>
-          <w:sz w:val="14"/>
-          <w:szCs w:val="14"/>
-        </w:rPr>
-        <w:t>": "C",</w:t>
+        <w:t xml:space="preserve">                            "bay_id": "C",</w:t>
       </w:r>
     </w:p>
     <w:p>
@@ -5662,43 +4718,7 @@
           <w:sz w:val="14"/>
           <w:szCs w:val="14"/>
         </w:rPr>
-        <w:t xml:space="preserve">                                {"</w:t>
-      </w:r>
-      <w:proofErr w:type="spellStart"/>
-      <w:r>
-        <w:rPr>
-          <w:rFonts w:ascii="Courier New" w:hAnsi="Courier New" w:cs="Courier New"/>
-          <w:sz w:val="14"/>
-          <w:szCs w:val="14"/>
-        </w:rPr>
-        <w:t>spot_id</w:t>
-      </w:r>
-      <w:proofErr w:type="spellEnd"/>
-      <w:r>
-        <w:rPr>
-          <w:rFonts w:ascii="Courier New" w:hAnsi="Courier New" w:cs="Courier New"/>
-          <w:sz w:val="14"/>
-          <w:szCs w:val="14"/>
-        </w:rPr>
-        <w:t xml:space="preserve">": f"2-C-{i}", "type": </w:t>
-      </w:r>
-      <w:proofErr w:type="spellStart"/>
-      <w:r>
-        <w:rPr>
-          <w:rFonts w:ascii="Courier New" w:hAnsi="Courier New" w:cs="Courier New"/>
-          <w:sz w:val="14"/>
-          <w:szCs w:val="14"/>
-        </w:rPr>
-        <w:t>SpotType.EV_CHARGING.value</w:t>
-      </w:r>
-      <w:proofErr w:type="spellEnd"/>
-      <w:r>
-        <w:rPr>
-          <w:rFonts w:ascii="Courier New" w:hAnsi="Courier New" w:cs="Courier New"/>
-          <w:sz w:val="14"/>
-          <w:szCs w:val="14"/>
-        </w:rPr>
-        <w:t>,</w:t>
+        <w:t xml:space="preserve">                                {"spot_id": f"2-C-{i}", "type": SpotType.EV_CHARGING.value,</w:t>
       </w:r>
     </w:p>
     <w:p>
@@ -5723,25 +4743,7 @@
           <w:sz w:val="14"/>
           <w:szCs w:val="14"/>
         </w:rPr>
-        <w:t xml:space="preserve">                                 "status": "available"} for </w:t>
-      </w:r>
-      <w:proofErr w:type="spellStart"/>
-      <w:r>
-        <w:rPr>
-          <w:rFonts w:ascii="Courier New" w:hAnsi="Courier New" w:cs="Courier New"/>
-          <w:sz w:val="14"/>
-          <w:szCs w:val="14"/>
-        </w:rPr>
-        <w:t>i</w:t>
-      </w:r>
-      <w:proofErr w:type="spellEnd"/>
-      <w:r>
-        <w:rPr>
-          <w:rFonts w:ascii="Courier New" w:hAnsi="Courier New" w:cs="Courier New"/>
-          <w:sz w:val="14"/>
-          <w:szCs w:val="14"/>
-        </w:rPr>
-        <w:t xml:space="preserve"> in range(1, 6)</w:t>
+        <w:t xml:space="preserve">                                 "status": "available"} for i in range(1, 6)</w:t>
       </w:r>
     </w:p>
     <w:p>
@@ -5841,25 +4843,7 @@
           <w:sz w:val="14"/>
           <w:szCs w:val="14"/>
         </w:rPr>
-        <w:t xml:space="preserve">                            "</w:t>
-      </w:r>
-      <w:proofErr w:type="spellStart"/>
-      <w:r>
-        <w:rPr>
-          <w:rFonts w:ascii="Courier New" w:hAnsi="Courier New" w:cs="Courier New"/>
-          <w:sz w:val="14"/>
-          <w:szCs w:val="14"/>
-        </w:rPr>
-        <w:t>bay_id</w:t>
-      </w:r>
-      <w:proofErr w:type="spellEnd"/>
-      <w:r>
-        <w:rPr>
-          <w:rFonts w:ascii="Courier New" w:hAnsi="Courier New" w:cs="Courier New"/>
-          <w:sz w:val="14"/>
-          <w:szCs w:val="14"/>
-        </w:rPr>
-        <w:t>": "D",</w:t>
+        <w:t xml:space="preserve">                            "bay_id": "D",</w:t>
       </w:r>
     </w:p>
     <w:p>
@@ -5909,43 +4893,7 @@
           <w:sz w:val="14"/>
           <w:szCs w:val="14"/>
         </w:rPr>
-        <w:t xml:space="preserve">                                {"</w:t>
-      </w:r>
-      <w:proofErr w:type="spellStart"/>
-      <w:r>
-        <w:rPr>
-          <w:rFonts w:ascii="Courier New" w:hAnsi="Courier New" w:cs="Courier New"/>
-          <w:sz w:val="14"/>
-          <w:szCs w:val="14"/>
-        </w:rPr>
-        <w:t>spot_id</w:t>
-      </w:r>
-      <w:proofErr w:type="spellEnd"/>
-      <w:r>
-        <w:rPr>
-          <w:rFonts w:ascii="Courier New" w:hAnsi="Courier New" w:cs="Courier New"/>
-          <w:sz w:val="14"/>
-          <w:szCs w:val="14"/>
-        </w:rPr>
-        <w:t xml:space="preserve">": f"2-D-{i}", "type": </w:t>
-      </w:r>
-      <w:proofErr w:type="spellStart"/>
-      <w:r>
-        <w:rPr>
-          <w:rFonts w:ascii="Courier New" w:hAnsi="Courier New" w:cs="Courier New"/>
-          <w:sz w:val="14"/>
-          <w:szCs w:val="14"/>
-        </w:rPr>
-        <w:t>SpotType.OVERSIZED.value</w:t>
-      </w:r>
-      <w:proofErr w:type="spellEnd"/>
-      <w:r>
-        <w:rPr>
-          <w:rFonts w:ascii="Courier New" w:hAnsi="Courier New" w:cs="Courier New"/>
-          <w:sz w:val="14"/>
-          <w:szCs w:val="14"/>
-        </w:rPr>
-        <w:t>,</w:t>
+        <w:t xml:space="preserve">                                {"spot_id": f"2-D-{i}", "type": SpotType.OVERSIZED.value,</w:t>
       </w:r>
     </w:p>
     <w:p>
@@ -5970,25 +4918,7 @@
           <w:sz w:val="14"/>
           <w:szCs w:val="14"/>
         </w:rPr>
-        <w:t xml:space="preserve">                                 "status": "available"} for </w:t>
-      </w:r>
-      <w:proofErr w:type="spellStart"/>
-      <w:r>
-        <w:rPr>
-          <w:rFonts w:ascii="Courier New" w:hAnsi="Courier New" w:cs="Courier New"/>
-          <w:sz w:val="14"/>
-          <w:szCs w:val="14"/>
-        </w:rPr>
-        <w:t>i</w:t>
-      </w:r>
-      <w:proofErr w:type="spellEnd"/>
-      <w:r>
-        <w:rPr>
-          <w:rFonts w:ascii="Courier New" w:hAnsi="Courier New" w:cs="Courier New"/>
-          <w:sz w:val="14"/>
-          <w:szCs w:val="14"/>
-        </w:rPr>
-        <w:t xml:space="preserve"> in range(1, 6)</w:t>
+        <w:t xml:space="preserve">                                 "status": "available"} for i in range(1, 6)</w:t>
       </w:r>
     </w:p>
     <w:p>
@@ -6138,25 +5068,7 @@
           <w:sz w:val="14"/>
           <w:szCs w:val="14"/>
         </w:rPr>
-        <w:t xml:space="preserve">                    "</w:t>
-      </w:r>
-      <w:proofErr w:type="spellStart"/>
-      <w:r>
-        <w:rPr>
-          <w:rFonts w:ascii="Courier New" w:hAnsi="Courier New" w:cs="Courier New"/>
-          <w:sz w:val="14"/>
-          <w:szCs w:val="14"/>
-        </w:rPr>
-        <w:t>floor_number</w:t>
-      </w:r>
-      <w:proofErr w:type="spellEnd"/>
-      <w:r>
-        <w:rPr>
-          <w:rFonts w:ascii="Courier New" w:hAnsi="Courier New" w:cs="Courier New"/>
-          <w:sz w:val="14"/>
-          <w:szCs w:val="14"/>
-        </w:rPr>
-        <w:t>": 3,</w:t>
+        <w:t xml:space="preserve">                    "floor_number": 3,</w:t>
       </w:r>
     </w:p>
     <w:p>
@@ -6231,25 +5143,7 @@
           <w:sz w:val="14"/>
           <w:szCs w:val="14"/>
         </w:rPr>
-        <w:t xml:space="preserve">                            "</w:t>
-      </w:r>
-      <w:proofErr w:type="spellStart"/>
-      <w:r>
-        <w:rPr>
-          <w:rFonts w:ascii="Courier New" w:hAnsi="Courier New" w:cs="Courier New"/>
-          <w:sz w:val="14"/>
-          <w:szCs w:val="14"/>
-        </w:rPr>
-        <w:t>bay_id</w:t>
-      </w:r>
-      <w:proofErr w:type="spellEnd"/>
-      <w:r>
-        <w:rPr>
-          <w:rFonts w:ascii="Courier New" w:hAnsi="Courier New" w:cs="Courier New"/>
-          <w:sz w:val="14"/>
-          <w:szCs w:val="14"/>
-        </w:rPr>
-        <w:t>": "E",</w:t>
+        <w:t xml:space="preserve">                            "bay_id": "E",</w:t>
       </w:r>
     </w:p>
     <w:p>
@@ -6299,43 +5193,7 @@
           <w:sz w:val="14"/>
           <w:szCs w:val="14"/>
         </w:rPr>
-        <w:t xml:space="preserve">                                {"</w:t>
-      </w:r>
-      <w:proofErr w:type="spellStart"/>
-      <w:r>
-        <w:rPr>
-          <w:rFonts w:ascii="Courier New" w:hAnsi="Courier New" w:cs="Courier New"/>
-          <w:sz w:val="14"/>
-          <w:szCs w:val="14"/>
-        </w:rPr>
-        <w:t>spot_id</w:t>
-      </w:r>
-      <w:proofErr w:type="spellEnd"/>
-      <w:r>
-        <w:rPr>
-          <w:rFonts w:ascii="Courier New" w:hAnsi="Courier New" w:cs="Courier New"/>
-          <w:sz w:val="14"/>
-          <w:szCs w:val="14"/>
-        </w:rPr>
-        <w:t xml:space="preserve">": f"3-E-{i}", "type": </w:t>
-      </w:r>
-      <w:proofErr w:type="spellStart"/>
-      <w:r>
-        <w:rPr>
-          <w:rFonts w:ascii="Courier New" w:hAnsi="Courier New" w:cs="Courier New"/>
-          <w:sz w:val="14"/>
-          <w:szCs w:val="14"/>
-        </w:rPr>
-        <w:t>SpotType.STANDARD.value</w:t>
-      </w:r>
-      <w:proofErr w:type="spellEnd"/>
-      <w:r>
-        <w:rPr>
-          <w:rFonts w:ascii="Courier New" w:hAnsi="Courier New" w:cs="Courier New"/>
-          <w:sz w:val="14"/>
-          <w:szCs w:val="14"/>
-        </w:rPr>
-        <w:t>,</w:t>
+        <w:t xml:space="preserve">                                {"spot_id": f"3-E-{i}", "type": SpotType.STANDARD.value,</w:t>
       </w:r>
     </w:p>
     <w:p>
@@ -6360,25 +5218,7 @@
           <w:sz w:val="14"/>
           <w:szCs w:val="14"/>
         </w:rPr>
-        <w:t xml:space="preserve">                                 "status": "available"} for </w:t>
-      </w:r>
-      <w:proofErr w:type="spellStart"/>
-      <w:r>
-        <w:rPr>
-          <w:rFonts w:ascii="Courier New" w:hAnsi="Courier New" w:cs="Courier New"/>
-          <w:sz w:val="14"/>
-          <w:szCs w:val="14"/>
-        </w:rPr>
-        <w:t>i</w:t>
-      </w:r>
-      <w:proofErr w:type="spellEnd"/>
-      <w:r>
-        <w:rPr>
-          <w:rFonts w:ascii="Courier New" w:hAnsi="Courier New" w:cs="Courier New"/>
-          <w:sz w:val="14"/>
-          <w:szCs w:val="14"/>
-        </w:rPr>
-        <w:t xml:space="preserve"> in range(1, 6)</w:t>
+        <w:t xml:space="preserve">                                 "status": "available"} for i in range(1, 6)</w:t>
       </w:r>
     </w:p>
     <w:p>
@@ -6478,25 +5318,7 @@
           <w:sz w:val="14"/>
           <w:szCs w:val="14"/>
         </w:rPr>
-        <w:t xml:space="preserve">                            "</w:t>
-      </w:r>
-      <w:proofErr w:type="spellStart"/>
-      <w:r>
-        <w:rPr>
-          <w:rFonts w:ascii="Courier New" w:hAnsi="Courier New" w:cs="Courier New"/>
-          <w:sz w:val="14"/>
-          <w:szCs w:val="14"/>
-        </w:rPr>
-        <w:t>bay_id</w:t>
-      </w:r>
-      <w:proofErr w:type="spellEnd"/>
-      <w:r>
-        <w:rPr>
-          <w:rFonts w:ascii="Courier New" w:hAnsi="Courier New" w:cs="Courier New"/>
-          <w:sz w:val="14"/>
-          <w:szCs w:val="14"/>
-        </w:rPr>
-        <w:t>": "F",</w:t>
+        <w:t xml:space="preserve">                            "bay_id": "F",</w:t>
       </w:r>
     </w:p>
     <w:p>
@@ -6546,43 +5368,7 @@
           <w:sz w:val="14"/>
           <w:szCs w:val="14"/>
         </w:rPr>
-        <w:t xml:space="preserve">                                {"</w:t>
-      </w:r>
-      <w:proofErr w:type="spellStart"/>
-      <w:r>
-        <w:rPr>
-          <w:rFonts w:ascii="Courier New" w:hAnsi="Courier New" w:cs="Courier New"/>
-          <w:sz w:val="14"/>
-          <w:szCs w:val="14"/>
-        </w:rPr>
-        <w:t>spot_id</w:t>
-      </w:r>
-      <w:proofErr w:type="spellEnd"/>
-      <w:r>
-        <w:rPr>
-          <w:rFonts w:ascii="Courier New" w:hAnsi="Courier New" w:cs="Courier New"/>
-          <w:sz w:val="14"/>
-          <w:szCs w:val="14"/>
-        </w:rPr>
-        <w:t xml:space="preserve">": f"3-F-{i}", "type": </w:t>
-      </w:r>
-      <w:proofErr w:type="spellStart"/>
-      <w:r>
-        <w:rPr>
-          <w:rFonts w:ascii="Courier New" w:hAnsi="Courier New" w:cs="Courier New"/>
-          <w:sz w:val="14"/>
-          <w:szCs w:val="14"/>
-        </w:rPr>
-        <w:t>SpotType.OVERSIZED.value</w:t>
-      </w:r>
-      <w:proofErr w:type="spellEnd"/>
-      <w:r>
-        <w:rPr>
-          <w:rFonts w:ascii="Courier New" w:hAnsi="Courier New" w:cs="Courier New"/>
-          <w:sz w:val="14"/>
-          <w:szCs w:val="14"/>
-        </w:rPr>
-        <w:t>,</w:t>
+        <w:t xml:space="preserve">                                {"spot_id": f"3-F-{i}", "type": SpotType.OVERSIZED.value,</w:t>
       </w:r>
     </w:p>
     <w:p>
@@ -6607,25 +5393,7 @@
           <w:sz w:val="14"/>
           <w:szCs w:val="14"/>
         </w:rPr>
-        <w:t xml:space="preserve">                                 "status": "available"} for </w:t>
-      </w:r>
-      <w:proofErr w:type="spellStart"/>
-      <w:r>
-        <w:rPr>
-          <w:rFonts w:ascii="Courier New" w:hAnsi="Courier New" w:cs="Courier New"/>
-          <w:sz w:val="14"/>
-          <w:szCs w:val="14"/>
-        </w:rPr>
-        <w:t>i</w:t>
-      </w:r>
-      <w:proofErr w:type="spellEnd"/>
-      <w:r>
-        <w:rPr>
-          <w:rFonts w:ascii="Courier New" w:hAnsi="Courier New" w:cs="Courier New"/>
-          <w:sz w:val="14"/>
-          <w:szCs w:val="14"/>
-        </w:rPr>
-        <w:t xml:space="preserve"> in range(1, 6)</w:t>
+        <w:t xml:space="preserve">                                 "status": "available"} for i in range(1, 6)</w:t>
       </w:r>
     </w:p>
     <w:p>
@@ -6775,25 +5543,7 @@
           <w:sz w:val="14"/>
           <w:szCs w:val="14"/>
         </w:rPr>
-        <w:t xml:space="preserve">            </w:t>
-      </w:r>
-      <w:proofErr w:type="spellStart"/>
-      <w:r>
-        <w:rPr>
-          <w:rFonts w:ascii="Courier New" w:hAnsi="Courier New" w:cs="Courier New"/>
-          <w:sz w:val="14"/>
-          <w:szCs w:val="14"/>
-        </w:rPr>
-        <w:t>db.floors.insert_many</w:t>
-      </w:r>
-      <w:proofErr w:type="spellEnd"/>
-      <w:r>
-        <w:rPr>
-          <w:rFonts w:ascii="Courier New" w:hAnsi="Courier New" w:cs="Courier New"/>
-          <w:sz w:val="14"/>
-          <w:szCs w:val="14"/>
-        </w:rPr>
-        <w:t>(floors)</w:t>
+        <w:t xml:space="preserve">            db.floors.insert_many(floors)</w:t>
       </w:r>
     </w:p>
     <w:p>
@@ -6888,23 +5638,13 @@
           <w:szCs w:val="14"/>
         </w:rPr>
       </w:pPr>
-      <w:proofErr w:type="spellStart"/>
-      <w:r>
-        <w:rPr>
-          <w:rFonts w:ascii="Courier New" w:hAnsi="Courier New" w:cs="Courier New"/>
-          <w:sz w:val="14"/>
-          <w:szCs w:val="14"/>
-        </w:rPr>
-        <w:t>db.floors.insertOne</w:t>
-      </w:r>
-      <w:proofErr w:type="spellEnd"/>
-      <w:r>
-        <w:rPr>
-          <w:rFonts w:ascii="Courier New" w:hAnsi="Courier New" w:cs="Courier New"/>
-          <w:sz w:val="14"/>
-          <w:szCs w:val="14"/>
-        </w:rPr>
-        <w:t>({</w:t>
+      <w:r>
+        <w:rPr>
+          <w:rFonts w:ascii="Courier New" w:hAnsi="Courier New" w:cs="Courier New"/>
+          <w:sz w:val="14"/>
+          <w:szCs w:val="14"/>
+        </w:rPr>
+        <w:t>db.floors.insertOne({</w:t>
       </w:r>
     </w:p>
     <w:p>
@@ -6929,43 +5669,15 @@
           <w:sz w:val="14"/>
           <w:szCs w:val="14"/>
         </w:rPr>
-        <w:t xml:space="preserve">    "</w:t>
-      </w:r>
-      <w:proofErr w:type="spellStart"/>
-      <w:r>
-        <w:rPr>
-          <w:rFonts w:ascii="Courier New" w:hAnsi="Courier New" w:cs="Courier New"/>
-          <w:sz w:val="14"/>
-          <w:szCs w:val="14"/>
-        </w:rPr>
-        <w:t>floor_number</w:t>
-      </w:r>
-      <w:proofErr w:type="spellEnd"/>
-      <w:r>
-        <w:rPr>
-          <w:rFonts w:ascii="Courier New" w:hAnsi="Courier New" w:cs="Courier New"/>
-          <w:sz w:val="14"/>
-          <w:szCs w:val="14"/>
-        </w:rPr>
-        <w:t xml:space="preserve">": </w:t>
-      </w:r>
-      <w:proofErr w:type="spellStart"/>
-      <w:r>
-        <w:rPr>
-          <w:rFonts w:ascii="Courier New" w:hAnsi="Courier New" w:cs="Courier New"/>
-          <w:sz w:val="14"/>
-          <w:szCs w:val="14"/>
-        </w:rPr>
-        <w:t>NumberInt</w:t>
-      </w:r>
-      <w:proofErr w:type="spellEnd"/>
-      <w:r>
-        <w:rPr>
-          <w:rFonts w:ascii="Courier New" w:hAnsi="Courier New" w:cs="Courier New"/>
-          <w:sz w:val="14"/>
-          <w:szCs w:val="14"/>
-        </w:rPr>
-        <w:t>(3)</w:t>
+        <w:t xml:space="preserve">    "floor_number": </w:t>
+      </w:r>
+      <w:r>
+        <w:rPr>
+          <w:rFonts w:ascii="Courier New" w:hAnsi="Courier New" w:cs="Courier New"/>
+          <w:sz w:val="14"/>
+          <w:szCs w:val="14"/>
+        </w:rPr>
+        <w:t>NumberInt(3)</w:t>
       </w:r>
       <w:r>
         <w:rPr>
@@ -7048,25 +5760,7 @@
           <w:sz w:val="14"/>
           <w:szCs w:val="14"/>
         </w:rPr>
-        <w:t xml:space="preserve">            "</w:t>
-      </w:r>
-      <w:proofErr w:type="spellStart"/>
-      <w:r>
-        <w:rPr>
-          <w:rFonts w:ascii="Courier New" w:hAnsi="Courier New" w:cs="Courier New"/>
-          <w:sz w:val="14"/>
-          <w:szCs w:val="14"/>
-        </w:rPr>
-        <w:t>bay_id</w:t>
-      </w:r>
-      <w:proofErr w:type="spellEnd"/>
-      <w:r>
-        <w:rPr>
-          <w:rFonts w:ascii="Courier New" w:hAnsi="Courier New" w:cs="Courier New"/>
-          <w:sz w:val="14"/>
-          <w:szCs w:val="14"/>
-        </w:rPr>
-        <w:t>": "E",</w:t>
+        <w:t xml:space="preserve">            "bay_id": "E",</w:t>
       </w:r>
     </w:p>
     <w:p>
@@ -7141,25 +5835,7 @@
           <w:sz w:val="14"/>
           <w:szCs w:val="14"/>
         </w:rPr>
-        <w:t xml:space="preserve">                    "</w:t>
-      </w:r>
-      <w:proofErr w:type="spellStart"/>
-      <w:r>
-        <w:rPr>
-          <w:rFonts w:ascii="Courier New" w:hAnsi="Courier New" w:cs="Courier New"/>
-          <w:sz w:val="14"/>
-          <w:szCs w:val="14"/>
-        </w:rPr>
-        <w:t>spot_id</w:t>
-      </w:r>
-      <w:proofErr w:type="spellEnd"/>
-      <w:r>
-        <w:rPr>
-          <w:rFonts w:ascii="Courier New" w:hAnsi="Courier New" w:cs="Courier New"/>
-          <w:sz w:val="14"/>
-          <w:szCs w:val="14"/>
-        </w:rPr>
-        <w:t>": "3-E-1",</w:t>
+        <w:t xml:space="preserve">                    "spot_id": "3-E-1",</w:t>
       </w:r>
     </w:p>
     <w:p>
@@ -7186,7 +5862,6 @@
         </w:rPr>
         <w:t xml:space="preserve">                    "type": "</w:t>
       </w:r>
-      <w:proofErr w:type="spellStart"/>
       <w:r>
         <w:rPr>
           <w:rFonts w:ascii="Courier New" w:hAnsi="Courier New" w:cs="Courier New"/>
@@ -7195,7 +5870,6 @@
         </w:rPr>
         <w:t>ev_charging</w:t>
       </w:r>
-      <w:proofErr w:type="spellEnd"/>
       <w:r>
         <w:rPr>
           <w:rFonts w:ascii="Courier New" w:hAnsi="Courier New" w:cs="Courier New"/>
@@ -7302,25 +5976,7 @@
           <w:sz w:val="14"/>
           <w:szCs w:val="14"/>
         </w:rPr>
-        <w:t xml:space="preserve">                    "</w:t>
-      </w:r>
-      <w:proofErr w:type="spellStart"/>
-      <w:r>
-        <w:rPr>
-          <w:rFonts w:ascii="Courier New" w:hAnsi="Courier New" w:cs="Courier New"/>
-          <w:sz w:val="14"/>
-          <w:szCs w:val="14"/>
-        </w:rPr>
-        <w:t>spot_id</w:t>
-      </w:r>
-      <w:proofErr w:type="spellEnd"/>
-      <w:r>
-        <w:rPr>
-          <w:rFonts w:ascii="Courier New" w:hAnsi="Courier New" w:cs="Courier New"/>
-          <w:sz w:val="14"/>
-          <w:szCs w:val="14"/>
-        </w:rPr>
-        <w:t>": "3-E-2",</w:t>
+        <w:t xml:space="preserve">                    "spot_id": "3-E-2",</w:t>
       </w:r>
     </w:p>
     <w:p>
@@ -7347,7 +6003,6 @@
         </w:rPr>
         <w:t xml:space="preserve">                    "type": "</w:t>
       </w:r>
-      <w:proofErr w:type="spellStart"/>
       <w:r>
         <w:rPr>
           <w:rFonts w:ascii="Courier New" w:hAnsi="Courier New" w:cs="Courier New"/>
@@ -7356,7 +6011,6 @@
         </w:rPr>
         <w:t>ev_charging</w:t>
       </w:r>
-      <w:proofErr w:type="spellEnd"/>
       <w:r>
         <w:rPr>
           <w:rFonts w:ascii="Courier New" w:hAnsi="Courier New" w:cs="Courier New"/>
@@ -7463,25 +6117,7 @@
           <w:sz w:val="14"/>
           <w:szCs w:val="14"/>
         </w:rPr>
-        <w:t xml:space="preserve">                    "</w:t>
-      </w:r>
-      <w:proofErr w:type="spellStart"/>
-      <w:r>
-        <w:rPr>
-          <w:rFonts w:ascii="Courier New" w:hAnsi="Courier New" w:cs="Courier New"/>
-          <w:sz w:val="14"/>
-          <w:szCs w:val="14"/>
-        </w:rPr>
-        <w:t>spot_id</w:t>
-      </w:r>
-      <w:proofErr w:type="spellEnd"/>
-      <w:r>
-        <w:rPr>
-          <w:rFonts w:ascii="Courier New" w:hAnsi="Courier New" w:cs="Courier New"/>
-          <w:sz w:val="14"/>
-          <w:szCs w:val="14"/>
-        </w:rPr>
-        <w:t>": "3-E-3",</w:t>
+        <w:t xml:space="preserve">                    "spot_id": "3-E-3",</w:t>
       </w:r>
     </w:p>
     <w:p>
@@ -7622,25 +6258,7 @@
           <w:sz w:val="14"/>
           <w:szCs w:val="14"/>
         </w:rPr>
-        <w:t xml:space="preserve">                    "</w:t>
-      </w:r>
-      <w:proofErr w:type="spellStart"/>
-      <w:r>
-        <w:rPr>
-          <w:rFonts w:ascii="Courier New" w:hAnsi="Courier New" w:cs="Courier New"/>
-          <w:sz w:val="14"/>
-          <w:szCs w:val="14"/>
-        </w:rPr>
-        <w:t>spot_id</w:t>
-      </w:r>
-      <w:proofErr w:type="spellEnd"/>
-      <w:r>
-        <w:rPr>
-          <w:rFonts w:ascii="Courier New" w:hAnsi="Courier New" w:cs="Courier New"/>
-          <w:sz w:val="14"/>
-          <w:szCs w:val="14"/>
-        </w:rPr>
-        <w:t>": "3-E-4",</w:t>
+        <w:t xml:space="preserve">                    "spot_id": "3-E-4",</w:t>
       </w:r>
     </w:p>
     <w:p>
@@ -7781,25 +6399,7 @@
           <w:sz w:val="14"/>
           <w:szCs w:val="14"/>
         </w:rPr>
-        <w:t xml:space="preserve">                    "</w:t>
-      </w:r>
-      <w:proofErr w:type="spellStart"/>
-      <w:r>
-        <w:rPr>
-          <w:rFonts w:ascii="Courier New" w:hAnsi="Courier New" w:cs="Courier New"/>
-          <w:sz w:val="14"/>
-          <w:szCs w:val="14"/>
-        </w:rPr>
-        <w:t>spot_id</w:t>
-      </w:r>
-      <w:proofErr w:type="spellEnd"/>
-      <w:r>
-        <w:rPr>
-          <w:rFonts w:ascii="Courier New" w:hAnsi="Courier New" w:cs="Courier New"/>
-          <w:sz w:val="14"/>
-          <w:szCs w:val="14"/>
-        </w:rPr>
-        <w:t>": "3-E-5",</w:t>
+        <w:t xml:space="preserve">                    "spot_id": "3-E-5",</w:t>
       </w:r>
     </w:p>
     <w:p>
@@ -7827,15 +6427,12 @@
         <w:t xml:space="preserve">                    "type": "</w:t>
       </w:r>
       <w:r>
-        <w:t xml:space="preserve"> </w:t>
-      </w:r>
-      <w:r>
-        <w:rPr>
-          <w:rFonts w:ascii="Courier New" w:hAnsi="Courier New" w:cs="Courier New"/>
-          <w:sz w:val="14"/>
-          <w:szCs w:val="14"/>
-        </w:rPr>
-        <w:t xml:space="preserve">standard </w:t>
+        <w:rPr>
+          <w:rFonts w:ascii="Courier New" w:hAnsi="Courier New" w:cs="Courier New"/>
+          <w:sz w:val="14"/>
+          <w:szCs w:val="14"/>
+        </w:rPr>
+        <w:t>standard</w:t>
       </w:r>
       <w:r>
         <w:rPr>
@@ -7993,25 +6590,7 @@
           <w:sz w:val="14"/>
           <w:szCs w:val="14"/>
         </w:rPr>
-        <w:t xml:space="preserve">            "</w:t>
-      </w:r>
-      <w:proofErr w:type="spellStart"/>
-      <w:r>
-        <w:rPr>
-          <w:rFonts w:ascii="Courier New" w:hAnsi="Courier New" w:cs="Courier New"/>
-          <w:sz w:val="14"/>
-          <w:szCs w:val="14"/>
-        </w:rPr>
-        <w:t>bay_id</w:t>
-      </w:r>
-      <w:proofErr w:type="spellEnd"/>
-      <w:r>
-        <w:rPr>
-          <w:rFonts w:ascii="Courier New" w:hAnsi="Courier New" w:cs="Courier New"/>
-          <w:sz w:val="14"/>
-          <w:szCs w:val="14"/>
-        </w:rPr>
-        <w:t>": "F",</w:t>
+        <w:t xml:space="preserve">            "bay_id": "F",</w:t>
       </w:r>
     </w:p>
     <w:p>
@@ -8086,25 +6665,7 @@
           <w:sz w:val="14"/>
           <w:szCs w:val="14"/>
         </w:rPr>
-        <w:t xml:space="preserve">                    "</w:t>
-      </w:r>
-      <w:proofErr w:type="spellStart"/>
-      <w:r>
-        <w:rPr>
-          <w:rFonts w:ascii="Courier New" w:hAnsi="Courier New" w:cs="Courier New"/>
-          <w:sz w:val="14"/>
-          <w:szCs w:val="14"/>
-        </w:rPr>
-        <w:t>spot_id</w:t>
-      </w:r>
-      <w:proofErr w:type="spellEnd"/>
-      <w:r>
-        <w:rPr>
-          <w:rFonts w:ascii="Courier New" w:hAnsi="Courier New" w:cs="Courier New"/>
-          <w:sz w:val="14"/>
-          <w:szCs w:val="14"/>
-        </w:rPr>
-        <w:t>": "3-F-1",</w:t>
+        <w:t xml:space="preserve">                    "spot_id": "3-F-1",</w:t>
       </w:r>
     </w:p>
     <w:p>
@@ -8245,25 +6806,7 @@
           <w:sz w:val="14"/>
           <w:szCs w:val="14"/>
         </w:rPr>
-        <w:t xml:space="preserve">                    "</w:t>
-      </w:r>
-      <w:proofErr w:type="spellStart"/>
-      <w:r>
-        <w:rPr>
-          <w:rFonts w:ascii="Courier New" w:hAnsi="Courier New" w:cs="Courier New"/>
-          <w:sz w:val="14"/>
-          <w:szCs w:val="14"/>
-        </w:rPr>
-        <w:t>spot_id</w:t>
-      </w:r>
-      <w:proofErr w:type="spellEnd"/>
-      <w:r>
-        <w:rPr>
-          <w:rFonts w:ascii="Courier New" w:hAnsi="Courier New" w:cs="Courier New"/>
-          <w:sz w:val="14"/>
-          <w:szCs w:val="14"/>
-        </w:rPr>
-        <w:t>": "3-F-2",</w:t>
+        <w:t xml:space="preserve">                    "spot_id": "3-F-2",</w:t>
       </w:r>
     </w:p>
     <w:p>
@@ -8388,25 +6931,7 @@
           <w:sz w:val="14"/>
           <w:szCs w:val="14"/>
         </w:rPr>
-        <w:t xml:space="preserve">                    "</w:t>
-      </w:r>
-      <w:proofErr w:type="spellStart"/>
-      <w:r>
-        <w:rPr>
-          <w:rFonts w:ascii="Courier New" w:hAnsi="Courier New" w:cs="Courier New"/>
-          <w:sz w:val="14"/>
-          <w:szCs w:val="14"/>
-        </w:rPr>
-        <w:t>spot_id</w:t>
-      </w:r>
-      <w:proofErr w:type="spellEnd"/>
-      <w:r>
-        <w:rPr>
-          <w:rFonts w:ascii="Courier New" w:hAnsi="Courier New" w:cs="Courier New"/>
-          <w:sz w:val="14"/>
-          <w:szCs w:val="14"/>
-        </w:rPr>
-        <w:t>": "3-F-3",</w:t>
+        <w:t xml:space="preserve">                    "spot_id": "3-F-3",</w:t>
       </w:r>
     </w:p>
     <w:p>
@@ -8547,25 +7072,7 @@
           <w:sz w:val="14"/>
           <w:szCs w:val="14"/>
         </w:rPr>
-        <w:t xml:space="preserve">                    "</w:t>
-      </w:r>
-      <w:proofErr w:type="spellStart"/>
-      <w:r>
-        <w:rPr>
-          <w:rFonts w:ascii="Courier New" w:hAnsi="Courier New" w:cs="Courier New"/>
-          <w:sz w:val="14"/>
-          <w:szCs w:val="14"/>
-        </w:rPr>
-        <w:t>spot_id</w:t>
-      </w:r>
-      <w:proofErr w:type="spellEnd"/>
-      <w:r>
-        <w:rPr>
-          <w:rFonts w:ascii="Courier New" w:hAnsi="Courier New" w:cs="Courier New"/>
-          <w:sz w:val="14"/>
-          <w:szCs w:val="14"/>
-        </w:rPr>
-        <w:t>": "3-F-4",</w:t>
+        <w:t xml:space="preserve">                    "spot_id": "3-F-4",</w:t>
       </w:r>
     </w:p>
     <w:p>
@@ -8706,25 +7213,7 @@
           <w:sz w:val="14"/>
           <w:szCs w:val="14"/>
         </w:rPr>
-        <w:t xml:space="preserve">                    "</w:t>
-      </w:r>
-      <w:proofErr w:type="spellStart"/>
-      <w:r>
-        <w:rPr>
-          <w:rFonts w:ascii="Courier New" w:hAnsi="Courier New" w:cs="Courier New"/>
-          <w:sz w:val="14"/>
-          <w:szCs w:val="14"/>
-        </w:rPr>
-        <w:t>spot_id</w:t>
-      </w:r>
-      <w:proofErr w:type="spellEnd"/>
-      <w:r>
-        <w:rPr>
-          <w:rFonts w:ascii="Courier New" w:hAnsi="Courier New" w:cs="Courier New"/>
-          <w:sz w:val="14"/>
-          <w:szCs w:val="14"/>
-        </w:rPr>
-        <w:t>": "3-F-5",</w:t>
+        <w:t xml:space="preserve">                    "spot_id": "3-F-5",</w:t>
       </w:r>
     </w:p>
     <w:p>
@@ -8986,34 +7475,13 @@
           <w:b/>
           <w:bCs/>
         </w:rPr>
-        <w:t>Add a </w:t>
-      </w:r>
-      <w:proofErr w:type="spellStart"/>
-      <w:r>
-        <w:rPr>
-          <w:b/>
-          <w:bCs/>
-        </w:rPr>
-        <w:t>garage_id</w:t>
-      </w:r>
-      <w:proofErr w:type="spellEnd"/>
-      <w:r>
-        <w:rPr>
-          <w:b/>
-          <w:bCs/>
-        </w:rPr>
-        <w:t> field</w:t>
+        <w:t>Add a garage_id field</w:t>
       </w:r>
       <w:r>
         <w:t xml:space="preserve"> (or name, code, </w:t>
       </w:r>
-      <w:proofErr w:type="spellStart"/>
-      <w:r>
-        <w:t>parking_lot_id</w:t>
-      </w:r>
-      <w:proofErr w:type="spellEnd"/>
-      <w:r>
-        <w:t xml:space="preserve"> </w:t>
+      <w:r>
+        <w:t xml:space="preserve">parking_lot_id </w:t>
       </w:r>
       <w:r>
         <w:t>etc.) to each floor, bay, spot, and car document in MongoDB.</w:t>
@@ -9066,15 +7534,7 @@
         <w:t>Each floor</w:t>
       </w:r>
       <w:r>
-        <w:t> document should reference its parent garage via </w:t>
-      </w:r>
-      <w:proofErr w:type="spellStart"/>
-      <w:r>
-        <w:t>garage_id</w:t>
-      </w:r>
-      <w:proofErr w:type="spellEnd"/>
-      <w:r>
-        <w:t>.</w:t>
+        <w:t> document should reference its parent garage via garage_id.</w:t>
       </w:r>
     </w:p>
     <w:p>
@@ -9106,23 +7566,7 @@
           <w:b/>
           <w:bCs/>
         </w:rPr>
-        <w:t>All queries must include a </w:t>
-      </w:r>
-      <w:proofErr w:type="spellStart"/>
-      <w:r>
-        <w:rPr>
-          <w:b/>
-          <w:bCs/>
-        </w:rPr>
-        <w:t>garage_id</w:t>
-      </w:r>
-      <w:proofErr w:type="spellEnd"/>
-      <w:r>
-        <w:rPr>
-          <w:b/>
-          <w:bCs/>
-        </w:rPr>
-        <w:t> filter</w:t>
+        <w:t>All queries must include a garage_id filter</w:t>
       </w:r>
       <w:r>
         <w:t>.</w:t>
@@ -9137,23 +7581,7 @@
         </w:numPr>
       </w:pPr>
       <w:r>
-        <w:t>For example, when fetching floors or spots, add {"</w:t>
-      </w:r>
-      <w:proofErr w:type="spellStart"/>
-      <w:r>
-        <w:t>garage_id</w:t>
-      </w:r>
-      <w:proofErr w:type="spellEnd"/>
-      <w:r>
-        <w:t>": &lt;</w:t>
-      </w:r>
-      <w:proofErr w:type="spellStart"/>
-      <w:r>
-        <w:t>garage_id</w:t>
-      </w:r>
-      <w:proofErr w:type="spellEnd"/>
-      <w:r>
-        <w:t>&gt;} to the MongoDB query.</w:t>
+        <w:t>For example, when fetching floors or spots, add {"garage_id": &lt;garage_id&gt;} to the MongoDB query.</w:t>
       </w:r>
     </w:p>
     <w:p>
@@ -9259,15 +7687,7 @@
         </w:numPr>
       </w:pPr>
       <w:r>
-        <w:t>Pass the selected </w:t>
-      </w:r>
-      <w:proofErr w:type="spellStart"/>
-      <w:r>
-        <w:t>garage_id</w:t>
-      </w:r>
-      <w:proofErr w:type="spellEnd"/>
-      <w:r>
-        <w:t> to all API calls.</w:t>
+        <w:t>Pass the selected garage_id to all API calls.</w:t>
       </w:r>
     </w:p>
     <w:p>
@@ -9342,15 +7762,7 @@
         </w:numPr>
       </w:pPr>
       <w:r>
-        <w:t>When adding floors, associate them with the parent </w:t>
-      </w:r>
-      <w:proofErr w:type="spellStart"/>
-      <w:r>
-        <w:t>garage_id</w:t>
-      </w:r>
-      <w:proofErr w:type="spellEnd"/>
-      <w:r>
-        <w:t>.</w:t>
+        <w:t>When adding floors, associate them with the parent garage_id.</w:t>
       </w:r>
     </w:p>
     <w:p>
@@ -9426,15 +7838,7 @@
         </w:numPr>
       </w:pPr>
       <w:r>
-        <w:t>Just add more floor documents with the same </w:t>
-      </w:r>
-      <w:proofErr w:type="spellStart"/>
-      <w:r>
-        <w:t>garage_id</w:t>
-      </w:r>
-      <w:proofErr w:type="spellEnd"/>
-      <w:r>
-        <w:t>.</w:t>
+        <w:t>Just add more floor documents with the same garage_id.</w:t>
       </w:r>
     </w:p>
     <w:p>
@@ -9450,23 +7854,7 @@
           <w:b/>
           <w:bCs/>
         </w:rPr>
-        <w:t>Ensure the </w:t>
-      </w:r>
-      <w:proofErr w:type="spellStart"/>
-      <w:r>
-        <w:rPr>
-          <w:b/>
-          <w:bCs/>
-        </w:rPr>
-        <w:t>floor_number</w:t>
-      </w:r>
-      <w:proofErr w:type="spellEnd"/>
-      <w:r>
-        <w:rPr>
-          <w:b/>
-          <w:bCs/>
-        </w:rPr>
-        <w:t> is unique within each garage</w:t>
+        <w:t>Ensure the floor_number is unique within each garage</w:t>
       </w:r>
       <w:r>
         <w:t>.</w:t>
@@ -9532,15 +7920,7 @@
         </w:numPr>
       </w:pPr>
       <w:r>
-        <w:t>Insert a new floor document into the floors collection, ensuring </w:t>
-      </w:r>
-      <w:proofErr w:type="spellStart"/>
-      <w:r>
-        <w:t>garage_id</w:t>
-      </w:r>
-      <w:proofErr w:type="spellEnd"/>
-      <w:r>
-        <w:t> is set appropriately.</w:t>
+        <w:t>Insert a new floor document into the floors collection, ensuring garage_id is set appropriately.</w:t>
       </w:r>
     </w:p>
     <w:p>
@@ -9676,13 +8056,8 @@
               <w:cnfStyle w:val="100000000000" w:firstRow="1" w:lastRow="0" w:firstColumn="0" w:lastColumn="0" w:oddVBand="0" w:evenVBand="0" w:oddHBand="0" w:evenHBand="0" w:firstRowFirstColumn="0" w:firstRowLastColumn="0" w:lastRowFirstColumn="0" w:lastRowLastColumn="0"/>
             </w:pPr>
             <w:r>
-              <w:t>Frontend/</w:t>
+              <w:t>Frontend/Ux</w:t>
             </w:r>
-            <w:proofErr w:type="spellStart"/>
-            <w:r>
-              <w:t>Ux</w:t>
-            </w:r>
-            <w:proofErr w:type="spellEnd"/>
           </w:p>
         </w:tc>
       </w:tr>
@@ -9716,15 +8091,7 @@
               <w:cnfStyle w:val="000000100000" w:firstRow="0" w:lastRow="0" w:firstColumn="0" w:lastColumn="0" w:oddVBand="0" w:evenVBand="0" w:oddHBand="1" w:evenHBand="0" w:firstRowFirstColumn="0" w:firstRowLastColumn="0" w:lastRowFirstColumn="0" w:lastRowLastColumn="0"/>
             </w:pPr>
             <w:r>
-              <w:t>Add </w:t>
-            </w:r>
-            <w:proofErr w:type="spellStart"/>
-            <w:r>
-              <w:t>garage_id</w:t>
-            </w:r>
-            <w:proofErr w:type="spellEnd"/>
-            <w:r>
-              <w:t>; new garages</w:t>
+              <w:t>Add garage_id; new garages</w:t>
             </w:r>
           </w:p>
         </w:tc>
@@ -9739,15 +8106,7 @@
               <w:cnfStyle w:val="000000100000" w:firstRow="0" w:lastRow="0" w:firstColumn="0" w:lastColumn="0" w:oddVBand="0" w:evenVBand="0" w:oddHBand="1" w:evenHBand="0" w:firstRowFirstColumn="0" w:firstRowLastColumn="0" w:lastRowFirstColumn="0" w:lastRowLastColumn="0"/>
             </w:pPr>
             <w:r>
-              <w:t>Filter all queries by </w:t>
-            </w:r>
-            <w:proofErr w:type="spellStart"/>
-            <w:r>
-              <w:t>garage_id</w:t>
-            </w:r>
-            <w:proofErr w:type="spellEnd"/>
-            <w:r>
-              <w:t>;</w:t>
+              <w:t>Filter all queries by garage_id;</w:t>
             </w:r>
           </w:p>
         </w:tc>
@@ -9795,13 +8154,8 @@
               <w:cnfStyle w:val="000000000000" w:firstRow="0" w:lastRow="0" w:firstColumn="0" w:lastColumn="0" w:oddVBand="0" w:evenVBand="0" w:oddHBand="0" w:evenHBand="0" w:firstRowFirstColumn="0" w:firstRowLastColumn="0" w:lastRowFirstColumn="0" w:lastRowLastColumn="0"/>
             </w:pPr>
             <w:r>
-              <w:t>Add new floor docs with </w:t>
+              <w:t>Add new floor docs with garage_id</w:t>
             </w:r>
-            <w:proofErr w:type="spellStart"/>
-            <w:r>
-              <w:t>garage_id</w:t>
-            </w:r>
-            <w:proofErr w:type="spellEnd"/>
           </w:p>
         </w:tc>
         <w:tc>
@@ -9860,20 +8214,8 @@
           <w:szCs w:val="28"/>
           <w:highlight w:val="yellow"/>
         </w:rPr>
-        <w:t xml:space="preserve">Extend to add Reports, Alerts, Analytics </w:t>
-      </w:r>
-      <w:proofErr w:type="spellStart"/>
-      <w:r>
-        <w:rPr>
-          <w:b/>
-          <w:bCs/>
-          <w:sz w:val="28"/>
-          <w:szCs w:val="28"/>
-          <w:highlight w:val="yellow"/>
-        </w:rPr>
-        <w:t>etc</w:t>
-      </w:r>
-      <w:proofErr w:type="spellEnd"/>
+        <w:t>Extend to add Reports, Alerts, Analytics etc</w:t>
+      </w:r>
     </w:p>
     <w:p>
       <w:pPr>
@@ -15046,6 +13388,7 @@
   <w:style w:type="character" w:default="1" w:styleId="DefaultParagraphFont">
     <w:name w:val="Default Paragraph Font"/>
     <w:uiPriority w:val="1"/>
+    <w:semiHidden/>
     <w:unhideWhenUsed/>
   </w:style>
   <w:style w:type="table" w:default="1" w:styleId="TableNormal">
